--- a/paper/drafts/01_introduction_literature.docx
+++ b/paper/drafts/01_introduction_literature.docx
@@ -9,26 +9,14 @@
         <w:jc w:val="both"/>
         <w:rPr>
           <w:rFonts w:ascii="Times New Roman" w:eastAsia="Times New Roman" w:hAnsi="Times New Roman" w:cs="Times New Roman"/>
-          <w:sz w:val="24"/>
-          <w:szCs w:val="24"/>
-        </w:rPr>
-      </w:pPr>
-      <w:r>
-        <w:rPr>
-          <w:rFonts w:ascii="Times New Roman" w:eastAsia="Times New Roman" w:hAnsi="Times New Roman" w:cs="Times New Roman"/>
           <w:b/>
           <w:bCs/>
           <w:sz w:val="24"/>
           <w:szCs w:val="24"/>
-        </w:rPr>
-        <w:t>ĐỀ TÀI: ĐIỀU KIỆN TÀI CHÍNH TOÀN CẦU VÀ THỊ TRƯỜNG TIỀN MÃ HÓA: TRUYỀN DẪN PHI TUYẾN CỦA CÁC CÚ SỐC TIỀN TỆ, ĐỒNG USD VÀ RỦI RO ĐẾN BITCOIN VÀ ETHEREUM</w:t>
-      </w:r>
-    </w:p>
-    <w:p>
-      <w:pPr>
-        <w:spacing w:before="20" w:after="20" w:line="360" w:lineRule="auto"/>
-        <w:ind w:right="360"/>
-        <w:jc w:val="both"/>
+          <w:lang w:val="en-US"/>
+        </w:rPr>
+      </w:pPr>
+      <w:r>
         <w:rPr>
           <w:rFonts w:ascii="Times New Roman" w:eastAsia="Times New Roman" w:hAnsi="Times New Roman" w:cs="Times New Roman"/>
           <w:b/>
@@ -36,7 +24,8 @@
           <w:sz w:val="24"/>
           <w:szCs w:val="24"/>
         </w:rPr>
-      </w:pPr>
+        <w:t xml:space="preserve">ĐỀ TÀI: </w:t>
+      </w:r>
       <w:r>
         <w:rPr>
           <w:rFonts w:ascii="Times New Roman" w:eastAsia="Times New Roman" w:hAnsi="Times New Roman" w:cs="Times New Roman"/>
@@ -45,7 +34,7 @@
           <w:sz w:val="24"/>
           <w:szCs w:val="24"/>
         </w:rPr>
-        <w:t>1. Cơ sở lý thuyết và tổng quan các nghiên cứu trước</w:t>
+        <w:t>ĐIỀU KIỆN TÀI CHÍNH TOÀN CẦU VÀ THỊ TRƯỜNG TIỀN MÃ HÓA: PHÂN TÍCH MỐI LIÊN HỆ ĐỘNG VÀ SỰ KHÁC BIỆT THEO TRẠNG THÁI THỊ TRƯỜNG CỦA BITCOIN VÀ ETHEREUM</w:t>
       </w:r>
     </w:p>
     <w:p>
@@ -69,7 +58,7 @@
           <w:sz w:val="24"/>
           <w:szCs w:val="24"/>
         </w:rPr>
-        <w:t>1.1. Cơ sở lý thuyết</w:t>
+        <w:t>1. Cơ sở lý thuyết và tổng quan các nghiên cứu trước</w:t>
       </w:r>
     </w:p>
     <w:p>
@@ -93,87 +82,7 @@
           <w:sz w:val="24"/>
           <w:szCs w:val="24"/>
         </w:rPr>
-        <w:t>1.1.1. Kênh truyền dẫn của chính sách tiền tệ đến thị trường tiền mã hóa</w:t>
-      </w:r>
-    </w:p>
-    <w:p>
-      <w:pPr>
-        <w:spacing w:before="20" w:after="20" w:line="360" w:lineRule="auto"/>
-        <w:ind w:right="360" w:firstLine="720"/>
-        <w:jc w:val="both"/>
-        <w:rPr>
-          <w:rFonts w:ascii="Times New Roman" w:eastAsia="Times New Roman" w:hAnsi="Times New Roman" w:cs="Times New Roman"/>
-          <w:sz w:val="24"/>
-          <w:szCs w:val="24"/>
-        </w:rPr>
-      </w:pPr>
-      <w:r>
-        <w:rPr>
-          <w:rFonts w:ascii="Times New Roman" w:eastAsia="Times New Roman" w:hAnsi="Times New Roman" w:cs="Times New Roman"/>
-          <w:sz w:val="24"/>
-          <w:szCs w:val="24"/>
-        </w:rPr>
-        <w:t>Chính sách tiền tệ của Cục Dự trữ Liên bang Mỹ (Fed) có thể ảnh hưởng đến thị trường tiền mã hóa thông qua lãi suất, thanh khoản và mức độ chấp nhận rủi ro của nhà đầu tư. Khi Fed thắt chặt chính sách tiền tệ bất ngờ, lợi suất của các tài sản an toàn có thể tăng, chi phí vốn trở nên cao hơn và điều kiện tài chính có thể thắt chặt. Trong bối cảnh đó, nhà đầu tư có thể giảm tỷ trọng các tài sản có mức độ rủi ro cao, bao gồm Bitcoin (BTC) và Ethereum (ETH).</w:t>
-      </w:r>
-    </w:p>
-    <w:p>
-      <w:pPr>
-        <w:spacing w:before="20" w:after="20" w:line="360" w:lineRule="auto"/>
-        <w:ind w:right="360" w:firstLine="720"/>
-        <w:jc w:val="both"/>
-        <w:rPr>
-          <w:rFonts w:ascii="Times New Roman" w:eastAsia="Times New Roman" w:hAnsi="Times New Roman" w:cs="Times New Roman"/>
-          <w:sz w:val="24"/>
-          <w:szCs w:val="24"/>
-        </w:rPr>
-      </w:pPr>
-      <w:r>
-        <w:rPr>
-          <w:rFonts w:ascii="Times New Roman" w:eastAsia="Times New Roman" w:hAnsi="Times New Roman" w:cs="Times New Roman"/>
-          <w:sz w:val="24"/>
-          <w:szCs w:val="24"/>
-        </w:rPr>
-        <w:t>Tuy nhiên, phản ứng của tiền mã hóa không nhất thiết giống nhau trong mọi giai đoạn. Bitcoin từng được xem là phương tiện lưu trữ giá trị độc lập với hệ thống tiền tệ truyền thống, nhưng cũng có thể vận động như một tài sản đầu cơ có độ nhạy cao với thị trường tài chính. Vì vậy, dấu và cường độ tác động của cú sốc tiền tệ cần được kiểm định bằng dữ liệu thay vì giả định trước.</w:t>
-      </w:r>
-    </w:p>
-    <w:p>
-      <w:pPr>
-        <w:spacing w:before="20" w:after="20" w:line="360" w:lineRule="auto"/>
-        <w:ind w:right="360"/>
-        <w:jc w:val="both"/>
-        <w:rPr>
-          <w:rFonts w:ascii="Times New Roman" w:eastAsia="Times New Roman" w:hAnsi="Times New Roman" w:cs="Times New Roman"/>
-          <w:sz w:val="24"/>
-          <w:szCs w:val="24"/>
-        </w:rPr>
-      </w:pPr>
-      <w:r>
-        <w:rPr>
-          <w:rFonts w:ascii="Times New Roman" w:eastAsia="Times New Roman" w:hAnsi="Times New Roman" w:cs="Times New Roman"/>
-          <w:sz w:val="24"/>
-          <w:szCs w:val="24"/>
-        </w:rPr>
-        <w:t>Karau (2023) cho thấy mối quan hệ giữa chính sách tiền tệ Mỹ và Bitcoin đã thay đổi theo thời gian: sau năm 2020, Bitcoin có xu hướng giảm giá sau các cú sốc thắt chặt tiền tệ, trong khi ở một số giai đoạn trước đó, phản ứng có thể mang dấu ngược lại.</w:t>
-      </w:r>
-    </w:p>
-    <w:p>
-      <w:pPr>
-        <w:spacing w:before="20" w:after="20" w:line="360" w:lineRule="auto"/>
-        <w:ind w:right="360" w:firstLine="720"/>
-        <w:jc w:val="both"/>
-        <w:rPr>
-          <w:rFonts w:ascii="Times New Roman" w:eastAsia="Times New Roman" w:hAnsi="Times New Roman" w:cs="Times New Roman"/>
-          <w:sz w:val="24"/>
-          <w:szCs w:val="24"/>
-        </w:rPr>
-      </w:pPr>
-      <w:r>
-        <w:rPr>
-          <w:rFonts w:ascii="Times New Roman" w:eastAsia="Times New Roman" w:hAnsi="Times New Roman" w:cs="Times New Roman"/>
-          <w:sz w:val="24"/>
-          <w:szCs w:val="24"/>
-        </w:rPr>
-        <w:t>Điều này đặt nền tảng cho việc kiểm tra liệu phản ứng của BTC và ETH có thay đổi giữa các giai đoạn thị trường hay không.</w:t>
+        <w:t>1.1. Cơ sở lý thuyết</w:t>
       </w:r>
     </w:p>
     <w:p>
@@ -197,6 +106,112 @@
           <w:sz w:val="24"/>
           <w:szCs w:val="24"/>
         </w:rPr>
+        <w:t>1.1.1. Kênh truyền dẫn của chính sách tiền tệ đến thị trường tiền mã hóa</w:t>
+      </w:r>
+    </w:p>
+    <w:p>
+      <w:pPr>
+        <w:spacing w:before="20" w:after="20" w:line="360" w:lineRule="auto"/>
+        <w:ind w:right="360" w:firstLine="720"/>
+        <w:jc w:val="both"/>
+        <w:rPr>
+          <w:rFonts w:ascii="Times New Roman" w:eastAsia="Times New Roman" w:hAnsi="Times New Roman" w:cs="Times New Roman"/>
+          <w:sz w:val="24"/>
+          <w:szCs w:val="24"/>
+          <w:lang w:val="en-US"/>
+        </w:rPr>
+      </w:pPr>
+      <w:r>
+        <w:rPr>
+          <w:rFonts w:ascii="Times New Roman" w:eastAsia="Times New Roman" w:hAnsi="Times New Roman" w:cs="Times New Roman"/>
+          <w:sz w:val="24"/>
+          <w:szCs w:val="24"/>
+          <w:lang w:val="en-US"/>
+        </w:rPr>
+        <w:t>Khi điều kiện lãi suất tại Mỹ thay đổi, lợi suất của các tài sản an toàn, chi phí vốn và khẩu vị rủi ro của nhà đầu tư có thể biến động theo. Những thay đổi này có thể đi kèm với sự thay đổi trong lợi suất Bitcoin (BTC) và Ethereum (ETH). Trong nghiên cứu hiện tại, lợi suất trái phiếu Chính phủ Mỹ kỳ hạn 2 năm (US2Y) được sử dụng làm chỉ báo đại diện cho diễn biến lãi suất và kỳ vọng kinh tế, thay vì được xem là thước đo trực tiếp của cú sốc chính sách tiền tệ.</w:t>
+      </w:r>
+    </w:p>
+    <w:p>
+      <w:pPr>
+        <w:spacing w:before="20" w:after="20" w:line="360" w:lineRule="auto"/>
+        <w:ind w:right="360" w:firstLine="720"/>
+        <w:jc w:val="both"/>
+        <w:rPr>
+          <w:rFonts w:ascii="Times New Roman" w:eastAsia="Times New Roman" w:hAnsi="Times New Roman" w:cs="Times New Roman"/>
+          <w:sz w:val="24"/>
+          <w:szCs w:val="24"/>
+        </w:rPr>
+      </w:pPr>
+      <w:r>
+        <w:rPr>
+          <w:rFonts w:ascii="Times New Roman" w:eastAsia="Times New Roman" w:hAnsi="Times New Roman" w:cs="Times New Roman"/>
+          <w:sz w:val="24"/>
+          <w:szCs w:val="24"/>
+        </w:rPr>
+        <w:t>Tuy nhiên, phản ứng của tiền mã hóa không nhất thiết giống nhau trong mọi giai đoạn. Bitcoin từng được xem là phương tiện lưu trữ giá trị độc lập với hệ thống tiền tệ truyền thống, nhưng cũng có thể vận động như một tài sản đầu cơ có độ nhạy cao với thị trường tài chính. Vì vậy, dấu và cường độ tác động của cú sốc tiền tệ cần được kiểm định bằng dữ liệu thay vì giả định trước.</w:t>
+      </w:r>
+    </w:p>
+    <w:p>
+      <w:pPr>
+        <w:spacing w:before="20" w:after="20" w:line="360" w:lineRule="auto"/>
+        <w:ind w:right="360" w:firstLine="720"/>
+        <w:jc w:val="both"/>
+        <w:rPr>
+          <w:rFonts w:ascii="Times New Roman" w:eastAsia="Times New Roman" w:hAnsi="Times New Roman" w:cs="Times New Roman"/>
+          <w:sz w:val="24"/>
+          <w:szCs w:val="24"/>
+        </w:rPr>
+      </w:pPr>
+      <w:r>
+        <w:rPr>
+          <w:rFonts w:ascii="Times New Roman" w:eastAsia="Times New Roman" w:hAnsi="Times New Roman" w:cs="Times New Roman"/>
+          <w:sz w:val="24"/>
+          <w:szCs w:val="24"/>
+        </w:rPr>
+        <w:t>Karau (2023) cho thấy mối quan hệ giữa chính sách tiền tệ Mỹ và Bitcoin đã thay đổi theo thời gian: sau năm 2020, Bitcoin có xu hướng giảm giá sau các cú sốc thắt chặt tiền tệ, trong khi ở một số giai đoạn trước đó, phản ứng có thể mang dấu ngược lại.</w:t>
+      </w:r>
+    </w:p>
+    <w:p>
+      <w:pPr>
+        <w:spacing w:before="20" w:after="20" w:line="360" w:lineRule="auto"/>
+        <w:ind w:right="360" w:firstLine="720"/>
+        <w:jc w:val="both"/>
+        <w:rPr>
+          <w:rFonts w:ascii="Times New Roman" w:eastAsia="Times New Roman" w:hAnsi="Times New Roman" w:cs="Times New Roman"/>
+          <w:sz w:val="24"/>
+          <w:szCs w:val="24"/>
+        </w:rPr>
+      </w:pPr>
+      <w:r>
+        <w:rPr>
+          <w:rFonts w:ascii="Times New Roman" w:eastAsia="Times New Roman" w:hAnsi="Times New Roman" w:cs="Times New Roman"/>
+          <w:sz w:val="24"/>
+          <w:szCs w:val="24"/>
+        </w:rPr>
+        <w:t>Điều này đặt nền tảng cho việc kiểm tra liệu phản ứng của BTC và ETH có thay đổi giữa các giai đoạn thị trường hay không.</w:t>
+      </w:r>
+    </w:p>
+    <w:p>
+      <w:pPr>
+        <w:spacing w:before="20" w:after="20" w:line="360" w:lineRule="auto"/>
+        <w:ind w:right="360"/>
+        <w:jc w:val="both"/>
+        <w:rPr>
+          <w:rFonts w:ascii="Times New Roman" w:eastAsia="Times New Roman" w:hAnsi="Times New Roman" w:cs="Times New Roman"/>
+          <w:b/>
+          <w:bCs/>
+          <w:sz w:val="24"/>
+          <w:szCs w:val="24"/>
+        </w:rPr>
+      </w:pPr>
+      <w:r>
+        <w:rPr>
+          <w:rFonts w:ascii="Times New Roman" w:eastAsia="Times New Roman" w:hAnsi="Times New Roman" w:cs="Times New Roman"/>
+          <w:b/>
+          <w:bCs/>
+          <w:sz w:val="24"/>
+          <w:szCs w:val="24"/>
+        </w:rPr>
         <w:t>1.1.2. Điều kiện tài chính toàn cầu và kênh truyền dẫn qua tài sản tài chính</w:t>
       </w:r>
     </w:p>
@@ -272,6 +287,7 @@
           <w:bCs/>
           <w:sz w:val="24"/>
           <w:szCs w:val="24"/>
+          <w:lang w:val="en-US"/>
         </w:rPr>
       </w:pPr>
       <w:r>
@@ -282,7 +298,7 @@
           <w:sz w:val="24"/>
           <w:szCs w:val="24"/>
         </w:rPr>
-        <w:t>1.1.3. Tính phi tuyến và sự khác biệt theo trạng thái thị trường</w:t>
+        <w:t>1.1.3. Sự khác biệt theo chân trời thời gian và trạng thái thị trường</w:t>
       </w:r>
     </w:p>
     <w:p>
@@ -374,15 +390,17 @@
           <w:rFonts w:ascii="Times New Roman" w:eastAsia="Times New Roman" w:hAnsi="Times New Roman" w:cs="Times New Roman"/>
           <w:sz w:val="24"/>
           <w:szCs w:val="24"/>
-        </w:rPr>
-      </w:pPr>
-      <w:r>
-        <w:rPr>
-          <w:rFonts w:ascii="Times New Roman" w:eastAsia="Times New Roman" w:hAnsi="Times New Roman" w:cs="Times New Roman"/>
-          <w:sz w:val="24"/>
-          <w:szCs w:val="24"/>
-        </w:rPr>
-        <w:t>Vì vậy, ngoài việc ước lượng tác động trung bình, nghiên cứu cần xem xét tác động tại các chân trời thời gian khác nhau, giữa các giai đoạn trước và sau năm 2020, cũng như giữa trạng thái thị trường bình thường và căng thẳng.</w:t>
+          <w:lang w:val="en-US"/>
+        </w:rPr>
+      </w:pPr>
+      <w:r>
+        <w:rPr>
+          <w:rFonts w:ascii="Times New Roman" w:eastAsia="Times New Roman" w:hAnsi="Times New Roman" w:cs="Times New Roman"/>
+          <w:sz w:val="24"/>
+          <w:szCs w:val="24"/>
+          <w:lang w:val="en-US"/>
+        </w:rPr>
+        <w:t>Vì vậy, ngoài việc ước lượng mối liên hệ trung bình, nghiên cứu xem xét sự thay đổi của các hệ số theo những chân trời dự báo khác nhau, giữa giai đoạn 2018–2019 và 2020–2025, cũng như giữa trạng thái thị trường bình thường (Calm) và căng thẳng (Stress). Cách tiếp cận này cho phép kiểm tra liệu mối liên hệ giữa các chỉ báo tài chính toàn cầu và lợi suất BTC, ETH có ổn định theo thời gian và trạng thái thị trường hay không.</w:t>
       </w:r>
     </w:p>
     <w:p>
@@ -406,95 +424,9 @@
           <w:sz w:val="24"/>
           <w:szCs w:val="24"/>
         </w:rPr>
-        <w:t>1.1.4. Khả năng dự báo rủi ro và giá trị gia tăng của biến vĩ mô</w:t>
-      </w:r>
-    </w:p>
-    <w:p>
-      <w:pPr>
-        <w:spacing w:before="20" w:after="20" w:line="360" w:lineRule="auto"/>
-        <w:ind w:right="360" w:firstLine="720"/>
-        <w:jc w:val="both"/>
-        <w:rPr>
-          <w:rFonts w:ascii="Times New Roman" w:eastAsia="Times New Roman" w:hAnsi="Times New Roman" w:cs="Times New Roman"/>
-          <w:sz w:val="24"/>
-          <w:szCs w:val="24"/>
-        </w:rPr>
-      </w:pPr>
-      <w:r>
-        <w:rPr>
-          <w:rFonts w:ascii="Times New Roman" w:eastAsia="Times New Roman" w:hAnsi="Times New Roman" w:cs="Times New Roman"/>
-          <w:sz w:val="24"/>
-          <w:szCs w:val="24"/>
-        </w:rPr>
-        <w:t>Một biến có tương quan với lợi suất tiền mã hóa chưa chắc cải thiện được dự báo ngoài mẫu. Khả năng dự báo chỉ được xác lập khi mô hình sử dụng thông tin có sẵn tại thời điểm dự báo và đạt kết quả tốt hơn các mô hình chuẩn trên dữ liệu chưa được dùng để ước lượng.</w:t>
-      </w:r>
-    </w:p>
-    <w:p>
-      <w:pPr>
-        <w:spacing w:before="20" w:after="20" w:line="360" w:lineRule="auto"/>
-        <w:ind w:right="360"/>
-        <w:jc w:val="both"/>
-        <w:rPr>
-          <w:rFonts w:ascii="Times New Roman" w:eastAsia="Times New Roman" w:hAnsi="Times New Roman" w:cs="Times New Roman"/>
-          <w:sz w:val="24"/>
-          <w:szCs w:val="24"/>
-        </w:rPr>
-      </w:pPr>
-      <w:r>
-        <w:rPr>
-          <w:rFonts w:ascii="Times New Roman" w:eastAsia="Times New Roman" w:hAnsi="Times New Roman" w:cs="Times New Roman"/>
-          <w:sz w:val="24"/>
-          <w:szCs w:val="24"/>
-        </w:rPr>
-        <w:t>Yae và Tian (2022) cho thấy một số biến dự báo có ý nghĩa trong mẫu không duy trì được khả năng dự báo ngoài mẫu; sự thay đổi trong tương quan với thị trường chứng khoán là một trong những tín hiệu dự báo có kết quả nổi bật trong nghiên cứu của họ.</w:t>
-      </w:r>
-    </w:p>
-    <w:p>
-      <w:pPr>
-        <w:spacing w:before="20" w:after="20" w:line="360" w:lineRule="auto"/>
-        <w:ind w:right="360"/>
-        <w:jc w:val="both"/>
-        <w:rPr>
-          <w:rFonts w:ascii="Times New Roman" w:eastAsia="Times New Roman" w:hAnsi="Times New Roman" w:cs="Times New Roman"/>
-          <w:sz w:val="24"/>
-          <w:szCs w:val="24"/>
-        </w:rPr>
-      </w:pPr>
-      <w:r>
-        <w:rPr>
-          <w:rFonts w:ascii="Times New Roman" w:eastAsia="Times New Roman" w:hAnsi="Times New Roman" w:cs="Times New Roman"/>
-          <w:sz w:val="24"/>
-          <w:szCs w:val="24"/>
-        </w:rPr>
-        <w:lastRenderedPageBreak/>
-        <w:t>Trong khi đó, Lawuobahsumo, Algieri và Leccadito (2024) cho thấy các biến như VIX, chênh lệch lợi suất trái phiếu và kỳ vọng lạm phát có thể cải thiện dự báo rủi ro ở hai đuôi phân phối lợi suất tiền mã hóa.</w:t>
-      </w:r>
-    </w:p>
-    <w:p>
-      <w:pPr>
-        <w:spacing w:before="20" w:after="20" w:line="360" w:lineRule="auto"/>
-        <w:ind w:right="360" w:firstLine="720"/>
-        <w:jc w:val="both"/>
-        <w:rPr>
-          <w:rFonts w:ascii="Times New Roman" w:eastAsia="Times New Roman" w:hAnsi="Times New Roman" w:cs="Times New Roman"/>
-          <w:sz w:val="24"/>
-          <w:szCs w:val="24"/>
-        </w:rPr>
-      </w:pPr>
-      <w:r>
-        <w:rPr>
-          <w:rFonts w:ascii="Times New Roman" w:eastAsia="Times New Roman" w:hAnsi="Times New Roman" w:cs="Times New Roman"/>
-          <w:sz w:val="24"/>
-          <w:szCs w:val="24"/>
-        </w:rPr>
-        <w:t>Điều này gợi ý rằng nghiên cứu cần tách biệt hai mục tiêu: giải thích cơ chế truyền dẫn của cú sốc tài chính và đánh giá giá trị dự báo của các biến vĩ mô. Mô hình kinh tế lượng phục vụ mục tiêu thứ nhất không nhất thiết là mô hình dự báo tốt nhất, và mô hình học máy dự báo tốt cũng không tự động chứng minh quan hệ nhân quả.</w:t>
-      </w:r>
-    </w:p>
-    <w:p>
-      <w:pPr>
-        <w:spacing w:before="20" w:after="20" w:line="360" w:lineRule="auto"/>
-        <w:ind w:right="360"/>
-        <w:jc w:val="both"/>
+        <w:t xml:space="preserve">1.1.4. </w:t>
+      </w:r>
+      <w:r>
         <w:rPr>
           <w:rFonts w:ascii="Times New Roman" w:eastAsia="Times New Roman" w:hAnsi="Times New Roman" w:cs="Times New Roman"/>
           <w:b/>
@@ -502,8 +434,102 @@
           <w:sz w:val="24"/>
           <w:szCs w:val="24"/>
         </w:rPr>
-      </w:pPr>
-      <w:r>
+        <w:t>Khả năng dự báo ngoài mẫu và giá trị gia tăng của biến tài chính toàn cầu</w:t>
+      </w:r>
+    </w:p>
+    <w:p>
+      <w:pPr>
+        <w:spacing w:before="20" w:after="20" w:line="360" w:lineRule="auto"/>
+        <w:ind w:right="360" w:firstLine="720"/>
+        <w:jc w:val="both"/>
+        <w:rPr>
+          <w:rFonts w:ascii="Times New Roman" w:eastAsia="Times New Roman" w:hAnsi="Times New Roman" w:cs="Times New Roman"/>
+          <w:sz w:val="24"/>
+          <w:szCs w:val="24"/>
+        </w:rPr>
+      </w:pPr>
+      <w:r>
+        <w:rPr>
+          <w:rFonts w:ascii="Times New Roman" w:eastAsia="Times New Roman" w:hAnsi="Times New Roman" w:cs="Times New Roman"/>
+          <w:sz w:val="24"/>
+          <w:szCs w:val="24"/>
+        </w:rPr>
+        <w:t>Một biến có tương quan với lợi suất tiền mã hóa chưa chắc cải thiện được dự báo ngoài mẫu. Khả năng dự báo chỉ được xác lập khi mô hình sử dụng thông tin có sẵn tại thời điểm dự báo và đạt kết quả tốt hơn các mô hình chuẩn trên dữ liệu chưa được dùng để ước lượng.</w:t>
+      </w:r>
+    </w:p>
+    <w:p>
+      <w:pPr>
+        <w:spacing w:before="20" w:after="20" w:line="360" w:lineRule="auto"/>
+        <w:ind w:right="360" w:firstLine="720"/>
+        <w:jc w:val="both"/>
+        <w:rPr>
+          <w:rFonts w:ascii="Times New Roman" w:eastAsia="Times New Roman" w:hAnsi="Times New Roman" w:cs="Times New Roman"/>
+          <w:sz w:val="24"/>
+          <w:szCs w:val="24"/>
+        </w:rPr>
+      </w:pPr>
+      <w:r>
+        <w:rPr>
+          <w:rFonts w:ascii="Times New Roman" w:eastAsia="Times New Roman" w:hAnsi="Times New Roman" w:cs="Times New Roman"/>
+          <w:sz w:val="24"/>
+          <w:szCs w:val="24"/>
+        </w:rPr>
+        <w:t>Yae và Tian (2022) cho thấy một số biến dự báo có ý nghĩa trong mẫu không duy trì được khả năng dự báo ngoài mẫu; sự thay đổi trong tương quan với thị trường chứng khoán là một trong những tín hiệu dự báo có kết quả nổi bật trong nghiên cứu của họ.</w:t>
+      </w:r>
+      <w:r>
+        <w:rPr>
+          <w:rFonts w:ascii="Times New Roman" w:eastAsia="Times New Roman" w:hAnsi="Times New Roman" w:cs="Times New Roman"/>
+          <w:sz w:val="24"/>
+          <w:szCs w:val="24"/>
+          <w:lang w:val="en-US"/>
+        </w:rPr>
+        <w:t xml:space="preserve"> </w:t>
+      </w:r>
+      <w:r>
+        <w:rPr>
+          <w:rFonts w:ascii="Times New Roman" w:eastAsia="Times New Roman" w:hAnsi="Times New Roman" w:cs="Times New Roman"/>
+          <w:sz w:val="24"/>
+          <w:szCs w:val="24"/>
+        </w:rPr>
+        <w:t xml:space="preserve">Trong </w:t>
+      </w:r>
+      <w:r>
+        <w:rPr>
+          <w:rFonts w:ascii="Times New Roman" w:eastAsia="Times New Roman" w:hAnsi="Times New Roman" w:cs="Times New Roman"/>
+          <w:sz w:val="24"/>
+          <w:szCs w:val="24"/>
+        </w:rPr>
+        <w:lastRenderedPageBreak/>
+        <w:t>khi đó, Lawuobahsumo, Algieri và Leccadito (2024) cho thấy các biến như VIX, chênh lệch lợi suất trái phiếu và kỳ vọng lạm phát có thể cải thiện dự báo rủi ro ở hai đuôi phân phối lợi suất tiền mã hóa.</w:t>
+      </w:r>
+    </w:p>
+    <w:p>
+      <w:pPr>
+        <w:spacing w:before="20" w:after="20" w:line="360" w:lineRule="auto"/>
+        <w:ind w:right="360" w:firstLine="720"/>
+        <w:jc w:val="both"/>
+        <w:rPr>
+          <w:rFonts w:ascii="Times New Roman" w:eastAsia="Times New Roman" w:hAnsi="Times New Roman" w:cs="Times New Roman"/>
+          <w:sz w:val="24"/>
+          <w:szCs w:val="24"/>
+          <w:lang w:val="en-US"/>
+        </w:rPr>
+      </w:pPr>
+      <w:r>
+        <w:rPr>
+          <w:rFonts w:ascii="Times New Roman" w:eastAsia="Times New Roman" w:hAnsi="Times New Roman" w:cs="Times New Roman"/>
+          <w:sz w:val="24"/>
+          <w:szCs w:val="24"/>
+          <w:lang w:val="en-US"/>
+        </w:rPr>
+        <w:t>Điều này gợi ý rằng nghiên cứu cần tách biệt hai mục tiêu: phân tích mối liên hệ động giữa các chỉ báo tài chính toàn cầu và lợi suất tiền mã hóa, đồng thời đánh giá giá trị dự báo ngoài mẫu của các biến này. Trong nghiên cứu hiện tại, mô hình học máy dự báo độ lớn lợi suất ngày kế tiếp, được đo bằng trị tuyệt đối của lợi suất log, chứ không trực tiếp dự báo Value-at-Risk (VaR), Expected Shortfall (ES) hoặc hướng tăng giảm của giá.</w:t>
+      </w:r>
+    </w:p>
+    <w:p>
+      <w:pPr>
+        <w:spacing w:before="20" w:after="20" w:line="360" w:lineRule="auto"/>
+        <w:ind w:right="360"/>
+        <w:jc w:val="both"/>
         <w:rPr>
           <w:rFonts w:ascii="Times New Roman" w:eastAsia="Times New Roman" w:hAnsi="Times New Roman" w:cs="Times New Roman"/>
           <w:b/>
@@ -511,14 +537,8 @@
           <w:sz w:val="24"/>
           <w:szCs w:val="24"/>
         </w:rPr>
-        <w:t>1.2. Tổng quan bảy nghiên cứu thực nghiệm</w:t>
-      </w:r>
-    </w:p>
-    <w:p>
-      <w:pPr>
-        <w:spacing w:before="20" w:after="20" w:line="360" w:lineRule="auto"/>
-        <w:ind w:right="360"/>
-        <w:jc w:val="both"/>
+      </w:pPr>
+      <w:r>
         <w:rPr>
           <w:rFonts w:ascii="Times New Roman" w:eastAsia="Times New Roman" w:hAnsi="Times New Roman" w:cs="Times New Roman"/>
           <w:b/>
@@ -526,8 +546,14 @@
           <w:sz w:val="24"/>
           <w:szCs w:val="24"/>
         </w:rPr>
-      </w:pPr>
-      <w:r>
+        <w:t>1.2. Tổng quan bảy nghiên cứu thực nghiệm</w:t>
+      </w:r>
+    </w:p>
+    <w:p>
+      <w:pPr>
+        <w:spacing w:before="20" w:after="20" w:line="360" w:lineRule="auto"/>
+        <w:ind w:right="360"/>
+        <w:jc w:val="both"/>
         <w:rPr>
           <w:rFonts w:ascii="Times New Roman" w:eastAsia="Times New Roman" w:hAnsi="Times New Roman" w:cs="Times New Roman"/>
           <w:b/>
@@ -535,94 +561,8 @@
           <w:sz w:val="24"/>
           <w:szCs w:val="24"/>
         </w:rPr>
-        <w:t>1.2.1. Nghiên cứu 1: Căng thẳng tài chính toàn cầu và thị trường tiền mã hóa của Colombage, Jayawardhana và Oatley (2025)</w:t>
-      </w:r>
-    </w:p>
-    <w:p>
-      <w:pPr>
-        <w:spacing w:before="20" w:after="20" w:line="360" w:lineRule="auto"/>
-        <w:ind w:right="360" w:firstLine="720"/>
-        <w:jc w:val="both"/>
-        <w:rPr>
-          <w:rFonts w:ascii="Times New Roman" w:eastAsia="Times New Roman" w:hAnsi="Times New Roman" w:cs="Times New Roman"/>
-          <w:sz w:val="24"/>
-          <w:szCs w:val="24"/>
-        </w:rPr>
-      </w:pPr>
-      <w:r>
-        <w:rPr>
-          <w:rFonts w:ascii="Times New Roman" w:eastAsia="Times New Roman" w:hAnsi="Times New Roman" w:cs="Times New Roman"/>
-          <w:sz w:val="24"/>
-          <w:szCs w:val="24"/>
-        </w:rPr>
-        <w:t>Nghiên cứu Global Financial Stress and Its Transmission to Cryptocurrency Markets: A Cointegration and Causality Approach phân tích mối liên hệ giữa căng thẳng tài chính toàn cầu và thị trường tiền mã hóa trong giai đoạn từ ngày 1/1/2017 đến 31/1/2025. Nhóm tác giả sử dụng chỉ số thị trường tiền mã hóa BGCI, chỉ số căng thẳng tài chính OFR-FSI, các chỉ số biến động như VIX, VVIX, VSTOXX, VVSTOXX và MOVE, cùng thị trường cổ phiếu, trái phiếu và hàng hóa. Các phương pháp được sử dụng bao gồm kiểm định nghiệm đơn vị, đồng liên kết, ARDL bounds, kiểm định nhân quả Toda–Yamamoto và mô hình Markov Switching hai trạng thái.</w:t>
-      </w:r>
-    </w:p>
-    <w:p>
-      <w:pPr>
-        <w:spacing w:before="20" w:after="20" w:line="360" w:lineRule="auto"/>
-        <w:ind w:right="360" w:firstLine="720"/>
-        <w:jc w:val="both"/>
-        <w:rPr>
-          <w:rFonts w:ascii="Times New Roman" w:eastAsia="Times New Roman" w:hAnsi="Times New Roman" w:cs="Times New Roman"/>
-          <w:sz w:val="24"/>
-          <w:szCs w:val="24"/>
-        </w:rPr>
-      </w:pPr>
-      <w:r>
-        <w:rPr>
-          <w:rFonts w:ascii="Times New Roman" w:eastAsia="Times New Roman" w:hAnsi="Times New Roman" w:cs="Times New Roman"/>
-          <w:sz w:val="24"/>
-          <w:szCs w:val="24"/>
-        </w:rPr>
-        <w:t>Điểm phù hợp với đề tài là nghiên cứu xem xét cả mối quan hệ dài hạn, quan hệ nhân quả theo nghĩa dự báo và sự thay đổi giữa các trạng thái thị trường. Đây là cơ sở để xây dựng hệ thống biến đại diện cho điều kiện tài chính toàn cầu, đồng thời cân nhắc các kiểm định động và mô hình phân biệt trạng thái bình thường với trạng thái căng thẳng.</w:t>
-      </w:r>
-    </w:p>
-    <w:p>
-      <w:pPr>
-        <w:spacing w:before="20" w:after="20" w:line="360" w:lineRule="auto"/>
-        <w:ind w:right="360" w:firstLine="720"/>
-        <w:jc w:val="both"/>
-        <w:rPr>
-          <w:rFonts w:ascii="Times New Roman" w:eastAsia="Times New Roman" w:hAnsi="Times New Roman" w:cs="Times New Roman"/>
-          <w:sz w:val="24"/>
-          <w:szCs w:val="24"/>
-        </w:rPr>
-      </w:pPr>
-      <w:r>
-        <w:rPr>
-          <w:rFonts w:ascii="Times New Roman" w:eastAsia="Times New Roman" w:hAnsi="Times New Roman" w:cs="Times New Roman"/>
-          <w:sz w:val="24"/>
-          <w:szCs w:val="24"/>
-        </w:rPr>
-        <w:t>Tuy nhiên, nghiên cứu hiện tại tập trung riêng vào BTC và ETH, đồng thời quan tâm đến phản ứng trước những cú sốc cụ thể như chính sách tiền tệ, biến động USD và rủi ro thị trường. Do đó, kết quả ở cấp độ toàn thị trường tiền mã hóa không thể được mặc nhiên xem là kết quả riêng của BTC hoặc ETH.</w:t>
-      </w:r>
-    </w:p>
-    <w:p>
-      <w:pPr>
-        <w:spacing w:before="20" w:after="20" w:line="360" w:lineRule="auto"/>
-        <w:ind w:right="360" w:firstLine="720"/>
-        <w:jc w:val="both"/>
-        <w:rPr>
-          <w:rFonts w:ascii="Times New Roman" w:eastAsia="Times New Roman" w:hAnsi="Times New Roman" w:cs="Times New Roman"/>
-          <w:sz w:val="24"/>
-          <w:szCs w:val="24"/>
-        </w:rPr>
-      </w:pPr>
-      <w:r>
-        <w:rPr>
-          <w:rFonts w:ascii="Times New Roman" w:eastAsia="Times New Roman" w:hAnsi="Times New Roman" w:cs="Times New Roman"/>
-          <w:sz w:val="24"/>
-          <w:szCs w:val="24"/>
-        </w:rPr>
-        <w:t>Ý nghĩa đối với đề tài: cung cấp cơ sở cho việc kiểm tra mối quan hệ giữa điều kiện tài chính toàn cầu và tiền mã hóa, cũng như khả năng tồn tại các chế độ thị trường khác nhau.</w:t>
-      </w:r>
-    </w:p>
-    <w:p>
-      <w:pPr>
-        <w:spacing w:before="20" w:after="20" w:line="360" w:lineRule="auto"/>
-        <w:ind w:right="360"/>
-        <w:jc w:val="both"/>
+      </w:pPr>
+      <w:r>
         <w:rPr>
           <w:rFonts w:ascii="Times New Roman" w:eastAsia="Times New Roman" w:hAnsi="Times New Roman" w:cs="Times New Roman"/>
           <w:b/>
@@ -630,8 +570,96 @@
           <w:sz w:val="24"/>
           <w:szCs w:val="24"/>
         </w:rPr>
-      </w:pPr>
-      <w:r>
+        <w:t>1.2.1. Nghiên cứu 1: Căng thẳng tài chính toàn cầu và thị trường tiền mã hóa của Colombage, Jayawardhana và Oatley (2025)</w:t>
+      </w:r>
+    </w:p>
+    <w:p>
+      <w:pPr>
+        <w:spacing w:before="20" w:after="20" w:line="360" w:lineRule="auto"/>
+        <w:ind w:right="360" w:firstLine="720"/>
+        <w:jc w:val="both"/>
+        <w:rPr>
+          <w:rFonts w:ascii="Times New Roman" w:eastAsia="Times New Roman" w:hAnsi="Times New Roman" w:cs="Times New Roman"/>
+          <w:sz w:val="24"/>
+          <w:szCs w:val="24"/>
+        </w:rPr>
+      </w:pPr>
+      <w:r>
+        <w:rPr>
+          <w:rFonts w:ascii="Times New Roman" w:eastAsia="Times New Roman" w:hAnsi="Times New Roman" w:cs="Times New Roman"/>
+          <w:sz w:val="24"/>
+          <w:szCs w:val="24"/>
+        </w:rPr>
+        <w:t>Nghiên cứu Global Financial Stress and Its Transmission to Cryptocurrency Markets: A Cointegration and Causality Approach phân tích mối liên hệ giữa căng thẳng tài chính toàn cầu và thị trường tiền mã hóa trong giai đoạn từ ngày 1/1/2017 đến 31/1/2025. Nhóm tác giả sử dụng chỉ số thị trường tiền mã hóa BGCI, chỉ số căng thẳng tài chính OFR-FSI, các chỉ số biến động như VIX, VVIX, VSTOXX, VVSTOXX và MOVE, cùng thị trường cổ phiếu, trái phiếu và hàng hóa. Các phương pháp được sử dụng bao gồm kiểm định nghiệm đơn vị, đồng liên kết, ARDL bounds, kiểm định nhân quả Toda–Yamamoto và mô hình Markov Switching hai trạng thái.</w:t>
+      </w:r>
+    </w:p>
+    <w:p>
+      <w:pPr>
+        <w:spacing w:before="20" w:after="20" w:line="360" w:lineRule="auto"/>
+        <w:ind w:right="360" w:firstLine="720"/>
+        <w:jc w:val="both"/>
+        <w:rPr>
+          <w:rFonts w:ascii="Times New Roman" w:eastAsia="Times New Roman" w:hAnsi="Times New Roman" w:cs="Times New Roman"/>
+          <w:sz w:val="24"/>
+          <w:szCs w:val="24"/>
+        </w:rPr>
+      </w:pPr>
+      <w:r>
+        <w:rPr>
+          <w:rFonts w:ascii="Times New Roman" w:eastAsia="Times New Roman" w:hAnsi="Times New Roman" w:cs="Times New Roman"/>
+          <w:sz w:val="24"/>
+          <w:szCs w:val="24"/>
+        </w:rPr>
+        <w:t>Điểm phù hợp với đề tài là nghiên cứu xem xét cả mối quan hệ dài hạn, quan hệ nhân quả theo nghĩa dự báo và sự thay đổi giữa các trạng thái thị trường. Đây là cơ sở để xây dựng hệ thống biến đại diện cho điều kiện tài chính toàn cầu, đồng thời cân nhắc các kiểm định động và mô hình phân biệt trạng thái bình thường với trạng thái căng thẳng.</w:t>
+      </w:r>
+    </w:p>
+    <w:p>
+      <w:pPr>
+        <w:spacing w:before="20" w:after="20" w:line="360" w:lineRule="auto"/>
+        <w:ind w:right="360" w:firstLine="720"/>
+        <w:jc w:val="both"/>
+        <w:rPr>
+          <w:rFonts w:ascii="Times New Roman" w:eastAsia="Times New Roman" w:hAnsi="Times New Roman" w:cs="Times New Roman"/>
+          <w:sz w:val="24"/>
+          <w:szCs w:val="24"/>
+          <w:lang w:val="en-US"/>
+        </w:rPr>
+      </w:pPr>
+      <w:r>
+        <w:rPr>
+          <w:rFonts w:ascii="Times New Roman" w:eastAsia="Times New Roman" w:hAnsi="Times New Roman" w:cs="Times New Roman"/>
+          <w:sz w:val="24"/>
+          <w:szCs w:val="24"/>
+          <w:lang w:val="en-US"/>
+        </w:rPr>
+        <w:t>Tuy nhiên, nghiên cứu hiện tại tập trung riêng vào BTC và ETH, đồng thời xem xét mối liên hệ giữa lợi suất của hai tài sản này với các chỉ báo tài chính toàn cầu gồm US2Y, DXY và VIX. Do các biến này không được nhận diện thành những cú sốc ngoại sinh riêng biệt trong thiết kế thực nghiệm, kết quả được diễn giải là mối liên hệ thống kê và phản ứng động có điều kiện, thay vì tác động nhân quả của từng cú sốc.</w:t>
+      </w:r>
+    </w:p>
+    <w:p>
+      <w:pPr>
+        <w:spacing w:before="20" w:after="20" w:line="360" w:lineRule="auto"/>
+        <w:ind w:right="360" w:firstLine="720"/>
+        <w:jc w:val="both"/>
+        <w:rPr>
+          <w:rFonts w:ascii="Times New Roman" w:eastAsia="Times New Roman" w:hAnsi="Times New Roman" w:cs="Times New Roman"/>
+          <w:sz w:val="24"/>
+          <w:szCs w:val="24"/>
+        </w:rPr>
+      </w:pPr>
+      <w:r>
+        <w:rPr>
+          <w:rFonts w:ascii="Times New Roman" w:eastAsia="Times New Roman" w:hAnsi="Times New Roman" w:cs="Times New Roman"/>
+          <w:sz w:val="24"/>
+          <w:szCs w:val="24"/>
+        </w:rPr>
+        <w:t>Ý nghĩa đối với đề tài: cung cấp cơ sở cho việc kiểm tra mối quan hệ giữa điều kiện tài chính toàn cầu và tiền mã hóa, cũng như khả năng tồn tại các chế độ thị trường khác nhau.</w:t>
+      </w:r>
+    </w:p>
+    <w:p>
+      <w:pPr>
+        <w:spacing w:before="20" w:after="20" w:line="360" w:lineRule="auto"/>
+        <w:ind w:right="360"/>
+        <w:jc w:val="both"/>
         <w:rPr>
           <w:rFonts w:ascii="Times New Roman" w:eastAsia="Times New Roman" w:hAnsi="Times New Roman" w:cs="Times New Roman"/>
           <w:b/>
@@ -639,103 +667,8 @@
           <w:sz w:val="24"/>
           <w:szCs w:val="24"/>
         </w:rPr>
-        <w:t>1.2.2. Nghiên cứu 2: Phản ứng của Bitcoin và Ethereum trước lạm phát và bất ổn tài chính của Gaies và cộng sự (2024)</w:t>
-      </w:r>
-    </w:p>
-    <w:p>
-      <w:pPr>
-        <w:spacing w:before="20" w:after="20" w:line="360" w:lineRule="auto"/>
-        <w:ind w:right="360" w:firstLine="720"/>
-        <w:jc w:val="both"/>
-        <w:rPr>
-          <w:rFonts w:ascii="Times New Roman" w:eastAsia="Times New Roman" w:hAnsi="Times New Roman" w:cs="Times New Roman"/>
-          <w:sz w:val="24"/>
-          <w:szCs w:val="24"/>
-        </w:rPr>
-      </w:pPr>
-      <w:r>
-        <w:rPr>
-          <w:rFonts w:ascii="Times New Roman" w:eastAsia="Times New Roman" w:hAnsi="Times New Roman" w:cs="Times New Roman"/>
-          <w:sz w:val="24"/>
-          <w:szCs w:val="24"/>
-        </w:rPr>
-        <w:t xml:space="preserve">Nghiên cứu On the Resilience of Cryptocurrencies: A Quantile-Frequency Analysis of Bitcoin and Ethereum Reactions in Times of Inflation and Financial Instability xem xét </w:t>
-      </w:r>
-      <w:r>
-        <w:rPr>
-          <w:rFonts w:ascii="Times New Roman" w:eastAsia="Times New Roman" w:hAnsi="Times New Roman" w:cs="Times New Roman"/>
-          <w:sz w:val="24"/>
-          <w:szCs w:val="24"/>
-        </w:rPr>
-        <w:lastRenderedPageBreak/>
-        <w:t>phản ứng của Bitcoin và Ethereum trước kỳ vọng lạm phát và bất ổn tài chính. Nghiên cứu sử dụng dữ liệu ngày từ 16/4/2018 đến 14/4/2023, với tỷ lệ lạm phát hòa vốn kỳ hạn 5 năm và chỉ số căng thẳng tài chính Mỹ làm các biến đại diện; phương pháp bao gồm phân tích tương quan wavelet và tương quan theo phân vị.</w:t>
-      </w:r>
-    </w:p>
-    <w:p>
-      <w:pPr>
-        <w:spacing w:before="20" w:after="20" w:line="360" w:lineRule="auto"/>
-        <w:ind w:right="360" w:firstLine="720"/>
-        <w:jc w:val="both"/>
-        <w:rPr>
-          <w:rFonts w:ascii="Times New Roman" w:eastAsia="Times New Roman" w:hAnsi="Times New Roman" w:cs="Times New Roman"/>
-          <w:sz w:val="24"/>
-          <w:szCs w:val="24"/>
-        </w:rPr>
-      </w:pPr>
-      <w:r>
-        <w:rPr>
-          <w:rFonts w:ascii="Times New Roman" w:eastAsia="Times New Roman" w:hAnsi="Times New Roman" w:cs="Times New Roman"/>
-          <w:sz w:val="24"/>
-          <w:szCs w:val="24"/>
-        </w:rPr>
-        <w:t>Kết quả cho thấy trong các giai đoạn biến động mạnh, việc điều chỉnh danh mục của nhà đầu tư theo kỳ vọng lạm phát có thể khiến giá Bitcoin tăng trong cả ngắn hạn và dài hạn. Tuy nhiên, khả năng phòng ngừa lạm phát của Bitcoin suy giảm trong thị trường giảm và Bitcoin không thể hiện là công cụ phòng ngừa đáng tin cậy trước bất ổn tài chính. Mối quan hệ giữa Ethereum và kỳ vọng lạm phát phụ thuộc vào bối cảnh; mức độ dễ tổn thương của Ethereum trước bất ổn tài chính tăng lên trong thị trường giảm.</w:t>
-      </w:r>
-    </w:p>
-    <w:p>
-      <w:pPr>
-        <w:spacing w:before="20" w:after="20" w:line="360" w:lineRule="auto"/>
-        <w:ind w:right="360" w:firstLine="720"/>
-        <w:jc w:val="both"/>
-        <w:rPr>
-          <w:rFonts w:ascii="Times New Roman" w:eastAsia="Times New Roman" w:hAnsi="Times New Roman" w:cs="Times New Roman"/>
-          <w:sz w:val="24"/>
-          <w:szCs w:val="24"/>
-        </w:rPr>
-      </w:pPr>
-      <w:r>
-        <w:rPr>
-          <w:rFonts w:ascii="Times New Roman" w:eastAsia="Times New Roman" w:hAnsi="Times New Roman" w:cs="Times New Roman"/>
-          <w:sz w:val="24"/>
-          <w:szCs w:val="24"/>
-        </w:rPr>
-        <w:t>Nghiên cứu này cho thấy việc chỉ ước lượng tác động trung bình có thể bỏ qua khác biệt giữa các trạng thái phân phối. Đối với đề tài hiện tại, kết quả là căn cứ để kiểm định xem cú sốc VIX, DXY hoặc lợi suất trái phiếu có tác động mạnh hơn khi thị trường tiền mã hóa đang trong trạng thái bất lợi hay không.</w:t>
-      </w:r>
-    </w:p>
-    <w:p>
-      <w:pPr>
-        <w:spacing w:before="20" w:after="20" w:line="360" w:lineRule="auto"/>
-        <w:ind w:right="360" w:firstLine="720"/>
-        <w:jc w:val="both"/>
-        <w:rPr>
-          <w:rFonts w:ascii="Times New Roman" w:eastAsia="Times New Roman" w:hAnsi="Times New Roman" w:cs="Times New Roman"/>
-          <w:sz w:val="24"/>
-          <w:szCs w:val="24"/>
-        </w:rPr>
-      </w:pPr>
-      <w:r>
-        <w:rPr>
-          <w:rFonts w:ascii="Times New Roman" w:eastAsia="Times New Roman" w:hAnsi="Times New Roman" w:cs="Times New Roman"/>
-          <w:sz w:val="24"/>
-          <w:szCs w:val="24"/>
-        </w:rPr>
-        <w:t xml:space="preserve"> </w:t>
-      </w:r>
-    </w:p>
-    <w:p>
-      <w:pPr>
-        <w:spacing w:before="20" w:after="20" w:line="360" w:lineRule="auto"/>
-        <w:ind w:right="360"/>
-        <w:jc w:val="both"/>
+      </w:pPr>
+      <w:r>
         <w:rPr>
           <w:rFonts w:ascii="Times New Roman" w:eastAsia="Times New Roman" w:hAnsi="Times New Roman" w:cs="Times New Roman"/>
           <w:b/>
@@ -743,8 +676,89 @@
           <w:sz w:val="24"/>
           <w:szCs w:val="24"/>
         </w:rPr>
-      </w:pPr>
-      <w:r>
+        <w:t>1.2.2. Nghiên cứu 2: Phản ứng của Bitcoin và Ethereum trước lạm phát và bất ổn tài chính của Gaies và cộng sự (2024)</w:t>
+      </w:r>
+    </w:p>
+    <w:p>
+      <w:pPr>
+        <w:spacing w:before="20" w:after="20" w:line="360" w:lineRule="auto"/>
+        <w:ind w:right="360" w:firstLine="720"/>
+        <w:jc w:val="both"/>
+        <w:rPr>
+          <w:rFonts w:ascii="Times New Roman" w:eastAsia="Times New Roman" w:hAnsi="Times New Roman" w:cs="Times New Roman"/>
+          <w:sz w:val="24"/>
+          <w:szCs w:val="24"/>
+        </w:rPr>
+      </w:pPr>
+      <w:r>
+        <w:rPr>
+          <w:rFonts w:ascii="Times New Roman" w:eastAsia="Times New Roman" w:hAnsi="Times New Roman" w:cs="Times New Roman"/>
+          <w:sz w:val="24"/>
+          <w:szCs w:val="24"/>
+        </w:rPr>
+        <w:lastRenderedPageBreak/>
+        <w:t>Nghiên cứu On the Resilience of Cryptocurrencies: A Quantile-Frequency Analysis of Bitcoin and Ethereum Reactions in Times of Inflation and Financial Instability xem xét phản ứng của Bitcoin và Ethereum trước kỳ vọng lạm phát và bất ổn tài chính. Nghiên cứu sử dụng dữ liệu ngày từ 16/4/2018 đến 14/4/2023, với tỷ lệ lạm phát hòa vốn kỳ hạn 5 năm và chỉ số căng thẳng tài chính Mỹ làm các biến đại diện; phương pháp bao gồm phân tích tương quan wavelet và tương quan theo phân vị.</w:t>
+      </w:r>
+    </w:p>
+    <w:p>
+      <w:pPr>
+        <w:spacing w:before="20" w:after="20" w:line="360" w:lineRule="auto"/>
+        <w:ind w:right="360" w:firstLine="720"/>
+        <w:jc w:val="both"/>
+        <w:rPr>
+          <w:rFonts w:ascii="Times New Roman" w:eastAsia="Times New Roman" w:hAnsi="Times New Roman" w:cs="Times New Roman"/>
+          <w:sz w:val="24"/>
+          <w:szCs w:val="24"/>
+        </w:rPr>
+      </w:pPr>
+      <w:r>
+        <w:rPr>
+          <w:rFonts w:ascii="Times New Roman" w:eastAsia="Times New Roman" w:hAnsi="Times New Roman" w:cs="Times New Roman"/>
+          <w:sz w:val="24"/>
+          <w:szCs w:val="24"/>
+        </w:rPr>
+        <w:t>Kết quả cho thấy trong các giai đoạn biến động mạnh, việc điều chỉnh danh mục của nhà đầu tư theo kỳ vọng lạm phát có thể khiến giá Bitcoin tăng trong cả ngắn hạn và dài hạn. Tuy nhiên, khả năng phòng ngừa lạm phát của Bitcoin suy giảm trong thị trường giảm và Bitcoin không thể hiện là công cụ phòng ngừa đáng tin cậy trước bất ổn tài chính. Mối quan hệ giữa Ethereum và kỳ vọng lạm phát phụ thuộc vào bối cảnh; mức độ dễ tổn thương của Ethereum trước bất ổn tài chính tăng lên trong thị trường giảm.</w:t>
+      </w:r>
+    </w:p>
+    <w:p>
+      <w:pPr>
+        <w:spacing w:before="20" w:after="20" w:line="360" w:lineRule="auto"/>
+        <w:ind w:right="360" w:firstLine="720"/>
+        <w:jc w:val="both"/>
+        <w:rPr>
+          <w:rFonts w:eastAsia="Times New Roman"/>
+          <w:lang w:val="en-US"/>
+        </w:rPr>
+      </w:pPr>
+      <w:r>
+        <w:rPr>
+          <w:rFonts w:ascii="Times New Roman" w:eastAsia="Times New Roman" w:hAnsi="Times New Roman" w:cs="Times New Roman"/>
+          <w:sz w:val="24"/>
+          <w:szCs w:val="24"/>
+        </w:rPr>
+        <w:t xml:space="preserve">Nghiên cứu này cho thấy việc chỉ ước lượng tác động trung bình có thể bỏ qua khác biệt giữa các trạng thái phân phối. </w:t>
+      </w:r>
+      <w:r>
+        <w:rPr>
+          <w:rFonts w:eastAsia="Times New Roman"/>
+          <w:lang w:val="en-US"/>
+        </w:rPr>
+        <w:t>Đối với đề tài hiện tại, kết quả là cơ sở để kiểm định liệu mối liên hệ giữa các chỉ báo tài chính toàn cầu và lợi suất BTC, ETH có khác biệt giữa trạng thái Calm và Stress hay không. Nghiên cứu sử dụng tương tác giữa các biến tài chính và biến trạng thái thị trường để kiểm tra trực tiếp sự khác biệt về hệ số, thay vì mặc định rằng mối liên hệ sẽ mạnh hơn trong trạng thái căng thẳng.</w:t>
+      </w:r>
+      <w:r>
+        <w:rPr>
+          <w:rFonts w:ascii="Times New Roman" w:eastAsia="Times New Roman" w:hAnsi="Times New Roman" w:cs="Times New Roman"/>
+          <w:sz w:val="24"/>
+          <w:szCs w:val="24"/>
+        </w:rPr>
+        <w:t xml:space="preserve"> </w:t>
+      </w:r>
+    </w:p>
+    <w:p>
+      <w:pPr>
+        <w:spacing w:before="20" w:after="20" w:line="360" w:lineRule="auto"/>
+        <w:ind w:right="360"/>
+        <w:jc w:val="both"/>
         <w:rPr>
           <w:rFonts w:ascii="Times New Roman" w:eastAsia="Times New Roman" w:hAnsi="Times New Roman" w:cs="Times New Roman"/>
           <w:b/>
@@ -752,83 +766,8 @@
           <w:sz w:val="24"/>
           <w:szCs w:val="24"/>
         </w:rPr>
-        <w:t>1.2.3. Nghiên cứu 3: Đặc tính đa dạng hóa, phòng vệ và tài sản trú ẩn của Hsu, Cheng và Yang (2024)</w:t>
-      </w:r>
-    </w:p>
-    <w:p>
-      <w:pPr>
-        <w:spacing w:before="20" w:after="20" w:line="360" w:lineRule="auto"/>
-        <w:ind w:right="360" w:firstLine="720"/>
-        <w:jc w:val="both"/>
-        <w:rPr>
-          <w:rFonts w:ascii="Times New Roman" w:eastAsia="Times New Roman" w:hAnsi="Times New Roman" w:cs="Times New Roman"/>
-          <w:sz w:val="24"/>
-          <w:szCs w:val="24"/>
-        </w:rPr>
-      </w:pPr>
-      <w:r>
-        <w:rPr>
-          <w:rFonts w:ascii="Times New Roman" w:eastAsia="Times New Roman" w:hAnsi="Times New Roman" w:cs="Times New Roman"/>
-          <w:sz w:val="24"/>
-          <w:szCs w:val="24"/>
-        </w:rPr>
-        <w:t>Nghiên cứu Diversification, Hedging, and Safe-Haven Characteristics of Cryptocurrencies: A Structural Change Approach đánh giá đặc tính đa dạng hóa danh mục, phòng ngừa rủi ro và tài sản trú ẩn an toàn của Bitcoin và Ethereum so với vàng, DXY, các chỉ số chứng khoán, dầu và chỉ số hàng hóa. Nghiên cứu sử dụng dữ liệu từ 7/8/2015 đến 15/8/2022, kết hợp mô hình DCC–ARMA–GARCH với kiểm định CUSUM để xác định sự thay đổi cấu trúc và ước lượng tương quan có điều kiện theo từng giai đoạn.</w:t>
-      </w:r>
-    </w:p>
-    <w:p>
-      <w:pPr>
-        <w:spacing w:before="20" w:after="20" w:line="360" w:lineRule="auto"/>
-        <w:ind w:right="360" w:firstLine="720"/>
-        <w:jc w:val="both"/>
-        <w:rPr>
-          <w:rFonts w:ascii="Times New Roman" w:eastAsia="Times New Roman" w:hAnsi="Times New Roman" w:cs="Times New Roman"/>
-          <w:sz w:val="24"/>
-          <w:szCs w:val="24"/>
-        </w:rPr>
-      </w:pPr>
-      <w:r>
-        <w:rPr>
-          <w:rFonts w:ascii="Times New Roman" w:eastAsia="Times New Roman" w:hAnsi="Times New Roman" w:cs="Times New Roman"/>
-          <w:sz w:val="24"/>
-          <w:szCs w:val="24"/>
-        </w:rPr>
-        <w:t>Kết quả cho thấy việc đánh giá đặc tính của tiền mã hóa trên toàn bộ mẫu hoặc chỉ dựa vào một số sự kiện lớn có thể không phản ánh đầy đủ sự thay đổi theo thời gian. Bitcoin và Ethereum có thể đảm nhận những vai trò khác nhau đối với từng loại tài sản trong các giai đoạn được phân tách bởi điểm gãy cấu trúc. Nhóm tác giả cho rằng việc đưa sự thay đổi cấu trúc vào mô hình giúp mô tả tốt hơn mối quan hệ giữa các tài sản trong điều kiện biến động cao.</w:t>
-      </w:r>
-    </w:p>
-    <w:p>
-      <w:pPr>
-        <w:spacing w:before="20" w:after="20" w:line="360" w:lineRule="auto"/>
-        <w:ind w:right="360" w:firstLine="720"/>
-        <w:jc w:val="both"/>
-        <w:rPr>
-          <w:rFonts w:ascii="Times New Roman" w:eastAsia="Times New Roman" w:hAnsi="Times New Roman" w:cs="Times New Roman"/>
-          <w:sz w:val="24"/>
-          <w:szCs w:val="24"/>
-        </w:rPr>
-      </w:pPr>
-      <w:r>
-        <w:rPr>
-          <w:rFonts w:ascii="Times New Roman" w:eastAsia="Times New Roman" w:hAnsi="Times New Roman" w:cs="Times New Roman"/>
-          <w:sz w:val="24"/>
-          <w:szCs w:val="24"/>
-        </w:rPr>
-        <w:t xml:space="preserve">Đối với đề tài hiện tại, nghiên cứu này cung cấp cơ sở cho việc kiểm tra sự thay đổi của hệ số truyền dẫn theo thời gian. Tuy nhiên, điểm gãy cấu trúc không nhất thiết trùng với năm 2020. Vì vậy, nghiên cứu có thể sử dụng giai đoạn trước và sau năm 2020 làm </w:t>
-      </w:r>
-      <w:r>
-        <w:rPr>
-          <w:rFonts w:ascii="Times New Roman" w:eastAsia="Times New Roman" w:hAnsi="Times New Roman" w:cs="Times New Roman"/>
-          <w:sz w:val="24"/>
-          <w:szCs w:val="24"/>
-        </w:rPr>
-        <w:lastRenderedPageBreak/>
-        <w:t>kiểm định theo giả thuyết, đồng thời cân nhắc kiểm định điểm gãy từ dữ liệu để tránh áp đặt một mốc thời gian không phù hợp.</w:t>
-      </w:r>
-    </w:p>
-    <w:p>
-      <w:pPr>
-        <w:spacing w:before="20" w:after="20" w:line="360" w:lineRule="auto"/>
-        <w:ind w:right="360"/>
-        <w:jc w:val="both"/>
+      </w:pPr>
+      <w:r>
         <w:rPr>
           <w:rFonts w:ascii="Times New Roman" w:eastAsia="Times New Roman" w:hAnsi="Times New Roman" w:cs="Times New Roman"/>
           <w:b/>
@@ -836,8 +775,83 @@
           <w:sz w:val="24"/>
           <w:szCs w:val="24"/>
         </w:rPr>
-      </w:pPr>
-      <w:r>
+        <w:t>1.2.3. Nghiên cứu 3: Đặc tính đa dạng hóa, phòng vệ và tài sản trú ẩn của Hsu, Cheng và Yang (2024)</w:t>
+      </w:r>
+    </w:p>
+    <w:p>
+      <w:pPr>
+        <w:spacing w:before="20" w:after="20" w:line="360" w:lineRule="auto"/>
+        <w:ind w:right="360" w:firstLine="720"/>
+        <w:jc w:val="both"/>
+        <w:rPr>
+          <w:rFonts w:ascii="Times New Roman" w:eastAsia="Times New Roman" w:hAnsi="Times New Roman" w:cs="Times New Roman"/>
+          <w:sz w:val="24"/>
+          <w:szCs w:val="24"/>
+        </w:rPr>
+      </w:pPr>
+      <w:r>
+        <w:rPr>
+          <w:rFonts w:ascii="Times New Roman" w:eastAsia="Times New Roman" w:hAnsi="Times New Roman" w:cs="Times New Roman"/>
+          <w:sz w:val="24"/>
+          <w:szCs w:val="24"/>
+        </w:rPr>
+        <w:t>Nghiên cứu Diversification, Hedging, and Safe-Haven Characteristics of Cryptocurrencies: A Structural Change Approach đánh giá đặc tính đa dạng hóa danh mục, phòng ngừa rủi ro và tài sản trú ẩn an toàn của Bitcoin và Ethereum so với vàng, DXY, các chỉ số chứng khoán, dầu và chỉ số hàng hóa. Nghiên cứu sử dụng dữ liệu từ 7/8/2015 đến 15/8/2022, kết hợp mô hình DCC–ARMA–GARCH với kiểm định CUSUM để xác định sự thay đổi cấu trúc và ước lượng tương quan có điều kiện theo từng giai đoạn.</w:t>
+      </w:r>
+    </w:p>
+    <w:p>
+      <w:pPr>
+        <w:spacing w:before="20" w:after="20" w:line="360" w:lineRule="auto"/>
+        <w:ind w:right="360" w:firstLine="720"/>
+        <w:jc w:val="both"/>
+        <w:rPr>
+          <w:rFonts w:ascii="Times New Roman" w:eastAsia="Times New Roman" w:hAnsi="Times New Roman" w:cs="Times New Roman"/>
+          <w:sz w:val="24"/>
+          <w:szCs w:val="24"/>
+        </w:rPr>
+      </w:pPr>
+      <w:r>
+        <w:rPr>
+          <w:rFonts w:ascii="Times New Roman" w:eastAsia="Times New Roman" w:hAnsi="Times New Roman" w:cs="Times New Roman"/>
+          <w:sz w:val="24"/>
+          <w:szCs w:val="24"/>
+        </w:rPr>
+        <w:t>Kết quả cho thấy việc đánh giá đặc tính của tiền mã hóa trên toàn bộ mẫu hoặc chỉ dựa vào một số sự kiện lớn có thể không phản ánh đầy đủ sự thay đổi theo thời gian. Bitcoin và Ethereum có thể đảm nhận những vai trò khác nhau đối với từng loại tài sản trong các giai đoạn được phân tách bởi điểm gãy cấu trúc. Nhóm tác giả cho rằng việc đưa sự thay đổi cấu trúc vào mô hình giúp mô tả tốt hơn mối quan hệ giữa các tài sản trong điều kiện biến động cao.</w:t>
+      </w:r>
+    </w:p>
+    <w:p>
+      <w:pPr>
+        <w:spacing w:before="20" w:after="20" w:line="360" w:lineRule="auto"/>
+        <w:ind w:right="360" w:firstLine="720"/>
+        <w:jc w:val="both"/>
+        <w:rPr>
+          <w:rFonts w:ascii="Times New Roman" w:eastAsia="Times New Roman" w:hAnsi="Times New Roman" w:cs="Times New Roman"/>
+          <w:sz w:val="24"/>
+          <w:szCs w:val="24"/>
+        </w:rPr>
+      </w:pPr>
+      <w:r>
+        <w:rPr>
+          <w:rFonts w:ascii="Times New Roman" w:eastAsia="Times New Roman" w:hAnsi="Times New Roman" w:cs="Times New Roman"/>
+          <w:sz w:val="24"/>
+          <w:szCs w:val="24"/>
+        </w:rPr>
+        <w:t xml:space="preserve">Đối với đề tài hiện tại, nghiên cứu này cung cấp cơ sở cho việc kiểm tra sự thay đổi của hệ số truyền dẫn theo thời gian. Tuy nhiên, điểm gãy cấu trúc không nhất thiết trùng </w:t>
+      </w:r>
+      <w:r>
+        <w:rPr>
+          <w:rFonts w:ascii="Times New Roman" w:eastAsia="Times New Roman" w:hAnsi="Times New Roman" w:cs="Times New Roman"/>
+          <w:sz w:val="24"/>
+          <w:szCs w:val="24"/>
+        </w:rPr>
+        <w:lastRenderedPageBreak/>
+        <w:t>với năm 2020. Vì vậy, nghiên cứu có thể sử dụng giai đoạn trước và sau năm 2020 làm kiểm định theo giả thuyết, đồng thời cân nhắc kiểm định điểm gãy từ dữ liệu để tránh áp đặt một mốc thời gian không phù hợp.</w:t>
+      </w:r>
+    </w:p>
+    <w:p>
+      <w:pPr>
+        <w:spacing w:before="20" w:after="20" w:line="360" w:lineRule="auto"/>
+        <w:ind w:right="360"/>
+        <w:jc w:val="both"/>
         <w:rPr>
           <w:rFonts w:ascii="Times New Roman" w:eastAsia="Times New Roman" w:hAnsi="Times New Roman" w:cs="Times New Roman"/>
           <w:b/>
@@ -845,74 +859,8 @@
           <w:sz w:val="24"/>
           <w:szCs w:val="24"/>
         </w:rPr>
-        <w:t>1.2.4. Nghiên cứu 4: Chính sách tiền tệ và Bitcoin của Karau (2023)</w:t>
-      </w:r>
-    </w:p>
-    <w:p>
-      <w:pPr>
-        <w:spacing w:before="20" w:after="20" w:line="360" w:lineRule="auto"/>
-        <w:ind w:right="360" w:firstLine="720"/>
-        <w:jc w:val="both"/>
-        <w:rPr>
-          <w:rFonts w:ascii="Times New Roman" w:eastAsia="Times New Roman" w:hAnsi="Times New Roman" w:cs="Times New Roman"/>
-          <w:sz w:val="24"/>
-          <w:szCs w:val="24"/>
-        </w:rPr>
-      </w:pPr>
-      <w:r>
-        <w:rPr>
-          <w:rFonts w:ascii="Times New Roman" w:eastAsia="Times New Roman" w:hAnsi="Times New Roman" w:cs="Times New Roman"/>
-          <w:sz w:val="24"/>
-          <w:szCs w:val="24"/>
-        </w:rPr>
-        <w:t>Nghiên cứu Monetary Policy and Bitcoin phân tích tác động của chính sách tiền tệ Mỹ đến Bitcoin bằng hai cách tiếp cận. Thứ nhất, tác giả sử dụng dữ liệu tần suất cao quanh thời điểm công bố của FOMC để nghiên cứu phản ứng tức thời của giá Bitcoin. Thứ hai, tác giả sử dụng mô hình SVAR kết hợp công cụ bên ngoài để nhận diện cú sốc chính sách tiền tệ và phân tích phản ứng động trong thời gian dài hơn.</w:t>
-      </w:r>
-    </w:p>
-    <w:p>
-      <w:pPr>
-        <w:spacing w:before="20" w:after="20" w:line="360" w:lineRule="auto"/>
-        <w:ind w:right="360" w:firstLine="720"/>
-        <w:jc w:val="both"/>
-        <w:rPr>
-          <w:rFonts w:ascii="Times New Roman" w:eastAsia="Times New Roman" w:hAnsi="Times New Roman" w:cs="Times New Roman"/>
-          <w:sz w:val="24"/>
-          <w:szCs w:val="24"/>
-        </w:rPr>
-      </w:pPr>
-      <w:r>
-        <w:rPr>
-          <w:rFonts w:ascii="Times New Roman" w:eastAsia="Times New Roman" w:hAnsi="Times New Roman" w:cs="Times New Roman"/>
-          <w:sz w:val="24"/>
-          <w:szCs w:val="24"/>
-        </w:rPr>
-        <w:t>Kết quả cho thấy Bitcoin không phản ứng tức thời một cách có hệ thống với thông báo chính sách tiền tệ trong giai đoạn đầu của thị trường, nhưng bắt đầu phản ứng rõ hơn từ cuối năm 2020. Trong giai đoạn sau năm 2020, cú sốc thắt chặt tiền tệ của Mỹ làm giá Bitcoin giảm và tác động có thể kéo dài nhiều tháng. Ngược lại, trong một số giai đoạn trước đó, giá Bitcoin lại tăng sau cú sốc thắt chặt. Tác giả liên hệ sự khác biệt này với thay đổi trong vai trò của Bitcoin và nhu cầu chuyển giá trị xuyên biên giới, đặc biệt ở một số nền kinh tế Đông Á.</w:t>
-      </w:r>
-    </w:p>
-    <w:p>
-      <w:pPr>
-        <w:spacing w:before="20" w:after="20" w:line="360" w:lineRule="auto"/>
-        <w:ind w:right="360" w:firstLine="720"/>
-        <w:jc w:val="both"/>
-        <w:rPr>
-          <w:rFonts w:ascii="Times New Roman" w:eastAsia="Times New Roman" w:hAnsi="Times New Roman" w:cs="Times New Roman"/>
-          <w:sz w:val="24"/>
-          <w:szCs w:val="24"/>
-        </w:rPr>
-      </w:pPr>
-      <w:r>
-        <w:rPr>
-          <w:rFonts w:ascii="Times New Roman" w:eastAsia="Times New Roman" w:hAnsi="Times New Roman" w:cs="Times New Roman"/>
-          <w:sz w:val="24"/>
-          <w:szCs w:val="24"/>
-        </w:rPr>
-        <w:t>Đây là nghiên cứu nền tảng trực tiếp cho câu hỏi về tác động của cú sốc tiền tệ và sự thay đổi của cơ chế truyền dẫn theo thời gian. Nghiên cứu hiện tại có thể kế thừa cách sử dụng cú sốc chính sách tiền tệ được nhận diện, đồng thời mở rộng phân tích sang Ethereum và các biến điều kiện tài chính toàn cầu như VIX, DXY và lợi suất trái phiếu.</w:t>
-      </w:r>
-    </w:p>
-    <w:p>
-      <w:pPr>
-        <w:spacing w:before="20" w:after="20" w:line="360" w:lineRule="auto"/>
-        <w:ind w:right="360"/>
-        <w:jc w:val="both"/>
+      </w:pPr>
+      <w:r>
         <w:rPr>
           <w:rFonts w:ascii="Times New Roman" w:eastAsia="Times New Roman" w:hAnsi="Times New Roman" w:cs="Times New Roman"/>
           <w:b/>
@@ -920,8 +868,92 @@
           <w:sz w:val="24"/>
           <w:szCs w:val="24"/>
         </w:rPr>
-      </w:pPr>
-      <w:r>
+        <w:t>1.2.4. Nghiên cứu 4: Chính sách tiền tệ và Bitcoin của Karau (2023)</w:t>
+      </w:r>
+    </w:p>
+    <w:p>
+      <w:pPr>
+        <w:spacing w:before="20" w:after="20" w:line="360" w:lineRule="auto"/>
+        <w:ind w:right="360" w:firstLine="720"/>
+        <w:jc w:val="both"/>
+        <w:rPr>
+          <w:rFonts w:ascii="Times New Roman" w:eastAsia="Times New Roman" w:hAnsi="Times New Roman" w:cs="Times New Roman"/>
+          <w:sz w:val="24"/>
+          <w:szCs w:val="24"/>
+        </w:rPr>
+      </w:pPr>
+      <w:r>
+        <w:rPr>
+          <w:rFonts w:ascii="Times New Roman" w:eastAsia="Times New Roman" w:hAnsi="Times New Roman" w:cs="Times New Roman"/>
+          <w:sz w:val="24"/>
+          <w:szCs w:val="24"/>
+        </w:rPr>
+        <w:t>Nghiên cứu Monetary Policy and Bitcoin phân tích tác động của chính sách tiền tệ Mỹ đến Bitcoin bằng hai cách tiếp cận. Thứ nhất, tác giả sử dụng dữ liệu tần suất cao quanh thời điểm công bố của FOMC để nghiên cứu phản ứng tức thời của giá Bitcoin. Thứ hai, tác giả sử dụng mô hình SVAR kết hợp công cụ bên ngoài để nhận diện cú sốc chính sách tiền tệ và phân tích phản ứng động trong thời gian dài hơn.</w:t>
+      </w:r>
+    </w:p>
+    <w:p>
+      <w:pPr>
+        <w:spacing w:before="20" w:after="20" w:line="360" w:lineRule="auto"/>
+        <w:ind w:right="360" w:firstLine="720"/>
+        <w:jc w:val="both"/>
+        <w:rPr>
+          <w:rFonts w:ascii="Times New Roman" w:eastAsia="Times New Roman" w:hAnsi="Times New Roman" w:cs="Times New Roman"/>
+          <w:sz w:val="24"/>
+          <w:szCs w:val="24"/>
+        </w:rPr>
+      </w:pPr>
+      <w:r>
+        <w:rPr>
+          <w:rFonts w:ascii="Times New Roman" w:eastAsia="Times New Roman" w:hAnsi="Times New Roman" w:cs="Times New Roman"/>
+          <w:sz w:val="24"/>
+          <w:szCs w:val="24"/>
+        </w:rPr>
+        <w:t>Kết quả cho thấy Bitcoin không phản ứng tức thời một cách có hệ thống với thông báo chính sách tiền tệ trong giai đoạn đầu của thị trường, nhưng bắt đầu phản ứng rõ hơn từ cuối năm 2020. Trong giai đoạn sau năm 2020, cú sốc thắt chặt tiền tệ của Mỹ làm giá Bitcoin giảm và tác động có thể kéo dài nhiều tháng. Ngược lại, trong một số giai đoạn trước đó, giá Bitcoin lại tăng sau cú sốc thắt chặt. Tác giả liên hệ sự khác biệt này với thay đổi trong vai trò của Bitcoin và nhu cầu chuyển giá trị xuyên biên giới, đặc biệt ở một số nền kinh tế Đông Á.</w:t>
+      </w:r>
+    </w:p>
+    <w:p>
+      <w:pPr>
+        <w:spacing w:before="20" w:after="20" w:line="360" w:lineRule="auto"/>
+        <w:ind w:right="360" w:firstLine="720"/>
+        <w:jc w:val="both"/>
+        <w:rPr>
+          <w:rFonts w:eastAsia="Times New Roman"/>
+          <w:lang w:val="en-US"/>
+        </w:rPr>
+      </w:pPr>
+      <w:r>
+        <w:rPr>
+          <w:rFonts w:ascii="Times New Roman" w:eastAsia="Times New Roman" w:hAnsi="Times New Roman" w:cs="Times New Roman"/>
+          <w:sz w:val="24"/>
+          <w:szCs w:val="24"/>
+        </w:rPr>
+        <w:t xml:space="preserve">Đây là nghiên cứu nền tảng trực tiếp cho câu hỏi về tác động của cú sốc tiền tệ và sự thay đổi của cơ chế truyền dẫn theo thời gian. </w:t>
+      </w:r>
+      <w:r>
+        <w:rPr>
+          <w:rFonts w:eastAsia="Times New Roman"/>
+          <w:lang w:val="en-US"/>
+        </w:rPr>
+        <w:t>Nghiên cứu của Karau (2023) cung cấp cơ sở lý thuyết cho việc xem xét mối liên hệ giữa chính sách tiền tệ Mỹ và thị trường tiền mã hóa, đồng thời nhấn mạnh tầm quan trọng của việc nhận diện cú sốc chính sách. Tuy nhiên, do nghiên cứu hiện tại chưa có chuỗi MPS đầy đủ cho toàn bộ giai đoạn thực nghiệm, mô hình sử dụng thay đổi lợi suất trái phiếu Mỹ kỳ hạn 2 năm (US2Y) làm chỉ báo đại diện cho diễn biến lãi suất. Vì vậy, kết quả không được diễn giải là phản ứng nhân quả của BTC và ETH trước một cú sốc chính sách tiền tệ đã được nhận diện.</w:t>
+      </w:r>
+    </w:p>
+    <w:p>
+      <w:pPr>
+        <w:spacing w:before="20" w:after="20" w:line="360" w:lineRule="auto"/>
+        <w:ind w:right="360" w:firstLine="720"/>
+        <w:jc w:val="both"/>
+        <w:rPr>
+          <w:rFonts w:ascii="Times New Roman" w:eastAsia="Times New Roman" w:hAnsi="Times New Roman" w:cs="Times New Roman"/>
+          <w:sz w:val="24"/>
+          <w:szCs w:val="24"/>
+        </w:rPr>
+      </w:pPr>
+    </w:p>
+    <w:p>
+      <w:pPr>
+        <w:spacing w:before="20" w:after="20" w:line="360" w:lineRule="auto"/>
+        <w:ind w:right="360"/>
+        <w:jc w:val="both"/>
         <w:rPr>
           <w:rFonts w:ascii="Times New Roman" w:eastAsia="Times New Roman" w:hAnsi="Times New Roman" w:cs="Times New Roman"/>
           <w:b/>
@@ -929,83 +961,8 @@
           <w:sz w:val="24"/>
           <w:szCs w:val="24"/>
         </w:rPr>
-        <w:t>1.2.5. Nghiên cứu 5: Chính sách tiền tệ, tài sản số và hoạt động DeFi của Kyriazis và cộng sự (2023)</w:t>
-      </w:r>
-    </w:p>
-    <w:p>
-      <w:pPr>
-        <w:spacing w:before="20" w:after="20" w:line="360" w:lineRule="auto"/>
-        <w:ind w:right="360" w:firstLine="720"/>
-        <w:jc w:val="both"/>
-        <w:rPr>
-          <w:rFonts w:ascii="Times New Roman" w:eastAsia="Times New Roman" w:hAnsi="Times New Roman" w:cs="Times New Roman"/>
-          <w:sz w:val="24"/>
-          <w:szCs w:val="24"/>
-        </w:rPr>
-      </w:pPr>
-      <w:r>
-        <w:rPr>
-          <w:rFonts w:ascii="Times New Roman" w:eastAsia="Times New Roman" w:hAnsi="Times New Roman" w:cs="Times New Roman"/>
-          <w:sz w:val="24"/>
-          <w:szCs w:val="24"/>
-        </w:rPr>
-        <w:t>Nghiên cứu Monetary Policy, Digital Assets, and DeFi Activity phân tích tác động của những thay đổi bất ngờ trong chính sách tiền tệ Mỹ đến lợi suất tài sản số và hoạt động tài chính phi tập trung (DeFi). Nhóm tác giả sử dụng hồi quy nghiên cứu sự kiện tại các ngày công bố FOMC trong giai đoạn 1/1/2018–21/12/2022, kết hợp dữ liệu giá tần suất cao để phân tích biến động quanh thời điểm công bố thông báo và biên bản FOMC.</w:t>
-      </w:r>
-    </w:p>
-    <w:p>
-      <w:pPr>
-        <w:spacing w:before="20" w:after="20" w:line="360" w:lineRule="auto"/>
-        <w:ind w:right="360" w:firstLine="720"/>
-        <w:jc w:val="both"/>
-        <w:rPr>
-          <w:rFonts w:ascii="Times New Roman" w:eastAsia="Times New Roman" w:hAnsi="Times New Roman" w:cs="Times New Roman"/>
-          <w:sz w:val="24"/>
-          <w:szCs w:val="24"/>
-        </w:rPr>
-      </w:pPr>
-      <w:r>
-        <w:rPr>
-          <w:rFonts w:ascii="Times New Roman" w:eastAsia="Times New Roman" w:hAnsi="Times New Roman" w:cs="Times New Roman"/>
-          <w:sz w:val="24"/>
-          <w:szCs w:val="24"/>
-        </w:rPr>
-        <w:t>Kết quả cho thấy những bất ngờ theo hướng tăng lãi suất có tác động âm và có ý nghĩa thống kê đến lợi suất BTC và ETH. Thông báo FOMC làm tăng biến động lợi suất của các tài sản số được nghiên cứu, trong đó tác động của thông báo chính sách mạnh hơn tác động của việc công bố biên bản. Hiệu ứng biến động cũng mạnh hơn sau tháng 12/2021, khi Fed chuyển sang chính sách chống lạm phát.</w:t>
-      </w:r>
-    </w:p>
-    <w:p>
-      <w:pPr>
-        <w:spacing w:before="20" w:after="20" w:line="360" w:lineRule="auto"/>
-        <w:ind w:right="360" w:firstLine="720"/>
-        <w:jc w:val="both"/>
-        <w:rPr>
-          <w:rFonts w:ascii="Times New Roman" w:eastAsia="Times New Roman" w:hAnsi="Times New Roman" w:cs="Times New Roman"/>
-          <w:sz w:val="24"/>
-          <w:szCs w:val="24"/>
-        </w:rPr>
-      </w:pPr>
-      <w:r>
-        <w:rPr>
-          <w:rFonts w:ascii="Times New Roman" w:eastAsia="Times New Roman" w:hAnsi="Times New Roman" w:cs="Times New Roman"/>
-          <w:sz w:val="24"/>
-          <w:szCs w:val="24"/>
-        </w:rPr>
-        <w:t xml:space="preserve">Nghiên cứu này hỗ trợ việc sử dụng dữ liệu cú sốc chính sách tiền tệ thay vì chỉ sử dụng mức lãi suất danh nghĩa. Đây là khác biệt quan trọng vì thay đổi lãi suất được thị </w:t>
-      </w:r>
-      <w:r>
-        <w:rPr>
-          <w:rFonts w:ascii="Times New Roman" w:eastAsia="Times New Roman" w:hAnsi="Times New Roman" w:cs="Times New Roman"/>
-          <w:sz w:val="24"/>
-          <w:szCs w:val="24"/>
-        </w:rPr>
-        <w:lastRenderedPageBreak/>
-        <w:t>trường dự đoán trước không mang cùng hàm lượng thông tin với một quyết định bất ngờ. Nghiên cứu hiện tại có thể kế thừa phương pháp nghiên cứu sự kiện để đánh giá phản ứng của BTC và ETH, đồng thời bổ sung phân tích động và so sánh trạng thái thị trường.</w:t>
-      </w:r>
-    </w:p>
-    <w:p>
-      <w:pPr>
-        <w:spacing w:before="20" w:after="20" w:line="360" w:lineRule="auto"/>
-        <w:ind w:right="360"/>
-        <w:jc w:val="both"/>
+      </w:pPr>
+      <w:r>
         <w:rPr>
           <w:rFonts w:ascii="Times New Roman" w:eastAsia="Times New Roman" w:hAnsi="Times New Roman" w:cs="Times New Roman"/>
           <w:b/>
@@ -1013,8 +970,101 @@
           <w:sz w:val="24"/>
           <w:szCs w:val="24"/>
         </w:rPr>
-      </w:pPr>
-      <w:r>
+        <w:t>1.2.5. Nghiên cứu 5: Chính sách tiền tệ, tài sản số và hoạt động DeFi của Kyriazis và cộng sự (2023)</w:t>
+      </w:r>
+    </w:p>
+    <w:p>
+      <w:pPr>
+        <w:spacing w:before="20" w:after="20" w:line="360" w:lineRule="auto"/>
+        <w:ind w:right="360" w:firstLine="720"/>
+        <w:jc w:val="both"/>
+        <w:rPr>
+          <w:rFonts w:ascii="Times New Roman" w:eastAsia="Times New Roman" w:hAnsi="Times New Roman" w:cs="Times New Roman"/>
+          <w:sz w:val="24"/>
+          <w:szCs w:val="24"/>
+        </w:rPr>
+      </w:pPr>
+      <w:r>
+        <w:rPr>
+          <w:rFonts w:ascii="Times New Roman" w:eastAsia="Times New Roman" w:hAnsi="Times New Roman" w:cs="Times New Roman"/>
+          <w:sz w:val="24"/>
+          <w:szCs w:val="24"/>
+        </w:rPr>
+        <w:t>Nghiên cứu Monetary Policy, Digital Assets, and DeFi Activity phân tích tác động của những thay đổi bất ngờ trong chính sách tiền tệ Mỹ đến lợi suất tài sản số và hoạt động tài chính phi tập trung (DeFi). Nhóm tác giả sử dụng hồi quy nghiên cứu sự kiện tại các ngày công bố FOMC trong giai đoạn 1/1/2018–21/12/2022, kết hợp dữ liệu giá tần suất cao để phân tích biến động quanh thời điểm công bố thông báo và biên bản FOMC.</w:t>
+      </w:r>
+    </w:p>
+    <w:p>
+      <w:pPr>
+        <w:spacing w:before="20" w:after="20" w:line="360" w:lineRule="auto"/>
+        <w:ind w:right="360" w:firstLine="720"/>
+        <w:jc w:val="both"/>
+        <w:rPr>
+          <w:rFonts w:ascii="Times New Roman" w:eastAsia="Times New Roman" w:hAnsi="Times New Roman" w:cs="Times New Roman"/>
+          <w:sz w:val="24"/>
+          <w:szCs w:val="24"/>
+        </w:rPr>
+      </w:pPr>
+      <w:r>
+        <w:rPr>
+          <w:rFonts w:ascii="Times New Roman" w:eastAsia="Times New Roman" w:hAnsi="Times New Roman" w:cs="Times New Roman"/>
+          <w:sz w:val="24"/>
+          <w:szCs w:val="24"/>
+        </w:rPr>
+        <w:t xml:space="preserve">Kết quả cho thấy những bất ngờ theo hướng tăng lãi suất có tác động âm và có ý nghĩa thống kê đến lợi suất BTC và ETH. Thông báo FOMC làm tăng biến động lợi suất </w:t>
+      </w:r>
+      <w:r>
+        <w:rPr>
+          <w:rFonts w:ascii="Times New Roman" w:eastAsia="Times New Roman" w:hAnsi="Times New Roman" w:cs="Times New Roman"/>
+          <w:sz w:val="24"/>
+          <w:szCs w:val="24"/>
+        </w:rPr>
+        <w:lastRenderedPageBreak/>
+        <w:t>của các tài sản số được nghiên cứu, trong đó tác động của thông báo chính sách mạnh hơn tác động của việc công bố biên bản. Hiệu ứng biến động cũng mạnh hơn sau tháng 12/2021, khi Fed chuyển sang chính sách chống lạm phát.</w:t>
+      </w:r>
+    </w:p>
+    <w:p>
+      <w:pPr>
+        <w:spacing w:before="20" w:after="20" w:line="360" w:lineRule="auto"/>
+        <w:ind w:right="360" w:firstLine="720"/>
+        <w:jc w:val="both"/>
+        <w:rPr>
+          <w:rFonts w:eastAsia="Times New Roman"/>
+          <w:lang w:val="en-US"/>
+        </w:rPr>
+      </w:pPr>
+      <w:r>
+        <w:rPr>
+          <w:rFonts w:ascii="Times New Roman" w:eastAsia="Times New Roman" w:hAnsi="Times New Roman" w:cs="Times New Roman"/>
+          <w:sz w:val="24"/>
+          <w:szCs w:val="24"/>
+        </w:rPr>
+        <w:t xml:space="preserve">Nghiên cứu này hỗ trợ việc sử dụng dữ liệu cú sốc chính sách tiền tệ thay vì chỉ sử dụng mức lãi suất danh nghĩa. Đây là khác biệt quan trọng vì thay đổi lãi suất được thị trường dự đoán trước không mang cùng hàm lượng thông tin với một quyết định bất ngờ. </w:t>
+      </w:r>
+      <w:r>
+        <w:rPr>
+          <w:rFonts w:eastAsia="Times New Roman"/>
+          <w:lang w:val="en-US"/>
+        </w:rPr>
+        <w:t>Nghiên cứu này cho thấy giá trị của việc sử dụng dữ liệu bất ngờ chính sách tiền tệ để phân tích phản ứng của tài sản số. Tuy nhiên, nghiên cứu hiện tại không triển khai nghiên cứu sự kiện FOMC do chưa có chuỗi MPS đầy đủ cho toàn bộ mẫu. Thay vào đó, nghiên cứu sử dụng US2Y, DXY và VIX để phân tích mối liên hệ động với lợi suất BTC và ETH, đồng thời kiểm tra sự khác biệt giữa các giai đoạn và trạng thái thị trường.</w:t>
+      </w:r>
+    </w:p>
+    <w:p>
+      <w:pPr>
+        <w:spacing w:before="20" w:after="20" w:line="360" w:lineRule="auto"/>
+        <w:ind w:right="360" w:firstLine="720"/>
+        <w:jc w:val="both"/>
+        <w:rPr>
+          <w:rFonts w:ascii="Times New Roman" w:eastAsia="Times New Roman" w:hAnsi="Times New Roman" w:cs="Times New Roman"/>
+          <w:sz w:val="24"/>
+          <w:szCs w:val="24"/>
+        </w:rPr>
+      </w:pPr>
+    </w:p>
+    <w:p>
+      <w:pPr>
+        <w:spacing w:before="20" w:after="20" w:line="360" w:lineRule="auto"/>
+        <w:ind w:right="360"/>
+        <w:jc w:val="both"/>
         <w:rPr>
           <w:rFonts w:ascii="Times New Roman" w:eastAsia="Times New Roman" w:hAnsi="Times New Roman" w:cs="Times New Roman"/>
           <w:b/>
@@ -1022,74 +1072,8 @@
           <w:sz w:val="24"/>
           <w:szCs w:val="24"/>
         </w:rPr>
-        <w:t>1.2.6. Nghiên cứu 6: Biến vĩ mô và dự báo rủi ro cực đoan của Lawuobahsumo, Algieri và Leccadito (2024)</w:t>
-      </w:r>
-    </w:p>
-    <w:p>
-      <w:pPr>
-        <w:spacing w:before="20" w:after="20" w:line="360" w:lineRule="auto"/>
-        <w:ind w:right="360" w:firstLine="720"/>
-        <w:jc w:val="both"/>
-        <w:rPr>
-          <w:rFonts w:ascii="Times New Roman" w:eastAsia="Times New Roman" w:hAnsi="Times New Roman" w:cs="Times New Roman"/>
-          <w:sz w:val="24"/>
-          <w:szCs w:val="24"/>
-        </w:rPr>
-      </w:pPr>
-      <w:r>
-        <w:rPr>
-          <w:rFonts w:ascii="Times New Roman" w:eastAsia="Times New Roman" w:hAnsi="Times New Roman" w:cs="Times New Roman"/>
-          <w:sz w:val="24"/>
-          <w:szCs w:val="24"/>
-        </w:rPr>
-        <w:t>Nghiên cứu Forecasting Cryptocurrencies Returns: Do Macroeconomic and Financial Variables Improve Tail Expectation Predictions? xem xét liệu các biến kinh tế vĩ mô và tài chính có cải thiện khả năng dự báo rủi ro ở hai đuôi phân phối lợi suất tiền mã hóa hay không. Nghiên cứu xem xét BTC, ETH, XRP, DOGE và LTC, dự báo Value-at-Risk (VaR) và Expected Shortfall (ES) cho một và năm bước thời gian phía trước. Phương pháp chính là mạng nơ-ron hồi quy phân vị tổng hợp đơn điệu (MCQRNN), được so sánh với mô phỏng lịch sử và mô hình ARMA(1,1)-GARCH(1,1).</w:t>
-      </w:r>
-    </w:p>
-    <w:p>
-      <w:pPr>
-        <w:spacing w:before="20" w:after="20" w:line="360" w:lineRule="auto"/>
-        <w:ind w:right="360" w:firstLine="720"/>
-        <w:jc w:val="both"/>
-        <w:rPr>
-          <w:rFonts w:ascii="Times New Roman" w:eastAsia="Times New Roman" w:hAnsi="Times New Roman" w:cs="Times New Roman"/>
-          <w:sz w:val="24"/>
-          <w:szCs w:val="24"/>
-        </w:rPr>
-      </w:pPr>
-      <w:r>
-        <w:rPr>
-          <w:rFonts w:ascii="Times New Roman" w:eastAsia="Times New Roman" w:hAnsi="Times New Roman" w:cs="Times New Roman"/>
-          <w:sz w:val="24"/>
-          <w:szCs w:val="24"/>
-        </w:rPr>
-        <w:t>Kết quả cho thấy các mô hình MCQRNN được bổ sung biến vĩ mô và tài chính nhìn chung có khả năng dự báo VaR và ES tốt hơn các mô hình chuẩn. Đặc biệt, VIX, chênh lệch lợi suất trái phiếu và kỳ vọng lạm phát giúp cải thiện dự báo các mức lợi suất cực đoan. Tuy nhiên, mức độ vượt trội không hoàn toàn đồng nhất giữa các đồng tiền mã hóa, chân trời dự báo và vị thế giao dịch.</w:t>
-      </w:r>
-    </w:p>
-    <w:p>
-      <w:pPr>
-        <w:spacing w:before="20" w:after="20" w:line="360" w:lineRule="auto"/>
-        <w:ind w:right="360" w:firstLine="720"/>
-        <w:jc w:val="both"/>
-        <w:rPr>
-          <w:rFonts w:ascii="Times New Roman" w:eastAsia="Times New Roman" w:hAnsi="Times New Roman" w:cs="Times New Roman"/>
-          <w:sz w:val="24"/>
-          <w:szCs w:val="24"/>
-        </w:rPr>
-      </w:pPr>
-      <w:r>
-        <w:rPr>
-          <w:rFonts w:ascii="Times New Roman" w:eastAsia="Times New Roman" w:hAnsi="Times New Roman" w:cs="Times New Roman"/>
-          <w:sz w:val="24"/>
-          <w:szCs w:val="24"/>
-        </w:rPr>
-        <w:t>Nghiên cứu này cung cấp cơ sở để xây dựng phần dự báo rủi ro trong đề tài hiện tại. Thay vì chỉ dự báo lợi suất trung bình, nghiên cứu có thể kiểm tra xem các biến điều kiện tài chính toàn cầu có cải thiện dự báo biến động hoặc rủi ro đuôi của BTC và ETH hay không. Đồng thời, kết quả nghiên cứu nhấn mạnh rằng hiệu quả dự báo cần được đánh giá ngoài mẫu và so sánh với các mô hình chuẩn.</w:t>
-      </w:r>
-    </w:p>
-    <w:p>
-      <w:pPr>
-        <w:spacing w:before="20" w:after="20" w:line="360" w:lineRule="auto"/>
-        <w:ind w:right="360"/>
-        <w:jc w:val="both"/>
+      </w:pPr>
+      <w:r>
         <w:rPr>
           <w:rFonts w:ascii="Times New Roman" w:eastAsia="Times New Roman" w:hAnsi="Times New Roman" w:cs="Times New Roman"/>
           <w:b/>
@@ -1097,8 +1081,102 @@
           <w:sz w:val="24"/>
           <w:szCs w:val="24"/>
         </w:rPr>
-      </w:pPr>
-      <w:r>
+        <w:t>1.2.6. Nghiên cứu 6: Biến vĩ mô và dự báo rủi ro cực đoan của Lawuobahsumo, Algieri và Leccadito (2024)</w:t>
+      </w:r>
+    </w:p>
+    <w:p>
+      <w:pPr>
+        <w:spacing w:before="20" w:after="20" w:line="360" w:lineRule="auto"/>
+        <w:ind w:right="360" w:firstLine="720"/>
+        <w:jc w:val="both"/>
+        <w:rPr>
+          <w:rFonts w:ascii="Times New Roman" w:eastAsia="Times New Roman" w:hAnsi="Times New Roman" w:cs="Times New Roman"/>
+          <w:sz w:val="24"/>
+          <w:szCs w:val="24"/>
+        </w:rPr>
+      </w:pPr>
+      <w:r>
+        <w:rPr>
+          <w:rFonts w:ascii="Times New Roman" w:eastAsia="Times New Roman" w:hAnsi="Times New Roman" w:cs="Times New Roman"/>
+          <w:sz w:val="24"/>
+          <w:szCs w:val="24"/>
+        </w:rPr>
+        <w:t>Nghiên cứu Forecasting Cryptocurrencies Returns: Do Macroeconomic and Financial Variables Improve Tail Expectation Predictions? xem xét liệu các biến kinh tế vĩ mô và tài chính có cải thiện khả năng dự báo rủi ro ở hai đuôi phân phối lợi suất tiền mã hóa hay không. Nghiên cứu xem xét BTC, ETH, XRP, DOGE và LTC, dự báo Value-at-Risk (VaR) và Expected Shortfall (ES) cho một và năm bước thời gian phía trước. Phương pháp chính là mạng nơ-ron hồi quy phân vị tổng hợp đơn điệu (MCQRNN), được so sánh với mô phỏng lịch sử và mô hình ARMA(1,1)-GARCH(1,1).</w:t>
+      </w:r>
+    </w:p>
+    <w:p>
+      <w:pPr>
+        <w:spacing w:before="20" w:after="20" w:line="360" w:lineRule="auto"/>
+        <w:ind w:right="360" w:firstLine="720"/>
+        <w:jc w:val="both"/>
+        <w:rPr>
+          <w:rFonts w:ascii="Times New Roman" w:eastAsia="Times New Roman" w:hAnsi="Times New Roman" w:cs="Times New Roman"/>
+          <w:sz w:val="24"/>
+          <w:szCs w:val="24"/>
+        </w:rPr>
+      </w:pPr>
+      <w:r>
+        <w:rPr>
+          <w:rFonts w:ascii="Times New Roman" w:eastAsia="Times New Roman" w:hAnsi="Times New Roman" w:cs="Times New Roman"/>
+          <w:sz w:val="24"/>
+          <w:szCs w:val="24"/>
+        </w:rPr>
+        <w:t>Kết quả cho thấy các mô hình MCQRNN được bổ sung biến vĩ mô và tài chính nhìn chung có khả năng dự báo VaR và ES tốt hơn các mô hình chuẩn. Đặc biệt, VIX, chênh lệch lợi suất trái phiếu và kỳ vọng lạm phát giúp cải thiện dự báo các mức lợi suất cực đoan. Tuy nhiên, mức độ vượt trội không hoàn toàn đồng nhất giữa các đồng tiền mã hóa, chân trời dự báo và vị thế giao dịch.</w:t>
+      </w:r>
+    </w:p>
+    <w:p>
+      <w:pPr>
+        <w:spacing w:before="20" w:after="20" w:line="360" w:lineRule="auto"/>
+        <w:ind w:right="360" w:firstLine="720"/>
+        <w:jc w:val="both"/>
+        <w:rPr>
+          <w:rFonts w:ascii="Times New Roman" w:eastAsia="Times New Roman" w:hAnsi="Times New Roman" w:cs="Times New Roman"/>
+          <w:sz w:val="24"/>
+          <w:szCs w:val="24"/>
+          <w:lang w:val="en-US"/>
+        </w:rPr>
+      </w:pPr>
+      <w:r>
+        <w:rPr>
+          <w:rFonts w:ascii="Times New Roman" w:eastAsia="Times New Roman" w:hAnsi="Times New Roman" w:cs="Times New Roman"/>
+          <w:sz w:val="24"/>
+          <w:szCs w:val="24"/>
+          <w:lang w:val="en-US"/>
+        </w:rPr>
+        <w:t>Nghiên cứu này cung cấp cơ sở cho việc đánh giá giá trị dự báo ngoài mẫu của các biến tài chính toàn cầu. Tuy nhiên, khác với nghiên cứu của Lawuobahsumo và cộng sự (2024), mô hình học máy trong đề tài hiện tại không trực tiếp dự báo VaR hoặc ES. Biến mục tiêu là độ lớn lợi suất log ngày kế tiếp, được đo bằng trị tuyệt đối lợi suất. Vì vậy, kết quả chỉ cho phép đánh giá khả năng dự báo độ lớn lợi suất trong một ngày, không đủ để kết luận rằng mô hình cải thiện dự báo rủi ro đuôi.</w:t>
+      </w:r>
+    </w:p>
+    <w:p>
+      <w:pPr>
+        <w:spacing w:before="20" w:after="20" w:line="360" w:lineRule="auto"/>
+        <w:ind w:right="360" w:firstLine="720"/>
+        <w:jc w:val="both"/>
+        <w:rPr>
+          <w:rFonts w:ascii="Times New Roman" w:eastAsia="Times New Roman" w:hAnsi="Times New Roman" w:cs="Times New Roman"/>
+          <w:sz w:val="24"/>
+          <w:szCs w:val="24"/>
+          <w:lang w:val="en-US"/>
+        </w:rPr>
+      </w:pPr>
+    </w:p>
+    <w:p>
+      <w:pPr>
+        <w:spacing w:before="20" w:after="20" w:line="360" w:lineRule="auto"/>
+        <w:ind w:right="360"/>
+        <w:jc w:val="both"/>
+        <w:rPr>
+          <w:rFonts w:ascii="Times New Roman" w:eastAsia="Times New Roman" w:hAnsi="Times New Roman" w:cs="Times New Roman"/>
+          <w:sz w:val="24"/>
+          <w:szCs w:val="24"/>
+          <w:lang w:val="en-US"/>
+        </w:rPr>
+      </w:pPr>
+    </w:p>
+    <w:p>
+      <w:pPr>
+        <w:spacing w:before="20" w:after="20" w:line="360" w:lineRule="auto"/>
+        <w:ind w:right="360"/>
+        <w:jc w:val="both"/>
         <w:rPr>
           <w:rFonts w:ascii="Times New Roman" w:eastAsia="Times New Roman" w:hAnsi="Times New Roman" w:cs="Times New Roman"/>
           <w:b/>
@@ -1106,75 +1184,8 @@
           <w:sz w:val="24"/>
           <w:szCs w:val="24"/>
         </w:rPr>
-        <w:t>1.2.7. Nghiên cứu 7: Dự báo ngoài mẫu lợi suất tiền mã hóa của Yae và Tian (2022)</w:t>
-      </w:r>
-    </w:p>
-    <w:p>
-      <w:pPr>
-        <w:spacing w:before="20" w:after="20" w:line="360" w:lineRule="auto"/>
-        <w:ind w:right="360" w:firstLine="720"/>
-        <w:jc w:val="both"/>
-        <w:rPr>
-          <w:rFonts w:ascii="Times New Roman" w:eastAsia="Times New Roman" w:hAnsi="Times New Roman" w:cs="Times New Roman"/>
-          <w:sz w:val="24"/>
-          <w:szCs w:val="24"/>
-        </w:rPr>
-      </w:pPr>
-      <w:r>
-        <w:rPr>
-          <w:rFonts w:ascii="Times New Roman" w:eastAsia="Times New Roman" w:hAnsi="Times New Roman" w:cs="Times New Roman"/>
-          <w:sz w:val="24"/>
-          <w:szCs w:val="24"/>
-        </w:rPr>
-        <w:t>Nghiên cứu Out-of-Sample Forecasting of Cryptocurrency Returns: A Comprehensive Comparison of Predictors and Algorithms so sánh nhiều biến dự báo và thuật toán dự báo lợi suất của Bitcoin, Ethereum và Ripple. Trọng tâm của nghiên cứu là đánh giá ngoài mẫu nhằm hạn chế nguy cơ kết luận quá lạc quan từ kết quả ước lượng trong mẫu.</w:t>
-      </w:r>
-    </w:p>
-    <w:p>
-      <w:pPr>
-        <w:spacing w:before="20" w:after="20" w:line="360" w:lineRule="auto"/>
-        <w:ind w:right="360"/>
-        <w:jc w:val="both"/>
-        <w:rPr>
-          <w:rFonts w:ascii="Times New Roman" w:eastAsia="Times New Roman" w:hAnsi="Times New Roman" w:cs="Times New Roman"/>
-          <w:sz w:val="24"/>
-          <w:szCs w:val="24"/>
-        </w:rPr>
-      </w:pPr>
-      <w:r>
-        <w:rPr>
-          <w:rFonts w:ascii="Times New Roman" w:eastAsia="Times New Roman" w:hAnsi="Times New Roman" w:cs="Times New Roman"/>
-          <w:sz w:val="24"/>
-          <w:szCs w:val="24"/>
-        </w:rPr>
-        <w:t>Kết quả cho thấy một số biến thường được xem là hữu ích trong mẫu, chẳng hạn sự chú ý của nhà đầu tư và khối lượng giao dịch, không duy trì được khả năng dự báo có ý nghĩa ngoài mẫu. Sự thay đổi trong tương quan với thị trường chứng khoán là một trong những biến dự báo có kết quả nổi bật; các phương pháp dựa trên cơ chế kinh tế cũng cho kết quả tốt hơn nhiều thuật toán dự báo phổ dụng trong thiết kế nghiên cứu của nhóm tác giả.</w:t>
-      </w:r>
-    </w:p>
-    <w:p>
-      <w:pPr>
-        <w:spacing w:before="20" w:after="20" w:line="360" w:lineRule="auto"/>
-        <w:ind w:right="360" w:firstLine="720"/>
-        <w:jc w:val="both"/>
-        <w:rPr>
-          <w:rFonts w:ascii="Times New Roman" w:eastAsia="Times New Roman" w:hAnsi="Times New Roman" w:cs="Times New Roman"/>
-          <w:sz w:val="24"/>
-          <w:szCs w:val="24"/>
-        </w:rPr>
-      </w:pPr>
-      <w:r>
-        <w:rPr>
-          <w:rFonts w:ascii="Times New Roman" w:eastAsia="Times New Roman" w:hAnsi="Times New Roman" w:cs="Times New Roman"/>
-          <w:sz w:val="24"/>
-          <w:szCs w:val="24"/>
-        </w:rPr>
-        <w:lastRenderedPageBreak/>
-        <w:t>Nghiên cứu này nhấn mạnh rằng lựa chọn mô hình không nên chỉ dựa trên độ phù hợp với dữ liệu lịch sử. Đối với đề tài hiện tại, mô hình dự báo cần có mô hình chuẩn, quy trình chia dữ liệu theo thời gian và đánh giá trên tập dữ liệu chưa sử dụng trong quá trình huấn luyện. Mô hình học máy chỉ nên được giữ lại nếu chứng minh được giá trị gia tăng so với mô hình đơn giản hơn.</w:t>
-      </w:r>
-    </w:p>
-    <w:p>
-      <w:pPr>
-        <w:spacing w:before="20" w:after="20" w:line="360" w:lineRule="auto"/>
-        <w:ind w:right="360"/>
-        <w:jc w:val="both"/>
+      </w:pPr>
+      <w:r>
         <w:rPr>
           <w:rFonts w:ascii="Times New Roman" w:eastAsia="Times New Roman" w:hAnsi="Times New Roman" w:cs="Times New Roman"/>
           <w:b/>
@@ -1182,8 +1193,75 @@
           <w:sz w:val="24"/>
           <w:szCs w:val="24"/>
         </w:rPr>
-      </w:pPr>
-      <w:r>
+        <w:lastRenderedPageBreak/>
+        <w:t>1.2.7. Nghiên cứu 7: Dự báo ngoài mẫu lợi suất tiền mã hóa của Yae và Tian (2022)</w:t>
+      </w:r>
+    </w:p>
+    <w:p>
+      <w:pPr>
+        <w:spacing w:before="20" w:after="20" w:line="360" w:lineRule="auto"/>
+        <w:ind w:right="360" w:firstLine="720"/>
+        <w:jc w:val="both"/>
+        <w:rPr>
+          <w:rFonts w:ascii="Times New Roman" w:eastAsia="Times New Roman" w:hAnsi="Times New Roman" w:cs="Times New Roman"/>
+          <w:sz w:val="24"/>
+          <w:szCs w:val="24"/>
+        </w:rPr>
+      </w:pPr>
+      <w:r>
+        <w:rPr>
+          <w:rFonts w:ascii="Times New Roman" w:eastAsia="Times New Roman" w:hAnsi="Times New Roman" w:cs="Times New Roman"/>
+          <w:sz w:val="24"/>
+          <w:szCs w:val="24"/>
+        </w:rPr>
+        <w:t>Nghiên cứu Out-of-Sample Forecasting of Cryptocurrency Returns: A Comprehensive Comparison of Predictors and Algorithms so sánh nhiều biến dự báo và thuật toán dự báo lợi suất của Bitcoin, Ethereum và Ripple. Trọng tâm của nghiên cứu là đánh giá ngoài mẫu nhằm hạn chế nguy cơ kết luận quá lạc quan từ kết quả ước lượng trong mẫu.</w:t>
+      </w:r>
+    </w:p>
+    <w:p>
+      <w:pPr>
+        <w:spacing w:before="20" w:after="20" w:line="360" w:lineRule="auto"/>
+        <w:ind w:right="360" w:firstLine="720"/>
+        <w:jc w:val="both"/>
+        <w:rPr>
+          <w:rFonts w:ascii="Times New Roman" w:eastAsia="Times New Roman" w:hAnsi="Times New Roman" w:cs="Times New Roman"/>
+          <w:sz w:val="24"/>
+          <w:szCs w:val="24"/>
+        </w:rPr>
+      </w:pPr>
+      <w:r>
+        <w:rPr>
+          <w:rFonts w:ascii="Times New Roman" w:eastAsia="Times New Roman" w:hAnsi="Times New Roman" w:cs="Times New Roman"/>
+          <w:sz w:val="24"/>
+          <w:szCs w:val="24"/>
+        </w:rPr>
+        <w:t>Kết quả cho thấy một số biến thường được xem là hữu ích trong mẫu, chẳng hạn sự chú ý của nhà đầu tư và khối lượng giao dịch, không duy trì được khả năng dự báo có ý nghĩa ngoài mẫu. Sự thay đổi trong tương quan với thị trường chứng khoán là một trong những biến dự báo có kết quả nổi bật; các phương pháp dựa trên cơ chế kinh tế cũng cho kết quả tốt hơn nhiều thuật toán dự báo phổ dụng trong thiết kế nghiên cứu của nhóm tác giả.</w:t>
+      </w:r>
+    </w:p>
+    <w:p>
+      <w:pPr>
+        <w:spacing w:before="20" w:after="20" w:line="360" w:lineRule="auto"/>
+        <w:ind w:right="360" w:firstLine="720"/>
+        <w:jc w:val="both"/>
+        <w:rPr>
+          <w:rFonts w:ascii="Times New Roman" w:eastAsia="Times New Roman" w:hAnsi="Times New Roman" w:cs="Times New Roman"/>
+          <w:sz w:val="24"/>
+          <w:szCs w:val="24"/>
+        </w:rPr>
+      </w:pPr>
+      <w:r>
+        <w:rPr>
+          <w:rFonts w:ascii="Times New Roman" w:eastAsia="Times New Roman" w:hAnsi="Times New Roman" w:cs="Times New Roman"/>
+          <w:sz w:val="24"/>
+          <w:szCs w:val="24"/>
+        </w:rPr>
+        <w:t>Nghiên cứu này nhấn mạnh rằng lựa chọn mô hình không nên chỉ dựa trên độ phù hợp với dữ liệu lịch sử. Đối với đề tài hiện tại, mô hình dự báo cần có mô hình chuẩn, quy trình chia dữ liệu theo thời gian và đánh giá trên tập dữ liệu chưa sử dụng trong quá trình huấn luyện. Mô hình học máy chỉ nên được giữ lại nếu chứng minh được giá trị gia tăng so với mô hình đơn giản hơn.</w:t>
+      </w:r>
+    </w:p>
+    <w:p>
+      <w:pPr>
+        <w:spacing w:before="20" w:after="20" w:line="360" w:lineRule="auto"/>
+        <w:ind w:right="360"/>
+        <w:jc w:val="both"/>
         <w:rPr>
           <w:rFonts w:ascii="Times New Roman" w:eastAsia="Times New Roman" w:hAnsi="Times New Roman" w:cs="Times New Roman"/>
           <w:b/>
@@ -1191,6 +1269,15 @@
           <w:sz w:val="24"/>
           <w:szCs w:val="24"/>
         </w:rPr>
+      </w:pPr>
+      <w:r>
+        <w:rPr>
+          <w:rFonts w:ascii="Times New Roman" w:eastAsia="Times New Roman" w:hAnsi="Times New Roman" w:cs="Times New Roman"/>
+          <w:b/>
+          <w:bCs/>
+          <w:sz w:val="24"/>
+          <w:szCs w:val="24"/>
+        </w:rPr>
         <w:t>1.3. Tổng hợp nghiên cứu trước và khoảng trống nghiên cứu</w:t>
       </w:r>
     </w:p>
@@ -1203,163 +1290,581 @@
           <w:rFonts w:ascii="Times New Roman" w:eastAsia="Times New Roman" w:hAnsi="Times New Roman" w:cs="Times New Roman"/>
           <w:sz w:val="24"/>
           <w:szCs w:val="24"/>
-        </w:rPr>
-      </w:pPr>
-      <w:r>
-        <w:rPr>
-          <w:rFonts w:ascii="Times New Roman" w:eastAsia="Times New Roman" w:hAnsi="Times New Roman" w:cs="Times New Roman"/>
-          <w:sz w:val="24"/>
-          <w:szCs w:val="24"/>
-        </w:rPr>
-        <w:t>Từ bảy nghiên cứu trên, có thể rút ra ba hướng nghiên cứu chính. Thứ nhất, nhóm nghiên cứu về chính sách tiền tệ như Karau (2023) và Kyriazis và cộng sự (2023) cho thấy các thông tin chính sách tiền tệ bất ngờ có thể ảnh hưởng đến lợi suất và biến động của BTC, ETH. Thứ hai, các nghiên cứu của Colombage và cộng sự (2025), Gaies và cộng sự (2024), Hsu và cộng sự (2024) cho thấy mối quan hệ giữa tiền mã hóa và điều kiện tài chính có thể thay đổi theo trạng thái thị trường, thời gian và điểm gãy cấu trúc. Thứ ba, Lawuobahsumo và cộng sự (2024) cùng Yae và Tian (2022) nhấn mạnh vai trò của các biến tài chính trong dự báo rủi ro, đồng thời cho thấy cần kiểm định nghiêm túc khả năng dự báo ngoài mẫu.</w:t>
-      </w:r>
-    </w:p>
-    <w:p>
-      <w:pPr>
-        <w:spacing w:before="20" w:after="20" w:line="360" w:lineRule="auto"/>
-        <w:ind w:right="360" w:firstLine="360"/>
-        <w:jc w:val="both"/>
-        <w:rPr>
-          <w:rFonts w:ascii="Times New Roman" w:eastAsia="Times New Roman" w:hAnsi="Times New Roman" w:cs="Times New Roman"/>
-          <w:sz w:val="24"/>
-          <w:szCs w:val="24"/>
-        </w:rPr>
-      </w:pPr>
-      <w:r>
-        <w:rPr>
-          <w:rFonts w:ascii="Times New Roman" w:eastAsia="Times New Roman" w:hAnsi="Times New Roman" w:cs="Times New Roman"/>
-          <w:sz w:val="24"/>
-          <w:szCs w:val="24"/>
-        </w:rPr>
-        <w:t>Các nghiên cứu này tạo cơ sở lý thuyết và thực nghiệm cho đề tài, nhưng vẫn có những hướng cần được kết nối trong một khuôn khổ thống nhất:</w:t>
+          <w:lang w:val="en-US"/>
+        </w:rPr>
+      </w:pPr>
+      <w:r>
+        <w:rPr>
+          <w:rFonts w:ascii="Times New Roman" w:eastAsia="Times New Roman" w:hAnsi="Times New Roman" w:cs="Times New Roman"/>
+          <w:sz w:val="24"/>
+          <w:szCs w:val="24"/>
+        </w:rPr>
+        <w:t>Từ bảy nghiên cứu trên, có thể rút ra ba hướng chính. Thứ nhất, các nghiên cứu về chính sách tiền tệ cho thấy thông tin tiền tệ có thể liên quan đến lợi suất và biến động BTC/ETH, nhưng việc nhận diện cú sốc chính sách đòi hỏi dữ liệu và giả định riêng. Thứ hai, các nghiên cứu về điều kiện tài chính cho thấy mối liên hệ giữa tiền mã hóa với USD, biến động thị trường và các tài sản truyền thống có thể thay đổi theo thời gian và trạng thái thị trường. Thứ ba, các nghiên cứu dự báo nhấn mạnh rằng giá trị của biến vĩ mô phải được đánh giá ngoài mẫu so với mô hình chuẩn</w:t>
+      </w:r>
+      <w:r>
+        <w:rPr>
+          <w:rFonts w:ascii="Times New Roman" w:eastAsia="Times New Roman" w:hAnsi="Times New Roman" w:cs="Times New Roman"/>
+          <w:sz w:val="24"/>
+          <w:szCs w:val="24"/>
+        </w:rPr>
+        <w:t>.</w:t>
+      </w:r>
+    </w:p>
+    <w:p>
+      <w:pPr>
+        <w:spacing w:before="20" w:after="20" w:line="360" w:lineRule="auto"/>
+        <w:ind w:right="360" w:firstLine="720"/>
+        <w:jc w:val="both"/>
+        <w:rPr>
+          <w:rFonts w:ascii="Times New Roman" w:eastAsia="Times New Roman" w:hAnsi="Times New Roman" w:cs="Times New Roman"/>
+          <w:sz w:val="24"/>
+          <w:szCs w:val="24"/>
+          <w:lang w:val="en-US"/>
+        </w:rPr>
+      </w:pPr>
+      <w:r>
+        <w:rPr>
+          <w:rFonts w:ascii="Times New Roman" w:eastAsia="Times New Roman" w:hAnsi="Times New Roman" w:cs="Times New Roman"/>
+          <w:sz w:val="24"/>
+          <w:szCs w:val="24"/>
+          <w:lang w:val="en-US"/>
+        </w:rPr>
+        <w:t>Các nghiên cứu trước tạo cơ sở lý thuyết và thực nghiệm cho việc xem xét mối liên hệ giữa điều kiện tài chính toàn cầu và thị trường tiền mã hóa. Tuy nhiên, vẫn cần kết nối ba khía cạnh trong cùng một thiết kế thực nghiệm.</w:t>
+      </w:r>
+    </w:p>
+    <w:p>
+      <w:pPr>
+        <w:spacing w:before="20" w:after="20" w:line="360" w:lineRule="auto"/>
+        <w:ind w:right="360" w:firstLine="720"/>
+        <w:jc w:val="both"/>
+        <w:rPr>
+          <w:rFonts w:ascii="Times New Roman" w:eastAsia="Times New Roman" w:hAnsi="Times New Roman" w:cs="Times New Roman"/>
+          <w:sz w:val="24"/>
+          <w:szCs w:val="24"/>
+          <w:lang w:val="en-US"/>
+        </w:rPr>
+      </w:pPr>
+      <w:r>
+        <w:rPr>
+          <w:rFonts w:ascii="Times New Roman" w:eastAsia="Times New Roman" w:hAnsi="Times New Roman" w:cs="Times New Roman"/>
+          <w:sz w:val="24"/>
+          <w:szCs w:val="24"/>
+          <w:lang w:val="en-US"/>
+        </w:rPr>
+        <w:t>Thứ nhất, cần xem xét đồng thời mối liên hệ giữa lợi suất BTC, ETH với các chỉ báo đại diện cho điều kiện lãi suất, sức mạnh đồng USD và rủi ro thị trường, lần lượt là US2Y, DXY và VIX. Việc sử dụng các chỉ báo này giúp mô tả mối liên hệ với điều kiện tài chính toàn cầu, nhưng không thay thế cho việc nhận diện riêng các cú sốc ngoại sinh.</w:t>
+      </w:r>
+    </w:p>
+    <w:p>
+      <w:pPr>
+        <w:spacing w:before="20" w:after="20" w:line="360" w:lineRule="auto"/>
+        <w:ind w:right="360" w:firstLine="720"/>
+        <w:jc w:val="both"/>
+        <w:rPr>
+          <w:rFonts w:ascii="Times New Roman" w:eastAsia="Times New Roman" w:hAnsi="Times New Roman" w:cs="Times New Roman"/>
+          <w:sz w:val="24"/>
+          <w:szCs w:val="24"/>
+          <w:lang w:val="en-US"/>
+        </w:rPr>
+      </w:pPr>
+      <w:r>
+        <w:rPr>
+          <w:rFonts w:ascii="Times New Roman" w:eastAsia="Times New Roman" w:hAnsi="Times New Roman" w:cs="Times New Roman"/>
+          <w:sz w:val="24"/>
+          <w:szCs w:val="24"/>
+          <w:lang w:val="en-US"/>
+        </w:rPr>
+        <w:lastRenderedPageBreak/>
+        <w:t>Thứ hai, cần kiểm tra tính động của các mối liên hệ thông qua các chân trời dự báo khác nhau, đồng thời đánh giá liệu hệ số có khác biệt giữa giai đoạn 2018–2019 và 2020–2025, cũng như giữa trạng thái Calm và Stress hay không. Các khác biệt này cần được kiểm định trực tiếp và diễn giải dựa trên độ lớn hệ số, khoảng tin cậy và kết quả hiệu chỉnh khi thực hiện nhiều phép kiểm định.</w:t>
+      </w:r>
+    </w:p>
+    <w:p>
+      <w:pPr>
+        <w:spacing w:before="20" w:after="20" w:line="360" w:lineRule="auto"/>
+        <w:ind w:right="360" w:firstLine="720"/>
+        <w:jc w:val="both"/>
+        <w:rPr>
+          <w:rFonts w:ascii="Times New Roman" w:eastAsia="Times New Roman" w:hAnsi="Times New Roman" w:cs="Times New Roman"/>
+          <w:sz w:val="24"/>
+          <w:szCs w:val="24"/>
+          <w:lang w:val="en-US"/>
+        </w:rPr>
+      </w:pPr>
+      <w:r>
+        <w:rPr>
+          <w:rFonts w:ascii="Times New Roman" w:eastAsia="Times New Roman" w:hAnsi="Times New Roman" w:cs="Times New Roman"/>
+          <w:sz w:val="24"/>
+          <w:szCs w:val="24"/>
+          <w:lang w:val="en-US"/>
+        </w:rPr>
+        <w:t>Thứ ba, cần đánh giá liệu việc bổ sung thông tin tài chính toàn cầu có cải thiện dự báo ngoài mẫu hay không. Đối với đề tài hiện tại, mục tiêu dự báo là độ lớn lợi suất ngày kế tiếp của BTC và ETH, thay vì trực tiếp dự báo hướng giá, VaR hoặc ES. Giá trị gia tăng được đánh giá bằng cách so sánh bộ đặc trưng Crypto-only với bộ Crypto + Macro trên cùng tập kiểm tra ngoài mẫu.</w:t>
+      </w:r>
+    </w:p>
+    <w:p>
+      <w:pPr>
+        <w:spacing w:before="20" w:after="20" w:line="360" w:lineRule="auto"/>
+        <w:ind w:right="360" w:firstLine="720"/>
+        <w:jc w:val="both"/>
+        <w:rPr>
+          <w:rFonts w:ascii="Times New Roman" w:eastAsia="Times New Roman" w:hAnsi="Times New Roman" w:cs="Times New Roman"/>
+          <w:sz w:val="24"/>
+          <w:szCs w:val="24"/>
+          <w:lang w:val="en-US"/>
+        </w:rPr>
+      </w:pPr>
+      <w:r>
+        <w:rPr>
+          <w:rFonts w:ascii="Times New Roman" w:eastAsia="Times New Roman" w:hAnsi="Times New Roman" w:cs="Times New Roman"/>
+          <w:sz w:val="24"/>
+          <w:szCs w:val="24"/>
+          <w:lang w:val="en-US"/>
+        </w:rPr>
+        <w:t>Trên cơ sở đó, nghiên cứu kết hợp mô hình VAR, hàm phản ứng xung (IRF), kiểm định Granger và Local Projections để phân tích mối liên hệ động; sử dụng các mô hình tương tác để kiểm tra sự khác biệt giữa các giai đoạn và trạng thái thị trường; đồng thời triển khai Elastic Net và XGBoost để đánh giá giá trị dự báo ngoài mẫu. Đóng góp của nghiên cứu nằm ở việc đặt phân tích mối liên hệ động, khác biệt theo trạng thái thị trường và đánh giá giá trị dự báo trong một khuôn khổ thống nhất, đồng thời giới hạn kết luận theo đúng phạm vi mà dữ liệu và phương pháp cho phép.</w:t>
+      </w:r>
+    </w:p>
+    <w:p>
+      <w:pPr>
+        <w:spacing w:before="20" w:after="20" w:line="360" w:lineRule="auto"/>
+        <w:ind w:right="360" w:firstLine="720"/>
+        <w:jc w:val="both"/>
+        <w:rPr>
+          <w:rFonts w:ascii="Times New Roman" w:eastAsia="Times New Roman" w:hAnsi="Times New Roman" w:cs="Times New Roman"/>
+          <w:sz w:val="24"/>
+          <w:szCs w:val="24"/>
+          <w:lang w:val="en-US"/>
+        </w:rPr>
+      </w:pPr>
+    </w:p>
+    <w:p>
+      <w:pPr>
+        <w:spacing w:before="20" w:after="20" w:line="360" w:lineRule="auto"/>
+        <w:ind w:right="360"/>
+        <w:jc w:val="both"/>
+        <w:rPr>
+          <w:rFonts w:ascii="Times New Roman" w:eastAsia="Times New Roman" w:hAnsi="Times New Roman" w:cs="Times New Roman"/>
+          <w:b/>
+          <w:bCs/>
+          <w:sz w:val="24"/>
+          <w:szCs w:val="24"/>
+        </w:rPr>
+      </w:pPr>
+      <w:r>
+        <w:rPr>
+          <w:rFonts w:ascii="Times New Roman" w:eastAsia="Times New Roman" w:hAnsi="Times New Roman" w:cs="Times New Roman"/>
+          <w:b/>
+          <w:bCs/>
+          <w:sz w:val="24"/>
+          <w:szCs w:val="24"/>
+        </w:rPr>
+        <w:t>2. Câu hỏi nghiên cứu RQ1–RQ5 và giả thuyết</w:t>
+      </w:r>
+    </w:p>
+    <w:p>
+      <w:pPr>
+        <w:spacing w:before="20" w:after="20" w:line="360" w:lineRule="auto"/>
+        <w:ind w:right="360"/>
+        <w:jc w:val="both"/>
+        <w:rPr>
+          <w:rFonts w:ascii="Times New Roman" w:eastAsia="Times New Roman" w:hAnsi="Times New Roman" w:cs="Times New Roman"/>
+          <w:b/>
+          <w:bCs/>
+          <w:sz w:val="24"/>
+          <w:szCs w:val="24"/>
+          <w:lang w:val="en-US"/>
+        </w:rPr>
+      </w:pPr>
+      <w:r>
+        <w:rPr>
+          <w:rFonts w:ascii="Times New Roman" w:eastAsia="Times New Roman" w:hAnsi="Times New Roman" w:cs="Times New Roman"/>
+          <w:b/>
+          <w:bCs/>
+          <w:sz w:val="24"/>
+          <w:szCs w:val="24"/>
+        </w:rPr>
+        <w:t xml:space="preserve">2.1. RQ1. </w:t>
+      </w:r>
+      <w:r>
+        <w:rPr>
+          <w:rFonts w:ascii="Times New Roman" w:eastAsia="Times New Roman" w:hAnsi="Times New Roman" w:cs="Times New Roman"/>
+          <w:b/>
+          <w:bCs/>
+          <w:sz w:val="24"/>
+          <w:szCs w:val="24"/>
+          <w:lang w:val="en-US"/>
+        </w:rPr>
+        <w:t>Mối liên hệ giữa thay đổi lợi suất trái phiếu Mỹ và lợi suất tiền mã hóa</w:t>
+      </w:r>
+    </w:p>
+    <w:p>
+      <w:pPr>
+        <w:spacing w:line="360" w:lineRule="auto"/>
+        <w:rPr>
+          <w:rFonts w:ascii="Times New Roman" w:eastAsia="Times New Roman" w:hAnsi="Times New Roman" w:cs="Times New Roman"/>
+          <w:sz w:val="24"/>
+          <w:szCs w:val="24"/>
+          <w:lang w:val="en-US"/>
+        </w:rPr>
+      </w:pPr>
+      <w:r>
+        <w:rPr>
+          <w:rFonts w:ascii="Times New Roman" w:eastAsia="Times New Roman" w:hAnsi="Times New Roman" w:cs="Times New Roman"/>
+          <w:b/>
+          <w:bCs/>
+          <w:sz w:val="24"/>
+          <w:szCs w:val="24"/>
+          <w:lang w:val="en-US"/>
+        </w:rPr>
+        <w:t>Câu hỏi nghiên cứu (RQ1):</w:t>
+      </w:r>
+      <w:r>
+        <w:rPr>
+          <w:rFonts w:ascii="Times New Roman" w:eastAsia="Times New Roman" w:hAnsi="Times New Roman" w:cs="Times New Roman"/>
+          <w:sz w:val="24"/>
+          <w:szCs w:val="24"/>
+          <w:lang w:val="en-US"/>
+        </w:rPr>
+        <w:t xml:space="preserve"> Sự thay đổi lợi suất trái phiếu Chính phủ Mỹ kỳ hạn 2 năm có mối liên hệ như thế nào với lợi suất Bitcoin và Ethereum?</w:t>
+      </w:r>
+    </w:p>
+    <w:p>
+      <w:pPr>
+        <w:spacing w:line="360" w:lineRule="auto"/>
+        <w:rPr>
+          <w:rFonts w:ascii="Times New Roman" w:eastAsia="Times New Roman" w:hAnsi="Times New Roman" w:cs="Times New Roman"/>
+          <w:sz w:val="24"/>
+          <w:szCs w:val="24"/>
+          <w:lang w:val="en-US"/>
+        </w:rPr>
+      </w:pPr>
+      <w:r>
+        <w:rPr>
+          <w:rFonts w:ascii="Times New Roman" w:eastAsia="Times New Roman" w:hAnsi="Times New Roman" w:cs="Times New Roman"/>
+          <w:b/>
+          <w:bCs/>
+          <w:sz w:val="24"/>
+          <w:szCs w:val="24"/>
+          <w:lang w:val="en-US"/>
+        </w:rPr>
+        <w:t>Giả thuyết H1:</w:t>
+      </w:r>
+      <w:r>
+        <w:rPr>
+          <w:rFonts w:ascii="Times New Roman" w:eastAsia="Times New Roman" w:hAnsi="Times New Roman" w:cs="Times New Roman"/>
+          <w:sz w:val="24"/>
+          <w:szCs w:val="24"/>
+          <w:lang w:val="en-US"/>
+        </w:rPr>
+        <w:t xml:space="preserve"> Sự thay đổi lợi suất trái phiếu Chính phủ Mỹ kỳ hạn 2 năm có mối liên hệ âm với lợi suất Bitcoin và Ethereum.</w:t>
+      </w:r>
+    </w:p>
+    <w:p>
+      <w:pPr>
+        <w:spacing w:line="360" w:lineRule="auto"/>
+        <w:rPr>
+          <w:rFonts w:ascii="Times New Roman" w:eastAsia="Times New Roman" w:hAnsi="Times New Roman" w:cs="Times New Roman"/>
+          <w:sz w:val="24"/>
+          <w:szCs w:val="24"/>
+          <w:lang w:val="en-US"/>
+        </w:rPr>
+      </w:pPr>
+      <w:r>
+        <w:rPr>
+          <w:rFonts w:ascii="Times New Roman" w:eastAsia="Times New Roman" w:hAnsi="Times New Roman" w:cs="Times New Roman"/>
+          <w:b/>
+          <w:bCs/>
+          <w:sz w:val="24"/>
+          <w:szCs w:val="24"/>
+          <w:lang w:val="en-US"/>
+        </w:rPr>
+        <w:t>Cơ sở lập luận:</w:t>
+      </w:r>
+      <w:r>
+        <w:rPr>
+          <w:rFonts w:ascii="Times New Roman" w:eastAsia="Times New Roman" w:hAnsi="Times New Roman" w:cs="Times New Roman"/>
+          <w:sz w:val="24"/>
+          <w:szCs w:val="24"/>
+          <w:lang w:val="en-US"/>
+        </w:rPr>
+        <w:t xml:space="preserve"> US2Y phản ánh một phần kỳ vọng về lộ trình lãi suất, lạm phát và triển vọng kinh tế Mỹ. Sự gia tăng lợi suất có thể đi kèm với thay đổi trong chi phí vốn và khẩu vị rủi ro, qua đó có mối liên hệ với lợi suất BTC và ETH. Tuy nhiên, US2Y không phải thước đo trực tiếp của bất ngờ chính sách tiền tệ và không tách riêng được ảnh hưởng của chính sách tiền tệ khỏi các thông tin kinh tế khác. Vì vậy, kết quả được diễn giải là mối liên hệ thống kê, không phải tác động nhân quả của cú sốc Fed đã được nhận diện.</w:t>
+      </w:r>
+    </w:p>
+    <w:p>
+      <w:pPr>
+        <w:spacing w:line="360" w:lineRule="auto"/>
+        <w:rPr>
+          <w:rFonts w:ascii="Times New Roman" w:eastAsia="Times New Roman" w:hAnsi="Times New Roman" w:cs="Times New Roman"/>
+          <w:b/>
+          <w:bCs/>
+          <w:sz w:val="24"/>
+          <w:szCs w:val="24"/>
+          <w:lang w:val="en-US"/>
+        </w:rPr>
+      </w:pPr>
+      <w:r>
+        <w:rPr>
+          <w:rFonts w:ascii="Times New Roman" w:eastAsia="Times New Roman" w:hAnsi="Times New Roman" w:cs="Times New Roman"/>
+          <w:b/>
+          <w:bCs/>
+          <w:sz w:val="24"/>
+          <w:szCs w:val="24"/>
+        </w:rPr>
+        <w:t xml:space="preserve">2.2. RQ2. </w:t>
+      </w:r>
+      <w:r>
+        <w:rPr>
+          <w:rFonts w:ascii="Times New Roman" w:eastAsia="Times New Roman" w:hAnsi="Times New Roman" w:cs="Times New Roman"/>
+          <w:b/>
+          <w:bCs/>
+          <w:sz w:val="24"/>
+          <w:szCs w:val="24"/>
+        </w:rPr>
+        <w:t>Mối liên hệ giữa USD, rủi ro thị trường và lợi suất tiền mã hóa</w:t>
+      </w:r>
+    </w:p>
+    <w:p>
+      <w:pPr>
+        <w:spacing w:before="20" w:after="20" w:line="360" w:lineRule="auto"/>
+        <w:ind w:right="360"/>
+        <w:jc w:val="both"/>
+        <w:rPr>
+          <w:rFonts w:eastAsia="Times New Roman"/>
+          <w:lang w:val="en-US"/>
+        </w:rPr>
+      </w:pPr>
+      <w:r>
+        <w:rPr>
+          <w:rFonts w:ascii="Times New Roman" w:eastAsia="Times New Roman" w:hAnsi="Times New Roman" w:cs="Times New Roman"/>
+          <w:sz w:val="24"/>
+          <w:szCs w:val="24"/>
+        </w:rPr>
+        <w:lastRenderedPageBreak/>
+        <w:t>Câu hỏi nghiên cứu (RQ2</w:t>
+      </w:r>
+      <w:r>
+        <w:rPr>
+          <w:rFonts w:ascii="Times New Roman" w:eastAsia="Times New Roman" w:hAnsi="Times New Roman" w:cs="Times New Roman"/>
+          <w:sz w:val="24"/>
+          <w:szCs w:val="24"/>
+          <w:lang w:val="en-US"/>
+        </w:rPr>
+        <w:t>):</w:t>
+      </w:r>
+      <w:r>
+        <w:rPr>
+          <w:rFonts w:ascii="Times New Roman" w:eastAsia="Times New Roman" w:hAnsi="Times New Roman" w:cs="Times New Roman"/>
+          <w:sz w:val="24"/>
+          <w:szCs w:val="24"/>
+          <w:lang w:val="en-US"/>
+        </w:rPr>
+        <w:t xml:space="preserve"> </w:t>
+      </w:r>
+      <w:r>
+        <w:rPr>
+          <w:rFonts w:eastAsia="Times New Roman"/>
+          <w:lang w:val="en-US"/>
+        </w:rPr>
+        <w:t>Những thay đổi của chỉ số đô la Mỹ (DXY) và chỉ số biến động thị trường (VIX) có mối liên hệ như thế nào với lợi suất BTC và ETH, và mối liên hệ này thay đổi theo các khoảng thời gian dự báo ra sao?</w:t>
+      </w:r>
+    </w:p>
+    <w:p>
+      <w:pPr>
+        <w:spacing w:before="20" w:after="20" w:line="360" w:lineRule="auto"/>
+        <w:ind w:right="360"/>
+        <w:jc w:val="both"/>
+        <w:rPr>
+          <w:rFonts w:ascii="Times New Roman" w:eastAsia="Times New Roman" w:hAnsi="Times New Roman" w:cs="Times New Roman"/>
+          <w:sz w:val="24"/>
+          <w:szCs w:val="24"/>
+        </w:rPr>
+      </w:pPr>
+      <w:r>
+        <w:rPr>
+          <w:rFonts w:ascii="Times New Roman" w:eastAsia="Times New Roman" w:hAnsi="Times New Roman" w:cs="Times New Roman"/>
+          <w:sz w:val="24"/>
+          <w:szCs w:val="24"/>
+        </w:rPr>
+        <w:t>Giả thuyết H2:</w:t>
       </w:r>
     </w:p>
     <w:p>
       <w:pPr>
         <w:numPr>
           <w:ilvl w:val="0"/>
-          <w:numId w:val="2"/>
+          <w:numId w:val="5"/>
         </w:numPr>
-        <w:spacing w:line="360" w:lineRule="auto"/>
-        <w:ind w:left="1440"/>
-        <w:rPr>
-          <w:rFonts w:ascii="Times New Roman" w:eastAsia="Times New Roman" w:hAnsi="Times New Roman" w:cs="Times New Roman"/>
-          <w:sz w:val="24"/>
-          <w:szCs w:val="24"/>
-        </w:rPr>
-      </w:pPr>
-      <w:r>
-        <w:rPr>
-          <w:rFonts w:ascii="Times New Roman" w:eastAsia="Times New Roman" w:hAnsi="Times New Roman" w:cs="Times New Roman"/>
-          <w:sz w:val="24"/>
-          <w:szCs w:val="24"/>
-        </w:rPr>
-        <w:t>Tách biệt các nguồn cú sốc: phân tích riêng cú sốc chính sách tiền tệ, USD và rủi ro thị trường trong một thiết kế thống nhất.</w:t>
+        <w:spacing w:before="20" w:after="20" w:line="360" w:lineRule="auto"/>
+        <w:ind w:right="360"/>
+        <w:jc w:val="both"/>
+        <w:rPr>
+          <w:rFonts w:ascii="Times New Roman" w:eastAsia="Times New Roman" w:hAnsi="Times New Roman" w:cs="Times New Roman"/>
+          <w:sz w:val="24"/>
+          <w:szCs w:val="24"/>
+          <w:lang w:val="en-US"/>
+        </w:rPr>
+      </w:pPr>
+      <w:r>
+        <w:rPr>
+          <w:rFonts w:ascii="Times New Roman" w:eastAsia="Times New Roman" w:hAnsi="Times New Roman" w:cs="Times New Roman"/>
+          <w:b/>
+          <w:bCs/>
+          <w:sz w:val="24"/>
+          <w:szCs w:val="24"/>
+          <w:lang w:val="en-US"/>
+        </w:rPr>
+        <w:t>H2a:</w:t>
+      </w:r>
+      <w:r>
+        <w:rPr>
+          <w:rFonts w:ascii="Times New Roman" w:eastAsia="Times New Roman" w:hAnsi="Times New Roman" w:cs="Times New Roman"/>
+          <w:sz w:val="24"/>
+          <w:szCs w:val="24"/>
+          <w:lang w:val="en-US"/>
+        </w:rPr>
+        <w:t xml:space="preserve"> Sự tăng giá của USD có mối liên hệ âm với lợi suất Bitcoin và Ethereum.</w:t>
       </w:r>
     </w:p>
     <w:p>
       <w:pPr>
         <w:numPr>
           <w:ilvl w:val="0"/>
-          <w:numId w:val="2"/>
+          <w:numId w:val="5"/>
         </w:numPr>
-        <w:spacing w:line="360" w:lineRule="auto"/>
-        <w:ind w:left="1440"/>
-        <w:rPr>
-          <w:rFonts w:ascii="Times New Roman" w:eastAsia="Times New Roman" w:hAnsi="Times New Roman" w:cs="Times New Roman"/>
-          <w:sz w:val="24"/>
-          <w:szCs w:val="24"/>
-        </w:rPr>
-      </w:pPr>
-      <w:r>
-        <w:rPr>
-          <w:rFonts w:ascii="Times New Roman" w:eastAsia="Times New Roman" w:hAnsi="Times New Roman" w:cs="Times New Roman"/>
-          <w:sz w:val="24"/>
-          <w:szCs w:val="24"/>
-        </w:rPr>
-        <w:t>Tính động: cần đánh giá không chỉ phản ứng tức thời mà còn cả độ trễ, cường độ và mức độ kéo dài của phản ứng BTC và ETH.</w:t>
+        <w:spacing w:before="20" w:after="20" w:line="360" w:lineRule="auto"/>
+        <w:ind w:right="360"/>
+        <w:jc w:val="both"/>
+        <w:rPr>
+          <w:rFonts w:ascii="Times New Roman" w:eastAsia="Times New Roman" w:hAnsi="Times New Roman" w:cs="Times New Roman"/>
+          <w:sz w:val="24"/>
+          <w:szCs w:val="24"/>
+          <w:lang w:val="en-US"/>
+        </w:rPr>
+      </w:pPr>
+      <w:r>
+        <w:rPr>
+          <w:rFonts w:ascii="Times New Roman" w:eastAsia="Times New Roman" w:hAnsi="Times New Roman" w:cs="Times New Roman"/>
+          <w:b/>
+          <w:bCs/>
+          <w:sz w:val="24"/>
+          <w:szCs w:val="24"/>
+          <w:lang w:val="en-US"/>
+        </w:rPr>
+        <w:t>H2b:</w:t>
+      </w:r>
+      <w:r>
+        <w:rPr>
+          <w:rFonts w:ascii="Times New Roman" w:eastAsia="Times New Roman" w:hAnsi="Times New Roman" w:cs="Times New Roman"/>
+          <w:sz w:val="24"/>
+          <w:szCs w:val="24"/>
+          <w:lang w:val="en-US"/>
+        </w:rPr>
+        <w:t xml:space="preserve"> Sự gia tăng của VIX có mối liên hệ âm với lợi suất Bitcoin và Ethereum.</w:t>
       </w:r>
     </w:p>
     <w:p>
       <w:pPr>
         <w:numPr>
           <w:ilvl w:val="0"/>
-          <w:numId w:val="2"/>
+          <w:numId w:val="5"/>
         </w:numPr>
-        <w:spacing w:line="360" w:lineRule="auto"/>
-        <w:ind w:left="1440"/>
-        <w:rPr>
-          <w:rFonts w:ascii="Times New Roman" w:eastAsia="Times New Roman" w:hAnsi="Times New Roman" w:cs="Times New Roman"/>
-          <w:sz w:val="24"/>
-          <w:szCs w:val="24"/>
-        </w:rPr>
-      </w:pPr>
-      <w:r>
-        <w:rPr>
-          <w:rFonts w:ascii="Times New Roman" w:eastAsia="Times New Roman" w:hAnsi="Times New Roman" w:cs="Times New Roman"/>
-          <w:sz w:val="24"/>
-          <w:szCs w:val="24"/>
-        </w:rPr>
-        <w:t>Tính phi tuyến và thay đổi theo thời gian: cần kiểm định liệu tác động có khác nhau giữa giai đoạn trước và sau năm 2020, hoặc giữa trạng thái thị trường bình thường và căng thẳng.</w:t>
-      </w:r>
-    </w:p>
-    <w:p>
-      <w:pPr>
-        <w:numPr>
-          <w:ilvl w:val="0"/>
-          <w:numId w:val="2"/>
-        </w:numPr>
-        <w:spacing w:line="360" w:lineRule="auto"/>
-        <w:ind w:left="1440"/>
-        <w:rPr>
-          <w:rFonts w:ascii="Times New Roman" w:eastAsia="Times New Roman" w:hAnsi="Times New Roman" w:cs="Times New Roman"/>
-          <w:sz w:val="24"/>
-          <w:szCs w:val="24"/>
-        </w:rPr>
-      </w:pPr>
-      <w:r>
-        <w:rPr>
-          <w:rFonts w:ascii="Times New Roman" w:eastAsia="Times New Roman" w:hAnsi="Times New Roman" w:cs="Times New Roman"/>
-          <w:sz w:val="24"/>
-          <w:szCs w:val="24"/>
-        </w:rPr>
-        <w:t>Giá trị dự báo: cần đánh giá liệu các biến tài chính toàn cầu có cải thiện dự báo rủi ro của BTC và ETH ngoài mẫu so với mô hình chuẩn hay không.</w:t>
-      </w:r>
-    </w:p>
-    <w:p>
-      <w:pPr>
-        <w:spacing w:before="20" w:after="20" w:line="360" w:lineRule="auto"/>
-        <w:ind w:right="360" w:firstLine="360"/>
-        <w:jc w:val="both"/>
-        <w:rPr>
-          <w:rFonts w:ascii="Times New Roman" w:eastAsia="Times New Roman" w:hAnsi="Times New Roman" w:cs="Times New Roman"/>
-          <w:sz w:val="24"/>
-          <w:szCs w:val="24"/>
-        </w:rPr>
-      </w:pPr>
-      <w:r>
-        <w:rPr>
-          <w:rFonts w:ascii="Times New Roman" w:eastAsia="Times New Roman" w:hAnsi="Times New Roman" w:cs="Times New Roman"/>
-          <w:sz w:val="24"/>
-          <w:szCs w:val="24"/>
-        </w:rPr>
-        <w:t>Từ đó, nghiên cứu hướng đến việc kết hợp phân tích truyền dẫn cú sốc bằng kinh tế lượng với phân tích trạng thái thị trường và một lớp dự báo rủi ro ngoài mẫu. Điểm đóng góp dự kiến không nằm ở việc sử dụng nhiều mô hình nhất có thể, mà ở việc xây dựng một thiết kế nhất quán để giải thích cú sốc nào tác động, tác động kéo dài bao lâu, tác động thay đổi trong điều kiện nào và liệu thông tin vĩ mô có làm dự báo rủi ro tốt hơn hay không.</w:t>
-      </w:r>
-    </w:p>
-    <w:p>
-      <w:pPr>
         <w:spacing w:before="20" w:after="20" w:line="360" w:lineRule="auto"/>
         <w:ind w:right="360"/>
         <w:jc w:val="both"/>
+        <w:rPr>
+          <w:rFonts w:ascii="Times New Roman" w:eastAsia="Times New Roman" w:hAnsi="Times New Roman" w:cs="Times New Roman"/>
+          <w:sz w:val="24"/>
+          <w:szCs w:val="24"/>
+          <w:lang w:val="en-US"/>
+        </w:rPr>
+      </w:pPr>
+      <w:r>
         <w:rPr>
           <w:rFonts w:ascii="Times New Roman" w:eastAsia="Times New Roman" w:hAnsi="Times New Roman" w:cs="Times New Roman"/>
           <w:b/>
           <w:bCs/>
           <w:sz w:val="24"/>
           <w:szCs w:val="24"/>
-        </w:rPr>
-      </w:pPr>
-      <w:r>
+          <w:lang w:val="en-US"/>
+        </w:rPr>
+        <w:t>H2c:</w:t>
+      </w:r>
+      <w:r>
+        <w:rPr>
+          <w:rFonts w:ascii="Times New Roman" w:eastAsia="Times New Roman" w:hAnsi="Times New Roman" w:cs="Times New Roman"/>
+          <w:sz w:val="24"/>
+          <w:szCs w:val="24"/>
+          <w:lang w:val="en-US"/>
+        </w:rPr>
+        <w:t xml:space="preserve"> Mối liên hệ giữa những thay đổi của DXY, VIX và lợi suất BTC, ETH có thể khác nhau theo từng chân trời dự báo về mức độ và chiều hướng.</w:t>
+      </w:r>
+    </w:p>
+    <w:p>
+      <w:pPr>
+        <w:spacing w:before="20" w:after="20" w:line="360" w:lineRule="auto"/>
+        <w:ind w:right="360"/>
+        <w:jc w:val="both"/>
+        <w:rPr>
+          <w:rFonts w:ascii="Times New Roman" w:eastAsia="Times New Roman" w:hAnsi="Times New Roman" w:cs="Times New Roman"/>
+          <w:sz w:val="24"/>
+          <w:szCs w:val="24"/>
+          <w:lang w:val="en-US"/>
+        </w:rPr>
+      </w:pPr>
+      <w:r>
+        <w:rPr>
+          <w:rFonts w:ascii="Times New Roman" w:eastAsia="Times New Roman" w:hAnsi="Times New Roman" w:cs="Times New Roman"/>
+          <w:sz w:val="24"/>
+          <w:szCs w:val="24"/>
+        </w:rPr>
+        <w:t>Cơ sở lập luận: DXY phản ánh sức mạnh tương đối của đồng USD, còn VIX phản ánh kỳ vọng biến động của thị trường chứng khoán Mỹ. Các thay đổi của hai chỉ báo có thể đồng hành với sự dịch chuyển khẩu vị rủi ro. Trong thiết kế này, DXY và VIX là các chỉ báo quan sát được; không mặc nhiên xem mọi thay đổi của chúng là cú sốc ngoại sinh.</w:t>
+      </w:r>
+      <w:r>
+        <w:rPr>
+          <w:rFonts w:ascii="Times New Roman" w:eastAsia="Times New Roman" w:hAnsi="Times New Roman" w:cs="Times New Roman"/>
+          <w:sz w:val="24"/>
+          <w:szCs w:val="24"/>
+          <w:lang w:val="en-US"/>
+        </w:rPr>
+        <w:t xml:space="preserve"> </w:t>
+      </w:r>
+    </w:p>
+    <w:p>
+      <w:pPr>
+        <w:spacing w:before="20" w:after="20" w:line="360" w:lineRule="auto"/>
+        <w:ind w:right="360"/>
+        <w:jc w:val="both"/>
+        <w:rPr>
+          <w:rFonts w:ascii="Times New Roman" w:eastAsia="Times New Roman" w:hAnsi="Times New Roman" w:cs="Times New Roman"/>
+          <w:sz w:val="24"/>
+          <w:szCs w:val="24"/>
+          <w:lang w:val="en-US"/>
+        </w:rPr>
+      </w:pPr>
+      <w:r>
+        <w:rPr>
+          <w:rFonts w:ascii="Times New Roman" w:eastAsia="Times New Roman" w:hAnsi="Times New Roman" w:cs="Times New Roman"/>
+          <w:sz w:val="24"/>
+          <w:szCs w:val="24"/>
+        </w:rPr>
+        <w:t>Đối với câu hỏi này, các chỉ báo trọng tâm là DXY, VIX và lợi suất BTC/ETH. Phân tích phản ứng động có thể sử dụng VAR–IRF và Local Projections (LP).</w:t>
+      </w:r>
+    </w:p>
+    <w:p>
+      <w:pPr>
+        <w:spacing w:before="20" w:after="20" w:line="360" w:lineRule="auto"/>
+        <w:ind w:right="360"/>
+        <w:jc w:val="both"/>
+        <w:rPr>
+          <w:rFonts w:ascii="Times New Roman" w:eastAsia="Times New Roman" w:hAnsi="Times New Roman" w:cs="Times New Roman"/>
+          <w:sz w:val="24"/>
+          <w:szCs w:val="24"/>
+          <w:lang w:val="en-US"/>
+        </w:rPr>
+      </w:pPr>
+    </w:p>
+    <w:p>
+      <w:pPr>
+        <w:spacing w:before="20" w:after="20" w:line="360" w:lineRule="auto"/>
+        <w:ind w:right="360"/>
+        <w:jc w:val="both"/>
         <w:rPr>
           <w:rFonts w:ascii="Times New Roman" w:eastAsia="Times New Roman" w:hAnsi="Times New Roman" w:cs="Times New Roman"/>
           <w:b/>
@@ -1367,14 +1872,8 @@
           <w:sz w:val="24"/>
           <w:szCs w:val="24"/>
         </w:rPr>
-        <w:t>2. Câu hỏi nghiên cứu RQ1–RQ5 và giả thuyết</w:t>
-      </w:r>
-    </w:p>
-    <w:p>
-      <w:pPr>
-        <w:spacing w:before="20" w:after="20" w:line="360" w:lineRule="auto"/>
-        <w:ind w:right="360"/>
-        <w:jc w:val="both"/>
+      </w:pPr>
+      <w:r>
         <w:rPr>
           <w:rFonts w:ascii="Times New Roman" w:eastAsia="Times New Roman" w:hAnsi="Times New Roman" w:cs="Times New Roman"/>
           <w:b/>
@@ -1382,8 +1881,118 @@
           <w:sz w:val="24"/>
           <w:szCs w:val="24"/>
         </w:rPr>
-      </w:pPr>
-      <w:r>
+        <w:t>2.3. RQ3. Sự thay đổi về mức độ nhạy cảm trước và sau các giai đoạn institutionalization</w:t>
+      </w:r>
+    </w:p>
+    <w:p>
+      <w:pPr>
+        <w:spacing w:before="20" w:after="20" w:line="360" w:lineRule="auto"/>
+        <w:ind w:right="360"/>
+        <w:jc w:val="both"/>
+        <w:rPr>
+          <w:rFonts w:ascii="Times New Roman" w:eastAsia="Times New Roman" w:hAnsi="Times New Roman" w:cs="Times New Roman"/>
+          <w:sz w:val="24"/>
+          <w:szCs w:val="24"/>
+          <w:lang w:val="en-US"/>
+        </w:rPr>
+      </w:pPr>
+      <w:r>
+        <w:rPr>
+          <w:rFonts w:ascii="Times New Roman" w:eastAsia="Times New Roman" w:hAnsi="Times New Roman" w:cs="Times New Roman"/>
+          <w:sz w:val="24"/>
+          <w:szCs w:val="24"/>
+        </w:rPr>
+        <w:t xml:space="preserve">Câu hỏi nghiên cứu (RQ3): </w:t>
+      </w:r>
+      <w:r>
+        <w:rPr>
+          <w:rFonts w:ascii="Times New Roman" w:eastAsia="Times New Roman" w:hAnsi="Times New Roman" w:cs="Times New Roman"/>
+          <w:sz w:val="24"/>
+          <w:szCs w:val="24"/>
+        </w:rPr>
+        <w:t>Mối liên hệ giữa các điều kiện tài chính toàn cầu và lợi suất BTC, ETH có khác biệt giữa giai đoạn 2018–2019 và giai đoạn 2020–2025 hay không?</w:t>
+      </w:r>
+    </w:p>
+    <w:p>
+      <w:pPr>
+        <w:spacing w:before="20" w:after="20" w:line="360" w:lineRule="auto"/>
+        <w:ind w:right="360"/>
+        <w:jc w:val="both"/>
+        <w:rPr>
+          <w:rFonts w:eastAsia="Times New Roman"/>
+          <w:lang w:val="en-US"/>
+        </w:rPr>
+      </w:pPr>
+      <w:r>
+        <w:rPr>
+          <w:rFonts w:ascii="Times New Roman" w:eastAsia="Times New Roman" w:hAnsi="Times New Roman" w:cs="Times New Roman"/>
+          <w:sz w:val="24"/>
+          <w:szCs w:val="24"/>
+        </w:rPr>
+        <w:t xml:space="preserve">Giả thuyết H3: </w:t>
+      </w:r>
+      <w:r>
+        <w:rPr>
+          <w:rFonts w:eastAsia="Times New Roman"/>
+          <w:lang w:val="en-US"/>
+        </w:rPr>
+        <w:t>Mối liên hệ giữa các chỉ báo tài chính toàn cầu và lợi suất BTC, ETH khác biệt có ý nghĩa thống kê giữa giai đoạn 2018–2019 và giai đoạn 2020–2025.</w:t>
+      </w:r>
+    </w:p>
+    <w:p>
+      <w:pPr>
+        <w:spacing w:before="20" w:after="20" w:line="360" w:lineRule="auto"/>
+        <w:ind w:right="360"/>
+        <w:jc w:val="both"/>
+        <w:rPr>
+          <w:rFonts w:eastAsia="Times New Roman"/>
+          <w:lang w:val="en-US"/>
+        </w:rPr>
+      </w:pPr>
+      <w:r>
+        <w:rPr>
+          <w:rFonts w:ascii="Times New Roman" w:eastAsia="Times New Roman" w:hAnsi="Times New Roman" w:cs="Times New Roman"/>
+          <w:sz w:val="24"/>
+          <w:szCs w:val="24"/>
+          <w:lang w:val="en-US"/>
+        </w:rPr>
+        <w:t xml:space="preserve">Cơ sở lập luận: </w:t>
+      </w:r>
+      <w:r>
+        <w:rPr>
+          <w:rFonts w:eastAsia="Times New Roman"/>
+          <w:lang w:val="en-US"/>
+        </w:rPr>
+        <w:t>Sự phát triển của thị trường tiền mã hóa và những thay đổi trong môi trường tài chính toàn cầu có thể đi kèm với sự thay đổi trong mối liên hệ giữa BTC, ETH và các chỉ báo tài chính truyền thống. Giai đoạn sau năm 2020 được sử dụng như một mốc so sánh, không phải bằng chứng rằng quá trình gia tăng sự tham gia của nhà đầu tư tổ chức bắt đầu chính xác vào thời điểm này. Do đó, nghiên cứu kiểm định sự khác biệt giữa hai giai đoạn mà không mặc định chiều thay đổi hoặc quy kết nguyên nhân cho một yếu tố riêng lẻ.</w:t>
+      </w:r>
+    </w:p>
+    <w:p>
+      <w:pPr>
+        <w:spacing w:before="20" w:after="20" w:line="360" w:lineRule="auto"/>
+        <w:ind w:right="360"/>
+        <w:jc w:val="both"/>
+        <w:rPr>
+          <w:rFonts w:ascii="Times New Roman" w:eastAsia="Times New Roman" w:hAnsi="Times New Roman" w:cs="Times New Roman"/>
+          <w:sz w:val="24"/>
+          <w:szCs w:val="24"/>
+          <w:lang w:val="en-US"/>
+        </w:rPr>
+      </w:pPr>
+      <w:r>
+        <w:rPr>
+          <w:rFonts w:ascii="Times New Roman" w:eastAsia="Times New Roman" w:hAnsi="Times New Roman" w:cs="Times New Roman"/>
+          <w:sz w:val="24"/>
+          <w:szCs w:val="24"/>
+          <w:lang w:val="en-US"/>
+        </w:rPr>
+        <w:t>Để kiểm định sự khác biệt giữa hai giai đoạn, nghiên cứu sử dụng hồi quy có biến tương tác giữa các chỉ báo tài chính và biến giả Post2020, kết hợp với các kiểm định so sánh hệ số theo đặc tả thực nghiệm. Nếu sử dụng kết quả VAR–IRF để đối chiếu, cần xem xét độ nhạy của phản ứng theo thứ tự biến trong mô hình Cholesky. Kết luận về sự khác biệt phải dựa trên kiểm định trực tiếp chênh lệch hệ số hoặc phản ứng; không thể suy ra sự khác biệt chỉ từ việc một hệ số có ý nghĩa thống kê còn hệ số kia không có ý nghĩa.</w:t>
+      </w:r>
+    </w:p>
+    <w:p>
+      <w:pPr>
+        <w:spacing w:before="20" w:after="20" w:line="360" w:lineRule="auto"/>
+        <w:ind w:right="360"/>
+        <w:jc w:val="both"/>
         <w:rPr>
           <w:rFonts w:ascii="Times New Roman" w:eastAsia="Times New Roman" w:hAnsi="Times New Roman" w:cs="Times New Roman"/>
           <w:b/>
@@ -1391,141 +2000,8 @@
           <w:sz w:val="24"/>
           <w:szCs w:val="24"/>
         </w:rPr>
-        <w:t>2.1. RQ1. Tác động của cú sốc chính sách tiền tệ</w:t>
-      </w:r>
-    </w:p>
-    <w:p>
-      <w:pPr>
-        <w:spacing w:before="20" w:after="20" w:line="360" w:lineRule="auto"/>
-        <w:ind w:right="360"/>
-        <w:jc w:val="both"/>
-        <w:rPr>
-          <w:rFonts w:ascii="Times New Roman" w:eastAsia="Times New Roman" w:hAnsi="Times New Roman" w:cs="Times New Roman"/>
-          <w:sz w:val="24"/>
-          <w:szCs w:val="24"/>
-        </w:rPr>
-      </w:pPr>
-      <w:r>
-        <w:rPr>
-          <w:rFonts w:ascii="Times New Roman" w:eastAsia="Times New Roman" w:hAnsi="Times New Roman" w:cs="Times New Roman"/>
-          <w:sz w:val="24"/>
-          <w:szCs w:val="24"/>
-        </w:rPr>
-        <w:lastRenderedPageBreak/>
-        <w:t>Câu hỏi nghiên cứu (RQ1): Các cú sốc chính sách tiền tệ của Cục Dự trữ Liên bang Mỹ (Fed) có ảnh hưởng đến lợi suất và biến động của Bitcoin và Ethereum hay không?</w:t>
-      </w:r>
-    </w:p>
-    <w:p>
-      <w:pPr>
-        <w:spacing w:before="20" w:after="20" w:line="360" w:lineRule="auto"/>
-        <w:ind w:right="360"/>
-        <w:jc w:val="both"/>
-        <w:rPr>
-          <w:rFonts w:ascii="Times New Roman" w:eastAsia="Times New Roman" w:hAnsi="Times New Roman" w:cs="Times New Roman"/>
-          <w:sz w:val="24"/>
-          <w:szCs w:val="24"/>
-        </w:rPr>
-      </w:pPr>
-      <w:r>
-        <w:rPr>
-          <w:rFonts w:ascii="Times New Roman" w:eastAsia="Times New Roman" w:hAnsi="Times New Roman" w:cs="Times New Roman"/>
-          <w:sz w:val="24"/>
-          <w:szCs w:val="24"/>
-        </w:rPr>
-        <w:t>Giả thuyết H1:</w:t>
-      </w:r>
-    </w:p>
-    <w:p>
-      <w:pPr>
-        <w:numPr>
-          <w:ilvl w:val="0"/>
-          <w:numId w:val="1"/>
-        </w:numPr>
-        <w:spacing w:line="360" w:lineRule="auto"/>
-        <w:ind w:left="1440"/>
-        <w:rPr>
-          <w:rFonts w:ascii="Times New Roman" w:eastAsia="Times New Roman" w:hAnsi="Times New Roman" w:cs="Times New Roman"/>
-          <w:sz w:val="24"/>
-          <w:szCs w:val="24"/>
-        </w:rPr>
-      </w:pPr>
-      <w:r>
-        <w:rPr>
-          <w:rFonts w:ascii="Times New Roman" w:eastAsia="Times New Roman" w:hAnsi="Times New Roman" w:cs="Times New Roman"/>
-          <w:sz w:val="24"/>
-          <w:szCs w:val="24"/>
-        </w:rPr>
-        <w:t>H1a: Cú sốc thắt chặt chính sách tiền tệ ngoài kỳ vọng có tác động tiêu cực đến lợi suất Bitcoin và Ethereum.</w:t>
-      </w:r>
-    </w:p>
-    <w:p>
-      <w:pPr>
-        <w:numPr>
-          <w:ilvl w:val="0"/>
-          <w:numId w:val="1"/>
-        </w:numPr>
-        <w:spacing w:line="360" w:lineRule="auto"/>
-        <w:ind w:left="1440"/>
-        <w:rPr>
-          <w:rFonts w:ascii="Times New Roman" w:eastAsia="Times New Roman" w:hAnsi="Times New Roman" w:cs="Times New Roman"/>
-          <w:sz w:val="24"/>
-          <w:szCs w:val="24"/>
-        </w:rPr>
-      </w:pPr>
-      <w:r>
-        <w:rPr>
-          <w:rFonts w:ascii="Times New Roman" w:eastAsia="Times New Roman" w:hAnsi="Times New Roman" w:cs="Times New Roman"/>
-          <w:sz w:val="24"/>
-          <w:szCs w:val="24"/>
-        </w:rPr>
-        <w:t>H1b: Cú sốc chính sách tiền tệ làm thay đổi mức độ biến động của Bitcoin và Ethereum.</w:t>
-      </w:r>
-    </w:p>
-    <w:p>
-      <w:pPr>
-        <w:spacing w:before="20" w:after="20" w:line="360" w:lineRule="auto"/>
-        <w:ind w:right="360"/>
-        <w:jc w:val="both"/>
-        <w:rPr>
-          <w:rFonts w:ascii="Times New Roman" w:eastAsia="Times New Roman" w:hAnsi="Times New Roman" w:cs="Times New Roman"/>
-          <w:sz w:val="24"/>
-          <w:szCs w:val="24"/>
-        </w:rPr>
-      </w:pPr>
-      <w:r>
-        <w:rPr>
-          <w:rFonts w:ascii="Times New Roman" w:eastAsia="Times New Roman" w:hAnsi="Times New Roman" w:cs="Times New Roman"/>
-          <w:sz w:val="24"/>
-          <w:szCs w:val="24"/>
-        </w:rPr>
-        <w:t>Cơ sở lập luận: Thay đổi bất ngờ trong chính sách tiền tệ có thể làm thay đổi chi phí vốn, điều kiện thanh khoản và khẩu vị rủi ro của nhà đầu tư. Vì vậy, giá và mức độ biến động của tài sản tiền mã hóa có thể phản ứng trước các thông báo chính sách của Fed.</w:t>
-      </w:r>
-    </w:p>
-    <w:p>
-      <w:pPr>
-        <w:spacing w:before="20" w:after="20" w:line="360" w:lineRule="auto"/>
-        <w:ind w:right="360"/>
-        <w:jc w:val="both"/>
-        <w:rPr>
-          <w:rFonts w:ascii="Times New Roman" w:eastAsia="Times New Roman" w:hAnsi="Times New Roman" w:cs="Times New Roman"/>
-          <w:sz w:val="24"/>
-          <w:szCs w:val="24"/>
-        </w:rPr>
-      </w:pPr>
-      <w:r>
-        <w:rPr>
-          <w:rFonts w:ascii="Times New Roman" w:eastAsia="Times New Roman" w:hAnsi="Times New Roman" w:cs="Times New Roman"/>
-          <w:sz w:val="24"/>
-          <w:szCs w:val="24"/>
-        </w:rPr>
-        <w:t>H1a dự đoán chiều tác động của lợi suất. H1b chỉ dự đoán có sự thay đổi về biến động, chưa khẳng định biến động nhất thiết tăng trong mọi trường hợp.</w:t>
-      </w:r>
-    </w:p>
-    <w:p>
-      <w:pPr>
-        <w:spacing w:before="20" w:after="20" w:line="360" w:lineRule="auto"/>
-        <w:ind w:right="360"/>
-        <w:jc w:val="both"/>
+      </w:pPr>
+      <w:r>
         <w:rPr>
           <w:rFonts w:ascii="Times New Roman" w:eastAsia="Times New Roman" w:hAnsi="Times New Roman" w:cs="Times New Roman"/>
           <w:b/>
@@ -1533,8 +2009,124 @@
           <w:sz w:val="24"/>
           <w:szCs w:val="24"/>
         </w:rPr>
-      </w:pPr>
-      <w:r>
+        <w:lastRenderedPageBreak/>
+        <w:t>2.4. RQ4. Tính phi tuyến và sự phụ thuộc vào trạng thái thị trường</w:t>
+      </w:r>
+    </w:p>
+    <w:p>
+      <w:pPr>
+        <w:spacing w:before="20" w:after="20" w:line="360" w:lineRule="auto"/>
+        <w:ind w:right="360"/>
+        <w:jc w:val="both"/>
+        <w:rPr>
+          <w:rFonts w:ascii="Times New Roman" w:eastAsia="Times New Roman" w:hAnsi="Times New Roman" w:cs="Times New Roman"/>
+          <w:sz w:val="24"/>
+          <w:szCs w:val="24"/>
+          <w:lang w:val="en-US"/>
+        </w:rPr>
+      </w:pPr>
+      <w:r>
+        <w:rPr>
+          <w:rFonts w:ascii="Times New Roman" w:eastAsia="Times New Roman" w:hAnsi="Times New Roman" w:cs="Times New Roman"/>
+          <w:sz w:val="24"/>
+          <w:szCs w:val="24"/>
+        </w:rPr>
+        <w:t xml:space="preserve">Câu hỏi nghiên cứu (RQ4): </w:t>
+      </w:r>
+      <w:r>
+        <w:rPr>
+          <w:rFonts w:ascii="Times New Roman" w:eastAsia="Times New Roman" w:hAnsi="Times New Roman" w:cs="Times New Roman"/>
+          <w:sz w:val="24"/>
+          <w:szCs w:val="24"/>
+        </w:rPr>
+        <w:t>Mối liên hệ giữa các chỉ báo tài chính toàn cầu và lợi suất BTC, ETH có khác biệt giữa trạng thái thị trường bình thường và trạng thái căng thẳng hay không?</w:t>
+      </w:r>
+    </w:p>
+    <w:p>
+      <w:pPr>
+        <w:spacing w:before="20" w:after="20" w:line="360" w:lineRule="auto"/>
+        <w:ind w:right="360"/>
+        <w:jc w:val="both"/>
+        <w:rPr>
+          <w:rFonts w:ascii="Times New Roman" w:eastAsia="Times New Roman" w:hAnsi="Times New Roman" w:cs="Times New Roman"/>
+          <w:sz w:val="24"/>
+          <w:szCs w:val="24"/>
+        </w:rPr>
+      </w:pPr>
+      <w:r>
+        <w:rPr>
+          <w:rFonts w:ascii="Times New Roman" w:eastAsia="Times New Roman" w:hAnsi="Times New Roman" w:cs="Times New Roman"/>
+          <w:sz w:val="24"/>
+          <w:szCs w:val="24"/>
+        </w:rPr>
+        <w:t xml:space="preserve">Giả thuyết H4: </w:t>
+      </w:r>
+      <w:r>
+        <w:rPr>
+          <w:rFonts w:ascii="Times New Roman" w:eastAsia="Times New Roman" w:hAnsi="Times New Roman" w:cs="Times New Roman"/>
+          <w:sz w:val="24"/>
+          <w:szCs w:val="24"/>
+        </w:rPr>
+        <w:t>Hệ số liên hệ giữa US2Y, DXY, VIX và lợi suất BTC/ETH khác biệt giữa trạng thái Calm và Stress</w:t>
+      </w:r>
+      <w:r>
+        <w:rPr>
+          <w:rFonts w:ascii="Times New Roman" w:eastAsia="Times New Roman" w:hAnsi="Times New Roman" w:cs="Times New Roman"/>
+          <w:sz w:val="24"/>
+          <w:szCs w:val="24"/>
+        </w:rPr>
+        <w:t>.</w:t>
+      </w:r>
+    </w:p>
+    <w:p>
+      <w:pPr>
+        <w:spacing w:before="20" w:after="20" w:line="360" w:lineRule="auto"/>
+        <w:ind w:right="360"/>
+        <w:jc w:val="both"/>
+        <w:rPr>
+          <w:rFonts w:ascii="Times New Roman" w:eastAsia="Times New Roman" w:hAnsi="Times New Roman" w:cs="Times New Roman"/>
+          <w:sz w:val="24"/>
+          <w:szCs w:val="24"/>
+          <w:lang w:val="en-US"/>
+        </w:rPr>
+      </w:pPr>
+      <w:r>
+        <w:rPr>
+          <w:rFonts w:ascii="Times New Roman" w:eastAsia="Times New Roman" w:hAnsi="Times New Roman" w:cs="Times New Roman"/>
+          <w:sz w:val="24"/>
+          <w:szCs w:val="24"/>
+          <w:lang w:val="en-US"/>
+        </w:rPr>
+        <w:t>Cơ sở lập luận: Trong giai đoạn căng thẳng, khẩu vị rủi ro và điều kiện thanh khoản có thể thay đổi nhanh, khiến mối liên hệ giữa chỉ báo tài chính và lợi suất tiền mã hóa khác với giai đoạn bình ổn. Tuy nhiên, khác biệt này phải được kiểm định trực tiếp thay vì suy luận từ ý nghĩa thống kê của hai mô hình riêng biệt.</w:t>
+      </w:r>
+    </w:p>
+    <w:p>
+      <w:pPr>
+        <w:spacing w:before="20" w:after="20" w:line="360" w:lineRule="auto"/>
+        <w:ind w:right="360"/>
+        <w:jc w:val="both"/>
+        <w:rPr>
+          <w:rFonts w:ascii="Times New Roman" w:eastAsia="Times New Roman" w:hAnsi="Times New Roman" w:cs="Times New Roman"/>
+          <w:sz w:val="24"/>
+          <w:szCs w:val="24"/>
+          <w:lang w:val="en-US"/>
+        </w:rPr>
+      </w:pPr>
+      <w:r>
+        <w:rPr>
+          <w:rFonts w:ascii="Times New Roman" w:eastAsia="Times New Roman" w:hAnsi="Times New Roman" w:cs="Times New Roman"/>
+          <w:sz w:val="24"/>
+          <w:szCs w:val="24"/>
+          <w:lang w:val="en-US"/>
+        </w:rPr>
+        <w:t xml:space="preserve">Trạng thái Stress trong đặc tả cơ sở được xác định khi VIX của phiên vĩ mô trước đó đạt từ 30 điểm trở lên; dùng giá trị trễ nhằm tránh phân loại trạng thái bằng chính VIX đương kỳ. Phương pháp thực tế là LP có tương tác giữa trạng thái Calm/Stress và các biến vĩ mô; các ngưỡng 25 và 35 được dùng trong kiểm tra độ nhạy. </w:t>
+      </w:r>
+    </w:p>
+    <w:p>
+      <w:pPr>
+        <w:spacing w:before="20" w:after="20" w:line="360" w:lineRule="auto"/>
+        <w:ind w:right="360"/>
+        <w:jc w:val="both"/>
         <w:rPr>
           <w:rFonts w:ascii="Times New Roman" w:eastAsia="Times New Roman" w:hAnsi="Times New Roman" w:cs="Times New Roman"/>
           <w:b/>
@@ -1542,163 +2134,8 @@
           <w:sz w:val="24"/>
           <w:szCs w:val="24"/>
         </w:rPr>
-        <w:t>2.2. RQ2. Truyền dẫn của cú sốc USD và rủi ro thị trường</w:t>
-      </w:r>
-    </w:p>
-    <w:p>
-      <w:pPr>
-        <w:spacing w:before="20" w:after="20" w:line="360" w:lineRule="auto"/>
-        <w:ind w:right="360"/>
-        <w:jc w:val="both"/>
-        <w:rPr>
-          <w:rFonts w:ascii="Times New Roman" w:eastAsia="Times New Roman" w:hAnsi="Times New Roman" w:cs="Times New Roman"/>
-          <w:sz w:val="24"/>
-          <w:szCs w:val="24"/>
-        </w:rPr>
-      </w:pPr>
-      <w:r>
-        <w:rPr>
-          <w:rFonts w:ascii="Times New Roman" w:eastAsia="Times New Roman" w:hAnsi="Times New Roman" w:cs="Times New Roman"/>
-          <w:sz w:val="24"/>
-          <w:szCs w:val="24"/>
-        </w:rPr>
-        <w:t>Câu hỏi nghiên cứu (RQ2): Các cú sốc từ đồng USD và tâm lý rủi ro/biến động thị trường truyền dẫn đến Bitcoin và Ethereum như thế nào, và tác động của chúng kéo dài trong bao lâu?</w:t>
-      </w:r>
-    </w:p>
-    <w:p>
-      <w:pPr>
-        <w:spacing w:before="20" w:after="20" w:line="360" w:lineRule="auto"/>
-        <w:ind w:right="360"/>
-        <w:jc w:val="both"/>
-        <w:rPr>
-          <w:rFonts w:ascii="Times New Roman" w:eastAsia="Times New Roman" w:hAnsi="Times New Roman" w:cs="Times New Roman"/>
-          <w:sz w:val="24"/>
-          <w:szCs w:val="24"/>
-        </w:rPr>
-      </w:pPr>
-      <w:r>
-        <w:rPr>
-          <w:rFonts w:ascii="Times New Roman" w:eastAsia="Times New Roman" w:hAnsi="Times New Roman" w:cs="Times New Roman"/>
-          <w:sz w:val="24"/>
-          <w:szCs w:val="24"/>
-        </w:rPr>
-        <w:t>Giả thuyết H2:</w:t>
-      </w:r>
-    </w:p>
-    <w:p>
-      <w:pPr>
-        <w:numPr>
-          <w:ilvl w:val="0"/>
-          <w:numId w:val="3"/>
-        </w:numPr>
-        <w:spacing w:line="360" w:lineRule="auto"/>
-        <w:ind w:left="1440"/>
-        <w:rPr>
-          <w:rFonts w:ascii="Times New Roman" w:eastAsia="Times New Roman" w:hAnsi="Times New Roman" w:cs="Times New Roman"/>
-          <w:sz w:val="24"/>
-          <w:szCs w:val="24"/>
-        </w:rPr>
-      </w:pPr>
-      <w:r>
-        <w:rPr>
-          <w:rFonts w:ascii="Times New Roman" w:eastAsia="Times New Roman" w:hAnsi="Times New Roman" w:cs="Times New Roman"/>
-          <w:sz w:val="24"/>
-          <w:szCs w:val="24"/>
-        </w:rPr>
-        <w:t>H2a: Cú sốc làm đồng USD mạnh lên có tác động tiêu cực đến lợi suất Bitcoin và Ethereum.</w:t>
-      </w:r>
-    </w:p>
-    <w:p>
-      <w:pPr>
-        <w:numPr>
-          <w:ilvl w:val="0"/>
-          <w:numId w:val="3"/>
-        </w:numPr>
-        <w:spacing w:line="360" w:lineRule="auto"/>
-        <w:ind w:left="1440"/>
-        <w:rPr>
-          <w:rFonts w:ascii="Times New Roman" w:eastAsia="Times New Roman" w:hAnsi="Times New Roman" w:cs="Times New Roman"/>
-          <w:sz w:val="24"/>
-          <w:szCs w:val="24"/>
-        </w:rPr>
-      </w:pPr>
-      <w:r>
-        <w:rPr>
-          <w:rFonts w:ascii="Times New Roman" w:eastAsia="Times New Roman" w:hAnsi="Times New Roman" w:cs="Times New Roman"/>
-          <w:sz w:val="24"/>
-          <w:szCs w:val="24"/>
-        </w:rPr>
-        <w:t>H2b: Cú sốc gia tăng rủi ro thị trường có tác động tiêu cực đến lợi suất Bitcoin và Ethereum.</w:t>
-      </w:r>
-    </w:p>
-    <w:p>
-      <w:pPr>
-        <w:numPr>
-          <w:ilvl w:val="0"/>
-          <w:numId w:val="3"/>
-        </w:numPr>
-        <w:spacing w:line="360" w:lineRule="auto"/>
-        <w:ind w:left="1440"/>
-        <w:rPr>
-          <w:rFonts w:ascii="Times New Roman" w:eastAsia="Times New Roman" w:hAnsi="Times New Roman" w:cs="Times New Roman"/>
-          <w:sz w:val="24"/>
-          <w:szCs w:val="24"/>
-        </w:rPr>
-      </w:pPr>
-      <w:r>
-        <w:rPr>
-          <w:rFonts w:ascii="Times New Roman" w:eastAsia="Times New Roman" w:hAnsi="Times New Roman" w:cs="Times New Roman"/>
-          <w:sz w:val="24"/>
-          <w:szCs w:val="24"/>
-        </w:rPr>
-        <w:t>H2c: Phản ứng của Bitcoin và Ethereum trước các cú sốc USD và rủi ro có thể kéo dài qua nhiều chân trời thời gian, với mức độ và thời gian phản ứng khác nhau.</w:t>
-      </w:r>
-    </w:p>
-    <w:p>
-      <w:pPr>
-        <w:spacing w:before="20" w:after="20" w:line="360" w:lineRule="auto"/>
-        <w:ind w:right="360"/>
-        <w:jc w:val="both"/>
-        <w:rPr>
-          <w:rFonts w:ascii="Times New Roman" w:eastAsia="Times New Roman" w:hAnsi="Times New Roman" w:cs="Times New Roman"/>
-          <w:sz w:val="24"/>
-          <w:szCs w:val="24"/>
-        </w:rPr>
-      </w:pPr>
-      <w:r>
-        <w:rPr>
-          <w:rFonts w:ascii="Times New Roman" w:eastAsia="Times New Roman" w:hAnsi="Times New Roman" w:cs="Times New Roman"/>
-          <w:sz w:val="24"/>
-          <w:szCs w:val="24"/>
-        </w:rPr>
-        <w:t>Cơ sở lập luận: Sự mạnh lên của USD có thể đi cùng điều kiện tài chính thắt chặt hơn, trong khi VIX tăng thường phản ánh mức độ bất định và nhu cầu giảm nắm giữ tài sản rủi ro. Tuy nhiên, dấu và độ bền của tác động cần được kiểm định thực nghiệm.</w:t>
-      </w:r>
-    </w:p>
-    <w:p>
-      <w:pPr>
-        <w:spacing w:before="20" w:after="20" w:line="360" w:lineRule="auto"/>
-        <w:ind w:right="360"/>
-        <w:jc w:val="both"/>
-        <w:rPr>
-          <w:rFonts w:ascii="Times New Roman" w:eastAsia="Times New Roman" w:hAnsi="Times New Roman" w:cs="Times New Roman"/>
-          <w:sz w:val="24"/>
-          <w:szCs w:val="24"/>
-        </w:rPr>
-      </w:pPr>
-      <w:r>
-        <w:rPr>
-          <w:rFonts w:ascii="Times New Roman" w:eastAsia="Times New Roman" w:hAnsi="Times New Roman" w:cs="Times New Roman"/>
-          <w:sz w:val="24"/>
-          <w:szCs w:val="24"/>
-        </w:rPr>
-        <w:t>Đối với câu hỏi này, các chỉ báo trọng tâm là DXY, VIX và lợi suất BTC/ETH. Phân tích phản ứng động có thể sử dụng VAR–IRF và Local Projections (LP).</w:t>
-      </w:r>
-    </w:p>
-    <w:p>
-      <w:pPr>
-        <w:spacing w:before="20" w:after="20" w:line="360" w:lineRule="auto"/>
-        <w:ind w:right="360"/>
-        <w:jc w:val="both"/>
+      </w:pPr>
+      <w:r>
         <w:rPr>
           <w:rFonts w:ascii="Times New Roman" w:eastAsia="Times New Roman" w:hAnsi="Times New Roman" w:cs="Times New Roman"/>
           <w:b/>
@@ -1706,8 +2143,128 @@
           <w:sz w:val="24"/>
           <w:szCs w:val="24"/>
         </w:rPr>
-      </w:pPr>
-      <w:r>
+        <w:t>2.5. RQ5. Giá trị dự báo của các biến điều kiện tài chính toàn cầu</w:t>
+      </w:r>
+    </w:p>
+    <w:p>
+      <w:pPr>
+        <w:spacing w:before="20" w:after="20" w:line="360" w:lineRule="auto"/>
+        <w:ind w:right="360"/>
+        <w:jc w:val="both"/>
+        <w:rPr>
+          <w:rFonts w:eastAsia="Times New Roman"/>
+          <w:lang w:val="en-US"/>
+        </w:rPr>
+      </w:pPr>
+      <w:r>
+        <w:rPr>
+          <w:rFonts w:ascii="Times New Roman" w:eastAsia="Times New Roman" w:hAnsi="Times New Roman" w:cs="Times New Roman"/>
+          <w:sz w:val="24"/>
+          <w:szCs w:val="24"/>
+        </w:rPr>
+        <w:t>Câu hỏi nghiên cứu (RQ5):</w:t>
+      </w:r>
+      <w:r>
+        <w:rPr>
+          <w:rFonts w:ascii="Times New Roman" w:eastAsia="Times New Roman" w:hAnsi="Times New Roman" w:cs="Times New Roman"/>
+          <w:sz w:val="24"/>
+          <w:szCs w:val="24"/>
+          <w:lang w:val="en-US"/>
+        </w:rPr>
+        <w:t xml:space="preserve"> </w:t>
+      </w:r>
+      <w:r>
+        <w:rPr>
+          <w:rFonts w:eastAsia="Times New Roman"/>
+          <w:lang w:val="en-US"/>
+        </w:rPr>
+        <w:t>Việc bổ sung các chỉ báo tài chính toàn cầu US2Y, DXY và VIX có cải thiện độ chính xác dự báo ngoài mẫu đối với độ lớn lợi suất ngày kế tiếp của BTC và ETH hay không?</w:t>
+      </w:r>
+    </w:p>
+    <w:p>
+      <w:pPr>
+        <w:spacing w:before="20" w:after="20" w:line="360" w:lineRule="auto"/>
+        <w:ind w:right="360"/>
+        <w:jc w:val="both"/>
+        <w:rPr>
+          <w:rFonts w:eastAsia="Times New Roman"/>
+          <w:lang w:val="en-US"/>
+        </w:rPr>
+      </w:pPr>
+      <w:r>
+        <w:rPr>
+          <w:rFonts w:ascii="Times New Roman" w:eastAsia="Times New Roman" w:hAnsi="Times New Roman" w:cs="Times New Roman"/>
+          <w:sz w:val="24"/>
+          <w:szCs w:val="24"/>
+        </w:rPr>
+        <w:t xml:space="preserve">Giả thuyết H5: </w:t>
+      </w:r>
+      <w:r>
+        <w:rPr>
+          <w:rFonts w:ascii="Times New Roman" w:eastAsia="Times New Roman" w:hAnsi="Times New Roman" w:cs="Times New Roman"/>
+          <w:sz w:val="24"/>
+          <w:szCs w:val="24"/>
+          <w:lang w:val="en-US"/>
+        </w:rPr>
+        <w:t>V</w:t>
+      </w:r>
+      <w:r>
+        <w:rPr>
+          <w:rFonts w:eastAsia="Times New Roman"/>
+          <w:lang w:val="en-US"/>
+        </w:rPr>
+        <w:t>iệc bổ sung các biến điều kiện tài chính toàn cầu có thể cải thiện độ chính xác dự báo ngoài mẫu đối với độ lớn lợi suất ngày kế tiếp của BTC và ETH so với mô hình chỉ sử dụng thông tin quá khứ của thị trường tiền mã hóa.</w:t>
+      </w:r>
+    </w:p>
+    <w:p>
+      <w:pPr>
+        <w:spacing w:before="20" w:after="20" w:line="360" w:lineRule="auto"/>
+        <w:ind w:right="360"/>
+        <w:jc w:val="both"/>
+        <w:rPr>
+          <w:rFonts w:ascii="Times New Roman" w:eastAsia="Times New Roman" w:hAnsi="Times New Roman" w:cs="Times New Roman"/>
+          <w:sz w:val="24"/>
+          <w:szCs w:val="24"/>
+          <w:lang w:val="en-US"/>
+        </w:rPr>
+      </w:pPr>
+      <w:r>
+        <w:rPr>
+          <w:rFonts w:ascii="Times New Roman" w:eastAsia="Times New Roman" w:hAnsi="Times New Roman" w:cs="Times New Roman"/>
+          <w:sz w:val="24"/>
+          <w:szCs w:val="24"/>
+          <w:lang w:val="en-US"/>
+        </w:rPr>
+        <w:t>Cơ sở lập luận: US2Y, DXY và VIX có thể bổ sung thông tin về điều kiện tài chính toàn cầu, nhưng thông tin bổ sung không nhất thiết làm dự báo chính xác hơn. Vì vậy, giá trị gia tăng được đánh giá bằng so sánh ngoài mẫu trên cùng ngày dự báo và cùng thuật toán.</w:t>
+      </w:r>
+    </w:p>
+    <w:p>
+      <w:pPr>
+        <w:spacing w:before="20" w:after="20" w:line="360" w:lineRule="auto"/>
+        <w:ind w:right="360"/>
+        <w:jc w:val="both"/>
+        <w:rPr>
+          <w:rFonts w:ascii="Times New Roman" w:eastAsia="Times New Roman" w:hAnsi="Times New Roman" w:cs="Times New Roman"/>
+          <w:sz w:val="24"/>
+          <w:szCs w:val="24"/>
+          <w:lang w:val="en-US"/>
+        </w:rPr>
+      </w:pPr>
+      <w:r>
+        <w:rPr>
+          <w:rFonts w:ascii="Times New Roman" w:eastAsia="Times New Roman" w:hAnsi="Times New Roman" w:cs="Times New Roman"/>
+          <w:sz w:val="24"/>
+          <w:szCs w:val="24"/>
+          <w:lang w:val="en-US"/>
+        </w:rPr>
+        <w:t xml:space="preserve">Thiết kế thực tế sử dụng benchmark trung bình lịch sử 30 ngày, Elastic Net và XGBoost; so sánh hai bộ đặc trưng Crypto-only (40 biến) và Crypto + Macro (52 biến). Dữ liệu được chia theo thời gian, dùng các năm 2022–2024 để xác thực và đánh giá cuối cùng trên 365 ngày của năm 2025. Thước đo gồm MAE, RMSE và khoảng tin cậy bootstrap theo khối thời gian cho chênh lệch MAE. </w:t>
+      </w:r>
+    </w:p>
+    <w:p>
+      <w:pPr>
+        <w:spacing w:before="20" w:after="20" w:line="360" w:lineRule="auto"/>
+        <w:ind w:right="360"/>
+        <w:jc w:val="both"/>
         <w:rPr>
           <w:rFonts w:ascii="Times New Roman" w:eastAsia="Times New Roman" w:hAnsi="Times New Roman" w:cs="Times New Roman"/>
           <w:b/>
@@ -1715,95 +2272,8 @@
           <w:sz w:val="24"/>
           <w:szCs w:val="24"/>
         </w:rPr>
-        <w:t>2.3. RQ3. Sự thay đổi về mức độ nhạy cảm trước và sau các giai đoạn institutionalization</w:t>
-      </w:r>
-    </w:p>
-    <w:p>
-      <w:pPr>
-        <w:spacing w:before="20" w:after="20" w:line="360" w:lineRule="auto"/>
-        <w:ind w:right="360"/>
-        <w:jc w:val="both"/>
-        <w:rPr>
-          <w:rFonts w:ascii="Times New Roman" w:eastAsia="Times New Roman" w:hAnsi="Times New Roman" w:cs="Times New Roman"/>
-          <w:sz w:val="24"/>
-          <w:szCs w:val="24"/>
-        </w:rPr>
-      </w:pPr>
-      <w:r>
-        <w:rPr>
-          <w:rFonts w:ascii="Times New Roman" w:eastAsia="Times New Roman" w:hAnsi="Times New Roman" w:cs="Times New Roman"/>
-          <w:sz w:val="24"/>
-          <w:szCs w:val="24"/>
-        </w:rPr>
-        <w:lastRenderedPageBreak/>
-        <w:t>Câu hỏi nghiên cứu (RQ3): Mức độ nhạy cảm của Bitcoin và Ethereum trước các điều kiện tài chính toàn cầu có tăng lên sau năm 2020 hoặc sau các giai đoạn gia tăng sự tham gia của nhà đầu tư tổ chức hay không?</w:t>
-      </w:r>
-    </w:p>
-    <w:p>
-      <w:pPr>
-        <w:spacing w:before="20" w:after="20" w:line="360" w:lineRule="auto"/>
-        <w:ind w:right="360"/>
-        <w:jc w:val="both"/>
-        <w:rPr>
-          <w:rFonts w:ascii="Times New Roman" w:eastAsia="Times New Roman" w:hAnsi="Times New Roman" w:cs="Times New Roman"/>
-          <w:sz w:val="24"/>
-          <w:szCs w:val="24"/>
-        </w:rPr>
-      </w:pPr>
-      <w:r>
-        <w:rPr>
-          <w:rFonts w:ascii="Times New Roman" w:eastAsia="Times New Roman" w:hAnsi="Times New Roman" w:cs="Times New Roman"/>
-          <w:sz w:val="24"/>
-          <w:szCs w:val="24"/>
-        </w:rPr>
-        <w:t>Giả thuyết H3: Mức độ phản ứng của Bitcoin và Ethereum trước các cú sốc tài chính toàn cầu khác biệt có ý nghĩa thống kê giữa các giai đoạn trước và sau năm 2020.</w:t>
-      </w:r>
-    </w:p>
-    <w:p>
-      <w:pPr>
-        <w:spacing w:before="20" w:after="20" w:line="360" w:lineRule="auto"/>
-        <w:ind w:right="360"/>
-        <w:jc w:val="both"/>
-        <w:rPr>
-          <w:rFonts w:ascii="Times New Roman" w:eastAsia="Times New Roman" w:hAnsi="Times New Roman" w:cs="Times New Roman"/>
-          <w:sz w:val="24"/>
-          <w:szCs w:val="24"/>
-        </w:rPr>
-      </w:pPr>
-      <w:r>
-        <w:rPr>
-          <w:rFonts w:ascii="Times New Roman" w:eastAsia="Times New Roman" w:hAnsi="Times New Roman" w:cs="Times New Roman"/>
-          <w:sz w:val="24"/>
-          <w:szCs w:val="24"/>
-        </w:rPr>
-        <w:t>Cơ sở lập luận: Quá trình phát triển và gia tăng sự tham gia của các tổ chức trên thị trường tiền mã hóa có thể làm mối liên hệ giữa BTC/ETH và hệ thống tài chính truyền thống thay đổi. Tuy nhiên, năm 2020 chỉ là mốc phân chia ban đầu; không thể mặc định mọi thay đổi sau mốc này đều do institutionalization gây ra.</w:t>
-      </w:r>
-    </w:p>
-    <w:p>
-      <w:pPr>
-        <w:spacing w:before="20" w:after="20" w:line="360" w:lineRule="auto"/>
-        <w:ind w:right="360"/>
-        <w:jc w:val="both"/>
-        <w:rPr>
-          <w:rFonts w:ascii="Times New Roman" w:eastAsia="Times New Roman" w:hAnsi="Times New Roman" w:cs="Times New Roman"/>
-          <w:sz w:val="24"/>
-          <w:szCs w:val="24"/>
-        </w:rPr>
-      </w:pPr>
-      <w:r>
-        <w:rPr>
-          <w:rFonts w:ascii="Times New Roman" w:eastAsia="Times New Roman" w:hAnsi="Times New Roman" w:cs="Times New Roman"/>
-          <w:sz w:val="24"/>
-          <w:szCs w:val="24"/>
-        </w:rPr>
-        <w:t>Để kiểm định chặt chẽ, có thể so sánh phản ứng qua VAR–IRF theo từng giai đoạn hoặc dùng LP với biến tương tác giữa cú sốc và biến giả Post2020. Nếu muốn kết luận rằng độ nhạy tăng, cần kiểm định trực tiếp chiều thay đổi, không chỉ kiểm tra xem hai giai đoạn có khác nhau hay không.</w:t>
-      </w:r>
-    </w:p>
-    <w:p>
-      <w:pPr>
-        <w:spacing w:before="20" w:after="20" w:line="360" w:lineRule="auto"/>
-        <w:ind w:right="360"/>
-        <w:jc w:val="both"/>
+      </w:pPr>
+      <w:r>
         <w:rPr>
           <w:rFonts w:ascii="Times New Roman" w:eastAsia="Times New Roman" w:hAnsi="Times New Roman" w:cs="Times New Roman"/>
           <w:b/>
@@ -1811,6 +2281,19 @@
           <w:sz w:val="24"/>
           <w:szCs w:val="24"/>
         </w:rPr>
+        <w:t>3. Định nghĩa các chỉ báo</w:t>
+      </w:r>
+    </w:p>
+    <w:p>
+      <w:pPr>
+        <w:spacing w:before="20" w:after="20" w:line="360" w:lineRule="auto"/>
+        <w:ind w:right="360"/>
+        <w:jc w:val="both"/>
+        <w:rPr>
+          <w:rFonts w:ascii="Times New Roman" w:eastAsia="Times New Roman" w:hAnsi="Times New Roman" w:cs="Times New Roman"/>
+          <w:sz w:val="24"/>
+          <w:szCs w:val="24"/>
+        </w:rPr>
       </w:pPr>
       <w:r>
         <w:rPr>
@@ -1820,272 +2303,15 @@
           <w:sz w:val="24"/>
           <w:szCs w:val="24"/>
         </w:rPr>
-        <w:t>2.4. RQ4. Tính phi tuyến và sự phụ thuộc vào trạng thái thị trường</w:t>
-      </w:r>
-    </w:p>
-    <w:p>
-      <w:pPr>
-        <w:spacing w:before="20" w:after="20" w:line="360" w:lineRule="auto"/>
-        <w:ind w:right="360"/>
-        <w:jc w:val="both"/>
-        <w:rPr>
-          <w:rFonts w:ascii="Times New Roman" w:eastAsia="Times New Roman" w:hAnsi="Times New Roman" w:cs="Times New Roman"/>
-          <w:sz w:val="24"/>
-          <w:szCs w:val="24"/>
-        </w:rPr>
-      </w:pPr>
-      <w:r>
-        <w:rPr>
-          <w:rFonts w:ascii="Times New Roman" w:eastAsia="Times New Roman" w:hAnsi="Times New Roman" w:cs="Times New Roman"/>
-          <w:sz w:val="24"/>
-          <w:szCs w:val="24"/>
-        </w:rPr>
-        <w:t>Câu hỏi nghiên cứu (RQ4): Tác động truyền dẫn của các cú sốc tiền tệ, USD và rủi ro có mạnh hơn trong các giai đoạn căng thẳng tài chính hoặc biến động thị trường cao hay không?</w:t>
-      </w:r>
-    </w:p>
-    <w:p>
-      <w:pPr>
-        <w:spacing w:before="20" w:after="20" w:line="360" w:lineRule="auto"/>
-        <w:ind w:right="360"/>
-        <w:jc w:val="both"/>
-        <w:rPr>
-          <w:rFonts w:ascii="Times New Roman" w:eastAsia="Times New Roman" w:hAnsi="Times New Roman" w:cs="Times New Roman"/>
-          <w:sz w:val="24"/>
-          <w:szCs w:val="24"/>
-        </w:rPr>
-      </w:pPr>
-      <w:r>
-        <w:rPr>
-          <w:rFonts w:ascii="Times New Roman" w:eastAsia="Times New Roman" w:hAnsi="Times New Roman" w:cs="Times New Roman"/>
-          <w:sz w:val="24"/>
-          <w:szCs w:val="24"/>
-        </w:rPr>
-        <w:t>Giả thuyết H4: Tác động của các cú sốc tiền tệ, USD và rủi ro lên lợi suất hoặc biến động Bitcoin và Ethereum khác biệt có ý nghĩa thống kê giữa trạng thái thị trường bình thường và trạng thái căng thẳng cao.</w:t>
-      </w:r>
-    </w:p>
-    <w:p>
-      <w:pPr>
-        <w:spacing w:before="20" w:after="20" w:line="360" w:lineRule="auto"/>
-        <w:ind w:right="360"/>
-        <w:jc w:val="both"/>
-        <w:rPr>
-          <w:rFonts w:ascii="Times New Roman" w:eastAsia="Times New Roman" w:hAnsi="Times New Roman" w:cs="Times New Roman"/>
-          <w:sz w:val="24"/>
-          <w:szCs w:val="24"/>
-        </w:rPr>
-      </w:pPr>
-      <w:r>
-        <w:rPr>
-          <w:rFonts w:ascii="Times New Roman" w:eastAsia="Times New Roman" w:hAnsi="Times New Roman" w:cs="Times New Roman"/>
-          <w:sz w:val="24"/>
-          <w:szCs w:val="24"/>
-        </w:rPr>
-        <w:t>Cơ sở lập luận: Trong giai đoạn thị trường căng thẳng, nhà đầu tư có thể phản ứng mạnh hơn trước thông tin về thanh khoản, USD và rủi ro. Do đó, một mô hình chỉ ước lượng tác động trung bình có thể không phản ánh đầy đủ sự khác biệt giữa các trạng thái thị trường.</w:t>
-      </w:r>
-    </w:p>
-    <w:p>
-      <w:pPr>
-        <w:spacing w:before="20" w:after="20" w:line="360" w:lineRule="auto"/>
-        <w:ind w:right="360"/>
-        <w:jc w:val="both"/>
-        <w:rPr>
-          <w:rFonts w:ascii="Times New Roman" w:eastAsia="Times New Roman" w:hAnsi="Times New Roman" w:cs="Times New Roman"/>
-          <w:sz w:val="24"/>
-          <w:szCs w:val="24"/>
-        </w:rPr>
-      </w:pPr>
-      <w:r>
-        <w:rPr>
-          <w:rFonts w:ascii="Times New Roman" w:eastAsia="Times New Roman" w:hAnsi="Times New Roman" w:cs="Times New Roman"/>
-          <w:sz w:val="24"/>
-          <w:szCs w:val="24"/>
-        </w:rPr>
-        <w:t>Có thể kiểm định H4 bằng LP có tương tác Shock × Stress, hoặc sử dụng Markov-switching regression hay quantile regression như các phương pháp mở rộng. Nếu giả thuyết tập trung vào việc tác động mạnh hơn, cần xác định trước cách đo mức độ mạnh và kiểm định chiều của chênh lệch.</w:t>
-      </w:r>
-    </w:p>
-    <w:p>
-      <w:pPr>
-        <w:spacing w:before="20" w:after="20" w:line="360" w:lineRule="auto"/>
-        <w:ind w:right="360"/>
-        <w:jc w:val="both"/>
-        <w:rPr>
-          <w:rFonts w:ascii="Times New Roman" w:eastAsia="Times New Roman" w:hAnsi="Times New Roman" w:cs="Times New Roman"/>
-          <w:b/>
-          <w:bCs/>
-          <w:sz w:val="24"/>
-          <w:szCs w:val="24"/>
-        </w:rPr>
-      </w:pPr>
-      <w:r>
-        <w:rPr>
-          <w:rFonts w:ascii="Times New Roman" w:eastAsia="Times New Roman" w:hAnsi="Times New Roman" w:cs="Times New Roman"/>
-          <w:b/>
-          <w:bCs/>
-          <w:sz w:val="24"/>
-          <w:szCs w:val="24"/>
-        </w:rPr>
-        <w:t>2.5. RQ5. Giá trị dự báo của các biến điều kiện tài chính toàn cầu</w:t>
-      </w:r>
-    </w:p>
-    <w:p>
-      <w:pPr>
-        <w:spacing w:before="20" w:after="20" w:line="360" w:lineRule="auto"/>
-        <w:ind w:right="360"/>
-        <w:jc w:val="both"/>
-        <w:rPr>
-          <w:rFonts w:ascii="Times New Roman" w:eastAsia="Times New Roman" w:hAnsi="Times New Roman" w:cs="Times New Roman"/>
-          <w:sz w:val="24"/>
-          <w:szCs w:val="24"/>
-        </w:rPr>
-      </w:pPr>
-      <w:r>
-        <w:rPr>
-          <w:rFonts w:ascii="Times New Roman" w:eastAsia="Times New Roman" w:hAnsi="Times New Roman" w:cs="Times New Roman"/>
-          <w:sz w:val="24"/>
-          <w:szCs w:val="24"/>
-        </w:rPr>
-        <w:t>Câu hỏi nghiên cứu (RQ5):</w:t>
-      </w:r>
-    </w:p>
-    <w:p>
-      <w:pPr>
-        <w:spacing w:before="20" w:after="20" w:line="360" w:lineRule="auto"/>
-        <w:ind w:right="360"/>
-        <w:jc w:val="both"/>
-        <w:rPr>
-          <w:rFonts w:ascii="Times New Roman" w:eastAsia="Times New Roman" w:hAnsi="Times New Roman" w:cs="Times New Roman"/>
-          <w:sz w:val="24"/>
-          <w:szCs w:val="24"/>
-        </w:rPr>
-      </w:pPr>
-      <w:r>
-        <w:rPr>
-          <w:rFonts w:ascii="Times New Roman" w:eastAsia="Times New Roman" w:hAnsi="Times New Roman" w:cs="Times New Roman"/>
-          <w:sz w:val="24"/>
-          <w:szCs w:val="24"/>
-        </w:rPr>
-        <w:t>Do global financial variables improve out-of-sample forecasts of Bitcoin and Ethereum risk?</w:t>
-      </w:r>
-    </w:p>
-    <w:p>
-      <w:pPr>
-        <w:spacing w:before="20" w:after="20" w:line="360" w:lineRule="auto"/>
-        <w:ind w:right="360"/>
-        <w:jc w:val="both"/>
-        <w:rPr>
-          <w:rFonts w:ascii="Times New Roman" w:eastAsia="Times New Roman" w:hAnsi="Times New Roman" w:cs="Times New Roman"/>
-          <w:sz w:val="24"/>
-          <w:szCs w:val="24"/>
-        </w:rPr>
-      </w:pPr>
-      <w:r>
-        <w:rPr>
-          <w:rFonts w:ascii="Times New Roman" w:eastAsia="Times New Roman" w:hAnsi="Times New Roman" w:cs="Times New Roman"/>
-          <w:sz w:val="24"/>
-          <w:szCs w:val="24"/>
-        </w:rPr>
-        <w:t>Các biến tài chính toàn cầu có cải thiện khả năng dự báo ngoài mẫu rủi ro của Bitcoin và Ethereum hay không?</w:t>
-      </w:r>
-    </w:p>
-    <w:p>
-      <w:pPr>
-        <w:spacing w:before="20" w:after="20" w:line="360" w:lineRule="auto"/>
-        <w:ind w:right="360"/>
-        <w:jc w:val="both"/>
-        <w:rPr>
-          <w:rFonts w:ascii="Times New Roman" w:eastAsia="Times New Roman" w:hAnsi="Times New Roman" w:cs="Times New Roman"/>
-          <w:sz w:val="24"/>
-          <w:szCs w:val="24"/>
-        </w:rPr>
-      </w:pPr>
-      <w:r>
-        <w:rPr>
-          <w:rFonts w:ascii="Times New Roman" w:eastAsia="Times New Roman" w:hAnsi="Times New Roman" w:cs="Times New Roman"/>
-          <w:sz w:val="24"/>
-          <w:szCs w:val="24"/>
-        </w:rPr>
-        <w:lastRenderedPageBreak/>
-        <w:t>Giả thuyết H5: Việc bổ sung các biến điều kiện tài chính toàn cầu giúp cải thiện hiệu quả dự báo rủi ro Bitcoin và Ethereum ngoài mẫu so với mô hình cơ sở chỉ sử dụng thông tin quá khứ của thị trường tiền mã hóa.</w:t>
-      </w:r>
-    </w:p>
-    <w:p>
-      <w:pPr>
-        <w:spacing w:before="20" w:after="20" w:line="360" w:lineRule="auto"/>
-        <w:ind w:right="360"/>
-        <w:jc w:val="both"/>
-        <w:rPr>
-          <w:rFonts w:ascii="Times New Roman" w:eastAsia="Times New Roman" w:hAnsi="Times New Roman" w:cs="Times New Roman"/>
-          <w:sz w:val="24"/>
-          <w:szCs w:val="24"/>
-        </w:rPr>
-      </w:pPr>
-      <w:r>
-        <w:rPr>
-          <w:rFonts w:ascii="Times New Roman" w:eastAsia="Times New Roman" w:hAnsi="Times New Roman" w:cs="Times New Roman"/>
-          <w:sz w:val="24"/>
-          <w:szCs w:val="24"/>
-        </w:rPr>
-        <w:t>Cơ sở lập luận: Các chỉ báo như VIX, DXY, lợi suất trái phiếu Mỹ và chỉ số căng thẳng tài chính có thể cung cấp thông tin bổ sung về môi trường rủi ro toàn cầu. Các mô hình học máy có khả năng nhận diện quan hệ phi tuyến, nhưng mức cải thiện thực tế cần được xác nhận qua kiểm định ngoài mẫu.</w:t>
-      </w:r>
-    </w:p>
-    <w:p>
-      <w:pPr>
-        <w:spacing w:before="20" w:after="20" w:line="360" w:lineRule="auto"/>
-        <w:ind w:right="360"/>
-        <w:jc w:val="both"/>
-        <w:rPr>
-          <w:rFonts w:ascii="Times New Roman" w:eastAsia="Times New Roman" w:hAnsi="Times New Roman" w:cs="Times New Roman"/>
-          <w:sz w:val="24"/>
-          <w:szCs w:val="24"/>
-        </w:rPr>
-      </w:pPr>
-      <w:r>
-        <w:rPr>
-          <w:rFonts w:ascii="Times New Roman" w:eastAsia="Times New Roman" w:hAnsi="Times New Roman" w:cs="Times New Roman"/>
-          <w:sz w:val="24"/>
-          <w:szCs w:val="24"/>
-        </w:rPr>
-        <w:t>Có thể so sánh mô hình kinh tế lượng cơ sở với Elastic Net, XGBoost hoặc LightGBM. Biến mục tiêu nên được xác định trước, chẳng hạn biến động ngày tiếp theo, biến động tuần tiếp theo hoặc trạng thái rủi ro đuôi.</w:t>
-      </w:r>
-    </w:p>
-    <w:p>
-      <w:pPr>
-        <w:spacing w:before="20" w:after="20" w:line="360" w:lineRule="auto"/>
-        <w:ind w:right="360"/>
-        <w:jc w:val="both"/>
-        <w:rPr>
-          <w:rFonts w:ascii="Times New Roman" w:eastAsia="Times New Roman" w:hAnsi="Times New Roman" w:cs="Times New Roman"/>
-          <w:sz w:val="24"/>
-          <w:szCs w:val="24"/>
-        </w:rPr>
-      </w:pPr>
-      <w:r>
-        <w:rPr>
-          <w:rFonts w:ascii="Times New Roman" w:eastAsia="Times New Roman" w:hAnsi="Times New Roman" w:cs="Times New Roman"/>
-          <w:sz w:val="24"/>
-          <w:szCs w:val="24"/>
-        </w:rPr>
-        <w:t>3. Định nghĩa các chỉ báo</w:t>
-      </w:r>
-    </w:p>
-    <w:p>
-      <w:pPr>
-        <w:spacing w:before="20" w:after="20" w:line="360" w:lineRule="auto"/>
-        <w:ind w:right="360"/>
-        <w:jc w:val="both"/>
-        <w:rPr>
-          <w:rFonts w:ascii="Times New Roman" w:eastAsia="Times New Roman" w:hAnsi="Times New Roman" w:cs="Times New Roman"/>
-          <w:sz w:val="24"/>
-          <w:szCs w:val="24"/>
-        </w:rPr>
-      </w:pPr>
-      <w:r>
-        <w:rPr>
-          <w:rFonts w:ascii="Times New Roman" w:eastAsia="Times New Roman" w:hAnsi="Times New Roman" w:cs="Times New Roman"/>
-          <w:sz w:val="24"/>
-          <w:szCs w:val="24"/>
-        </w:rPr>
-        <w:t xml:space="preserve">3.1. Biến phụ thuộc  </w:t>
+        <w:t>3.1. Biến phụ thuộc</w:t>
+      </w:r>
+      <w:r>
+        <w:rPr>
+          <w:rFonts w:ascii="Times New Roman" w:eastAsia="Times New Roman" w:hAnsi="Times New Roman" w:cs="Times New Roman"/>
+          <w:sz w:val="24"/>
+          <w:szCs w:val="24"/>
+        </w:rPr>
+        <w:t xml:space="preserve">  </w:t>
       </w:r>
     </w:p>
     <w:tbl>
@@ -2094,12 +2320,12 @@
         <w:tblW w:w="9025" w:type="dxa"/>
         <w:tblInd w:w="0" w:type="dxa"/>
         <w:tblBorders>
-          <w:top w:val="nil"/>
-          <w:left w:val="nil"/>
-          <w:bottom w:val="nil"/>
-          <w:right w:val="nil"/>
-          <w:insideH w:val="nil"/>
-          <w:insideV w:val="nil"/>
+          <w:top w:val="single" w:sz="4" w:space="0" w:color="auto"/>
+          <w:left w:val="single" w:sz="4" w:space="0" w:color="auto"/>
+          <w:bottom w:val="single" w:sz="4" w:space="0" w:color="auto"/>
+          <w:right w:val="single" w:sz="4" w:space="0" w:color="auto"/>
+          <w:insideH w:val="single" w:sz="4" w:space="0" w:color="auto"/>
+          <w:insideV w:val="single" w:sz="4" w:space="0" w:color="auto"/>
         </w:tblBorders>
         <w:tblLayout w:type="fixed"/>
         <w:tblLook w:val="0600" w:firstRow="0" w:lastRow="0" w:firstColumn="0" w:lastColumn="0" w:noHBand="1" w:noVBand="1"/>
@@ -2117,12 +2343,6 @@
         <w:tc>
           <w:tcPr>
             <w:tcW w:w="1418" w:type="dxa"/>
-            <w:tcBorders>
-              <w:top w:val="nil"/>
-              <w:left w:val="nil"/>
-              <w:bottom w:val="nil"/>
-              <w:right w:val="nil"/>
-            </w:tcBorders>
             <w:tcMar>
               <w:top w:w="100" w:type="dxa"/>
               <w:left w:w="100" w:type="dxa"/>
@@ -2150,6 +2370,7 @@
                 <w:sz w:val="24"/>
                 <w:szCs w:val="24"/>
               </w:rPr>
+              <w:lastRenderedPageBreak/>
               <w:t>Biến</w:t>
             </w:r>
           </w:p>
@@ -2157,12 +2378,6 @@
         <w:tc>
           <w:tcPr>
             <w:tcW w:w="1701" w:type="dxa"/>
-            <w:tcBorders>
-              <w:top w:val="nil"/>
-              <w:left w:val="nil"/>
-              <w:bottom w:val="nil"/>
-              <w:right w:val="nil"/>
-            </w:tcBorders>
             <w:tcMar>
               <w:top w:w="100" w:type="dxa"/>
               <w:left w:w="100" w:type="dxa"/>
@@ -2196,13 +2411,7 @@
         </w:tc>
         <w:tc>
           <w:tcPr>
-            <w:tcW w:w="5038" w:type="dxa"/>
-            <w:tcBorders>
-              <w:top w:val="nil"/>
-              <w:left w:val="nil"/>
-              <w:bottom w:val="nil"/>
-              <w:right w:val="nil"/>
-            </w:tcBorders>
+            <w:tcW w:w="5039" w:type="dxa"/>
             <w:tcMar>
               <w:top w:w="100" w:type="dxa"/>
               <w:left w:w="100" w:type="dxa"/>
@@ -2237,12 +2446,6 @@
         <w:tc>
           <w:tcPr>
             <w:tcW w:w="867" w:type="dxa"/>
-            <w:tcBorders>
-              <w:top w:val="nil"/>
-              <w:left w:val="nil"/>
-              <w:bottom w:val="nil"/>
-              <w:right w:val="nil"/>
-            </w:tcBorders>
             <w:tcMar>
               <w:top w:w="100" w:type="dxa"/>
               <w:left w:w="100" w:type="dxa"/>
@@ -2282,12 +2485,6 @@
         <w:tc>
           <w:tcPr>
             <w:tcW w:w="1418" w:type="dxa"/>
-            <w:tcBorders>
-              <w:top w:val="nil"/>
-              <w:left w:val="nil"/>
-              <w:bottom w:val="nil"/>
-              <w:right w:val="nil"/>
-            </w:tcBorders>
             <w:tcMar>
               <w:top w:w="100" w:type="dxa"/>
               <w:left w:w="100" w:type="dxa"/>
@@ -2317,12 +2514,6 @@
         <w:tc>
           <w:tcPr>
             <w:tcW w:w="1701" w:type="dxa"/>
-            <w:tcBorders>
-              <w:top w:val="nil"/>
-              <w:left w:val="nil"/>
-              <w:bottom w:val="nil"/>
-              <w:right w:val="nil"/>
-            </w:tcBorders>
             <w:tcMar>
               <w:top w:w="100" w:type="dxa"/>
               <w:left w:w="100" w:type="dxa"/>
@@ -2388,13 +2579,7 @@
         </w:tc>
         <w:tc>
           <w:tcPr>
-            <w:tcW w:w="5038" w:type="dxa"/>
-            <w:tcBorders>
-              <w:top w:val="nil"/>
-              <w:left w:val="nil"/>
-              <w:bottom w:val="nil"/>
-              <w:right w:val="nil"/>
-            </w:tcBorders>
+            <w:tcW w:w="5039" w:type="dxa"/>
             <w:tcMar>
               <w:top w:w="100" w:type="dxa"/>
               <w:left w:w="100" w:type="dxa"/>
@@ -2562,12 +2747,6 @@
         <w:tc>
           <w:tcPr>
             <w:tcW w:w="867" w:type="dxa"/>
-            <w:tcBorders>
-              <w:top w:val="nil"/>
-              <w:left w:val="nil"/>
-              <w:bottom w:val="nil"/>
-              <w:right w:val="nil"/>
-            </w:tcBorders>
             <w:tcMar>
               <w:top w:w="100" w:type="dxa"/>
               <w:left w:w="100" w:type="dxa"/>
@@ -2602,12 +2781,6 @@
         <w:tc>
           <w:tcPr>
             <w:tcW w:w="1418" w:type="dxa"/>
-            <w:tcBorders>
-              <w:top w:val="nil"/>
-              <w:left w:val="nil"/>
-              <w:bottom w:val="nil"/>
-              <w:right w:val="nil"/>
-            </w:tcBorders>
             <w:tcMar>
               <w:top w:w="100" w:type="dxa"/>
               <w:left w:w="100" w:type="dxa"/>
@@ -2637,12 +2810,6 @@
         <w:tc>
           <w:tcPr>
             <w:tcW w:w="1701" w:type="dxa"/>
-            <w:tcBorders>
-              <w:top w:val="nil"/>
-              <w:left w:val="nil"/>
-              <w:bottom w:val="nil"/>
-              <w:right w:val="nil"/>
-            </w:tcBorders>
             <w:tcMar>
               <w:top w:w="100" w:type="dxa"/>
               <w:left w:w="100" w:type="dxa"/>
@@ -2708,13 +2875,7 @@
         </w:tc>
         <w:tc>
           <w:tcPr>
-            <w:tcW w:w="5038" w:type="dxa"/>
-            <w:tcBorders>
-              <w:top w:val="nil"/>
-              <w:left w:val="nil"/>
-              <w:bottom w:val="nil"/>
-              <w:right w:val="nil"/>
-            </w:tcBorders>
+            <w:tcW w:w="5039" w:type="dxa"/>
             <w:tcMar>
               <w:top w:w="100" w:type="dxa"/>
               <w:left w:w="100" w:type="dxa"/>
@@ -2882,12 +3043,6 @@
         <w:tc>
           <w:tcPr>
             <w:tcW w:w="867" w:type="dxa"/>
-            <w:tcBorders>
-              <w:top w:val="nil"/>
-              <w:left w:val="nil"/>
-              <w:bottom w:val="nil"/>
-              <w:right w:val="nil"/>
-            </w:tcBorders>
             <w:tcMar>
               <w:top w:w="100" w:type="dxa"/>
               <w:left w:w="100" w:type="dxa"/>
@@ -2915,394 +3070,13 @@
           </w:p>
         </w:tc>
       </w:tr>
-      <w:tr>
-        <w:trPr>
-          <w:trHeight w:val="785"/>
-        </w:trPr>
-        <w:tc>
-          <w:tcPr>
-            <w:tcW w:w="1418" w:type="dxa"/>
-            <w:tcBorders>
-              <w:top w:val="nil"/>
-              <w:left w:val="nil"/>
-              <w:bottom w:val="nil"/>
-              <w:right w:val="nil"/>
-            </w:tcBorders>
-            <w:tcMar>
-              <w:top w:w="100" w:type="dxa"/>
-              <w:left w:w="100" w:type="dxa"/>
-              <w:bottom w:w="100" w:type="dxa"/>
-              <w:right w:w="100" w:type="dxa"/>
-            </w:tcMar>
-          </w:tcPr>
-          <w:p>
-            <w:pPr>
-              <w:spacing w:before="240" w:after="240"/>
-              <w:rPr>
-                <w:rFonts w:ascii="Times New Roman" w:eastAsia="Times New Roman" w:hAnsi="Times New Roman" w:cs="Times New Roman"/>
-                <w:sz w:val="24"/>
-                <w:szCs w:val="24"/>
-              </w:rPr>
-            </w:pPr>
-            <w:r>
-              <w:rPr>
-                <w:rFonts w:ascii="Times New Roman" w:eastAsia="Times New Roman" w:hAnsi="Times New Roman" w:cs="Times New Roman"/>
-                <w:sz w:val="24"/>
-                <w:szCs w:val="24"/>
-              </w:rPr>
-              <w:t>Biến động Bitcoin</w:t>
-            </w:r>
-          </w:p>
-        </w:tc>
-        <w:tc>
-          <w:tcPr>
-            <w:tcW w:w="1701" w:type="dxa"/>
-            <w:tcBorders>
-              <w:top w:val="nil"/>
-              <w:left w:val="nil"/>
-              <w:bottom w:val="nil"/>
-              <w:right w:val="nil"/>
-            </w:tcBorders>
-            <w:tcMar>
-              <w:top w:w="100" w:type="dxa"/>
-              <w:left w:w="100" w:type="dxa"/>
-              <w:bottom w:w="100" w:type="dxa"/>
-              <w:right w:w="100" w:type="dxa"/>
-            </w:tcMar>
-          </w:tcPr>
-          <w:p>
-            <w:pPr>
-              <w:spacing w:before="240" w:after="240"/>
-              <w:rPr>
-                <w:rFonts w:ascii="Times New Roman" w:eastAsia="Times New Roman" w:hAnsi="Times New Roman" w:cs="Times New Roman"/>
-                <w:sz w:val="24"/>
-                <w:szCs w:val="24"/>
-              </w:rPr>
-            </w:pPr>
-            <m:oMathPara>
-              <m:oMath>
-                <m:r>
-                  <w:rPr>
-                    <w:rFonts w:ascii="Times New Roman" w:eastAsia="Times New Roman" w:hAnsi="Times New Roman" w:cs="Times New Roman"/>
-                    <w:sz w:val="24"/>
-                    <w:szCs w:val="24"/>
-                  </w:rPr>
-                  <m:t>Vo</m:t>
-                </m:r>
-                <m:sSubSup>
-                  <m:sSubSupPr>
-                    <m:ctrlPr>
-                      <w:rPr>
-                        <w:rFonts w:ascii="Times New Roman" w:eastAsia="Times New Roman" w:hAnsi="Times New Roman" w:cs="Times New Roman"/>
-                        <w:sz w:val="24"/>
-                        <w:szCs w:val="24"/>
-                      </w:rPr>
-                    </m:ctrlPr>
-                  </m:sSubSupPr>
-                  <m:e>
-                    <m:r>
-                      <w:rPr>
-                        <w:rFonts w:ascii="Times New Roman" w:eastAsia="Times New Roman" w:hAnsi="Times New Roman" w:cs="Times New Roman"/>
-                        <w:sz w:val="24"/>
-                        <w:szCs w:val="24"/>
-                      </w:rPr>
-                      <m:t>l</m:t>
-                    </m:r>
-                  </m:e>
-                  <m:sub>
-                    <m:r>
-                      <w:rPr>
-                        <w:rFonts w:ascii="Times New Roman" w:eastAsia="Times New Roman" w:hAnsi="Times New Roman" w:cs="Times New Roman"/>
-                        <w:sz w:val="24"/>
-                        <w:szCs w:val="24"/>
-                      </w:rPr>
-                      <m:t>t</m:t>
-                    </m:r>
-                  </m:sub>
-                  <m:sup>
-                    <m:r>
-                      <w:rPr>
-                        <w:rFonts w:ascii="Times New Roman" w:eastAsia="Times New Roman" w:hAnsi="Times New Roman" w:cs="Times New Roman"/>
-                        <w:sz w:val="24"/>
-                        <w:szCs w:val="24"/>
-                      </w:rPr>
-                      <m:t>BTC</m:t>
-                    </m:r>
-                  </m:sup>
-                </m:sSubSup>
-              </m:oMath>
-            </m:oMathPara>
-          </w:p>
-        </w:tc>
-        <w:tc>
-          <w:tcPr>
-            <w:tcW w:w="5038" w:type="dxa"/>
-            <w:tcBorders>
-              <w:top w:val="nil"/>
-              <w:left w:val="nil"/>
-              <w:bottom w:val="nil"/>
-              <w:right w:val="nil"/>
-            </w:tcBorders>
-            <w:tcMar>
-              <w:top w:w="100" w:type="dxa"/>
-              <w:left w:w="100" w:type="dxa"/>
-              <w:bottom w:w="100" w:type="dxa"/>
-              <w:right w:w="100" w:type="dxa"/>
-            </w:tcMar>
-          </w:tcPr>
-          <w:p>
-            <w:pPr>
-              <w:spacing w:before="240" w:after="240"/>
-              <w:rPr>
-                <w:rFonts w:ascii="Times New Roman" w:eastAsia="Times New Roman" w:hAnsi="Times New Roman" w:cs="Times New Roman"/>
-                <w:sz w:val="24"/>
-                <w:szCs w:val="24"/>
-              </w:rPr>
-            </w:pPr>
-            <w:r>
-              <w:rPr>
-                <w:rFonts w:ascii="Times New Roman" w:eastAsia="Times New Roman" w:hAnsi="Times New Roman" w:cs="Times New Roman"/>
-                <w:sz w:val="24"/>
-                <w:szCs w:val="24"/>
-              </w:rPr>
-              <w:t>Mức độ biến động lợi suất BTC, có thể đo bằng độ lệch chuẩn trượt hoặc mô hình biến động</w:t>
-            </w:r>
-          </w:p>
-        </w:tc>
-        <w:tc>
-          <w:tcPr>
-            <w:tcW w:w="867" w:type="dxa"/>
-            <w:tcBorders>
-              <w:top w:val="nil"/>
-              <w:left w:val="nil"/>
-              <w:bottom w:val="nil"/>
-              <w:right w:val="nil"/>
-            </w:tcBorders>
-            <w:tcMar>
-              <w:top w:w="100" w:type="dxa"/>
-              <w:left w:w="100" w:type="dxa"/>
-              <w:bottom w:w="100" w:type="dxa"/>
-              <w:right w:w="100" w:type="dxa"/>
-            </w:tcMar>
-          </w:tcPr>
-          <w:p>
-            <w:pPr>
-              <w:spacing w:before="240" w:after="240"/>
-              <w:rPr>
-                <w:rFonts w:ascii="Times New Roman" w:eastAsia="Times New Roman" w:hAnsi="Times New Roman" w:cs="Times New Roman"/>
-                <w:sz w:val="24"/>
-                <w:szCs w:val="24"/>
-              </w:rPr>
-            </w:pPr>
-            <w:r>
-              <w:rPr>
-                <w:rFonts w:ascii="Times New Roman" w:eastAsia="Times New Roman" w:hAnsi="Times New Roman" w:cs="Times New Roman"/>
-                <w:sz w:val="24"/>
-                <w:szCs w:val="24"/>
-              </w:rPr>
-              <w:t>Hằng ngày</w:t>
-            </w:r>
-          </w:p>
-        </w:tc>
-      </w:tr>
-      <w:tr>
-        <w:trPr>
-          <w:trHeight w:val="785"/>
-        </w:trPr>
-        <w:tc>
-          <w:tcPr>
-            <w:tcW w:w="1418" w:type="dxa"/>
-            <w:tcBorders>
-              <w:top w:val="nil"/>
-              <w:left w:val="nil"/>
-              <w:bottom w:val="nil"/>
-              <w:right w:val="nil"/>
-            </w:tcBorders>
-            <w:tcMar>
-              <w:top w:w="100" w:type="dxa"/>
-              <w:left w:w="100" w:type="dxa"/>
-              <w:bottom w:w="100" w:type="dxa"/>
-              <w:right w:w="100" w:type="dxa"/>
-            </w:tcMar>
-          </w:tcPr>
-          <w:p>
-            <w:pPr>
-              <w:spacing w:before="240" w:after="240"/>
-              <w:rPr>
-                <w:rFonts w:ascii="Times New Roman" w:eastAsia="Times New Roman" w:hAnsi="Times New Roman" w:cs="Times New Roman"/>
-                <w:sz w:val="24"/>
-                <w:szCs w:val="24"/>
-              </w:rPr>
-            </w:pPr>
-            <w:r>
-              <w:rPr>
-                <w:rFonts w:ascii="Times New Roman" w:eastAsia="Times New Roman" w:hAnsi="Times New Roman" w:cs="Times New Roman"/>
-                <w:sz w:val="24"/>
-                <w:szCs w:val="24"/>
-              </w:rPr>
-              <w:t>Biến động Ethereum</w:t>
-            </w:r>
-          </w:p>
-        </w:tc>
-        <w:tc>
-          <w:tcPr>
-            <w:tcW w:w="1701" w:type="dxa"/>
-            <w:tcBorders>
-              <w:top w:val="nil"/>
-              <w:left w:val="nil"/>
-              <w:bottom w:val="nil"/>
-              <w:right w:val="nil"/>
-            </w:tcBorders>
-            <w:tcMar>
-              <w:top w:w="100" w:type="dxa"/>
-              <w:left w:w="100" w:type="dxa"/>
-              <w:bottom w:w="100" w:type="dxa"/>
-              <w:right w:w="100" w:type="dxa"/>
-            </w:tcMar>
-          </w:tcPr>
-          <w:p>
-            <w:pPr>
-              <w:spacing w:before="240" w:after="240"/>
-              <w:rPr>
-                <w:rFonts w:ascii="Times New Roman" w:eastAsia="Times New Roman" w:hAnsi="Times New Roman" w:cs="Times New Roman"/>
-                <w:sz w:val="24"/>
-                <w:szCs w:val="24"/>
-              </w:rPr>
-            </w:pPr>
-            <m:oMathPara>
-              <m:oMath>
-                <m:r>
-                  <w:rPr>
-                    <w:rFonts w:ascii="Times New Roman" w:eastAsia="Times New Roman" w:hAnsi="Times New Roman" w:cs="Times New Roman"/>
-                    <w:sz w:val="24"/>
-                    <w:szCs w:val="24"/>
-                  </w:rPr>
-                  <m:t>Vo</m:t>
-                </m:r>
-                <m:sSubSup>
-                  <m:sSubSupPr>
-                    <m:ctrlPr>
-                      <w:rPr>
-                        <w:rFonts w:ascii="Times New Roman" w:eastAsia="Times New Roman" w:hAnsi="Times New Roman" w:cs="Times New Roman"/>
-                        <w:sz w:val="24"/>
-                        <w:szCs w:val="24"/>
-                      </w:rPr>
-                    </m:ctrlPr>
-                  </m:sSubSupPr>
-                  <m:e>
-                    <m:r>
-                      <w:rPr>
-                        <w:rFonts w:ascii="Times New Roman" w:eastAsia="Times New Roman" w:hAnsi="Times New Roman" w:cs="Times New Roman"/>
-                        <w:sz w:val="24"/>
-                        <w:szCs w:val="24"/>
-                      </w:rPr>
-                      <m:t>l</m:t>
-                    </m:r>
-                  </m:e>
-                  <m:sub>
-                    <m:r>
-                      <w:rPr>
-                        <w:rFonts w:ascii="Times New Roman" w:eastAsia="Times New Roman" w:hAnsi="Times New Roman" w:cs="Times New Roman"/>
-                        <w:sz w:val="24"/>
-                        <w:szCs w:val="24"/>
-                      </w:rPr>
-                      <m:t>t</m:t>
-                    </m:r>
-                  </m:sub>
-                  <m:sup>
-                    <m:r>
-                      <w:rPr>
-                        <w:rFonts w:ascii="Times New Roman" w:eastAsia="Times New Roman" w:hAnsi="Times New Roman" w:cs="Times New Roman"/>
-                        <w:sz w:val="24"/>
-                        <w:szCs w:val="24"/>
-                      </w:rPr>
-                      <m:t>ETH</m:t>
-                    </m:r>
-                  </m:sup>
-                </m:sSubSup>
-              </m:oMath>
-            </m:oMathPara>
-          </w:p>
-        </w:tc>
-        <w:tc>
-          <w:tcPr>
-            <w:tcW w:w="5038" w:type="dxa"/>
-            <w:tcBorders>
-              <w:top w:val="nil"/>
-              <w:left w:val="nil"/>
-              <w:bottom w:val="nil"/>
-              <w:right w:val="nil"/>
-            </w:tcBorders>
-            <w:tcMar>
-              <w:top w:w="100" w:type="dxa"/>
-              <w:left w:w="100" w:type="dxa"/>
-              <w:bottom w:w="100" w:type="dxa"/>
-              <w:right w:w="100" w:type="dxa"/>
-            </w:tcMar>
-          </w:tcPr>
-          <w:p>
-            <w:pPr>
-              <w:spacing w:before="240" w:after="240"/>
-              <w:rPr>
-                <w:rFonts w:ascii="Times New Roman" w:eastAsia="Times New Roman" w:hAnsi="Times New Roman" w:cs="Times New Roman"/>
-                <w:sz w:val="24"/>
-                <w:szCs w:val="24"/>
-              </w:rPr>
-            </w:pPr>
-            <w:r>
-              <w:rPr>
-                <w:rFonts w:ascii="Times New Roman" w:eastAsia="Times New Roman" w:hAnsi="Times New Roman" w:cs="Times New Roman"/>
-                <w:sz w:val="24"/>
-                <w:szCs w:val="24"/>
-              </w:rPr>
-              <w:t>Mức độ biến động lợi suất ETH, có thể đo bằng độ lệch chuẩn trượt hoặc mô hình biến động</w:t>
-            </w:r>
-          </w:p>
-        </w:tc>
-        <w:tc>
-          <w:tcPr>
-            <w:tcW w:w="867" w:type="dxa"/>
-            <w:tcBorders>
-              <w:top w:val="nil"/>
-              <w:left w:val="nil"/>
-              <w:bottom w:val="nil"/>
-              <w:right w:val="nil"/>
-            </w:tcBorders>
-            <w:tcMar>
-              <w:top w:w="100" w:type="dxa"/>
-              <w:left w:w="100" w:type="dxa"/>
-              <w:bottom w:w="100" w:type="dxa"/>
-              <w:right w:w="100" w:type="dxa"/>
-            </w:tcMar>
-          </w:tcPr>
-          <w:p>
-            <w:pPr>
-              <w:spacing w:before="240" w:after="240"/>
-              <w:rPr>
-                <w:rFonts w:ascii="Times New Roman" w:eastAsia="Times New Roman" w:hAnsi="Times New Roman" w:cs="Times New Roman"/>
-                <w:sz w:val="24"/>
-                <w:szCs w:val="24"/>
-              </w:rPr>
-            </w:pPr>
-            <w:r>
-              <w:rPr>
-                <w:rFonts w:ascii="Times New Roman" w:eastAsia="Times New Roman" w:hAnsi="Times New Roman" w:cs="Times New Roman"/>
-                <w:sz w:val="24"/>
-                <w:szCs w:val="24"/>
-              </w:rPr>
-              <w:t>Hằng ngày</w:t>
-            </w:r>
-          </w:p>
-        </w:tc>
-      </w:tr>
     </w:tbl>
     <w:p>
       <w:pPr>
         <w:spacing w:before="240" w:after="240"/>
         <w:rPr>
-          <w:rFonts w:ascii="Times New Roman" w:eastAsia="Times New Roman" w:hAnsi="Times New Roman" w:cs="Times New Roman"/>
-          <w:sz w:val="24"/>
-          <w:szCs w:val="24"/>
+          <w:rFonts w:eastAsia="Times New Roman"/>
+          <w:lang w:val="en-US"/>
         </w:rPr>
       </w:pPr>
       <w:r>
@@ -3370,7 +3144,30 @@
           <w:sz w:val="24"/>
           <w:szCs w:val="24"/>
         </w:rPr>
-        <w:t>. Blueprint chưa quy định cửa sổ tính biến động cụ thể, vì vậy nhóm cần thống nhất trước khi chạy mô hình. Nếu dùng độ lệch chuẩn trượt 7 hoặc 30 ngày, phải ghi rõ đó là lựa chọn triển khai của nhóm.</w:t>
+        <w:t xml:space="preserve">. </w:t>
+      </w:r>
+      <w:r>
+        <w:rPr>
+          <w:rFonts w:eastAsia="Times New Roman"/>
+          <w:lang w:val="en-US"/>
+        </w:rPr>
+        <w:t>Trong các mô hình kinh tế lượng, biến phụ thuộc chính là lợi suất log hằng ngày của BTC và ETH. Trong mô hình học máy, biến mục tiêu riêng biệt là trị tuyệt đối của lợi suất log ngày kế tiếp, (|r_{t+</w:t>
+      </w:r>
+      <w:proofErr w:type="gramStart"/>
+      <w:r>
+        <w:rPr>
+          <w:rFonts w:eastAsia="Times New Roman"/>
+          <w:lang w:val="en-US"/>
+        </w:rPr>
+        <w:t>1}|</w:t>
+      </w:r>
+      <w:proofErr w:type="gramEnd"/>
+      <w:r>
+        <w:rPr>
+          <w:rFonts w:eastAsia="Times New Roman"/>
+          <w:lang w:val="en-US"/>
+        </w:rPr>
+        <w:t>), được sử dụng làm chỉ báo thay thế cho độ lớn biến động giá trong một ngày. Nghiên cứu không trực tiếp ước lượng một mô hình biến động riêng nếu không có đặc tả và kết quả thực nghiệm tương ứng.</w:t>
       </w:r>
     </w:p>
     <w:p>
@@ -3407,15 +3204,15 @@
     <w:tbl>
       <w:tblPr>
         <w:tblStyle w:val="a0"/>
-        <w:tblW w:w="9025" w:type="dxa"/>
+        <w:tblW w:w="6687" w:type="dxa"/>
         <w:tblInd w:w="0" w:type="dxa"/>
         <w:tblBorders>
-          <w:top w:val="nil"/>
-          <w:left w:val="nil"/>
-          <w:bottom w:val="nil"/>
-          <w:right w:val="nil"/>
-          <w:insideH w:val="nil"/>
-          <w:insideV w:val="nil"/>
+          <w:top w:val="single" w:sz="4" w:space="0" w:color="auto"/>
+          <w:left w:val="single" w:sz="4" w:space="0" w:color="auto"/>
+          <w:bottom w:val="single" w:sz="4" w:space="0" w:color="auto"/>
+          <w:right w:val="single" w:sz="4" w:space="0" w:color="auto"/>
+          <w:insideH w:val="single" w:sz="4" w:space="0" w:color="auto"/>
+          <w:insideV w:val="single" w:sz="4" w:space="0" w:color="auto"/>
         </w:tblBorders>
         <w:tblLayout w:type="fixed"/>
         <w:tblLook w:val="0600" w:firstRow="0" w:lastRow="0" w:firstColumn="0" w:lastColumn="0" w:noHBand="1" w:noVBand="1"/>
@@ -3424,7 +3221,6 @@
         <w:gridCol w:w="1757"/>
         <w:gridCol w:w="1517"/>
         <w:gridCol w:w="3413"/>
-        <w:gridCol w:w="2338"/>
       </w:tblGrid>
       <w:tr>
         <w:trPr>
@@ -3433,12 +3229,6 @@
         <w:tc>
           <w:tcPr>
             <w:tcW w:w="1757" w:type="dxa"/>
-            <w:tcBorders>
-              <w:top w:val="nil"/>
-              <w:left w:val="nil"/>
-              <w:bottom w:val="nil"/>
-              <w:right w:val="nil"/>
-            </w:tcBorders>
             <w:tcMar>
               <w:top w:w="100" w:type="dxa"/>
               <w:left w:w="100" w:type="dxa"/>
@@ -3466,7 +3256,6 @@
                 <w:sz w:val="24"/>
                 <w:szCs w:val="24"/>
               </w:rPr>
-              <w:lastRenderedPageBreak/>
               <w:t>Biến</w:t>
             </w:r>
           </w:p>
@@ -3474,12 +3263,6 @@
         <w:tc>
           <w:tcPr>
             <w:tcW w:w="1517" w:type="dxa"/>
-            <w:tcBorders>
-              <w:top w:val="nil"/>
-              <w:left w:val="nil"/>
-              <w:bottom w:val="nil"/>
-              <w:right w:val="nil"/>
-            </w:tcBorders>
             <w:tcMar>
               <w:top w:w="100" w:type="dxa"/>
               <w:left w:w="100" w:type="dxa"/>
@@ -3513,13 +3296,7 @@
         </w:tc>
         <w:tc>
           <w:tcPr>
-            <w:tcW w:w="3412" w:type="dxa"/>
-            <w:tcBorders>
-              <w:top w:val="nil"/>
-              <w:left w:val="nil"/>
-              <w:bottom w:val="nil"/>
-              <w:right w:val="nil"/>
-            </w:tcBorders>
+            <w:tcW w:w="3413" w:type="dxa"/>
             <w:tcMar>
               <w:top w:w="100" w:type="dxa"/>
               <w:left w:w="100" w:type="dxa"/>
@@ -3547,19 +3324,18 @@
                 <w:sz w:val="24"/>
                 <w:szCs w:val="24"/>
               </w:rPr>
-              <w:t>Định nghĩa và cách đo lường</w:t>
+              <w:t xml:space="preserve">Định nghĩa </w:t>
             </w:r>
           </w:p>
         </w:tc>
+      </w:tr>
+      <w:tr>
+        <w:trPr>
+          <w:trHeight w:val="785"/>
+        </w:trPr>
         <w:tc>
           <w:tcPr>
-            <w:tcW w:w="2337" w:type="dxa"/>
-            <w:tcBorders>
-              <w:top w:val="nil"/>
-              <w:left w:val="nil"/>
-              <w:bottom w:val="nil"/>
-              <w:right w:val="nil"/>
-            </w:tcBorders>
+            <w:tcW w:w="1757" w:type="dxa"/>
             <w:tcMar>
               <w:top w:w="100" w:type="dxa"/>
               <w:left w:w="100" w:type="dxa"/>
@@ -3570,11 +3346,8 @@
           <w:p>
             <w:pPr>
               <w:spacing w:before="240" w:after="240"/>
-              <w:jc w:val="center"/>
-              <w:rPr>
-                <w:rFonts w:ascii="Times New Roman" w:eastAsia="Times New Roman" w:hAnsi="Times New Roman" w:cs="Times New Roman"/>
-                <w:b/>
-                <w:bCs/>
+              <w:rPr>
+                <w:rFonts w:ascii="Times New Roman" w:eastAsia="Times New Roman" w:hAnsi="Times New Roman" w:cs="Times New Roman"/>
                 <w:sz w:val="24"/>
                 <w:szCs w:val="24"/>
               </w:rPr>
@@ -3582,29 +3355,16 @@
             <w:r>
               <w:rPr>
                 <w:rFonts w:ascii="Times New Roman" w:eastAsia="Times New Roman" w:hAnsi="Times New Roman" w:cs="Times New Roman"/>
-                <w:b/>
-                <w:bCs/>
-                <w:sz w:val="24"/>
-                <w:szCs w:val="24"/>
-              </w:rPr>
-              <w:t>Nguồn dự kiến</w:t>
+                <w:sz w:val="24"/>
+                <w:szCs w:val="24"/>
+              </w:rPr>
+              <w:t>Lợi suất trái phiếu Mỹ</w:t>
             </w:r>
           </w:p>
         </w:tc>
-      </w:tr>
-      <w:tr>
-        <w:trPr>
-          <w:trHeight w:val="1055"/>
-        </w:trPr>
         <w:tc>
           <w:tcPr>
-            <w:tcW w:w="1757" w:type="dxa"/>
-            <w:tcBorders>
-              <w:top w:val="nil"/>
-              <w:left w:val="nil"/>
-              <w:bottom w:val="nil"/>
-              <w:right w:val="nil"/>
-            </w:tcBorders>
+            <w:tcW w:w="1517" w:type="dxa"/>
             <w:tcMar>
               <w:top w:w="100" w:type="dxa"/>
               <w:left w:w="100" w:type="dxa"/>
@@ -3619,58 +3379,24 @@
                 <w:rFonts w:ascii="Times New Roman" w:eastAsia="Times New Roman" w:hAnsi="Times New Roman" w:cs="Times New Roman"/>
                 <w:sz w:val="24"/>
                 <w:szCs w:val="24"/>
-              </w:rPr>
-            </w:pPr>
-            <w:r>
-              <w:rPr>
-                <w:rFonts w:ascii="Times New Roman" w:eastAsia="Times New Roman" w:hAnsi="Times New Roman" w:cs="Times New Roman"/>
-                <w:sz w:val="24"/>
-                <w:szCs w:val="24"/>
-              </w:rPr>
-              <w:t>Cú sốc chính sách tiền tệ</w:t>
-            </w:r>
-          </w:p>
-        </w:tc>
-        <w:tc>
-          <w:tcPr>
-            <w:tcW w:w="1517" w:type="dxa"/>
-            <w:tcBorders>
-              <w:top w:val="nil"/>
-              <w:left w:val="nil"/>
-              <w:bottom w:val="nil"/>
-              <w:right w:val="nil"/>
-            </w:tcBorders>
-            <w:tcMar>
-              <w:top w:w="100" w:type="dxa"/>
-              <w:left w:w="100" w:type="dxa"/>
-              <w:bottom w:w="100" w:type="dxa"/>
-              <w:right w:w="100" w:type="dxa"/>
-            </w:tcMar>
-          </w:tcPr>
-          <w:p>
-            <w:pPr>
-              <w:spacing w:before="240" w:after="240"/>
-              <w:rPr>
-                <w:rFonts w:ascii="Times New Roman" w:eastAsia="Times New Roman" w:hAnsi="Times New Roman" w:cs="Times New Roman"/>
-                <w:sz w:val="24"/>
-                <w:szCs w:val="24"/>
+                <w:lang w:val="en-US"/>
               </w:rPr>
             </w:pPr>
             <m:oMathPara>
               <m:oMath>
                 <m:r>
                   <w:rPr>
-                    <w:rFonts w:ascii="Times New Roman" w:eastAsia="Times New Roman" w:hAnsi="Times New Roman" w:cs="Times New Roman"/>
+                    <w:rFonts w:ascii="Cambria Math" w:eastAsia="Times New Roman" w:hAnsi="Cambria Math" w:cs="Times New Roman"/>
                     <w:sz w:val="24"/>
                     <w:szCs w:val="24"/>
                   </w:rPr>
-                  <m:t>MPShoc</m:t>
+                  <m:t>US2</m:t>
                 </m:r>
                 <m:sSub>
                   <m:sSubPr>
                     <m:ctrlPr>
                       <w:rPr>
-                        <w:rFonts w:ascii="Times New Roman" w:eastAsia="Times New Roman" w:hAnsi="Times New Roman" w:cs="Times New Roman"/>
+                        <w:rFonts w:ascii="Cambria Math" w:eastAsia="Times New Roman" w:hAnsi="Cambria Math" w:cs="Times New Roman"/>
                         <w:sz w:val="24"/>
                         <w:szCs w:val="24"/>
                       </w:rPr>
@@ -3679,17 +3405,17 @@
                   <m:e>
                     <m:r>
                       <w:rPr>
-                        <w:rFonts w:ascii="Times New Roman" w:eastAsia="Times New Roman" w:hAnsi="Times New Roman" w:cs="Times New Roman"/>
+                        <w:rFonts w:ascii="Cambria Math" w:eastAsia="Times New Roman" w:hAnsi="Cambria Math" w:cs="Times New Roman"/>
                         <w:sz w:val="24"/>
                         <w:szCs w:val="24"/>
                       </w:rPr>
-                      <m:t>k</m:t>
+                      <m:t>Y</m:t>
                     </m:r>
                   </m:e>
                   <m:sub>
                     <m:r>
                       <w:rPr>
-                        <w:rFonts w:ascii="Times New Roman" w:eastAsia="Times New Roman" w:hAnsi="Times New Roman" w:cs="Times New Roman"/>
+                        <w:rFonts w:ascii="Cambria Math" w:eastAsia="Times New Roman" w:hAnsi="Cambria Math" w:cs="Times New Roman"/>
                         <w:sz w:val="24"/>
                         <w:szCs w:val="24"/>
                       </w:rPr>
@@ -3703,13 +3429,7 @@
         </w:tc>
         <w:tc>
           <w:tcPr>
-            <w:tcW w:w="3412" w:type="dxa"/>
-            <w:tcBorders>
-              <w:top w:val="nil"/>
-              <w:left w:val="nil"/>
-              <w:bottom w:val="nil"/>
-              <w:right w:val="nil"/>
-            </w:tcBorders>
+            <w:tcW w:w="3413" w:type="dxa"/>
             <w:tcMar>
               <w:top w:w="100" w:type="dxa"/>
               <w:left w:w="100" w:type="dxa"/>
@@ -3732,19 +3452,18 @@
                 <w:sz w:val="24"/>
                 <w:szCs w:val="24"/>
               </w:rPr>
-              <w:t>Mức bất ngờ của quyết định hoặc thông tin chính sách tiền tệ Fed</w:t>
+              <w:t>Lợi suất trái phiếu Chính phủ Mỹ, kỳ hạn 2 năm</w:t>
             </w:r>
           </w:p>
         </w:tc>
+      </w:tr>
+      <w:tr>
+        <w:trPr>
+          <w:trHeight w:val="1055"/>
+        </w:trPr>
         <w:tc>
           <w:tcPr>
-            <w:tcW w:w="2337" w:type="dxa"/>
-            <w:tcBorders>
-              <w:top w:val="nil"/>
-              <w:left w:val="nil"/>
-              <w:bottom w:val="nil"/>
-              <w:right w:val="nil"/>
-            </w:tcBorders>
+            <w:tcW w:w="1757" w:type="dxa"/>
             <w:tcMar>
               <w:top w:w="100" w:type="dxa"/>
               <w:left w:w="100" w:type="dxa"/>
@@ -3767,24 +3486,13 @@
                 <w:sz w:val="24"/>
                 <w:szCs w:val="24"/>
               </w:rPr>
-              <w:t>Nguồn dữ liệu monetary policy surprises phù hợp</w:t>
+              <w:t>Chỉ số USD</w:t>
             </w:r>
           </w:p>
         </w:tc>
-      </w:tr>
-      <w:tr>
-        <w:trPr>
-          <w:trHeight w:val="785"/>
-        </w:trPr>
         <w:tc>
           <w:tcPr>
-            <w:tcW w:w="1757" w:type="dxa"/>
-            <w:tcBorders>
-              <w:top w:val="nil"/>
-              <w:left w:val="nil"/>
-              <w:bottom w:val="nil"/>
-              <w:right w:val="nil"/>
-            </w:tcBorders>
+            <w:tcW w:w="1517" w:type="dxa"/>
             <w:tcMar>
               <w:top w:w="100" w:type="dxa"/>
               <w:left w:w="100" w:type="dxa"/>
@@ -3797,29 +3505,27 @@
               <w:spacing w:before="240" w:after="240"/>
               <w:rPr>
                 <w:rFonts w:ascii="Times New Roman" w:eastAsia="Times New Roman" w:hAnsi="Times New Roman" w:cs="Times New Roman"/>
-                <w:sz w:val="24"/>
-                <w:szCs w:val="24"/>
+                <w:i/>
+                <w:sz w:val="24"/>
+                <w:szCs w:val="24"/>
+                <w:lang w:val="en-US"/>
               </w:rPr>
             </w:pPr>
             <w:r>
               <w:rPr>
                 <w:rFonts w:ascii="Times New Roman" w:eastAsia="Times New Roman" w:hAnsi="Times New Roman" w:cs="Times New Roman"/>
-                <w:sz w:val="24"/>
-                <w:szCs w:val="24"/>
-              </w:rPr>
-              <w:t>Lợi suất trái phiếu Mỹ</w:t>
+                <w:i/>
+                <w:sz w:val="24"/>
+                <w:szCs w:val="24"/>
+                <w:lang w:val="en-US"/>
+              </w:rPr>
+              <w:t>DXYt</w:t>
             </w:r>
           </w:p>
         </w:tc>
         <w:tc>
           <w:tcPr>
-            <w:tcW w:w="1517" w:type="dxa"/>
-            <w:tcBorders>
-              <w:top w:val="nil"/>
-              <w:left w:val="nil"/>
-              <w:bottom w:val="nil"/>
-              <w:right w:val="nil"/>
-            </w:tcBorders>
+            <w:tcW w:w="3413" w:type="dxa"/>
             <w:tcMar>
               <w:top w:w="100" w:type="dxa"/>
               <w:left w:w="100" w:type="dxa"/>
@@ -3834,6 +3540,7 @@
                 <w:rFonts w:ascii="Times New Roman" w:eastAsia="Times New Roman" w:hAnsi="Times New Roman" w:cs="Times New Roman"/>
                 <w:sz w:val="24"/>
                 <w:szCs w:val="24"/>
+                <w:lang w:val="en-US"/>
               </w:rPr>
             </w:pPr>
             <w:r>
@@ -3842,19 +3549,18 @@
                 <w:sz w:val="24"/>
                 <w:szCs w:val="24"/>
               </w:rPr>
-              <w:t>US2Yt</w:t>
+              <w:t>Chỉ số sức mạnh đồng USD</w:t>
             </w:r>
           </w:p>
         </w:tc>
+      </w:tr>
+      <w:tr>
+        <w:trPr>
+          <w:trHeight w:val="1055"/>
+        </w:trPr>
         <w:tc>
           <w:tcPr>
-            <w:tcW w:w="3412" w:type="dxa"/>
-            <w:tcBorders>
-              <w:top w:val="nil"/>
-              <w:left w:val="nil"/>
-              <w:bottom w:val="nil"/>
-              <w:right w:val="nil"/>
-            </w:tcBorders>
+            <w:tcW w:w="1757" w:type="dxa"/>
             <w:tcMar>
               <w:top w:w="100" w:type="dxa"/>
               <w:left w:w="100" w:type="dxa"/>
@@ -3877,19 +3583,13 @@
                 <w:sz w:val="24"/>
                 <w:szCs w:val="24"/>
               </w:rPr>
-              <w:t>Lợi suất trái phiếu Chính phủ Mỹ, kỳ hạn 2 năm hoặc 10 năm</w:t>
+              <w:t>Chỉ số biến động thị trường</w:t>
             </w:r>
           </w:p>
         </w:tc>
         <w:tc>
           <w:tcPr>
-            <w:tcW w:w="2337" w:type="dxa"/>
-            <w:tcBorders>
-              <w:top w:val="nil"/>
-              <w:left w:val="nil"/>
-              <w:bottom w:val="nil"/>
-              <w:right w:val="nil"/>
-            </w:tcBorders>
+            <w:tcW w:w="1517" w:type="dxa"/>
             <w:tcMar>
               <w:top w:w="100" w:type="dxa"/>
               <w:left w:w="100" w:type="dxa"/>
@@ -3906,96 +3606,21 @@
                 <w:szCs w:val="24"/>
               </w:rPr>
             </w:pPr>
-            <w:r>
-              <w:rPr>
-                <w:rFonts w:ascii="Times New Roman" w:eastAsia="Times New Roman" w:hAnsi="Times New Roman" w:cs="Times New Roman"/>
-                <w:sz w:val="24"/>
-                <w:szCs w:val="24"/>
-              </w:rPr>
-              <w:t>FRED hoặc nguồn công khai phù hợp</w:t>
-            </w:r>
-          </w:p>
-        </w:tc>
-      </w:tr>
-      <w:tr>
-        <w:trPr>
-          <w:trHeight w:val="1055"/>
-        </w:trPr>
-        <w:tc>
-          <w:tcPr>
-            <w:tcW w:w="1757" w:type="dxa"/>
-            <w:tcBorders>
-              <w:top w:val="nil"/>
-              <w:left w:val="nil"/>
-              <w:bottom w:val="nil"/>
-              <w:right w:val="nil"/>
-            </w:tcBorders>
-            <w:tcMar>
-              <w:top w:w="100" w:type="dxa"/>
-              <w:left w:w="100" w:type="dxa"/>
-              <w:bottom w:w="100" w:type="dxa"/>
-              <w:right w:w="100" w:type="dxa"/>
-            </w:tcMar>
-          </w:tcPr>
-          <w:p>
-            <w:pPr>
-              <w:spacing w:before="240" w:after="240"/>
-              <w:rPr>
-                <w:rFonts w:ascii="Times New Roman" w:eastAsia="Times New Roman" w:hAnsi="Times New Roman" w:cs="Times New Roman"/>
-                <w:sz w:val="24"/>
-                <w:szCs w:val="24"/>
-              </w:rPr>
-            </w:pPr>
-            <w:r>
-              <w:rPr>
-                <w:rFonts w:ascii="Times New Roman" w:eastAsia="Times New Roman" w:hAnsi="Times New Roman" w:cs="Times New Roman"/>
-                <w:sz w:val="24"/>
-                <w:szCs w:val="24"/>
-              </w:rPr>
-              <w:t>Chỉ số USD</w:t>
-            </w:r>
-          </w:p>
-        </w:tc>
-        <w:tc>
-          <w:tcPr>
-            <w:tcW w:w="1517" w:type="dxa"/>
-            <w:tcBorders>
-              <w:top w:val="nil"/>
-              <w:left w:val="nil"/>
-              <w:bottom w:val="nil"/>
-              <w:right w:val="nil"/>
-            </w:tcBorders>
-            <w:tcMar>
-              <w:top w:w="100" w:type="dxa"/>
-              <w:left w:w="100" w:type="dxa"/>
-              <w:bottom w:w="100" w:type="dxa"/>
-              <w:right w:w="100" w:type="dxa"/>
-            </w:tcMar>
-          </w:tcPr>
-          <w:p>
-            <w:pPr>
-              <w:spacing w:before="240" w:after="240"/>
-              <w:rPr>
-                <w:rFonts w:ascii="Times New Roman" w:eastAsia="Times New Roman" w:hAnsi="Times New Roman" w:cs="Times New Roman"/>
-                <w:sz w:val="24"/>
-                <w:szCs w:val="24"/>
-              </w:rPr>
-            </w:pPr>
             <m:oMathPara>
               <m:oMath>
                 <m:r>
                   <w:rPr>
-                    <w:rFonts w:ascii="Times New Roman" w:eastAsia="Times New Roman" w:hAnsi="Times New Roman" w:cs="Times New Roman"/>
+                    <w:rFonts w:ascii="Cambria Math" w:eastAsia="Times New Roman" w:hAnsi="Cambria Math" w:cs="Times New Roman"/>
                     <w:sz w:val="24"/>
                     <w:szCs w:val="24"/>
                   </w:rPr>
-                  <m:t>DX</m:t>
+                  <m:t>VI</m:t>
                 </m:r>
                 <m:sSub>
                   <m:sSubPr>
                     <m:ctrlPr>
                       <w:rPr>
-                        <w:rFonts w:ascii="Times New Roman" w:eastAsia="Times New Roman" w:hAnsi="Times New Roman" w:cs="Times New Roman"/>
+                        <w:rFonts w:ascii="Cambria Math" w:eastAsia="Times New Roman" w:hAnsi="Cambria Math" w:cs="Times New Roman"/>
                         <w:sz w:val="24"/>
                         <w:szCs w:val="24"/>
                       </w:rPr>
@@ -4004,17 +3629,17 @@
                   <m:e>
                     <m:r>
                       <w:rPr>
-                        <w:rFonts w:ascii="Times New Roman" w:eastAsia="Times New Roman" w:hAnsi="Times New Roman" w:cs="Times New Roman"/>
+                        <w:rFonts w:ascii="Cambria Math" w:eastAsia="Times New Roman" w:hAnsi="Cambria Math" w:cs="Times New Roman"/>
                         <w:sz w:val="24"/>
                         <w:szCs w:val="24"/>
                       </w:rPr>
-                      <m:t>Y</m:t>
+                      <m:t>X</m:t>
                     </m:r>
                   </m:e>
                   <m:sub>
                     <m:r>
                       <w:rPr>
-                        <w:rFonts w:ascii="Times New Roman" w:eastAsia="Times New Roman" w:hAnsi="Times New Roman" w:cs="Times New Roman"/>
+                        <w:rFonts w:ascii="Cambria Math" w:eastAsia="Times New Roman" w:hAnsi="Cambria Math" w:cs="Times New Roman"/>
                         <w:sz w:val="24"/>
                         <w:szCs w:val="24"/>
                       </w:rPr>
@@ -4028,13 +3653,7 @@
         </w:tc>
         <w:tc>
           <w:tcPr>
-            <w:tcW w:w="3412" w:type="dxa"/>
-            <w:tcBorders>
-              <w:top w:val="nil"/>
-              <w:left w:val="nil"/>
-              <w:bottom w:val="nil"/>
-              <w:right w:val="nil"/>
-            </w:tcBorders>
+            <w:tcW w:w="3413" w:type="dxa"/>
             <w:tcMar>
               <w:top w:w="100" w:type="dxa"/>
               <w:left w:w="100" w:type="dxa"/>
@@ -4057,907 +3676,7 @@
                 <w:sz w:val="24"/>
                 <w:szCs w:val="24"/>
               </w:rPr>
-              <w:t>Chỉ số sức mạnh đồng USD; có thể sử dụng thay đổi log hoặc sai phân tùy đặc tính chuỗi</w:t>
-            </w:r>
-          </w:p>
-        </w:tc>
-        <w:tc>
-          <w:tcPr>
-            <w:tcW w:w="2337" w:type="dxa"/>
-            <w:tcBorders>
-              <w:top w:val="nil"/>
-              <w:left w:val="nil"/>
-              <w:bottom w:val="nil"/>
-              <w:right w:val="nil"/>
-            </w:tcBorders>
-            <w:tcMar>
-              <w:top w:w="100" w:type="dxa"/>
-              <w:left w:w="100" w:type="dxa"/>
-              <w:bottom w:w="100" w:type="dxa"/>
-              <w:right w:w="100" w:type="dxa"/>
-            </w:tcMar>
-          </w:tcPr>
-          <w:p>
-            <w:pPr>
-              <w:spacing w:before="240" w:after="240"/>
-              <w:rPr>
-                <w:rFonts w:ascii="Times New Roman" w:eastAsia="Times New Roman" w:hAnsi="Times New Roman" w:cs="Times New Roman"/>
-                <w:sz w:val="24"/>
-                <w:szCs w:val="24"/>
-              </w:rPr>
-            </w:pPr>
-            <w:r>
-              <w:rPr>
-                <w:rFonts w:ascii="Times New Roman" w:eastAsia="Times New Roman" w:hAnsi="Times New Roman" w:cs="Times New Roman"/>
-                <w:sz w:val="24"/>
-                <w:szCs w:val="24"/>
-              </w:rPr>
-              <w:t>Nguồn chỉ số USD phù hợp</w:t>
-            </w:r>
-          </w:p>
-        </w:tc>
-      </w:tr>
-      <w:tr>
-        <w:trPr>
-          <w:trHeight w:val="1055"/>
-        </w:trPr>
-        <w:tc>
-          <w:tcPr>
-            <w:tcW w:w="1757" w:type="dxa"/>
-            <w:tcBorders>
-              <w:top w:val="nil"/>
-              <w:left w:val="nil"/>
-              <w:bottom w:val="nil"/>
-              <w:right w:val="nil"/>
-            </w:tcBorders>
-            <w:tcMar>
-              <w:top w:w="100" w:type="dxa"/>
-              <w:left w:w="100" w:type="dxa"/>
-              <w:bottom w:w="100" w:type="dxa"/>
-              <w:right w:w="100" w:type="dxa"/>
-            </w:tcMar>
-          </w:tcPr>
-          <w:p>
-            <w:pPr>
-              <w:spacing w:before="240" w:after="240"/>
-              <w:rPr>
-                <w:rFonts w:ascii="Times New Roman" w:eastAsia="Times New Roman" w:hAnsi="Times New Roman" w:cs="Times New Roman"/>
-                <w:sz w:val="24"/>
-                <w:szCs w:val="24"/>
-              </w:rPr>
-            </w:pPr>
-            <w:r>
-              <w:rPr>
-                <w:rFonts w:ascii="Times New Roman" w:eastAsia="Times New Roman" w:hAnsi="Times New Roman" w:cs="Times New Roman"/>
-                <w:sz w:val="24"/>
-                <w:szCs w:val="24"/>
-              </w:rPr>
-              <w:t>Chỉ số biến động thị trường</w:t>
-            </w:r>
-          </w:p>
-        </w:tc>
-        <w:tc>
-          <w:tcPr>
-            <w:tcW w:w="1517" w:type="dxa"/>
-            <w:tcBorders>
-              <w:top w:val="nil"/>
-              <w:left w:val="nil"/>
-              <w:bottom w:val="nil"/>
-              <w:right w:val="nil"/>
-            </w:tcBorders>
-            <w:tcMar>
-              <w:top w:w="100" w:type="dxa"/>
-              <w:left w:w="100" w:type="dxa"/>
-              <w:bottom w:w="100" w:type="dxa"/>
-              <w:right w:w="100" w:type="dxa"/>
-            </w:tcMar>
-          </w:tcPr>
-          <w:p>
-            <w:pPr>
-              <w:spacing w:before="240" w:after="240"/>
-              <w:rPr>
-                <w:rFonts w:ascii="Times New Roman" w:eastAsia="Times New Roman" w:hAnsi="Times New Roman" w:cs="Times New Roman"/>
-                <w:sz w:val="24"/>
-                <w:szCs w:val="24"/>
-              </w:rPr>
-            </w:pPr>
-            <m:oMathPara>
-              <m:oMath>
-                <m:r>
-                  <w:rPr>
-                    <w:rFonts w:ascii="Times New Roman" w:eastAsia="Times New Roman" w:hAnsi="Times New Roman" w:cs="Times New Roman"/>
-                    <w:sz w:val="24"/>
-                    <w:szCs w:val="24"/>
-                  </w:rPr>
-                  <m:t>VI</m:t>
-                </m:r>
-                <m:sSub>
-                  <m:sSubPr>
-                    <m:ctrlPr>
-                      <w:rPr>
-                        <w:rFonts w:ascii="Times New Roman" w:eastAsia="Times New Roman" w:hAnsi="Times New Roman" w:cs="Times New Roman"/>
-                        <w:sz w:val="24"/>
-                        <w:szCs w:val="24"/>
-                      </w:rPr>
-                    </m:ctrlPr>
-                  </m:sSubPr>
-                  <m:e>
-                    <m:r>
-                      <w:rPr>
-                        <w:rFonts w:ascii="Times New Roman" w:eastAsia="Times New Roman" w:hAnsi="Times New Roman" w:cs="Times New Roman"/>
-                        <w:sz w:val="24"/>
-                        <w:szCs w:val="24"/>
-                      </w:rPr>
-                      <m:t>X</m:t>
-                    </m:r>
-                  </m:e>
-                  <m:sub>
-                    <m:r>
-                      <w:rPr>
-                        <w:rFonts w:ascii="Times New Roman" w:eastAsia="Times New Roman" w:hAnsi="Times New Roman" w:cs="Times New Roman"/>
-                        <w:sz w:val="24"/>
-                        <w:szCs w:val="24"/>
-                      </w:rPr>
-                      <m:t>t</m:t>
-                    </m:r>
-                  </m:sub>
-                </m:sSub>
-              </m:oMath>
-            </m:oMathPara>
-          </w:p>
-        </w:tc>
-        <w:tc>
-          <w:tcPr>
-            <w:tcW w:w="3412" w:type="dxa"/>
-            <w:tcBorders>
-              <w:top w:val="nil"/>
-              <w:left w:val="nil"/>
-              <w:bottom w:val="nil"/>
-              <w:right w:val="nil"/>
-            </w:tcBorders>
-            <w:tcMar>
-              <w:top w:w="100" w:type="dxa"/>
-              <w:left w:w="100" w:type="dxa"/>
-              <w:bottom w:w="100" w:type="dxa"/>
-              <w:right w:w="100" w:type="dxa"/>
-            </w:tcMar>
-          </w:tcPr>
-          <w:p>
-            <w:pPr>
-              <w:spacing w:before="240" w:after="240"/>
-              <w:rPr>
-                <w:rFonts w:ascii="Times New Roman" w:eastAsia="Times New Roman" w:hAnsi="Times New Roman" w:cs="Times New Roman"/>
-                <w:sz w:val="24"/>
-                <w:szCs w:val="24"/>
-              </w:rPr>
-            </w:pPr>
-            <w:r>
-              <w:rPr>
-                <w:rFonts w:ascii="Times New Roman" w:eastAsia="Times New Roman" w:hAnsi="Times New Roman" w:cs="Times New Roman"/>
-                <w:sz w:val="24"/>
-                <w:szCs w:val="24"/>
-              </w:rPr>
               <w:t>Chỉ số VIX phản ánh kỳ vọng biến động của thị trường chứng khoán Mỹ</w:t>
-            </w:r>
-          </w:p>
-        </w:tc>
-        <w:tc>
-          <w:tcPr>
-            <w:tcW w:w="2337" w:type="dxa"/>
-            <w:tcBorders>
-              <w:top w:val="nil"/>
-              <w:left w:val="nil"/>
-              <w:bottom w:val="nil"/>
-              <w:right w:val="nil"/>
-            </w:tcBorders>
-            <w:tcMar>
-              <w:top w:w="100" w:type="dxa"/>
-              <w:left w:w="100" w:type="dxa"/>
-              <w:bottom w:w="100" w:type="dxa"/>
-              <w:right w:w="100" w:type="dxa"/>
-            </w:tcMar>
-          </w:tcPr>
-          <w:p>
-            <w:pPr>
-              <w:spacing w:before="240" w:after="240"/>
-              <w:rPr>
-                <w:rFonts w:ascii="Times New Roman" w:eastAsia="Times New Roman" w:hAnsi="Times New Roman" w:cs="Times New Roman"/>
-                <w:sz w:val="24"/>
-                <w:szCs w:val="24"/>
-              </w:rPr>
-            </w:pPr>
-            <w:r>
-              <w:rPr>
-                <w:rFonts w:ascii="Times New Roman" w:eastAsia="Times New Roman" w:hAnsi="Times New Roman" w:cs="Times New Roman"/>
-                <w:sz w:val="24"/>
-                <w:szCs w:val="24"/>
-              </w:rPr>
-              <w:t>FRED hoặc nguồn công khai phù hợp</w:t>
-            </w:r>
-          </w:p>
-        </w:tc>
-      </w:tr>
-      <w:tr>
-        <w:trPr>
-          <w:trHeight w:val="1055"/>
-        </w:trPr>
-        <w:tc>
-          <w:tcPr>
-            <w:tcW w:w="1757" w:type="dxa"/>
-            <w:tcBorders>
-              <w:top w:val="nil"/>
-              <w:left w:val="nil"/>
-              <w:bottom w:val="nil"/>
-              <w:right w:val="nil"/>
-            </w:tcBorders>
-            <w:tcMar>
-              <w:top w:w="100" w:type="dxa"/>
-              <w:left w:w="100" w:type="dxa"/>
-              <w:bottom w:w="100" w:type="dxa"/>
-              <w:right w:w="100" w:type="dxa"/>
-            </w:tcMar>
-          </w:tcPr>
-          <w:p>
-            <w:pPr>
-              <w:spacing w:before="240" w:after="240"/>
-              <w:rPr>
-                <w:rFonts w:ascii="Times New Roman" w:eastAsia="Times New Roman" w:hAnsi="Times New Roman" w:cs="Times New Roman"/>
-                <w:sz w:val="24"/>
-                <w:szCs w:val="24"/>
-              </w:rPr>
-            </w:pPr>
-            <w:r>
-              <w:rPr>
-                <w:rFonts w:ascii="Times New Roman" w:eastAsia="Times New Roman" w:hAnsi="Times New Roman" w:cs="Times New Roman"/>
-                <w:sz w:val="24"/>
-                <w:szCs w:val="24"/>
-              </w:rPr>
-              <w:t>Lợi suất thị trường chứng khoán Mỹ</w:t>
-            </w:r>
-          </w:p>
-        </w:tc>
-        <w:tc>
-          <w:tcPr>
-            <w:tcW w:w="1517" w:type="dxa"/>
-            <w:tcBorders>
-              <w:top w:val="nil"/>
-              <w:left w:val="nil"/>
-              <w:bottom w:val="nil"/>
-              <w:right w:val="nil"/>
-            </w:tcBorders>
-            <w:tcMar>
-              <w:top w:w="100" w:type="dxa"/>
-              <w:left w:w="100" w:type="dxa"/>
-              <w:bottom w:w="100" w:type="dxa"/>
-              <w:right w:w="100" w:type="dxa"/>
-            </w:tcMar>
-          </w:tcPr>
-          <w:p>
-            <w:pPr>
-              <w:spacing w:before="240" w:after="240"/>
-              <w:rPr>
-                <w:rFonts w:ascii="Times New Roman" w:eastAsia="Times New Roman" w:hAnsi="Times New Roman" w:cs="Times New Roman"/>
-                <w:sz w:val="24"/>
-                <w:szCs w:val="24"/>
-              </w:rPr>
-            </w:pPr>
-            <w:r>
-              <w:rPr>
-                <w:rFonts w:ascii="Times New Roman" w:eastAsia="Times New Roman" w:hAnsi="Times New Roman" w:cs="Times New Roman"/>
-                <w:sz w:val="24"/>
-                <w:szCs w:val="24"/>
-              </w:rPr>
-              <w:t xml:space="preserve">\(r^{S\&amp;P}_t\) </w:t>
-            </w:r>
-          </w:p>
-        </w:tc>
-        <w:tc>
-          <w:tcPr>
-            <w:tcW w:w="3412" w:type="dxa"/>
-            <w:tcBorders>
-              <w:top w:val="nil"/>
-              <w:left w:val="nil"/>
-              <w:bottom w:val="nil"/>
-              <w:right w:val="nil"/>
-            </w:tcBorders>
-            <w:tcMar>
-              <w:top w:w="100" w:type="dxa"/>
-              <w:left w:w="100" w:type="dxa"/>
-              <w:bottom w:w="100" w:type="dxa"/>
-              <w:right w:w="100" w:type="dxa"/>
-            </w:tcMar>
-          </w:tcPr>
-          <w:p>
-            <w:pPr>
-              <w:spacing w:before="240" w:after="240"/>
-              <w:rPr>
-                <w:rFonts w:ascii="Times New Roman" w:eastAsia="Times New Roman" w:hAnsi="Times New Roman" w:cs="Times New Roman"/>
-                <w:sz w:val="24"/>
-                <w:szCs w:val="24"/>
-              </w:rPr>
-            </w:pPr>
-            <w:r>
-              <w:rPr>
-                <w:rFonts w:ascii="Times New Roman" w:eastAsia="Times New Roman" w:hAnsi="Times New Roman" w:cs="Times New Roman"/>
-                <w:sz w:val="24"/>
-                <w:szCs w:val="24"/>
-              </w:rPr>
-              <w:t>Lợi suất chỉ số S&amp;P 500</w:t>
-            </w:r>
-          </w:p>
-        </w:tc>
-        <w:tc>
-          <w:tcPr>
-            <w:tcW w:w="2337" w:type="dxa"/>
-            <w:tcBorders>
-              <w:top w:val="nil"/>
-              <w:left w:val="nil"/>
-              <w:bottom w:val="nil"/>
-              <w:right w:val="nil"/>
-            </w:tcBorders>
-            <w:tcMar>
-              <w:top w:w="100" w:type="dxa"/>
-              <w:left w:w="100" w:type="dxa"/>
-              <w:bottom w:w="100" w:type="dxa"/>
-              <w:right w:w="100" w:type="dxa"/>
-            </w:tcMar>
-          </w:tcPr>
-          <w:p>
-            <w:pPr>
-              <w:spacing w:before="240" w:after="240"/>
-              <w:rPr>
-                <w:rFonts w:ascii="Times New Roman" w:eastAsia="Times New Roman" w:hAnsi="Times New Roman" w:cs="Times New Roman"/>
-                <w:sz w:val="24"/>
-                <w:szCs w:val="24"/>
-              </w:rPr>
-            </w:pPr>
-            <w:r>
-              <w:rPr>
-                <w:rFonts w:ascii="Times New Roman" w:eastAsia="Times New Roman" w:hAnsi="Times New Roman" w:cs="Times New Roman"/>
-                <w:sz w:val="24"/>
-                <w:szCs w:val="24"/>
-              </w:rPr>
-              <w:t>FRED hoặc nguồn công khai phù hợp</w:t>
-            </w:r>
-          </w:p>
-        </w:tc>
-      </w:tr>
-      <w:tr>
-        <w:trPr>
-          <w:trHeight w:val="785"/>
-        </w:trPr>
-        <w:tc>
-          <w:tcPr>
-            <w:tcW w:w="1757" w:type="dxa"/>
-            <w:tcBorders>
-              <w:top w:val="nil"/>
-              <w:left w:val="nil"/>
-              <w:bottom w:val="nil"/>
-              <w:right w:val="nil"/>
-            </w:tcBorders>
-            <w:tcMar>
-              <w:top w:w="100" w:type="dxa"/>
-              <w:left w:w="100" w:type="dxa"/>
-              <w:bottom w:w="100" w:type="dxa"/>
-              <w:right w:w="100" w:type="dxa"/>
-            </w:tcMar>
-          </w:tcPr>
-          <w:p>
-            <w:pPr>
-              <w:spacing w:before="240" w:after="240"/>
-              <w:rPr>
-                <w:rFonts w:ascii="Times New Roman" w:eastAsia="Times New Roman" w:hAnsi="Times New Roman" w:cs="Times New Roman"/>
-                <w:sz w:val="24"/>
-                <w:szCs w:val="24"/>
-              </w:rPr>
-            </w:pPr>
-            <w:r>
-              <w:rPr>
-                <w:rFonts w:ascii="Times New Roman" w:eastAsia="Times New Roman" w:hAnsi="Times New Roman" w:cs="Times New Roman"/>
-                <w:sz w:val="24"/>
-                <w:szCs w:val="24"/>
-              </w:rPr>
-              <w:t>Giá dầu</w:t>
-            </w:r>
-          </w:p>
-        </w:tc>
-        <w:tc>
-          <w:tcPr>
-            <w:tcW w:w="1517" w:type="dxa"/>
-            <w:tcBorders>
-              <w:top w:val="nil"/>
-              <w:left w:val="nil"/>
-              <w:bottom w:val="nil"/>
-              <w:right w:val="nil"/>
-            </w:tcBorders>
-            <w:tcMar>
-              <w:top w:w="100" w:type="dxa"/>
-              <w:left w:w="100" w:type="dxa"/>
-              <w:bottom w:w="100" w:type="dxa"/>
-              <w:right w:w="100" w:type="dxa"/>
-            </w:tcMar>
-          </w:tcPr>
-          <w:p>
-            <w:pPr>
-              <w:spacing w:before="240" w:after="240"/>
-              <w:rPr>
-                <w:rFonts w:ascii="Times New Roman" w:eastAsia="Times New Roman" w:hAnsi="Times New Roman" w:cs="Times New Roman"/>
-                <w:sz w:val="24"/>
-                <w:szCs w:val="24"/>
-              </w:rPr>
-            </w:pPr>
-            <m:oMathPara>
-              <m:oMath>
-                <m:r>
-                  <w:rPr>
-                    <w:rFonts w:ascii="Times New Roman" w:eastAsia="Times New Roman" w:hAnsi="Times New Roman" w:cs="Times New Roman"/>
-                    <w:sz w:val="24"/>
-                    <w:szCs w:val="24"/>
-                  </w:rPr>
-                  <m:t>Oi</m:t>
-                </m:r>
-                <m:sSub>
-                  <m:sSubPr>
-                    <m:ctrlPr>
-                      <w:rPr>
-                        <w:rFonts w:ascii="Times New Roman" w:eastAsia="Times New Roman" w:hAnsi="Times New Roman" w:cs="Times New Roman"/>
-                        <w:sz w:val="24"/>
-                        <w:szCs w:val="24"/>
-                      </w:rPr>
-                    </m:ctrlPr>
-                  </m:sSubPr>
-                  <m:e>
-                    <m:r>
-                      <w:rPr>
-                        <w:rFonts w:ascii="Times New Roman" w:eastAsia="Times New Roman" w:hAnsi="Times New Roman" w:cs="Times New Roman"/>
-                        <w:sz w:val="24"/>
-                        <w:szCs w:val="24"/>
-                      </w:rPr>
-                      <m:t>l</m:t>
-                    </m:r>
-                  </m:e>
-                  <m:sub>
-                    <m:r>
-                      <w:rPr>
-                        <w:rFonts w:ascii="Times New Roman" w:eastAsia="Times New Roman" w:hAnsi="Times New Roman" w:cs="Times New Roman"/>
-                        <w:sz w:val="24"/>
-                        <w:szCs w:val="24"/>
-                      </w:rPr>
-                      <m:t>t</m:t>
-                    </m:r>
-                  </m:sub>
-                </m:sSub>
-              </m:oMath>
-            </m:oMathPara>
-          </w:p>
-        </w:tc>
-        <w:tc>
-          <w:tcPr>
-            <w:tcW w:w="3412" w:type="dxa"/>
-            <w:tcBorders>
-              <w:top w:val="nil"/>
-              <w:left w:val="nil"/>
-              <w:bottom w:val="nil"/>
-              <w:right w:val="nil"/>
-            </w:tcBorders>
-            <w:tcMar>
-              <w:top w:w="100" w:type="dxa"/>
-              <w:left w:w="100" w:type="dxa"/>
-              <w:bottom w:w="100" w:type="dxa"/>
-              <w:right w:w="100" w:type="dxa"/>
-            </w:tcMar>
-          </w:tcPr>
-          <w:p>
-            <w:pPr>
-              <w:spacing w:before="240" w:after="240"/>
-              <w:rPr>
-                <w:rFonts w:ascii="Times New Roman" w:eastAsia="Times New Roman" w:hAnsi="Times New Roman" w:cs="Times New Roman"/>
-                <w:sz w:val="24"/>
-                <w:szCs w:val="24"/>
-              </w:rPr>
-            </w:pPr>
-            <w:r>
-              <w:rPr>
-                <w:rFonts w:ascii="Times New Roman" w:eastAsia="Times New Roman" w:hAnsi="Times New Roman" w:cs="Times New Roman"/>
-                <w:sz w:val="24"/>
-                <w:szCs w:val="24"/>
-              </w:rPr>
-              <w:t>Giá dầu đại diện cho điều kiện thị trường hàng hóa</w:t>
-            </w:r>
-          </w:p>
-        </w:tc>
-        <w:tc>
-          <w:tcPr>
-            <w:tcW w:w="2337" w:type="dxa"/>
-            <w:tcBorders>
-              <w:top w:val="nil"/>
-              <w:left w:val="nil"/>
-              <w:bottom w:val="nil"/>
-              <w:right w:val="nil"/>
-            </w:tcBorders>
-            <w:tcMar>
-              <w:top w:w="100" w:type="dxa"/>
-              <w:left w:w="100" w:type="dxa"/>
-              <w:bottom w:w="100" w:type="dxa"/>
-              <w:right w:w="100" w:type="dxa"/>
-            </w:tcMar>
-          </w:tcPr>
-          <w:p>
-            <w:pPr>
-              <w:spacing w:before="240" w:after="240"/>
-              <w:rPr>
-                <w:rFonts w:ascii="Times New Roman" w:eastAsia="Times New Roman" w:hAnsi="Times New Roman" w:cs="Times New Roman"/>
-                <w:sz w:val="24"/>
-                <w:szCs w:val="24"/>
-              </w:rPr>
-            </w:pPr>
-            <w:r>
-              <w:rPr>
-                <w:rFonts w:ascii="Times New Roman" w:eastAsia="Times New Roman" w:hAnsi="Times New Roman" w:cs="Times New Roman"/>
-                <w:sz w:val="24"/>
-                <w:szCs w:val="24"/>
-              </w:rPr>
-              <w:t>Nguồn công khai phù hợp</w:t>
-            </w:r>
-          </w:p>
-        </w:tc>
-      </w:tr>
-      <w:tr>
-        <w:trPr>
-          <w:trHeight w:val="785"/>
-        </w:trPr>
-        <w:tc>
-          <w:tcPr>
-            <w:tcW w:w="1757" w:type="dxa"/>
-            <w:tcBorders>
-              <w:top w:val="nil"/>
-              <w:left w:val="nil"/>
-              <w:bottom w:val="nil"/>
-              <w:right w:val="nil"/>
-            </w:tcBorders>
-            <w:tcMar>
-              <w:top w:w="100" w:type="dxa"/>
-              <w:left w:w="100" w:type="dxa"/>
-              <w:bottom w:w="100" w:type="dxa"/>
-              <w:right w:w="100" w:type="dxa"/>
-            </w:tcMar>
-          </w:tcPr>
-          <w:p>
-            <w:pPr>
-              <w:spacing w:before="240" w:after="240"/>
-              <w:rPr>
-                <w:rFonts w:ascii="Times New Roman" w:eastAsia="Times New Roman" w:hAnsi="Times New Roman" w:cs="Times New Roman"/>
-                <w:sz w:val="24"/>
-                <w:szCs w:val="24"/>
-              </w:rPr>
-            </w:pPr>
-            <w:r>
-              <w:rPr>
-                <w:rFonts w:ascii="Times New Roman" w:eastAsia="Times New Roman" w:hAnsi="Times New Roman" w:cs="Times New Roman"/>
-                <w:sz w:val="24"/>
-                <w:szCs w:val="24"/>
-              </w:rPr>
-              <w:t>Giá vàng</w:t>
-            </w:r>
-          </w:p>
-        </w:tc>
-        <w:tc>
-          <w:tcPr>
-            <w:tcW w:w="1517" w:type="dxa"/>
-            <w:tcBorders>
-              <w:top w:val="nil"/>
-              <w:left w:val="nil"/>
-              <w:bottom w:val="nil"/>
-              <w:right w:val="nil"/>
-            </w:tcBorders>
-            <w:tcMar>
-              <w:top w:w="100" w:type="dxa"/>
-              <w:left w:w="100" w:type="dxa"/>
-              <w:bottom w:w="100" w:type="dxa"/>
-              <w:right w:w="100" w:type="dxa"/>
-            </w:tcMar>
-          </w:tcPr>
-          <w:p>
-            <w:pPr>
-              <w:spacing w:before="240" w:after="240"/>
-              <w:rPr>
-                <w:rFonts w:ascii="Times New Roman" w:eastAsia="Times New Roman" w:hAnsi="Times New Roman" w:cs="Times New Roman"/>
-                <w:sz w:val="24"/>
-                <w:szCs w:val="24"/>
-              </w:rPr>
-            </w:pPr>
-            <m:oMathPara>
-              <m:oMath>
-                <m:r>
-                  <w:rPr>
-                    <w:rFonts w:ascii="Times New Roman" w:eastAsia="Times New Roman" w:hAnsi="Times New Roman" w:cs="Times New Roman"/>
-                    <w:sz w:val="24"/>
-                    <w:szCs w:val="24"/>
-                  </w:rPr>
-                  <m:t>Gol</m:t>
-                </m:r>
-                <m:sSub>
-                  <m:sSubPr>
-                    <m:ctrlPr>
-                      <w:rPr>
-                        <w:rFonts w:ascii="Times New Roman" w:eastAsia="Times New Roman" w:hAnsi="Times New Roman" w:cs="Times New Roman"/>
-                        <w:sz w:val="24"/>
-                        <w:szCs w:val="24"/>
-                      </w:rPr>
-                    </m:ctrlPr>
-                  </m:sSubPr>
-                  <m:e>
-                    <m:r>
-                      <w:rPr>
-                        <w:rFonts w:ascii="Times New Roman" w:eastAsia="Times New Roman" w:hAnsi="Times New Roman" w:cs="Times New Roman"/>
-                        <w:sz w:val="24"/>
-                        <w:szCs w:val="24"/>
-                      </w:rPr>
-                      <m:t>d</m:t>
-                    </m:r>
-                  </m:e>
-                  <m:sub>
-                    <m:r>
-                      <w:rPr>
-                        <w:rFonts w:ascii="Times New Roman" w:eastAsia="Times New Roman" w:hAnsi="Times New Roman" w:cs="Times New Roman"/>
-                        <w:sz w:val="24"/>
-                        <w:szCs w:val="24"/>
-                      </w:rPr>
-                      <m:t>t</m:t>
-                    </m:r>
-                  </m:sub>
-                </m:sSub>
-              </m:oMath>
-            </m:oMathPara>
-          </w:p>
-        </w:tc>
-        <w:tc>
-          <w:tcPr>
-            <w:tcW w:w="3412" w:type="dxa"/>
-            <w:tcBorders>
-              <w:top w:val="nil"/>
-              <w:left w:val="nil"/>
-              <w:bottom w:val="nil"/>
-              <w:right w:val="nil"/>
-            </w:tcBorders>
-            <w:tcMar>
-              <w:top w:w="100" w:type="dxa"/>
-              <w:left w:w="100" w:type="dxa"/>
-              <w:bottom w:w="100" w:type="dxa"/>
-              <w:right w:w="100" w:type="dxa"/>
-            </w:tcMar>
-          </w:tcPr>
-          <w:p>
-            <w:pPr>
-              <w:spacing w:before="240" w:after="240"/>
-              <w:rPr>
-                <w:rFonts w:ascii="Times New Roman" w:eastAsia="Times New Roman" w:hAnsi="Times New Roman" w:cs="Times New Roman"/>
-                <w:sz w:val="24"/>
-                <w:szCs w:val="24"/>
-              </w:rPr>
-            </w:pPr>
-            <w:r>
-              <w:rPr>
-                <w:rFonts w:ascii="Times New Roman" w:eastAsia="Times New Roman" w:hAnsi="Times New Roman" w:cs="Times New Roman"/>
-                <w:sz w:val="24"/>
-                <w:szCs w:val="24"/>
-              </w:rPr>
-              <w:t>Giá vàng đại diện cho diễn biến thị trường kim loại quý</w:t>
-            </w:r>
-          </w:p>
-        </w:tc>
-        <w:tc>
-          <w:tcPr>
-            <w:tcW w:w="2337" w:type="dxa"/>
-            <w:tcBorders>
-              <w:top w:val="nil"/>
-              <w:left w:val="nil"/>
-              <w:bottom w:val="nil"/>
-              <w:right w:val="nil"/>
-            </w:tcBorders>
-            <w:tcMar>
-              <w:top w:w="100" w:type="dxa"/>
-              <w:left w:w="100" w:type="dxa"/>
-              <w:bottom w:w="100" w:type="dxa"/>
-              <w:right w:w="100" w:type="dxa"/>
-            </w:tcMar>
-          </w:tcPr>
-          <w:p>
-            <w:pPr>
-              <w:spacing w:before="240" w:after="240"/>
-              <w:rPr>
-                <w:rFonts w:ascii="Times New Roman" w:eastAsia="Times New Roman" w:hAnsi="Times New Roman" w:cs="Times New Roman"/>
-                <w:sz w:val="24"/>
-                <w:szCs w:val="24"/>
-              </w:rPr>
-            </w:pPr>
-            <w:r>
-              <w:rPr>
-                <w:rFonts w:ascii="Times New Roman" w:eastAsia="Times New Roman" w:hAnsi="Times New Roman" w:cs="Times New Roman"/>
-                <w:sz w:val="24"/>
-                <w:szCs w:val="24"/>
-              </w:rPr>
-              <w:t>Nguồn công khai phù hợp</w:t>
-            </w:r>
-          </w:p>
-        </w:tc>
-      </w:tr>
-      <w:tr>
-        <w:trPr>
-          <w:trHeight w:val="785"/>
-        </w:trPr>
-        <w:tc>
-          <w:tcPr>
-            <w:tcW w:w="1757" w:type="dxa"/>
-            <w:tcBorders>
-              <w:top w:val="nil"/>
-              <w:left w:val="nil"/>
-              <w:bottom w:val="nil"/>
-              <w:right w:val="nil"/>
-            </w:tcBorders>
-            <w:tcMar>
-              <w:top w:w="100" w:type="dxa"/>
-              <w:left w:w="100" w:type="dxa"/>
-              <w:bottom w:w="100" w:type="dxa"/>
-              <w:right w:w="100" w:type="dxa"/>
-            </w:tcMar>
-          </w:tcPr>
-          <w:p>
-            <w:pPr>
-              <w:spacing w:before="240" w:after="240"/>
-              <w:rPr>
-                <w:rFonts w:ascii="Times New Roman" w:eastAsia="Times New Roman" w:hAnsi="Times New Roman" w:cs="Times New Roman"/>
-                <w:sz w:val="24"/>
-                <w:szCs w:val="24"/>
-              </w:rPr>
-            </w:pPr>
-            <w:r>
-              <w:rPr>
-                <w:rFonts w:ascii="Times New Roman" w:eastAsia="Times New Roman" w:hAnsi="Times New Roman" w:cs="Times New Roman"/>
-                <w:sz w:val="24"/>
-                <w:szCs w:val="24"/>
-              </w:rPr>
-              <w:t>Chỉ số căng thẳng tài chính</w:t>
-            </w:r>
-          </w:p>
-        </w:tc>
-        <w:tc>
-          <w:tcPr>
-            <w:tcW w:w="1517" w:type="dxa"/>
-            <w:tcBorders>
-              <w:top w:val="nil"/>
-              <w:left w:val="nil"/>
-              <w:bottom w:val="nil"/>
-              <w:right w:val="nil"/>
-            </w:tcBorders>
-            <w:tcMar>
-              <w:top w:w="100" w:type="dxa"/>
-              <w:left w:w="100" w:type="dxa"/>
-              <w:bottom w:w="100" w:type="dxa"/>
-              <w:right w:w="100" w:type="dxa"/>
-            </w:tcMar>
-          </w:tcPr>
-          <w:p>
-            <w:pPr>
-              <w:spacing w:before="240" w:after="240"/>
-              <w:rPr>
-                <w:rFonts w:ascii="Times New Roman" w:eastAsia="Times New Roman" w:hAnsi="Times New Roman" w:cs="Times New Roman"/>
-                <w:sz w:val="24"/>
-                <w:szCs w:val="24"/>
-              </w:rPr>
-            </w:pPr>
-            <m:oMathPara>
-              <m:oMath>
-                <m:r>
-                  <w:rPr>
-                    <w:rFonts w:ascii="Times New Roman" w:eastAsia="Times New Roman" w:hAnsi="Times New Roman" w:cs="Times New Roman"/>
-                    <w:sz w:val="24"/>
-                    <w:szCs w:val="24"/>
-                  </w:rPr>
-                  <m:t>FS</m:t>
-                </m:r>
-                <m:sSub>
-                  <m:sSubPr>
-                    <m:ctrlPr>
-                      <w:rPr>
-                        <w:rFonts w:ascii="Times New Roman" w:eastAsia="Times New Roman" w:hAnsi="Times New Roman" w:cs="Times New Roman"/>
-                        <w:sz w:val="24"/>
-                        <w:szCs w:val="24"/>
-                      </w:rPr>
-                    </m:ctrlPr>
-                  </m:sSubPr>
-                  <m:e>
-                    <m:r>
-                      <w:rPr>
-                        <w:rFonts w:ascii="Times New Roman" w:eastAsia="Times New Roman" w:hAnsi="Times New Roman" w:cs="Times New Roman"/>
-                        <w:sz w:val="24"/>
-                        <w:szCs w:val="24"/>
-                      </w:rPr>
-                      <m:t>I</m:t>
-                    </m:r>
-                  </m:e>
-                  <m:sub>
-                    <m:r>
-                      <w:rPr>
-                        <w:rFonts w:ascii="Times New Roman" w:eastAsia="Times New Roman" w:hAnsi="Times New Roman" w:cs="Times New Roman"/>
-                        <w:sz w:val="24"/>
-                        <w:szCs w:val="24"/>
-                      </w:rPr>
-                      <m:t>t</m:t>
-                    </m:r>
-                  </m:sub>
-                </m:sSub>
-              </m:oMath>
-            </m:oMathPara>
-          </w:p>
-        </w:tc>
-        <w:tc>
-          <w:tcPr>
-            <w:tcW w:w="3412" w:type="dxa"/>
-            <w:tcBorders>
-              <w:top w:val="nil"/>
-              <w:left w:val="nil"/>
-              <w:bottom w:val="nil"/>
-              <w:right w:val="nil"/>
-            </w:tcBorders>
-            <w:tcMar>
-              <w:top w:w="100" w:type="dxa"/>
-              <w:left w:w="100" w:type="dxa"/>
-              <w:bottom w:w="100" w:type="dxa"/>
-              <w:right w:w="100" w:type="dxa"/>
-            </w:tcMar>
-          </w:tcPr>
-          <w:p>
-            <w:pPr>
-              <w:spacing w:before="240" w:after="240"/>
-              <w:rPr>
-                <w:rFonts w:ascii="Times New Roman" w:eastAsia="Times New Roman" w:hAnsi="Times New Roman" w:cs="Times New Roman"/>
-                <w:sz w:val="24"/>
-                <w:szCs w:val="24"/>
-              </w:rPr>
-            </w:pPr>
-            <w:r>
-              <w:rPr>
-                <w:rFonts w:ascii="Times New Roman" w:eastAsia="Times New Roman" w:hAnsi="Times New Roman" w:cs="Times New Roman"/>
-                <w:sz w:val="24"/>
-                <w:szCs w:val="24"/>
-              </w:rPr>
-              <w:t>Chỉ báo tổng hợp về mức độ căng thẳng của hệ thống tài chính</w:t>
-            </w:r>
-          </w:p>
-        </w:tc>
-        <w:tc>
-          <w:tcPr>
-            <w:tcW w:w="2337" w:type="dxa"/>
-            <w:tcBorders>
-              <w:top w:val="nil"/>
-              <w:left w:val="nil"/>
-              <w:bottom w:val="nil"/>
-              <w:right w:val="nil"/>
-            </w:tcBorders>
-            <w:tcMar>
-              <w:top w:w="100" w:type="dxa"/>
-              <w:left w:w="100" w:type="dxa"/>
-              <w:bottom w:w="100" w:type="dxa"/>
-              <w:right w:w="100" w:type="dxa"/>
-            </w:tcMar>
-          </w:tcPr>
-          <w:p>
-            <w:pPr>
-              <w:spacing w:before="240" w:after="240"/>
-              <w:rPr>
-                <w:rFonts w:ascii="Times New Roman" w:eastAsia="Times New Roman" w:hAnsi="Times New Roman" w:cs="Times New Roman"/>
-                <w:sz w:val="24"/>
-                <w:szCs w:val="24"/>
-              </w:rPr>
-            </w:pPr>
-            <w:r>
-              <w:rPr>
-                <w:rFonts w:ascii="Times New Roman" w:eastAsia="Times New Roman" w:hAnsi="Times New Roman" w:cs="Times New Roman"/>
-                <w:sz w:val="24"/>
-                <w:szCs w:val="24"/>
-              </w:rPr>
-              <w:t>FRED hoặc nguồn công khai phù hợp</w:t>
             </w:r>
           </w:p>
         </w:tc>
@@ -4965,214 +3684,50 @@
     </w:tbl>
     <w:p>
       <w:pPr>
-        <w:spacing w:before="240" w:after="240"/>
-        <w:rPr>
-          <w:rFonts w:ascii="Times New Roman" w:eastAsia="Times New Roman" w:hAnsi="Times New Roman" w:cs="Times New Roman"/>
-          <w:sz w:val="24"/>
-          <w:szCs w:val="24"/>
-        </w:rPr>
-      </w:pPr>
-      <w:r>
-        <w:rPr>
-          <w:rFonts w:ascii="Times New Roman" w:eastAsia="Times New Roman" w:hAnsi="Times New Roman" w:cs="Times New Roman"/>
-          <w:sz w:val="24"/>
-          <w:szCs w:val="24"/>
-        </w:rPr>
-        <w:t>Phân biệt quan trọng:</w:t>
-      </w:r>
-    </w:p>
-    <w:p>
-      <w:pPr>
-        <w:numPr>
-          <w:ilvl w:val="0"/>
-          <w:numId w:val="4"/>
-        </w:numPr>
-        <w:spacing w:before="240"/>
-        <w:rPr>
-          <w:rFonts w:ascii="Times New Roman" w:eastAsia="Times New Roman" w:hAnsi="Times New Roman" w:cs="Times New Roman"/>
-          <w:sz w:val="24"/>
-          <w:szCs w:val="24"/>
-        </w:rPr>
-      </w:pPr>
-      <m:oMath>
-        <m:r>
-          <w:rPr>
-            <w:rFonts w:ascii="Times New Roman" w:eastAsia="Times New Roman" w:hAnsi="Times New Roman" w:cs="Times New Roman"/>
-            <w:sz w:val="24"/>
-            <w:szCs w:val="24"/>
-          </w:rPr>
-          <w:lastRenderedPageBreak/>
-          <m:t>US2Yt</m:t>
-        </m:r>
-      </m:oMath>
-      <w:r>
-        <w:rPr>
-          <w:rFonts w:ascii="Times New Roman" w:eastAsia="Times New Roman" w:hAnsi="Times New Roman" w:cs="Times New Roman"/>
-          <w:sz w:val="24"/>
-          <w:szCs w:val="24"/>
-        </w:rPr>
-        <w:t xml:space="preserve"> là lợi suất trái phiếu, không phải lợi suất cổ phiếu hay lợi suất tiền mã hóa.</w:t>
-      </w:r>
-    </w:p>
-    <w:p>
-      <w:pPr>
-        <w:numPr>
-          <w:ilvl w:val="0"/>
-          <w:numId w:val="4"/>
-        </w:numPr>
-        <w:rPr>
-          <w:rFonts w:ascii="Times New Roman" w:eastAsia="Times New Roman" w:hAnsi="Times New Roman" w:cs="Times New Roman"/>
-          <w:sz w:val="24"/>
-          <w:szCs w:val="24"/>
-        </w:rPr>
-      </w:pPr>
-      <m:oMath>
-        <m:r>
-          <w:rPr>
-            <w:rFonts w:ascii="Times New Roman" w:eastAsia="Times New Roman" w:hAnsi="Times New Roman" w:cs="Times New Roman"/>
-            <w:sz w:val="24"/>
-            <w:szCs w:val="24"/>
-          </w:rPr>
-          <m:t>VI</m:t>
-        </m:r>
-        <m:sSub>
-          <m:sSubPr>
-            <m:ctrlPr>
-              <w:rPr>
-                <w:rFonts w:ascii="Times New Roman" w:eastAsia="Times New Roman" w:hAnsi="Times New Roman" w:cs="Times New Roman"/>
-                <w:sz w:val="24"/>
-                <w:szCs w:val="24"/>
-              </w:rPr>
-            </m:ctrlPr>
-          </m:sSubPr>
-          <m:e>
-            <m:r>
-              <w:rPr>
-                <w:rFonts w:ascii="Times New Roman" w:eastAsia="Times New Roman" w:hAnsi="Times New Roman" w:cs="Times New Roman"/>
-                <w:sz w:val="24"/>
-                <w:szCs w:val="24"/>
-              </w:rPr>
-              <m:t>X</m:t>
-            </m:r>
-          </m:e>
-          <m:sub>
-            <m:r>
-              <w:rPr>
-                <w:rFonts w:ascii="Times New Roman" w:eastAsia="Times New Roman" w:hAnsi="Times New Roman" w:cs="Times New Roman"/>
-                <w:sz w:val="24"/>
-                <w:szCs w:val="24"/>
-              </w:rPr>
-              <m:t>t</m:t>
-            </m:r>
-          </m:sub>
-        </m:sSub>
-      </m:oMath>
-      <w:r>
-        <w:rPr>
-          <w:rFonts w:ascii="Times New Roman" w:eastAsia="Times New Roman" w:hAnsi="Times New Roman" w:cs="Times New Roman"/>
-          <w:sz w:val="24"/>
-          <w:szCs w:val="24"/>
-        </w:rPr>
-        <w:t xml:space="preserve"> đo kỳ vọng biến động của thị trường chứng khoán Mỹ, không đồng nghĩa với toàn bộ rủi ro toàn cầu.</w:t>
-      </w:r>
-    </w:p>
-    <w:p>
-      <w:pPr>
-        <w:numPr>
-          <w:ilvl w:val="0"/>
-          <w:numId w:val="4"/>
-        </w:numPr>
-        <w:spacing w:after="240"/>
-        <w:rPr>
-          <w:rFonts w:ascii="Times New Roman" w:eastAsia="Times New Roman" w:hAnsi="Times New Roman" w:cs="Times New Roman"/>
-          <w:sz w:val="24"/>
-          <w:szCs w:val="24"/>
-        </w:rPr>
-      </w:pPr>
-      <m:oMath>
-        <m:r>
-          <w:rPr>
-            <w:rFonts w:ascii="Times New Roman" w:eastAsia="Times New Roman" w:hAnsi="Times New Roman" w:cs="Times New Roman"/>
-            <w:sz w:val="24"/>
-            <w:szCs w:val="24"/>
-          </w:rPr>
-          <m:t>MPShoc</m:t>
-        </m:r>
-        <m:sSub>
-          <m:sSubPr>
-            <m:ctrlPr>
-              <w:rPr>
-                <w:rFonts w:ascii="Times New Roman" w:eastAsia="Times New Roman" w:hAnsi="Times New Roman" w:cs="Times New Roman"/>
-                <w:sz w:val="24"/>
-                <w:szCs w:val="24"/>
-              </w:rPr>
-            </m:ctrlPr>
-          </m:sSubPr>
-          <m:e>
-            <m:r>
-              <w:rPr>
-                <w:rFonts w:ascii="Times New Roman" w:eastAsia="Times New Roman" w:hAnsi="Times New Roman" w:cs="Times New Roman"/>
-                <w:sz w:val="24"/>
-                <w:szCs w:val="24"/>
-              </w:rPr>
-              <m:t>k</m:t>
-            </m:r>
-          </m:e>
-          <m:sub>
-            <m:r>
-              <w:rPr>
-                <w:rFonts w:ascii="Times New Roman" w:eastAsia="Times New Roman" w:hAnsi="Times New Roman" w:cs="Times New Roman"/>
-                <w:sz w:val="24"/>
-                <w:szCs w:val="24"/>
-              </w:rPr>
-              <m:t>t</m:t>
-            </m:r>
-          </m:sub>
-        </m:sSub>
-      </m:oMath>
-      <w:r>
-        <w:rPr>
-          <w:rFonts w:ascii="Times New Roman" w:eastAsia="Times New Roman" w:hAnsi="Times New Roman" w:cs="Times New Roman"/>
-          <w:sz w:val="24"/>
-          <w:szCs w:val="24"/>
-        </w:rPr>
-        <w:t xml:space="preserve"> phải phản ánh yếu tố bất ngờ nếu nhóm muốn nghiên cứu cú sốc chính sách tiền tệ. Không thể mặc nhiên xem mọi thay đổi lãi suất Fed là một cú sốc bất ngờ.</w:t>
-      </w:r>
-    </w:p>
-    <w:p>
-      <w:pPr>
-        <w:spacing w:before="240" w:after="240"/>
-        <w:rPr>
-          <w:rFonts w:ascii="Times New Roman" w:eastAsia="Times New Roman" w:hAnsi="Times New Roman" w:cs="Times New Roman"/>
-          <w:sz w:val="24"/>
-          <w:szCs w:val="24"/>
-        </w:rPr>
-      </w:pPr>
-      <w:r>
-        <w:rPr>
-          <w:rFonts w:ascii="Times New Roman" w:eastAsia="Times New Roman" w:hAnsi="Times New Roman" w:cs="Times New Roman"/>
-          <w:sz w:val="24"/>
-          <w:szCs w:val="24"/>
-        </w:rPr>
-        <w:t>Bộ biến thực tế sẽ phụ thuộc vào câu hỏi nghiên cứu và dữ liệu có thể thu thập được.</w:t>
-      </w:r>
-    </w:p>
-    <w:p>
-      <w:pPr>
         <w:pStyle w:val="Heading2"/>
         <w:keepNext w:val="0"/>
         <w:keepLines w:val="0"/>
         <w:spacing w:after="80"/>
         <w:rPr>
           <w:rFonts w:ascii="Times New Roman" w:eastAsia="Times New Roman" w:hAnsi="Times New Roman" w:cs="Times New Roman"/>
+          <w:sz w:val="24"/>
+          <w:szCs w:val="24"/>
+          <w:lang w:val="en-US"/>
+        </w:rPr>
+      </w:pPr>
+      <w:r>
+        <w:rPr>
+          <w:rFonts w:ascii="Times New Roman" w:eastAsia="Times New Roman" w:hAnsi="Times New Roman" w:cs="Times New Roman"/>
+          <w:sz w:val="24"/>
+          <w:szCs w:val="24"/>
+        </w:rPr>
+        <w:t xml:space="preserve">US2Y được biến đổi bằng sai phân bậc nhất, DXY bằng log-sai phân nhân 100 và VIX bằng sai phân bậc nhất. Các biến này đại diện cho sự thay đổi của điều kiện tài chính toàn cầu và không mặc nhiên được diễn giải là các cú sốc ngoại sinh. Dữ liệu vĩ mô được ghép với lịch </w:t>
+      </w:r>
+      <w:r>
+        <w:rPr>
+          <w:rFonts w:ascii="Times New Roman" w:eastAsia="Times New Roman" w:hAnsi="Times New Roman" w:cs="Times New Roman"/>
+          <w:sz w:val="24"/>
+          <w:szCs w:val="24"/>
+        </w:rPr>
+        <w:lastRenderedPageBreak/>
+        <w:t>crypto theo thời điểm quan sát và thời điểm thông tin thực sự có sẵn; giá trị được giữ từ lần quan sát trước không được xem là quan sát mới.</w:t>
+      </w:r>
+    </w:p>
+    <w:p>
+      <w:pPr>
+        <w:pStyle w:val="Heading2"/>
+        <w:keepNext w:val="0"/>
+        <w:keepLines w:val="0"/>
+        <w:spacing w:after="80"/>
+        <w:rPr>
+          <w:rFonts w:ascii="Times New Roman" w:eastAsia="Times New Roman" w:hAnsi="Times New Roman" w:cs="Times New Roman"/>
           <w:b/>
           <w:bCs/>
           <w:sz w:val="24"/>
           <w:szCs w:val="24"/>
-        </w:rPr>
-      </w:pPr>
-      <w:bookmarkStart w:id="0" w:name="_8xdr1xnfirz0" w:colFirst="0" w:colLast="0"/>
-      <w:bookmarkEnd w:id="0"/>
+          <w:lang w:val="en-US"/>
+        </w:rPr>
+      </w:pPr>
       <w:r>
         <w:rPr>
           <w:rFonts w:ascii="Times New Roman" w:eastAsia="Times New Roman" w:hAnsi="Times New Roman" w:cs="Times New Roman"/>
@@ -5183,6 +3738,13 @@
         </w:rPr>
         <w:t>3.3. Biến trạng thái và biến tương tác</w:t>
       </w:r>
+    </w:p>
+    <w:p>
+      <w:pPr>
+        <w:rPr>
+          <w:lang w:val="en-US"/>
+        </w:rPr>
+      </w:pPr>
     </w:p>
     <w:tbl>
       <w:tblPr>
@@ -5190,12 +3752,12 @@
         <w:tblW w:w="9025" w:type="dxa"/>
         <w:tblInd w:w="0" w:type="dxa"/>
         <w:tblBorders>
-          <w:top w:val="nil"/>
-          <w:left w:val="nil"/>
-          <w:bottom w:val="nil"/>
-          <w:right w:val="nil"/>
-          <w:insideH w:val="nil"/>
-          <w:insideV w:val="nil"/>
+          <w:top w:val="single" w:sz="4" w:space="0" w:color="auto"/>
+          <w:left w:val="single" w:sz="4" w:space="0" w:color="auto"/>
+          <w:bottom w:val="single" w:sz="4" w:space="0" w:color="auto"/>
+          <w:right w:val="single" w:sz="4" w:space="0" w:color="auto"/>
+          <w:insideH w:val="single" w:sz="4" w:space="0" w:color="auto"/>
+          <w:insideV w:val="single" w:sz="4" w:space="0" w:color="auto"/>
         </w:tblBorders>
         <w:tblLayout w:type="fixed"/>
         <w:tblLook w:val="0600" w:firstRow="0" w:lastRow="0" w:firstColumn="0" w:lastColumn="0" w:noHBand="1" w:noVBand="1"/>
@@ -5212,12 +3774,6 @@
         <w:tc>
           <w:tcPr>
             <w:tcW w:w="2034" w:type="dxa"/>
-            <w:tcBorders>
-              <w:top w:val="nil"/>
-              <w:left w:val="nil"/>
-              <w:bottom w:val="nil"/>
-              <w:right w:val="nil"/>
-            </w:tcBorders>
             <w:tcMar>
               <w:top w:w="100" w:type="dxa"/>
               <w:left w:w="100" w:type="dxa"/>
@@ -5252,12 +3808,6 @@
         <w:tc>
           <w:tcPr>
             <w:tcW w:w="2279" w:type="dxa"/>
-            <w:tcBorders>
-              <w:top w:val="nil"/>
-              <w:left w:val="nil"/>
-              <w:bottom w:val="nil"/>
-              <w:right w:val="nil"/>
-            </w:tcBorders>
             <w:tcMar>
               <w:top w:w="100" w:type="dxa"/>
               <w:left w:w="100" w:type="dxa"/>
@@ -5291,13 +3841,7 @@
         </w:tc>
         <w:tc>
           <w:tcPr>
-            <w:tcW w:w="4711" w:type="dxa"/>
-            <w:tcBorders>
-              <w:top w:val="nil"/>
-              <w:left w:val="nil"/>
-              <w:bottom w:val="nil"/>
-              <w:right w:val="nil"/>
-            </w:tcBorders>
+            <w:tcW w:w="4712" w:type="dxa"/>
             <w:tcMar>
               <w:top w:w="100" w:type="dxa"/>
               <w:left w:w="100" w:type="dxa"/>
@@ -5337,12 +3881,6 @@
         <w:tc>
           <w:tcPr>
             <w:tcW w:w="2034" w:type="dxa"/>
-            <w:tcBorders>
-              <w:top w:val="nil"/>
-              <w:left w:val="nil"/>
-              <w:bottom w:val="nil"/>
-              <w:right w:val="nil"/>
-            </w:tcBorders>
             <w:tcMar>
               <w:top w:w="100" w:type="dxa"/>
               <w:left w:w="100" w:type="dxa"/>
@@ -5372,12 +3910,6 @@
         <w:tc>
           <w:tcPr>
             <w:tcW w:w="2279" w:type="dxa"/>
-            <w:tcBorders>
-              <w:top w:val="nil"/>
-              <w:left w:val="nil"/>
-              <w:bottom w:val="nil"/>
-              <w:right w:val="nil"/>
-            </w:tcBorders>
             <w:tcMar>
               <w:top w:w="100" w:type="dxa"/>
               <w:left w:w="100" w:type="dxa"/>
@@ -5441,13 +3973,7 @@
         </w:tc>
         <w:tc>
           <w:tcPr>
-            <w:tcW w:w="4711" w:type="dxa"/>
-            <w:tcBorders>
-              <w:top w:val="nil"/>
-              <w:left w:val="nil"/>
-              <w:bottom w:val="nil"/>
-              <w:right w:val="nil"/>
-            </w:tcBorders>
+            <w:tcW w:w="4712" w:type="dxa"/>
             <w:tcMar>
               <w:top w:w="100" w:type="dxa"/>
               <w:left w:w="100" w:type="dxa"/>
@@ -5470,7 +3996,7 @@
                 <w:sz w:val="24"/>
                 <w:szCs w:val="24"/>
               </w:rPr>
-              <w:t>Biến phân loại giai đoạn thị trường căng thẳng và bình thường</w:t>
+              <w:t>Bằng 1 khi VIX ở phiên vĩ mô trước đó ≥ 30; ngược lại là Calm</w:t>
             </w:r>
           </w:p>
         </w:tc>
@@ -5482,12 +4008,6 @@
         <w:tc>
           <w:tcPr>
             <w:tcW w:w="2034" w:type="dxa"/>
-            <w:tcBorders>
-              <w:top w:val="nil"/>
-              <w:left w:val="nil"/>
-              <w:bottom w:val="nil"/>
-              <w:right w:val="nil"/>
-            </w:tcBorders>
             <w:tcMar>
               <w:top w:w="100" w:type="dxa"/>
               <w:left w:w="100" w:type="dxa"/>
@@ -5510,19 +4030,13 @@
                 <w:sz w:val="24"/>
                 <w:szCs w:val="24"/>
               </w:rPr>
-              <w:t>Tương tác cú sốc – căng thẳng</w:t>
+              <w:t>Tương tác biến tài chính – trạng thái căng thẳng</w:t>
             </w:r>
           </w:p>
         </w:tc>
         <w:tc>
           <w:tcPr>
             <w:tcW w:w="2279" w:type="dxa"/>
-            <w:tcBorders>
-              <w:top w:val="nil"/>
-              <w:left w:val="nil"/>
-              <w:bottom w:val="nil"/>
-              <w:right w:val="nil"/>
-            </w:tcBorders>
             <w:tcMar>
               <w:top w:w="100" w:type="dxa"/>
               <w:left w:w="100" w:type="dxa"/>
@@ -5543,11 +4057,20 @@
               <m:oMath>
                 <m:r>
                   <w:rPr>
-                    <w:rFonts w:ascii="Times New Roman" w:eastAsia="Times New Roman" w:hAnsi="Times New Roman" w:cs="Times New Roman"/>
+                    <w:rFonts w:ascii="Cambria Math" w:eastAsia="Times New Roman" w:hAnsi="Cambria Math" w:cs="Times New Roman"/>
                     <w:sz w:val="24"/>
                     <w:szCs w:val="24"/>
                   </w:rPr>
-                  <m:t>Shoc</m:t>
+                  <m:t>M</m:t>
+                </m:r>
+                <m:r>
+                  <w:rPr>
+                    <w:rFonts w:ascii="Cambria Math" w:eastAsia="Times New Roman" w:hAnsi="Cambria Math" w:cs="Times New Roman"/>
+                    <w:sz w:val="24"/>
+                    <w:szCs w:val="24"/>
+                    <w:lang w:val="en-US"/>
+                  </w:rPr>
+                  <m:t>acr</m:t>
                 </m:r>
                 <m:sSub>
                   <m:sSubPr>
@@ -5562,11 +4085,11 @@
                   <m:e>
                     <m:r>
                       <w:rPr>
-                        <w:rFonts w:ascii="Times New Roman" w:eastAsia="Times New Roman" w:hAnsi="Times New Roman" w:cs="Times New Roman"/>
+                        <w:rFonts w:ascii="Cambria Math" w:eastAsia="Times New Roman" w:hAnsi="Times New Roman" w:cs="Times New Roman"/>
                         <w:sz w:val="24"/>
                         <w:szCs w:val="24"/>
                       </w:rPr>
-                      <m:t>k</m:t>
+                      <m:t>o</m:t>
                     </m:r>
                   </m:e>
                   <m:sub>
@@ -5625,13 +4148,7 @@
         </w:tc>
         <w:tc>
           <w:tcPr>
-            <w:tcW w:w="4711" w:type="dxa"/>
-            <w:tcBorders>
-              <w:top w:val="nil"/>
-              <w:left w:val="nil"/>
-              <w:bottom w:val="nil"/>
-              <w:right w:val="nil"/>
-            </w:tcBorders>
+            <w:tcW w:w="4712" w:type="dxa"/>
             <w:tcMar>
               <w:top w:w="100" w:type="dxa"/>
               <w:left w:w="100" w:type="dxa"/>
@@ -5654,7 +4171,7 @@
                 <w:sz w:val="24"/>
                 <w:szCs w:val="24"/>
               </w:rPr>
-              <w:t>Đo lường liệu tác động của cú sốc có thay đổi khi thị trường ở trạng thái căng thẳng</w:t>
+              <w:t>Kiểm định trực tiếp khác biệt hệ số giữa Calm và Stress trong LP</w:t>
             </w:r>
           </w:p>
         </w:tc>
@@ -5666,12 +4183,6 @@
         <w:tc>
           <w:tcPr>
             <w:tcW w:w="2034" w:type="dxa"/>
-            <w:tcBorders>
-              <w:top w:val="nil"/>
-              <w:left w:val="nil"/>
-              <w:bottom w:val="nil"/>
-              <w:right w:val="nil"/>
-            </w:tcBorders>
             <w:tcMar>
               <w:top w:w="100" w:type="dxa"/>
               <w:left w:w="100" w:type="dxa"/>
@@ -5694,19 +4205,13 @@
                 <w:sz w:val="24"/>
                 <w:szCs w:val="24"/>
               </w:rPr>
-              <w:t>Giai đoạn sau năm 2020</w:t>
+              <w:t>Giai đoạn 2020–2025</w:t>
             </w:r>
           </w:p>
         </w:tc>
         <w:tc>
           <w:tcPr>
             <w:tcW w:w="2279" w:type="dxa"/>
-            <w:tcBorders>
-              <w:top w:val="nil"/>
-              <w:left w:val="nil"/>
-              <w:bottom w:val="nil"/>
-              <w:right w:val="nil"/>
-            </w:tcBorders>
             <w:tcMar>
               <w:top w:w="100" w:type="dxa"/>
               <w:left w:w="100" w:type="dxa"/>
@@ -5770,13 +4275,7 @@
         </w:tc>
         <w:tc>
           <w:tcPr>
-            <w:tcW w:w="4711" w:type="dxa"/>
-            <w:tcBorders>
-              <w:top w:val="nil"/>
-              <w:left w:val="nil"/>
-              <w:bottom w:val="nil"/>
-              <w:right w:val="nil"/>
-            </w:tcBorders>
+            <w:tcW w:w="4712" w:type="dxa"/>
             <w:tcMar>
               <w:top w:w="100" w:type="dxa"/>
               <w:left w:w="100" w:type="dxa"/>
@@ -5799,7 +4298,7 @@
                 <w:sz w:val="24"/>
                 <w:szCs w:val="24"/>
               </w:rPr>
-              <w:t>Bằng 1 từ năm 2020 trở đi, bằng 0 trước năm 2020</w:t>
+              <w:t>Bằng 0 cho 2018–2019 và bằng 1 cho 2020–2025</w:t>
             </w:r>
           </w:p>
         </w:tc>
@@ -5811,12 +4310,6 @@
         <w:tc>
           <w:tcPr>
             <w:tcW w:w="2034" w:type="dxa"/>
-            <w:tcBorders>
-              <w:top w:val="nil"/>
-              <w:left w:val="nil"/>
-              <w:bottom w:val="nil"/>
-              <w:right w:val="nil"/>
-            </w:tcBorders>
             <w:tcMar>
               <w:top w:w="100" w:type="dxa"/>
               <w:left w:w="100" w:type="dxa"/>
@@ -5839,19 +4332,13 @@
                 <w:sz w:val="24"/>
                 <w:szCs w:val="24"/>
               </w:rPr>
-              <w:t>Tương tác cú sốc – giai đoạn</w:t>
+              <w:t>Tương tác biến tài chính – giai đoạn 2020–2025</w:t>
             </w:r>
           </w:p>
         </w:tc>
         <w:tc>
           <w:tcPr>
             <w:tcW w:w="2279" w:type="dxa"/>
-            <w:tcBorders>
-              <w:top w:val="nil"/>
-              <w:left w:val="nil"/>
-              <w:bottom w:val="nil"/>
-              <w:right w:val="nil"/>
-            </w:tcBorders>
             <w:tcMar>
               <w:top w:w="100" w:type="dxa"/>
               <w:left w:w="100" w:type="dxa"/>
@@ -5872,11 +4359,20 @@
               <m:oMath>
                 <m:r>
                   <w:rPr>
-                    <w:rFonts w:ascii="Times New Roman" w:eastAsia="Times New Roman" w:hAnsi="Times New Roman" w:cs="Times New Roman"/>
+                    <w:rFonts w:ascii="Cambria Math" w:eastAsia="Times New Roman" w:hAnsi="Cambria Math" w:cs="Times New Roman"/>
                     <w:sz w:val="24"/>
                     <w:szCs w:val="24"/>
                   </w:rPr>
-                  <m:t>Shoc</m:t>
+                  <m:t>M</m:t>
+                </m:r>
+                <m:r>
+                  <w:rPr>
+                    <w:rFonts w:ascii="Cambria Math" w:eastAsia="Times New Roman" w:hAnsi="Cambria Math" w:cs="Times New Roman"/>
+                    <w:sz w:val="24"/>
+                    <w:szCs w:val="24"/>
+                    <w:lang w:val="en-US"/>
+                  </w:rPr>
+                  <m:t>acr</m:t>
                 </m:r>
                 <m:sSub>
                   <m:sSubPr>
@@ -5891,11 +4387,11 @@
                   <m:e>
                     <m:r>
                       <w:rPr>
-                        <w:rFonts w:ascii="Times New Roman" w:eastAsia="Times New Roman" w:hAnsi="Times New Roman" w:cs="Times New Roman"/>
+                        <w:rFonts w:ascii="Cambria Math" w:eastAsia="Times New Roman" w:hAnsi="Cambria Math" w:cs="Times New Roman"/>
                         <w:sz w:val="24"/>
                         <w:szCs w:val="24"/>
                       </w:rPr>
-                      <m:t>k</m:t>
+                      <m:t>o</m:t>
                     </m:r>
                   </m:e>
                   <m:sub>
@@ -5954,13 +4450,7 @@
         </w:tc>
         <w:tc>
           <w:tcPr>
-            <w:tcW w:w="4711" w:type="dxa"/>
-            <w:tcBorders>
-              <w:top w:val="nil"/>
-              <w:left w:val="nil"/>
-              <w:bottom w:val="nil"/>
-              <w:right w:val="nil"/>
-            </w:tcBorders>
+            <w:tcW w:w="4712" w:type="dxa"/>
             <w:tcMar>
               <w:top w:w="100" w:type="dxa"/>
               <w:left w:w="100" w:type="dxa"/>
@@ -5991,20 +4481,23 @@
     </w:tbl>
     <w:p>
       <w:pPr>
-        <w:spacing w:before="240" w:after="240"/>
-        <w:rPr>
-          <w:rFonts w:ascii="Times New Roman" w:eastAsia="Times New Roman" w:hAnsi="Times New Roman" w:cs="Times New Roman"/>
-          <w:sz w:val="24"/>
-          <w:szCs w:val="24"/>
-        </w:rPr>
-      </w:pPr>
-      <w:r>
-        <w:rPr>
-          <w:rFonts w:ascii="Times New Roman" w:eastAsia="Times New Roman" w:hAnsi="Times New Roman" w:cs="Times New Roman"/>
-          <w:sz w:val="24"/>
-          <w:szCs w:val="24"/>
-        </w:rPr>
-        <w:t>So sánh trước/sau năm 2020 hoặc sử dụng kiểm định điểm gãy nội sinh. Do đó, mốc năm 2020 là phương án phân chia dự kiến, không phải bằng chứng rằng institutionalization bắt đầu chính xác vào thời điểm đó.</w:t>
+        <w:pStyle w:val="Heading2"/>
+        <w:spacing w:after="80"/>
+        <w:rPr>
+          <w:rFonts w:ascii="Times New Roman" w:eastAsia="Times New Roman" w:hAnsi="Times New Roman" w:cs="Times New Roman"/>
+          <w:sz w:val="24"/>
+          <w:szCs w:val="24"/>
+          <w:lang w:val="en-US"/>
+        </w:rPr>
+      </w:pPr>
+      <w:r>
+        <w:rPr>
+          <w:rFonts w:ascii="Times New Roman" w:eastAsia="Times New Roman" w:hAnsi="Times New Roman" w:cs="Times New Roman"/>
+          <w:sz w:val="24"/>
+          <w:szCs w:val="24"/>
+          <w:lang w:val="en-US"/>
+        </w:rPr>
+        <w:t>Mốc năm 2020 được sử dụng để phân chia hai giai đoạn theo thiết kế nghiên cứu, không được xem là bằng chứng về thời điểm bắt đầu của quá trình gia tăng sự tham gia của nhà đầu tư tổ chức. Việc xác định điểm gãy cấu trúc nội sinh chỉ được thực hiện nếu có phương pháp và kết quả kiểm định tương ứng.</w:t>
       </w:r>
     </w:p>
     <w:p>
@@ -6021,8 +4514,6 @@
           <w:szCs w:val="24"/>
         </w:rPr>
       </w:pPr>
-      <w:bookmarkStart w:id="1" w:name="_pmbqe28d0mqt" w:colFirst="0" w:colLast="0"/>
-      <w:bookmarkEnd w:id="1"/>
       <w:r>
         <w:rPr>
           <w:rFonts w:ascii="Times New Roman" w:eastAsia="Times New Roman" w:hAnsi="Times New Roman" w:cs="Times New Roman"/>
@@ -6040,12 +4531,12 @@
         <w:tblW w:w="9025" w:type="dxa"/>
         <w:tblInd w:w="0" w:type="dxa"/>
         <w:tblBorders>
-          <w:top w:val="nil"/>
-          <w:left w:val="nil"/>
-          <w:bottom w:val="nil"/>
-          <w:right w:val="nil"/>
-          <w:insideH w:val="nil"/>
-          <w:insideV w:val="nil"/>
+          <w:top w:val="single" w:sz="4" w:space="0" w:color="auto"/>
+          <w:left w:val="single" w:sz="4" w:space="0" w:color="auto"/>
+          <w:bottom w:val="single" w:sz="4" w:space="0" w:color="auto"/>
+          <w:right w:val="single" w:sz="4" w:space="0" w:color="auto"/>
+          <w:insideH w:val="single" w:sz="4" w:space="0" w:color="auto"/>
+          <w:insideV w:val="single" w:sz="4" w:space="0" w:color="auto"/>
         </w:tblBorders>
         <w:tblLayout w:type="fixed"/>
         <w:tblLook w:val="0600" w:firstRow="0" w:lastRow="0" w:firstColumn="0" w:lastColumn="0" w:noHBand="1" w:noVBand="1"/>
@@ -6061,13 +4552,7 @@
         </w:trPr>
         <w:tc>
           <w:tcPr>
-            <w:tcW w:w="1617" w:type="dxa"/>
-            <w:tcBorders>
-              <w:top w:val="nil"/>
-              <w:left w:val="nil"/>
-              <w:bottom w:val="nil"/>
-              <w:right w:val="nil"/>
-            </w:tcBorders>
+            <w:tcW w:w="1618" w:type="dxa"/>
             <w:tcMar>
               <w:top w:w="100" w:type="dxa"/>
               <w:left w:w="100" w:type="dxa"/>
@@ -6102,12 +4587,6 @@
         <w:tc>
           <w:tcPr>
             <w:tcW w:w="4380" w:type="dxa"/>
-            <w:tcBorders>
-              <w:top w:val="nil"/>
-              <w:left w:val="nil"/>
-              <w:bottom w:val="nil"/>
-              <w:right w:val="nil"/>
-            </w:tcBorders>
             <w:tcMar>
               <w:top w:w="100" w:type="dxa"/>
               <w:left w:w="100" w:type="dxa"/>
@@ -6142,12 +4621,6 @@
         <w:tc>
           <w:tcPr>
             <w:tcW w:w="3027" w:type="dxa"/>
-            <w:tcBorders>
-              <w:top w:val="nil"/>
-              <w:left w:val="nil"/>
-              <w:bottom w:val="nil"/>
-              <w:right w:val="nil"/>
-            </w:tcBorders>
             <w:tcMar>
               <w:top w:w="100" w:type="dxa"/>
               <w:left w:w="100" w:type="dxa"/>
@@ -6186,13 +4659,7 @@
         </w:trPr>
         <w:tc>
           <w:tcPr>
-            <w:tcW w:w="1617" w:type="dxa"/>
-            <w:tcBorders>
-              <w:top w:val="nil"/>
-              <w:left w:val="nil"/>
-              <w:bottom w:val="nil"/>
-              <w:right w:val="nil"/>
-            </w:tcBorders>
+            <w:tcW w:w="1618" w:type="dxa"/>
             <w:tcMar>
               <w:top w:w="100" w:type="dxa"/>
               <w:left w:w="100" w:type="dxa"/>
@@ -6215,19 +4682,13 @@
                 <w:sz w:val="24"/>
                 <w:szCs w:val="24"/>
               </w:rPr>
-              <w:t>Biến động tương lai</w:t>
+              <w:t>Độ lớn lợi suất ngày kế tiếp</w:t>
             </w:r>
           </w:p>
         </w:tc>
         <w:tc>
           <w:tcPr>
             <w:tcW w:w="4380" w:type="dxa"/>
-            <w:tcBorders>
-              <w:top w:val="nil"/>
-              <w:left w:val="nil"/>
-              <w:bottom w:val="nil"/>
-              <w:right w:val="nil"/>
-            </w:tcBorders>
             <w:tcMar>
               <w:top w:w="100" w:type="dxa"/>
               <w:left w:w="100" w:type="dxa"/>
@@ -6242,27 +4703,62 @@
                 <w:rFonts w:ascii="Times New Roman" w:eastAsia="Times New Roman" w:hAnsi="Times New Roman" w:cs="Times New Roman"/>
                 <w:sz w:val="24"/>
                 <w:szCs w:val="24"/>
+                <w:lang w:val="en-US"/>
               </w:rPr>
             </w:pPr>
             <w:r>
-              <w:rPr>
-                <w:rFonts w:ascii="Times New Roman" w:eastAsia="Times New Roman" w:hAnsi="Times New Roman" w:cs="Times New Roman"/>
-                <w:sz w:val="24"/>
-                <w:szCs w:val="24"/>
-              </w:rPr>
-              <w:t>Biến động BTC/ETH trong ngày kế tiếp hoặc tuần tiếp theo</w:t>
+              <w:t>y</w:t>
+            </w:r>
+            <w:r>
+              <w:rPr>
+                <w:rFonts w:ascii="Cambria Math" w:hAnsi="Cambria Math" w:cs="Cambria Math"/>
+              </w:rPr>
+              <w:t>ₜ₊₁</w:t>
+            </w:r>
+            <w:r>
+              <w:t xml:space="preserve"> = |r</w:t>
+            </w:r>
+            <w:r>
+              <w:rPr>
+                <w:rFonts w:ascii="Cambria Math" w:hAnsi="Cambria Math" w:cs="Cambria Math"/>
+              </w:rPr>
+              <w:t>ₜ₊₁</w:t>
+            </w:r>
+            <w:r>
+              <w:t>| = |100 × ln(P</w:t>
+            </w:r>
+            <w:r>
+              <w:rPr>
+                <w:rFonts w:ascii="Cambria Math" w:hAnsi="Cambria Math" w:cs="Cambria Math"/>
+              </w:rPr>
+              <w:t>ₜ₊₁</w:t>
+            </w:r>
+            <w:r>
+              <w:t>/P</w:t>
+            </w:r>
+            <w:r>
+              <w:rPr>
+                <w:rFonts w:ascii="Cambria Math" w:hAnsi="Cambria Math" w:cs="Cambria Math"/>
+              </w:rPr>
+              <w:t>ₜ</w:t>
+            </w:r>
+            <w:r>
+              <w:t>)|</w:t>
+            </w:r>
+            <w:r>
+              <w:rPr>
+                <w:lang w:val="en-US"/>
+              </w:rPr>
+              <w:t xml:space="preserve">, </w:t>
+            </w:r>
+            <w:r>
+              <w:t>chỉ báo thay thế cho độ lớn biến động giá trong một ngày (absolute log return)</w:t>
             </w:r>
           </w:p>
         </w:tc>
         <w:tc>
           <w:tcPr>
             <w:tcW w:w="3027" w:type="dxa"/>
-            <w:tcBorders>
-              <w:top w:val="nil"/>
-              <w:left w:val="nil"/>
-              <w:bottom w:val="nil"/>
-              <w:right w:val="nil"/>
-            </w:tcBorders>
             <w:tcMar>
               <w:top w:w="100" w:type="dxa"/>
               <w:left w:w="100" w:type="dxa"/>
@@ -6285,118 +4781,7 @@
                 <w:sz w:val="24"/>
                 <w:szCs w:val="24"/>
               </w:rPr>
-              <w:t>Dự báo rủi ro tương lai</w:t>
-            </w:r>
-          </w:p>
-        </w:tc>
-      </w:tr>
-      <w:tr>
-        <w:trPr>
-          <w:trHeight w:val="785"/>
-        </w:trPr>
-        <w:tc>
-          <w:tcPr>
-            <w:tcW w:w="1617" w:type="dxa"/>
-            <w:tcBorders>
-              <w:top w:val="nil"/>
-              <w:left w:val="nil"/>
-              <w:bottom w:val="nil"/>
-              <w:right w:val="nil"/>
-            </w:tcBorders>
-            <w:tcMar>
-              <w:top w:w="100" w:type="dxa"/>
-              <w:left w:w="100" w:type="dxa"/>
-              <w:bottom w:w="100" w:type="dxa"/>
-              <w:right w:w="100" w:type="dxa"/>
-            </w:tcMar>
-          </w:tcPr>
-          <w:p>
-            <w:pPr>
-              <w:spacing w:before="240" w:after="240"/>
-              <w:rPr>
-                <w:rFonts w:ascii="Times New Roman" w:eastAsia="Times New Roman" w:hAnsi="Times New Roman" w:cs="Times New Roman"/>
-                <w:sz w:val="24"/>
-                <w:szCs w:val="24"/>
-              </w:rPr>
-            </w:pPr>
-            <w:r>
-              <w:rPr>
-                <w:rFonts w:ascii="Times New Roman" w:eastAsia="Times New Roman" w:hAnsi="Times New Roman" w:cs="Times New Roman"/>
-                <w:sz w:val="24"/>
-                <w:szCs w:val="24"/>
-              </w:rPr>
-              <w:lastRenderedPageBreak/>
-              <w:t>Trạng thái rủi ro đuôi</w:t>
-            </w:r>
-          </w:p>
-        </w:tc>
-        <w:tc>
-          <w:tcPr>
-            <w:tcW w:w="4380" w:type="dxa"/>
-            <w:tcBorders>
-              <w:top w:val="nil"/>
-              <w:left w:val="nil"/>
-              <w:bottom w:val="nil"/>
-              <w:right w:val="nil"/>
-            </w:tcBorders>
-            <w:tcMar>
-              <w:top w:w="100" w:type="dxa"/>
-              <w:left w:w="100" w:type="dxa"/>
-              <w:bottom w:w="100" w:type="dxa"/>
-              <w:right w:w="100" w:type="dxa"/>
-            </w:tcMar>
-          </w:tcPr>
-          <w:p>
-            <w:pPr>
-              <w:spacing w:before="240" w:after="240"/>
-              <w:rPr>
-                <w:rFonts w:ascii="Times New Roman" w:eastAsia="Times New Roman" w:hAnsi="Times New Roman" w:cs="Times New Roman"/>
-                <w:sz w:val="24"/>
-                <w:szCs w:val="24"/>
-              </w:rPr>
-            </w:pPr>
-            <w:r>
-              <w:rPr>
-                <w:rFonts w:ascii="Times New Roman" w:eastAsia="Times New Roman" w:hAnsi="Times New Roman" w:cs="Times New Roman"/>
-                <w:sz w:val="24"/>
-                <w:szCs w:val="24"/>
-              </w:rPr>
-              <w:t>Biến phân loại rủi ro cao hoặc thấp theo tiêu chí được xác định trước</w:t>
-            </w:r>
-          </w:p>
-        </w:tc>
-        <w:tc>
-          <w:tcPr>
-            <w:tcW w:w="3027" w:type="dxa"/>
-            <w:tcBorders>
-              <w:top w:val="nil"/>
-              <w:left w:val="nil"/>
-              <w:bottom w:val="nil"/>
-              <w:right w:val="nil"/>
-            </w:tcBorders>
-            <w:tcMar>
-              <w:top w:w="100" w:type="dxa"/>
-              <w:left w:w="100" w:type="dxa"/>
-              <w:bottom w:w="100" w:type="dxa"/>
-              <w:right w:w="100" w:type="dxa"/>
-            </w:tcMar>
-          </w:tcPr>
-          <w:p>
-            <w:pPr>
-              <w:spacing w:before="240" w:after="240"/>
-              <w:rPr>
-                <w:rFonts w:ascii="Times New Roman" w:eastAsia="Times New Roman" w:hAnsi="Times New Roman" w:cs="Times New Roman"/>
-                <w:sz w:val="24"/>
-                <w:szCs w:val="24"/>
-              </w:rPr>
-            </w:pPr>
-            <w:r>
-              <w:rPr>
-                <w:rFonts w:ascii="Times New Roman" w:eastAsia="Times New Roman" w:hAnsi="Times New Roman" w:cs="Times New Roman"/>
-                <w:sz w:val="24"/>
-                <w:szCs w:val="24"/>
-              </w:rPr>
-              <w:t>Dự báo khả năng xuất hiện trạng thái rủi ro cao</w:t>
+              <w:t>Dự báo ngoài mẫu; đơn vị phần trăm mỗi ngày</w:t>
             </w:r>
           </w:p>
         </w:tc>
@@ -6405,37 +4790,44 @@
     <w:p>
       <w:pPr>
         <w:spacing w:before="240" w:after="240"/>
-        <w:rPr>
-          <w:rFonts w:ascii="Times New Roman" w:eastAsia="Times New Roman" w:hAnsi="Times New Roman" w:cs="Times New Roman"/>
-          <w:sz w:val="24"/>
-          <w:szCs w:val="24"/>
-        </w:rPr>
-      </w:pPr>
-      <w:r>
-        <w:rPr>
-          <w:rFonts w:ascii="Times New Roman" w:eastAsia="Times New Roman" w:hAnsi="Times New Roman" w:cs="Times New Roman"/>
-          <w:sz w:val="24"/>
-          <w:szCs w:val="24"/>
-        </w:rPr>
-        <w:t>Các biến VIX, DXY, lợi suất trái phiếu, lợi suất S&amp;P 500, dầu, vàng và chỉ số căng thẳng tài chính có thể được sử dụng làm đặc trưng đầu vào. Blueprint đề xuất Elastic Net, XGBoost và LightGBM.</w:t>
+        <w:ind w:firstLine="720"/>
+        <w:rPr>
+          <w:rFonts w:ascii="Times New Roman" w:eastAsia="Times New Roman" w:hAnsi="Times New Roman" w:cs="Times New Roman"/>
+          <w:sz w:val="24"/>
+          <w:szCs w:val="24"/>
+          <w:lang w:val="en-US"/>
+        </w:rPr>
+      </w:pPr>
+      <w:r>
+        <w:rPr>
+          <w:rFonts w:ascii="Times New Roman" w:eastAsia="Times New Roman" w:hAnsi="Times New Roman" w:cs="Times New Roman"/>
+          <w:sz w:val="24"/>
+          <w:szCs w:val="24"/>
+          <w:lang w:val="en-US"/>
+        </w:rPr>
+        <w:lastRenderedPageBreak/>
+        <w:t>Trong mô hình học máy, bộ Crypto-only gồm 40 đặc trưng từ độ trễ lợi suất BTC/ETH, trị tuyệt đối lợi suất, trung bình và độ lệch chuẩn cuốn chiếu của trị tuyệt đối lợi suất trong các cửa sổ 3, 7, 14 và 30 ngày, cùng biến chu kỳ trong tuần. Bộ Crypto + Macro giữ nguyên 40 đặc trưng này và bổ sung 12 đặc trưng từ US2Y, DXY và VIX, nâng tổng số lên 52.</w:t>
       </w:r>
     </w:p>
     <w:p>
       <w:pPr>
         <w:spacing w:before="240" w:after="240"/>
-        <w:rPr>
-          <w:rFonts w:ascii="Times New Roman" w:eastAsia="Times New Roman" w:hAnsi="Times New Roman" w:cs="Times New Roman"/>
-          <w:sz w:val="24"/>
-          <w:szCs w:val="24"/>
-        </w:rPr>
-      </w:pPr>
-      <w:r>
-        <w:rPr>
-          <w:rFonts w:ascii="Times New Roman" w:eastAsia="Times New Roman" w:hAnsi="Times New Roman" w:cs="Times New Roman"/>
-          <w:sz w:val="24"/>
-          <w:szCs w:val="24"/>
-        </w:rPr>
-        <w:t>Để tránh data leakage, chỉ sử dụng thông tin thực sự có sẵn tại thời điểm dự báo; biến mục tiêu phải được tính từ khoảng thời gian tương lai, tách biệt với dữ liệu đầu vào.</w:t>
+        <w:ind w:firstLine="720"/>
+        <w:rPr>
+          <w:rFonts w:ascii="Times New Roman" w:eastAsia="Times New Roman" w:hAnsi="Times New Roman" w:cs="Times New Roman"/>
+          <w:sz w:val="24"/>
+          <w:szCs w:val="24"/>
+          <w:lang w:val="en-US"/>
+        </w:rPr>
+      </w:pPr>
+      <w:r>
+        <w:rPr>
+          <w:rFonts w:ascii="Times New Roman" w:eastAsia="Times New Roman" w:hAnsi="Times New Roman" w:cs="Times New Roman"/>
+          <w:sz w:val="24"/>
+          <w:szCs w:val="24"/>
+          <w:lang w:val="en-US"/>
+        </w:rPr>
+        <w:t>Để tránh rò rỉ dữ liệu tương lai, biến mục tiêu là trị tuyệt đối lợi suất của ngày t+1 và không được đưa vào đặc trưng tại ngày t. Với dữ liệu vĩ mô, mô hình chỉ sử dụng thông tin theo giả định trễ tối thiểu một ngày; mức gần nhất đã biết có thể được dùng ở ngày tiếp theo, còn cờ quan sát mới và mức thay đổi không được lặp giả tạo trong ngày nghỉ. Giá trị thiếu và chuẩn hóa được xử lý dựa trên tập huấn luyện; năm 2025 chỉ dùng để đánh giá ngoài mẫu cuối cùng.</w:t>
       </w:r>
     </w:p>
     <w:p>
@@ -6474,8 +4866,8 @@
           <w:szCs w:val="24"/>
         </w:rPr>
       </w:pPr>
-      <w:bookmarkStart w:id="2" w:name="_p90zrcevcvas" w:colFirst="0" w:colLast="0"/>
-      <w:bookmarkEnd w:id="2"/>
+      <w:bookmarkStart w:id="0" w:name="_p90zrcevcvas" w:colFirst="0" w:colLast="0"/>
+      <w:bookmarkEnd w:id="0"/>
       <w:r>
         <w:rPr>
           <w:rFonts w:ascii="Times New Roman" w:eastAsia="Times New Roman" w:hAnsi="Times New Roman" w:cs="Times New Roman"/>
@@ -6489,19 +4881,17 @@
     </w:p>
     <w:tbl>
       <w:tblPr>
-        <w:tblStyle w:val="a3"/>
         <w:tblW w:w="9025" w:type="dxa"/>
-        <w:tblInd w:w="0" w:type="dxa"/>
         <w:tblBorders>
-          <w:top w:val="nil"/>
-          <w:left w:val="nil"/>
-          <w:bottom w:val="nil"/>
-          <w:right w:val="nil"/>
-          <w:insideH w:val="nil"/>
-          <w:insideV w:val="nil"/>
+          <w:top w:val="single" w:sz="4" w:space="0" w:color="auto"/>
+          <w:left w:val="single" w:sz="4" w:space="0" w:color="auto"/>
+          <w:bottom w:val="single" w:sz="4" w:space="0" w:color="auto"/>
+          <w:right w:val="single" w:sz="4" w:space="0" w:color="auto"/>
+          <w:insideH w:val="single" w:sz="4" w:space="0" w:color="auto"/>
+          <w:insideV w:val="single" w:sz="4" w:space="0" w:color="auto"/>
         </w:tblBorders>
-        <w:tblLayout w:type="fixed"/>
-        <w:tblLook w:val="0600" w:firstRow="0" w:lastRow="0" w:firstColumn="0" w:lastColumn="0" w:noHBand="1" w:noVBand="1"/>
+        <w:shd w:val="clear" w:color="auto" w:fill="FFFFFF"/>
+        <w:tblLook w:val="04A0" w:firstRow="1" w:lastRow="0" w:firstColumn="1" w:lastColumn="0" w:noHBand="0" w:noVBand="1"/>
       </w:tblPr>
       <w:tblGrid>
         <w:gridCol w:w="2203"/>
@@ -6514,31 +4904,36 @@
         <w:tc>
           <w:tcPr>
             <w:tcW w:w="2203" w:type="dxa"/>
-            <w:tcBorders>
-              <w:top w:val="nil"/>
-              <w:left w:val="nil"/>
-              <w:bottom w:val="nil"/>
-              <w:right w:val="nil"/>
-            </w:tcBorders>
+            <w:shd w:val="clear" w:color="auto" w:fill="FFFFFF"/>
             <w:tcMar>
               <w:top w:w="100" w:type="dxa"/>
               <w:left w:w="100" w:type="dxa"/>
               <w:bottom w:w="100" w:type="dxa"/>
               <w:right w:w="100" w:type="dxa"/>
             </w:tcMar>
+            <w:hideMark/>
           </w:tcPr>
           <w:p>
             <w:pPr>
               <w:spacing w:before="240" w:after="240"/>
-              <w:jc w:val="center"/>
+              <w:rPr>
+                <w:rFonts w:ascii="Times New Roman" w:eastAsia="Times New Roman" w:hAnsi="Times New Roman" w:cs="Times New Roman"/>
+                <w:sz w:val="24"/>
+                <w:szCs w:val="24"/>
+                <w:lang w:val="en-US"/>
+              </w:rPr>
+            </w:pPr>
+            <w:r>
               <w:rPr>
                 <w:rFonts w:ascii="Times New Roman" w:eastAsia="Times New Roman" w:hAnsi="Times New Roman" w:cs="Times New Roman"/>
                 <w:b/>
                 <w:bCs/>
                 <w:sz w:val="24"/>
                 <w:szCs w:val="24"/>
-              </w:rPr>
-            </w:pPr>
+                <w:lang w:val="en-US"/>
+              </w:rPr>
+              <w:t>Th</w:t>
+            </w:r>
             <w:r>
               <w:rPr>
                 <w:rFonts w:ascii="Times New Roman" w:eastAsia="Times New Roman" w:hAnsi="Times New Roman" w:cs="Times New Roman"/>
@@ -6546,46 +4941,42 @@
                 <w:bCs/>
                 <w:sz w:val="24"/>
                 <w:szCs w:val="24"/>
-              </w:rPr>
-              <w:t>Thành phần</w:t>
+                <w:lang w:val="en-US"/>
+              </w:rPr>
+              <w:t>ành phần</w:t>
             </w:r>
           </w:p>
         </w:tc>
         <w:tc>
           <w:tcPr>
-            <w:tcW w:w="6821" w:type="dxa"/>
-            <w:tcBorders>
-              <w:top w:val="nil"/>
-              <w:left w:val="nil"/>
-              <w:bottom w:val="nil"/>
-              <w:right w:val="nil"/>
-            </w:tcBorders>
+            <w:tcW w:w="6822" w:type="dxa"/>
+            <w:shd w:val="clear" w:color="auto" w:fill="FFFFFF"/>
             <w:tcMar>
               <w:top w:w="100" w:type="dxa"/>
               <w:left w:w="100" w:type="dxa"/>
               <w:bottom w:w="100" w:type="dxa"/>
               <w:right w:w="100" w:type="dxa"/>
             </w:tcMar>
+            <w:hideMark/>
           </w:tcPr>
           <w:p>
             <w:pPr>
               <w:spacing w:before="240" w:after="240"/>
-              <w:jc w:val="center"/>
+              <w:rPr>
+                <w:rFonts w:ascii="Times New Roman" w:eastAsia="Times New Roman" w:hAnsi="Times New Roman" w:cs="Times New Roman"/>
+                <w:sz w:val="24"/>
+                <w:szCs w:val="24"/>
+                <w:lang w:val="en-US"/>
+              </w:rPr>
+            </w:pPr>
+            <w:r>
               <w:rPr>
                 <w:rFonts w:ascii="Times New Roman" w:eastAsia="Times New Roman" w:hAnsi="Times New Roman" w:cs="Times New Roman"/>
                 <w:b/>
                 <w:bCs/>
                 <w:sz w:val="24"/>
                 <w:szCs w:val="24"/>
-              </w:rPr>
-            </w:pPr>
-            <w:r>
-              <w:rPr>
-                <w:rFonts w:ascii="Times New Roman" w:eastAsia="Times New Roman" w:hAnsi="Times New Roman" w:cs="Times New Roman"/>
-                <w:b/>
-                <w:bCs/>
-                <w:sz w:val="24"/>
-                <w:szCs w:val="24"/>
+                <w:lang w:val="en-US"/>
               </w:rPr>
               <w:t xml:space="preserve">Cấu hình </w:t>
             </w:r>
@@ -6599,18 +4990,14 @@
         <w:tc>
           <w:tcPr>
             <w:tcW w:w="2203" w:type="dxa"/>
-            <w:tcBorders>
-              <w:top w:val="nil"/>
-              <w:left w:val="nil"/>
-              <w:bottom w:val="nil"/>
-              <w:right w:val="nil"/>
-            </w:tcBorders>
+            <w:shd w:val="clear" w:color="auto" w:fill="FFFFFF"/>
             <w:tcMar>
               <w:top w:w="100" w:type="dxa"/>
               <w:left w:w="100" w:type="dxa"/>
               <w:bottom w:w="100" w:type="dxa"/>
               <w:right w:w="100" w:type="dxa"/>
             </w:tcMar>
+            <w:hideMark/>
           </w:tcPr>
           <w:p>
             <w:pPr>
@@ -6619,6 +5006,7 @@
                 <w:rFonts w:ascii="Times New Roman" w:eastAsia="Times New Roman" w:hAnsi="Times New Roman" w:cs="Times New Roman"/>
                 <w:sz w:val="24"/>
                 <w:szCs w:val="24"/>
+                <w:lang w:val="en-US"/>
               </w:rPr>
             </w:pPr>
             <w:r>
@@ -6626,6 +5014,7 @@
                 <w:rFonts w:ascii="Times New Roman" w:eastAsia="Times New Roman" w:hAnsi="Times New Roman" w:cs="Times New Roman"/>
                 <w:sz w:val="24"/>
                 <w:szCs w:val="24"/>
+                <w:lang w:val="en-US"/>
               </w:rPr>
               <w:t>Đối tượng nghiên cứu</w:t>
             </w:r>
@@ -6633,19 +5022,15 @@
         </w:tc>
         <w:tc>
           <w:tcPr>
-            <w:tcW w:w="6821" w:type="dxa"/>
-            <w:tcBorders>
-              <w:top w:val="nil"/>
-              <w:left w:val="nil"/>
-              <w:bottom w:val="nil"/>
-              <w:right w:val="nil"/>
-            </w:tcBorders>
+            <w:tcW w:w="6822" w:type="dxa"/>
+            <w:shd w:val="clear" w:color="auto" w:fill="FFFFFF"/>
             <w:tcMar>
               <w:top w:w="100" w:type="dxa"/>
               <w:left w:w="100" w:type="dxa"/>
               <w:bottom w:w="100" w:type="dxa"/>
               <w:right w:w="100" w:type="dxa"/>
             </w:tcMar>
+            <w:hideMark/>
           </w:tcPr>
           <w:p>
             <w:pPr>
@@ -6654,6 +5039,7 @@
                 <w:rFonts w:ascii="Times New Roman" w:eastAsia="Times New Roman" w:hAnsi="Times New Roman" w:cs="Times New Roman"/>
                 <w:sz w:val="24"/>
                 <w:szCs w:val="24"/>
+                <w:lang w:val="en-US"/>
               </w:rPr>
             </w:pPr>
             <w:r>
@@ -6661,6 +5047,7 @@
                 <w:rFonts w:ascii="Times New Roman" w:eastAsia="Times New Roman" w:hAnsi="Times New Roman" w:cs="Times New Roman"/>
                 <w:sz w:val="24"/>
                 <w:szCs w:val="24"/>
+                <w:lang w:val="en-US"/>
               </w:rPr>
               <w:t>Bitcoin (BTC) và Ethereum (ETH)</w:t>
             </w:r>
@@ -6674,18 +5061,14 @@
         <w:tc>
           <w:tcPr>
             <w:tcW w:w="2203" w:type="dxa"/>
-            <w:tcBorders>
-              <w:top w:val="nil"/>
-              <w:left w:val="nil"/>
-              <w:bottom w:val="nil"/>
-              <w:right w:val="nil"/>
-            </w:tcBorders>
+            <w:shd w:val="clear" w:color="auto" w:fill="FFFFFF"/>
             <w:tcMar>
               <w:top w:w="100" w:type="dxa"/>
               <w:left w:w="100" w:type="dxa"/>
               <w:bottom w:w="100" w:type="dxa"/>
               <w:right w:w="100" w:type="dxa"/>
             </w:tcMar>
+            <w:hideMark/>
           </w:tcPr>
           <w:p>
             <w:pPr>
@@ -6694,6 +5077,7 @@
                 <w:rFonts w:ascii="Times New Roman" w:eastAsia="Times New Roman" w:hAnsi="Times New Roman" w:cs="Times New Roman"/>
                 <w:sz w:val="24"/>
                 <w:szCs w:val="24"/>
+                <w:lang w:val="en-US"/>
               </w:rPr>
             </w:pPr>
             <w:r>
@@ -6701,26 +5085,23 @@
                 <w:rFonts w:ascii="Times New Roman" w:eastAsia="Times New Roman" w:hAnsi="Times New Roman" w:cs="Times New Roman"/>
                 <w:sz w:val="24"/>
                 <w:szCs w:val="24"/>
-              </w:rPr>
-              <w:t>Cặp giao dịch</w:t>
+                <w:lang w:val="en-US"/>
+              </w:rPr>
+              <w:t>Nguồn giá crypto</w:t>
             </w:r>
           </w:p>
         </w:tc>
         <w:tc>
           <w:tcPr>
-            <w:tcW w:w="6821" w:type="dxa"/>
-            <w:tcBorders>
-              <w:top w:val="nil"/>
-              <w:left w:val="nil"/>
-              <w:bottom w:val="nil"/>
-              <w:right w:val="nil"/>
-            </w:tcBorders>
+            <w:tcW w:w="6822" w:type="dxa"/>
+            <w:shd w:val="clear" w:color="auto" w:fill="FFFFFF"/>
             <w:tcMar>
               <w:top w:w="100" w:type="dxa"/>
               <w:left w:w="100" w:type="dxa"/>
               <w:bottom w:w="100" w:type="dxa"/>
               <w:right w:w="100" w:type="dxa"/>
             </w:tcMar>
+            <w:hideMark/>
           </w:tcPr>
           <w:p>
             <w:pPr>
@@ -6729,6 +5110,7 @@
                 <w:rFonts w:ascii="Times New Roman" w:eastAsia="Times New Roman" w:hAnsi="Times New Roman" w:cs="Times New Roman"/>
                 <w:sz w:val="24"/>
                 <w:szCs w:val="24"/>
+                <w:lang w:val="en-US"/>
               </w:rPr>
             </w:pPr>
             <w:r>
@@ -6736,8 +5118,9 @@
                 <w:rFonts w:ascii="Times New Roman" w:eastAsia="Times New Roman" w:hAnsi="Times New Roman" w:cs="Times New Roman"/>
                 <w:sz w:val="24"/>
                 <w:szCs w:val="24"/>
-              </w:rPr>
-              <w:t>BTC/USD hoặc BTC/USDT; ETH/USD hoặc ETH/USDT</w:t>
+                <w:lang w:val="en-US"/>
+              </w:rPr>
+              <w:t>Yahoo Finance</w:t>
             </w:r>
           </w:p>
         </w:tc>
@@ -6749,18 +5132,14 @@
         <w:tc>
           <w:tcPr>
             <w:tcW w:w="2203" w:type="dxa"/>
-            <w:tcBorders>
-              <w:top w:val="nil"/>
-              <w:left w:val="nil"/>
-              <w:bottom w:val="nil"/>
-              <w:right w:val="nil"/>
-            </w:tcBorders>
+            <w:shd w:val="clear" w:color="auto" w:fill="FFFFFF"/>
             <w:tcMar>
               <w:top w:w="100" w:type="dxa"/>
               <w:left w:w="100" w:type="dxa"/>
               <w:bottom w:w="100" w:type="dxa"/>
               <w:right w:w="100" w:type="dxa"/>
             </w:tcMar>
+            <w:hideMark/>
           </w:tcPr>
           <w:p>
             <w:pPr>
@@ -6769,6 +5148,7 @@
                 <w:rFonts w:ascii="Times New Roman" w:eastAsia="Times New Roman" w:hAnsi="Times New Roman" w:cs="Times New Roman"/>
                 <w:sz w:val="24"/>
                 <w:szCs w:val="24"/>
+                <w:lang w:val="en-US"/>
               </w:rPr>
             </w:pPr>
             <w:r>
@@ -6776,26 +5156,23 @@
                 <w:rFonts w:ascii="Times New Roman" w:eastAsia="Times New Roman" w:hAnsi="Times New Roman" w:cs="Times New Roman"/>
                 <w:sz w:val="24"/>
                 <w:szCs w:val="24"/>
-              </w:rPr>
-              <w:t>Giai đoạn</w:t>
+                <w:lang w:val="en-US"/>
+              </w:rPr>
+              <w:t>Giai đoạn thực nghiệm</w:t>
             </w:r>
           </w:p>
         </w:tc>
         <w:tc>
           <w:tcPr>
-            <w:tcW w:w="6821" w:type="dxa"/>
-            <w:tcBorders>
-              <w:top w:val="nil"/>
-              <w:left w:val="nil"/>
-              <w:bottom w:val="nil"/>
-              <w:right w:val="nil"/>
-            </w:tcBorders>
+            <w:tcW w:w="6822" w:type="dxa"/>
+            <w:shd w:val="clear" w:color="auto" w:fill="FFFFFF"/>
             <w:tcMar>
               <w:top w:w="100" w:type="dxa"/>
               <w:left w:w="100" w:type="dxa"/>
               <w:bottom w:w="100" w:type="dxa"/>
               <w:right w:w="100" w:type="dxa"/>
             </w:tcMar>
+            <w:hideMark/>
           </w:tcPr>
           <w:p>
             <w:pPr>
@@ -6804,6 +5181,7 @@
                 <w:rFonts w:ascii="Times New Roman" w:eastAsia="Times New Roman" w:hAnsi="Times New Roman" w:cs="Times New Roman"/>
                 <w:sz w:val="24"/>
                 <w:szCs w:val="24"/>
+                <w:lang w:val="en-US"/>
               </w:rPr>
             </w:pPr>
             <w:r>
@@ -6811,8 +5189,9 @@
                 <w:rFonts w:ascii="Times New Roman" w:eastAsia="Times New Roman" w:hAnsi="Times New Roman" w:cs="Times New Roman"/>
                 <w:sz w:val="24"/>
                 <w:szCs w:val="24"/>
-              </w:rPr>
-              <w:t>BTC khoảng 2014/2015–2026; ETH có giai đoạn ngắn hơn</w:t>
+                <w:lang w:val="en-US"/>
+              </w:rPr>
+              <w:t>01/01/2018–31/12/2025; bộ dự báo gồm 2.922 ngày lịch</w:t>
             </w:r>
           </w:p>
         </w:tc>
@@ -6824,18 +5203,14 @@
         <w:tc>
           <w:tcPr>
             <w:tcW w:w="2203" w:type="dxa"/>
-            <w:tcBorders>
-              <w:top w:val="nil"/>
-              <w:left w:val="nil"/>
-              <w:bottom w:val="nil"/>
-              <w:right w:val="nil"/>
-            </w:tcBorders>
+            <w:shd w:val="clear" w:color="auto" w:fill="FFFFFF"/>
             <w:tcMar>
               <w:top w:w="100" w:type="dxa"/>
               <w:left w:w="100" w:type="dxa"/>
               <w:bottom w:w="100" w:type="dxa"/>
               <w:right w:w="100" w:type="dxa"/>
             </w:tcMar>
+            <w:hideMark/>
           </w:tcPr>
           <w:p>
             <w:pPr>
@@ -6844,6 +5219,7 @@
                 <w:rFonts w:ascii="Times New Roman" w:eastAsia="Times New Roman" w:hAnsi="Times New Roman" w:cs="Times New Roman"/>
                 <w:sz w:val="24"/>
                 <w:szCs w:val="24"/>
+                <w:lang w:val="en-US"/>
               </w:rPr>
             </w:pPr>
             <w:r>
@@ -6851,6 +5227,7 @@
                 <w:rFonts w:ascii="Times New Roman" w:eastAsia="Times New Roman" w:hAnsi="Times New Roman" w:cs="Times New Roman"/>
                 <w:sz w:val="24"/>
                 <w:szCs w:val="24"/>
+                <w:lang w:val="en-US"/>
               </w:rPr>
               <w:t>Tần suất chính</w:t>
             </w:r>
@@ -6858,19 +5235,15 @@
         </w:tc>
         <w:tc>
           <w:tcPr>
-            <w:tcW w:w="6821" w:type="dxa"/>
-            <w:tcBorders>
-              <w:top w:val="nil"/>
-              <w:left w:val="nil"/>
-              <w:bottom w:val="nil"/>
-              <w:right w:val="nil"/>
-            </w:tcBorders>
+            <w:tcW w:w="6822" w:type="dxa"/>
+            <w:shd w:val="clear" w:color="auto" w:fill="FFFFFF"/>
             <w:tcMar>
               <w:top w:w="100" w:type="dxa"/>
               <w:left w:w="100" w:type="dxa"/>
               <w:bottom w:w="100" w:type="dxa"/>
               <w:right w:w="100" w:type="dxa"/>
             </w:tcMar>
+            <w:hideMark/>
           </w:tcPr>
           <w:p>
             <w:pPr>
@@ -6879,6 +5252,7 @@
                 <w:rFonts w:ascii="Times New Roman" w:eastAsia="Times New Roman" w:hAnsi="Times New Roman" w:cs="Times New Roman"/>
                 <w:sz w:val="24"/>
                 <w:szCs w:val="24"/>
+                <w:lang w:val="en-US"/>
               </w:rPr>
             </w:pPr>
             <w:r>
@@ -6886,8 +5260,9 @@
                 <w:rFonts w:ascii="Times New Roman" w:eastAsia="Times New Roman" w:hAnsi="Times New Roman" w:cs="Times New Roman"/>
                 <w:sz w:val="24"/>
                 <w:szCs w:val="24"/>
-              </w:rPr>
-              <w:t>Hằng ngày</w:t>
+                <w:lang w:val="en-US"/>
+              </w:rPr>
+              <w:t>Ngày lịch đối với crypto; dữ liệu vĩ mô có ngày không quan sát do lịch giao dịch</w:t>
             </w:r>
           </w:p>
         </w:tc>
@@ -6899,18 +5274,14 @@
         <w:tc>
           <w:tcPr>
             <w:tcW w:w="2203" w:type="dxa"/>
-            <w:tcBorders>
-              <w:top w:val="nil"/>
-              <w:left w:val="nil"/>
-              <w:bottom w:val="nil"/>
-              <w:right w:val="nil"/>
-            </w:tcBorders>
+            <w:shd w:val="clear" w:color="auto" w:fill="FFFFFF"/>
             <w:tcMar>
               <w:top w:w="100" w:type="dxa"/>
               <w:left w:w="100" w:type="dxa"/>
               <w:bottom w:w="100" w:type="dxa"/>
               <w:right w:w="100" w:type="dxa"/>
             </w:tcMar>
+            <w:hideMark/>
           </w:tcPr>
           <w:p>
             <w:pPr>
@@ -6919,6 +5290,7 @@
                 <w:rFonts w:ascii="Times New Roman" w:eastAsia="Times New Roman" w:hAnsi="Times New Roman" w:cs="Times New Roman"/>
                 <w:sz w:val="24"/>
                 <w:szCs w:val="24"/>
+                <w:lang w:val="en-US"/>
               </w:rPr>
             </w:pPr>
             <w:r>
@@ -6926,26 +5298,23 @@
                 <w:rFonts w:ascii="Times New Roman" w:eastAsia="Times New Roman" w:hAnsi="Times New Roman" w:cs="Times New Roman"/>
                 <w:sz w:val="24"/>
                 <w:szCs w:val="24"/>
-              </w:rPr>
-              <w:t>Tần suất event study</w:t>
+                <w:lang w:val="en-US"/>
+              </w:rPr>
+              <w:t>Event study FOMC</w:t>
             </w:r>
           </w:p>
         </w:tc>
         <w:tc>
           <w:tcPr>
-            <w:tcW w:w="6821" w:type="dxa"/>
-            <w:tcBorders>
-              <w:top w:val="nil"/>
-              <w:left w:val="nil"/>
-              <w:bottom w:val="nil"/>
-              <w:right w:val="nil"/>
-            </w:tcBorders>
+            <w:tcW w:w="6822" w:type="dxa"/>
+            <w:shd w:val="clear" w:color="auto" w:fill="FFFFFF"/>
             <w:tcMar>
               <w:top w:w="100" w:type="dxa"/>
               <w:left w:w="100" w:type="dxa"/>
               <w:bottom w:w="100" w:type="dxa"/>
               <w:right w:w="100" w:type="dxa"/>
             </w:tcMar>
+            <w:hideMark/>
           </w:tcPr>
           <w:p>
             <w:pPr>
@@ -6954,6 +5323,7 @@
                 <w:rFonts w:ascii="Times New Roman" w:eastAsia="Times New Roman" w:hAnsi="Times New Roman" w:cs="Times New Roman"/>
                 <w:sz w:val="24"/>
                 <w:szCs w:val="24"/>
+                <w:lang w:val="en-US"/>
               </w:rPr>
             </w:pPr>
             <w:r>
@@ -6961,8 +5331,9 @@
                 <w:rFonts w:ascii="Times New Roman" w:eastAsia="Times New Roman" w:hAnsi="Times New Roman" w:cs="Times New Roman"/>
                 <w:sz w:val="24"/>
                 <w:szCs w:val="24"/>
-              </w:rPr>
-              <w:t>Dữ liệu trong ngày quanh thời điểm công bố FOMC, nếu có</w:t>
+                <w:lang w:val="en-US"/>
+              </w:rPr>
+              <w:t>Không triển khai do không có chuỗi MPS đầy đủ trong mẫu thực nghiệm</w:t>
             </w:r>
           </w:p>
         </w:tc>
@@ -6974,18 +5345,14 @@
         <w:tc>
           <w:tcPr>
             <w:tcW w:w="2203" w:type="dxa"/>
-            <w:tcBorders>
-              <w:top w:val="nil"/>
-              <w:left w:val="nil"/>
-              <w:bottom w:val="nil"/>
-              <w:right w:val="nil"/>
-            </w:tcBorders>
+            <w:shd w:val="clear" w:color="auto" w:fill="FFFFFF"/>
             <w:tcMar>
               <w:top w:w="100" w:type="dxa"/>
               <w:left w:w="100" w:type="dxa"/>
               <w:bottom w:w="100" w:type="dxa"/>
               <w:right w:w="100" w:type="dxa"/>
             </w:tcMar>
+            <w:hideMark/>
           </w:tcPr>
           <w:p>
             <w:pPr>
@@ -6994,6 +5361,7 @@
                 <w:rFonts w:ascii="Times New Roman" w:eastAsia="Times New Roman" w:hAnsi="Times New Roman" w:cs="Times New Roman"/>
                 <w:sz w:val="24"/>
                 <w:szCs w:val="24"/>
+                <w:lang w:val="en-US"/>
               </w:rPr>
             </w:pPr>
             <w:r>
@@ -7001,26 +5369,23 @@
                 <w:rFonts w:ascii="Times New Roman" w:eastAsia="Times New Roman" w:hAnsi="Times New Roman" w:cs="Times New Roman"/>
                 <w:sz w:val="24"/>
                 <w:szCs w:val="24"/>
-              </w:rPr>
-              <w:t>Nguồn giá crypto</w:t>
+                <w:lang w:val="en-US"/>
+              </w:rPr>
+              <w:t>Nguồn US2Y</w:t>
             </w:r>
           </w:p>
         </w:tc>
         <w:tc>
           <w:tcPr>
-            <w:tcW w:w="6821" w:type="dxa"/>
-            <w:tcBorders>
-              <w:top w:val="nil"/>
-              <w:left w:val="nil"/>
-              <w:bottom w:val="nil"/>
-              <w:right w:val="nil"/>
-            </w:tcBorders>
+            <w:tcW w:w="6822" w:type="dxa"/>
+            <w:shd w:val="clear" w:color="auto" w:fill="FFFFFF"/>
             <w:tcMar>
               <w:top w:w="100" w:type="dxa"/>
               <w:left w:w="100" w:type="dxa"/>
               <w:bottom w:w="100" w:type="dxa"/>
               <w:right w:w="100" w:type="dxa"/>
             </w:tcMar>
+            <w:hideMark/>
           </w:tcPr>
           <w:p>
             <w:pPr>
@@ -7029,6 +5394,7 @@
                 <w:rFonts w:ascii="Times New Roman" w:eastAsia="Times New Roman" w:hAnsi="Times New Roman" w:cs="Times New Roman"/>
                 <w:sz w:val="24"/>
                 <w:szCs w:val="24"/>
+                <w:lang w:val="en-US"/>
               </w:rPr>
             </w:pPr>
             <w:r>
@@ -7036,8 +5402,9 @@
                 <w:rFonts w:ascii="Times New Roman" w:eastAsia="Times New Roman" w:hAnsi="Times New Roman" w:cs="Times New Roman"/>
                 <w:sz w:val="24"/>
                 <w:szCs w:val="24"/>
-              </w:rPr>
-              <w:t>Binance, CoinGecko hoặc CryptoCompare</w:t>
+                <w:lang w:val="en-US"/>
+              </w:rPr>
+              <w:t>FRED: DGS2</w:t>
             </w:r>
           </w:p>
         </w:tc>
@@ -7049,18 +5416,14 @@
         <w:tc>
           <w:tcPr>
             <w:tcW w:w="2203" w:type="dxa"/>
-            <w:tcBorders>
-              <w:top w:val="nil"/>
-              <w:left w:val="nil"/>
-              <w:bottom w:val="nil"/>
-              <w:right w:val="nil"/>
-            </w:tcBorders>
+            <w:shd w:val="clear" w:color="auto" w:fill="FFFFFF"/>
             <w:tcMar>
               <w:top w:w="100" w:type="dxa"/>
               <w:left w:w="100" w:type="dxa"/>
               <w:bottom w:w="100" w:type="dxa"/>
               <w:right w:w="100" w:type="dxa"/>
             </w:tcMar>
+            <w:hideMark/>
           </w:tcPr>
           <w:p>
             <w:pPr>
@@ -7069,6 +5432,7 @@
                 <w:rFonts w:ascii="Times New Roman" w:eastAsia="Times New Roman" w:hAnsi="Times New Roman" w:cs="Times New Roman"/>
                 <w:sz w:val="24"/>
                 <w:szCs w:val="24"/>
+                <w:lang w:val="en-US"/>
               </w:rPr>
             </w:pPr>
             <w:r>
@@ -7076,26 +5440,24 @@
                 <w:rFonts w:ascii="Times New Roman" w:eastAsia="Times New Roman" w:hAnsi="Times New Roman" w:cs="Times New Roman"/>
                 <w:sz w:val="24"/>
                 <w:szCs w:val="24"/>
-              </w:rPr>
-              <w:t>Nguồn dữ liệu vĩ mô</w:t>
+                <w:lang w:val="en-US"/>
+              </w:rPr>
+              <w:lastRenderedPageBreak/>
+              <w:t>Nguồn DXY và VIX</w:t>
             </w:r>
           </w:p>
         </w:tc>
         <w:tc>
           <w:tcPr>
-            <w:tcW w:w="6821" w:type="dxa"/>
-            <w:tcBorders>
-              <w:top w:val="nil"/>
-              <w:left w:val="nil"/>
-              <w:bottom w:val="nil"/>
-              <w:right w:val="nil"/>
-            </w:tcBorders>
+            <w:tcW w:w="6822" w:type="dxa"/>
+            <w:shd w:val="clear" w:color="auto" w:fill="FFFFFF"/>
             <w:tcMar>
               <w:top w:w="100" w:type="dxa"/>
               <w:left w:w="100" w:type="dxa"/>
               <w:bottom w:w="100" w:type="dxa"/>
               <w:right w:w="100" w:type="dxa"/>
             </w:tcMar>
+            <w:hideMark/>
           </w:tcPr>
           <w:p>
             <w:pPr>
@@ -7104,6 +5466,7 @@
                 <w:rFonts w:ascii="Times New Roman" w:eastAsia="Times New Roman" w:hAnsi="Times New Roman" w:cs="Times New Roman"/>
                 <w:sz w:val="24"/>
                 <w:szCs w:val="24"/>
+                <w:lang w:val="en-US"/>
               </w:rPr>
             </w:pPr>
             <w:r>
@@ -7111,8 +5474,9 @@
                 <w:rFonts w:ascii="Times New Roman" w:eastAsia="Times New Roman" w:hAnsi="Times New Roman" w:cs="Times New Roman"/>
                 <w:sz w:val="24"/>
                 <w:szCs w:val="24"/>
-              </w:rPr>
-              <w:t>FRED và các nguồn dữ liệu công khai phù hợp</w:t>
+                <w:lang w:val="en-US"/>
+              </w:rPr>
+              <w:t>Yahoo Finance: DX-Y.NYB và ^VIX</w:t>
             </w:r>
           </w:p>
         </w:tc>
@@ -7124,18 +5488,14 @@
         <w:tc>
           <w:tcPr>
             <w:tcW w:w="2203" w:type="dxa"/>
-            <w:tcBorders>
-              <w:top w:val="nil"/>
-              <w:left w:val="nil"/>
-              <w:bottom w:val="nil"/>
-              <w:right w:val="nil"/>
-            </w:tcBorders>
+            <w:shd w:val="clear" w:color="auto" w:fill="FFFFFF"/>
             <w:tcMar>
               <w:top w:w="100" w:type="dxa"/>
               <w:left w:w="100" w:type="dxa"/>
               <w:bottom w:w="100" w:type="dxa"/>
               <w:right w:w="100" w:type="dxa"/>
             </w:tcMar>
+            <w:hideMark/>
           </w:tcPr>
           <w:p>
             <w:pPr>
@@ -7144,6 +5504,7 @@
                 <w:rFonts w:ascii="Times New Roman" w:eastAsia="Times New Roman" w:hAnsi="Times New Roman" w:cs="Times New Roman"/>
                 <w:sz w:val="24"/>
                 <w:szCs w:val="24"/>
+                <w:lang w:val="en-US"/>
               </w:rPr>
             </w:pPr>
             <w:r>
@@ -7151,27 +5512,23 @@
                 <w:rFonts w:ascii="Times New Roman" w:eastAsia="Times New Roman" w:hAnsi="Times New Roman" w:cs="Times New Roman"/>
                 <w:sz w:val="24"/>
                 <w:szCs w:val="24"/>
-              </w:rPr>
-              <w:lastRenderedPageBreak/>
-              <w:t>Công cụ</w:t>
+                <w:lang w:val="en-US"/>
+              </w:rPr>
+              <w:t>Công cụ/mô hình</w:t>
             </w:r>
           </w:p>
         </w:tc>
         <w:tc>
           <w:tcPr>
-            <w:tcW w:w="6821" w:type="dxa"/>
-            <w:tcBorders>
-              <w:top w:val="nil"/>
-              <w:left w:val="nil"/>
-              <w:bottom w:val="nil"/>
-              <w:right w:val="nil"/>
-            </w:tcBorders>
+            <w:tcW w:w="6822" w:type="dxa"/>
+            <w:shd w:val="clear" w:color="auto" w:fill="FFFFFF"/>
             <w:tcMar>
               <w:top w:w="100" w:type="dxa"/>
               <w:left w:w="100" w:type="dxa"/>
               <w:bottom w:w="100" w:type="dxa"/>
               <w:right w:w="100" w:type="dxa"/>
             </w:tcMar>
+            <w:hideMark/>
           </w:tcPr>
           <w:p>
             <w:pPr>
@@ -7180,6 +5537,7 @@
                 <w:rFonts w:ascii="Times New Roman" w:eastAsia="Times New Roman" w:hAnsi="Times New Roman" w:cs="Times New Roman"/>
                 <w:sz w:val="24"/>
                 <w:szCs w:val="24"/>
+                <w:lang w:val="en-US"/>
               </w:rPr>
             </w:pPr>
             <w:r>
@@ -7187,8 +5545,9 @@
                 <w:rFonts w:ascii="Times New Roman" w:eastAsia="Times New Roman" w:hAnsi="Times New Roman" w:cs="Times New Roman"/>
                 <w:sz w:val="24"/>
                 <w:szCs w:val="24"/>
-              </w:rPr>
-              <w:t>Python ưu tiên; R có thể sử dụng cho econometrics</w:t>
+                <w:lang w:val="en-US"/>
+              </w:rPr>
+              <w:t>Kết quả báo cáo gồm VAR, IRF, Granger, LP-HAC, kiểm định tương tác và học máy Elastic Net/XGBoost</w:t>
             </w:r>
           </w:p>
         </w:tc>
@@ -7200,18 +5559,14 @@
         <w:tc>
           <w:tcPr>
             <w:tcW w:w="2203" w:type="dxa"/>
-            <w:tcBorders>
-              <w:top w:val="nil"/>
-              <w:left w:val="nil"/>
-              <w:bottom w:val="nil"/>
-              <w:right w:val="nil"/>
-            </w:tcBorders>
+            <w:shd w:val="clear" w:color="auto" w:fill="FFFFFF"/>
             <w:tcMar>
               <w:top w:w="100" w:type="dxa"/>
               <w:left w:w="100" w:type="dxa"/>
               <w:bottom w:w="100" w:type="dxa"/>
               <w:right w:w="100" w:type="dxa"/>
             </w:tcMar>
+            <w:hideMark/>
           </w:tcPr>
           <w:p>
             <w:pPr>
@@ -7220,6 +5575,7 @@
                 <w:rFonts w:ascii="Times New Roman" w:eastAsia="Times New Roman" w:hAnsi="Times New Roman" w:cs="Times New Roman"/>
                 <w:sz w:val="24"/>
                 <w:szCs w:val="24"/>
+                <w:lang w:val="en-US"/>
               </w:rPr>
             </w:pPr>
             <w:r>
@@ -7227,26 +5583,23 @@
                 <w:rFonts w:ascii="Times New Roman" w:eastAsia="Times New Roman" w:hAnsi="Times New Roman" w:cs="Times New Roman"/>
                 <w:sz w:val="24"/>
                 <w:szCs w:val="24"/>
-              </w:rPr>
-              <w:t>Phân chia giai đoạn</w:t>
+                <w:lang w:val="en-US"/>
+              </w:rPr>
+              <w:t>Phân chia giai đoạn/trạng thái</w:t>
             </w:r>
           </w:p>
         </w:tc>
         <w:tc>
           <w:tcPr>
-            <w:tcW w:w="6821" w:type="dxa"/>
-            <w:tcBorders>
-              <w:top w:val="nil"/>
-              <w:left w:val="nil"/>
-              <w:bottom w:val="nil"/>
-              <w:right w:val="nil"/>
-            </w:tcBorders>
+            <w:tcW w:w="6822" w:type="dxa"/>
+            <w:shd w:val="clear" w:color="auto" w:fill="FFFFFF"/>
             <w:tcMar>
               <w:top w:w="100" w:type="dxa"/>
               <w:left w:w="100" w:type="dxa"/>
               <w:bottom w:w="100" w:type="dxa"/>
               <w:right w:w="100" w:type="dxa"/>
             </w:tcMar>
+            <w:hideMark/>
           </w:tcPr>
           <w:p>
             <w:pPr>
@@ -7255,6 +5608,7 @@
                 <w:rFonts w:ascii="Times New Roman" w:eastAsia="Times New Roman" w:hAnsi="Times New Roman" w:cs="Times New Roman"/>
                 <w:sz w:val="24"/>
                 <w:szCs w:val="24"/>
+                <w:lang w:val="en-US"/>
               </w:rPr>
             </w:pPr>
             <w:r>
@@ -7262,8 +5616,9 @@
                 <w:rFonts w:ascii="Times New Roman" w:eastAsia="Times New Roman" w:hAnsi="Times New Roman" w:cs="Times New Roman"/>
                 <w:sz w:val="24"/>
                 <w:szCs w:val="24"/>
-              </w:rPr>
-              <w:t>Trước năm 2020 và từ năm 2020 trở đi, hoặc kiểm định điểm gãy nội sinh</w:t>
+                <w:lang w:val="en-US"/>
+              </w:rPr>
+              <w:t>2018–2019 so với 2020–2025; Stress cơ sở khi VIX phiên trước ≥ 30; kiểm tra ngưỡng 25 và 35</w:t>
             </w:r>
           </w:p>
         </w:tc>
@@ -7271,24 +5626,6 @@
     </w:tbl>
     <w:p>
       <w:pPr>
-        <w:spacing w:before="240" w:after="240"/>
-        <w:rPr>
-          <w:rFonts w:ascii="Times New Roman" w:eastAsia="Times New Roman" w:hAnsi="Times New Roman" w:cs="Times New Roman"/>
-          <w:sz w:val="24"/>
-          <w:szCs w:val="24"/>
-        </w:rPr>
-      </w:pPr>
-      <w:r>
-        <w:rPr>
-          <w:rFonts w:ascii="Times New Roman" w:eastAsia="Times New Roman" w:hAnsi="Times New Roman" w:cs="Times New Roman"/>
-          <w:sz w:val="24"/>
-          <w:szCs w:val="24"/>
-        </w:rPr>
-        <w:t>Nhóm cần chọn nguồn dữ liệu cụ thể cho từng biến, thống nhất múi giờ và cách xử lý ngày nghỉ của thị trường truyền thống. Crypto giao dịch liên tục trong khi các biến vĩ mô và thị trường chứng khoán có lịch giao dịch khác nhau.</w:t>
-      </w:r>
-    </w:p>
-    <w:p>
-      <w:pPr>
         <w:pStyle w:val="Heading2"/>
         <w:keepNext w:val="0"/>
         <w:keepLines w:val="0"/>
@@ -7301,8 +5638,8 @@
           <w:szCs w:val="24"/>
         </w:rPr>
       </w:pPr>
-      <w:bookmarkStart w:id="3" w:name="_91vujlucww8m" w:colFirst="0" w:colLast="0"/>
-      <w:bookmarkEnd w:id="3"/>
+      <w:bookmarkStart w:id="1" w:name="_91vujlucww8m" w:colFirst="0" w:colLast="0"/>
+      <w:bookmarkEnd w:id="1"/>
       <w:r>
         <w:rPr>
           <w:rFonts w:ascii="Times New Roman" w:eastAsia="Times New Roman" w:hAnsi="Times New Roman" w:cs="Times New Roman"/>
@@ -7316,19 +5653,15 @@
     </w:p>
     <w:tbl>
       <w:tblPr>
-        <w:tblStyle w:val="a4"/>
         <w:tblW w:w="9025" w:type="dxa"/>
-        <w:tblInd w:w="0" w:type="dxa"/>
         <w:tblBorders>
-          <w:top w:val="nil"/>
-          <w:left w:val="nil"/>
-          <w:bottom w:val="nil"/>
-          <w:right w:val="nil"/>
-          <w:insideH w:val="nil"/>
-          <w:insideV w:val="nil"/>
+          <w:top w:val="single" w:sz="2" w:space="0" w:color="auto"/>
+          <w:left w:val="single" w:sz="2" w:space="0" w:color="auto"/>
+          <w:bottom w:val="single" w:sz="2" w:space="0" w:color="auto"/>
+          <w:right w:val="single" w:sz="2" w:space="0" w:color="auto"/>
         </w:tblBorders>
-        <w:tblLayout w:type="fixed"/>
-        <w:tblLook w:val="0600" w:firstRow="0" w:lastRow="0" w:firstColumn="0" w:lastColumn="0" w:noHBand="1" w:noVBand="1"/>
+        <w:shd w:val="clear" w:color="auto" w:fill="FFFFFF"/>
+        <w:tblLook w:val="04A0" w:firstRow="1" w:lastRow="0" w:firstColumn="1" w:lastColumn="0" w:noHBand="0" w:noVBand="1"/>
       </w:tblPr>
       <w:tblGrid>
         <w:gridCol w:w="3014"/>
@@ -7343,37 +5676,40 @@
           <w:tcPr>
             <w:tcW w:w="3013" w:type="dxa"/>
             <w:tcBorders>
-              <w:top w:val="nil"/>
-              <w:left w:val="nil"/>
-              <w:bottom w:val="nil"/>
-              <w:right w:val="nil"/>
+              <w:top w:val="single" w:sz="4" w:space="0" w:color="auto"/>
+              <w:left w:val="single" w:sz="4" w:space="0" w:color="auto"/>
+              <w:bottom w:val="single" w:sz="4" w:space="0" w:color="auto"/>
+              <w:right w:val="single" w:sz="4" w:space="0" w:color="auto"/>
             </w:tcBorders>
+            <w:shd w:val="clear" w:color="auto" w:fill="FFFFFF"/>
             <w:tcMar>
               <w:top w:w="100" w:type="dxa"/>
               <w:left w:w="100" w:type="dxa"/>
               <w:bottom w:w="100" w:type="dxa"/>
               <w:right w:w="100" w:type="dxa"/>
             </w:tcMar>
+            <w:hideMark/>
           </w:tcPr>
           <w:p>
             <w:pPr>
               <w:spacing w:before="240" w:after="240"/>
-              <w:jc w:val="center"/>
-              <w:rPr>
-                <w:rFonts w:ascii="Times New Roman" w:eastAsia="Times New Roman" w:hAnsi="Times New Roman" w:cs="Times New Roman"/>
+              <w:rPr>
+                <w:rFonts w:asciiTheme="minorHAnsi" w:eastAsia="Cardo" w:hAnsiTheme="minorHAnsi" w:cs="Cardo"/>
                 <w:b/>
                 <w:bCs/>
                 <w:sz w:val="24"/>
                 <w:szCs w:val="24"/>
+                <w:lang w:val="en-US"/>
               </w:rPr>
             </w:pPr>
             <w:r>
               <w:rPr>
-                <w:rFonts w:ascii="Times New Roman" w:eastAsia="Times New Roman" w:hAnsi="Times New Roman" w:cs="Times New Roman"/>
+                <w:rFonts w:asciiTheme="minorHAnsi" w:eastAsia="Cardo" w:hAnsiTheme="minorHAnsi" w:cs="Cardo"/>
                 <w:b/>
                 <w:bCs/>
                 <w:sz w:val="24"/>
                 <w:szCs w:val="24"/>
+                <w:lang w:val="en-US"/>
               </w:rPr>
               <w:t>Câu hỏi</w:t>
             </w:r>
@@ -7383,39 +5719,42 @@
           <w:tcPr>
             <w:tcW w:w="3157" w:type="dxa"/>
             <w:tcBorders>
-              <w:top w:val="nil"/>
-              <w:left w:val="nil"/>
-              <w:bottom w:val="nil"/>
-              <w:right w:val="nil"/>
+              <w:top w:val="single" w:sz="4" w:space="0" w:color="auto"/>
+              <w:left w:val="single" w:sz="4" w:space="0" w:color="auto"/>
+              <w:bottom w:val="single" w:sz="4" w:space="0" w:color="auto"/>
+              <w:right w:val="single" w:sz="4" w:space="0" w:color="auto"/>
             </w:tcBorders>
+            <w:shd w:val="clear" w:color="auto" w:fill="FFFFFF"/>
             <w:tcMar>
               <w:top w:w="100" w:type="dxa"/>
               <w:left w:w="100" w:type="dxa"/>
               <w:bottom w:w="100" w:type="dxa"/>
               <w:right w:w="100" w:type="dxa"/>
             </w:tcMar>
+            <w:hideMark/>
           </w:tcPr>
           <w:p>
             <w:pPr>
               <w:spacing w:before="240" w:after="240"/>
-              <w:jc w:val="center"/>
-              <w:rPr>
-                <w:rFonts w:ascii="Times New Roman" w:eastAsia="Times New Roman" w:hAnsi="Times New Roman" w:cs="Times New Roman"/>
+              <w:rPr>
+                <w:rFonts w:asciiTheme="minorHAnsi" w:eastAsia="Cardo" w:hAnsiTheme="minorHAnsi" w:cs="Cardo"/>
                 <w:b/>
                 <w:bCs/>
                 <w:sz w:val="24"/>
                 <w:szCs w:val="24"/>
+                <w:lang w:val="en-US"/>
               </w:rPr>
             </w:pPr>
             <w:r>
               <w:rPr>
-                <w:rFonts w:ascii="Times New Roman" w:eastAsia="Times New Roman" w:hAnsi="Times New Roman" w:cs="Times New Roman"/>
+                <w:rFonts w:asciiTheme="minorHAnsi" w:eastAsia="Cardo" w:hAnsiTheme="minorHAnsi" w:cs="Cardo"/>
                 <w:b/>
                 <w:bCs/>
                 <w:sz w:val="24"/>
                 <w:szCs w:val="24"/>
-              </w:rPr>
-              <w:t>Phương pháp dự kiến</w:t>
+                <w:lang w:val="en-US"/>
+              </w:rPr>
+              <w:t>Phương pháp đã triển khai</w:t>
             </w:r>
           </w:p>
         </w:tc>
@@ -7423,39 +5762,42 @@
           <w:tcPr>
             <w:tcW w:w="2854" w:type="dxa"/>
             <w:tcBorders>
-              <w:top w:val="nil"/>
-              <w:left w:val="nil"/>
-              <w:bottom w:val="nil"/>
-              <w:right w:val="nil"/>
+              <w:top w:val="single" w:sz="4" w:space="0" w:color="auto"/>
+              <w:left w:val="single" w:sz="4" w:space="0" w:color="auto"/>
+              <w:bottom w:val="single" w:sz="4" w:space="0" w:color="auto"/>
+              <w:right w:val="single" w:sz="4" w:space="0" w:color="auto"/>
             </w:tcBorders>
+            <w:shd w:val="clear" w:color="auto" w:fill="FFFFFF"/>
             <w:tcMar>
               <w:top w:w="100" w:type="dxa"/>
               <w:left w:w="100" w:type="dxa"/>
               <w:bottom w:w="100" w:type="dxa"/>
               <w:right w:w="100" w:type="dxa"/>
             </w:tcMar>
+            <w:hideMark/>
           </w:tcPr>
           <w:p>
             <w:pPr>
               <w:spacing w:before="240" w:after="240"/>
-              <w:jc w:val="center"/>
-              <w:rPr>
-                <w:rFonts w:ascii="Times New Roman" w:eastAsia="Times New Roman" w:hAnsi="Times New Roman" w:cs="Times New Roman"/>
+              <w:rPr>
+                <w:rFonts w:asciiTheme="minorHAnsi" w:eastAsia="Cardo" w:hAnsiTheme="minorHAnsi" w:cs="Cardo"/>
                 <w:b/>
                 <w:bCs/>
                 <w:sz w:val="24"/>
                 <w:szCs w:val="24"/>
+                <w:lang w:val="en-US"/>
               </w:rPr>
             </w:pPr>
             <w:r>
               <w:rPr>
-                <w:rFonts w:ascii="Times New Roman" w:eastAsia="Times New Roman" w:hAnsi="Times New Roman" w:cs="Times New Roman"/>
+                <w:rFonts w:asciiTheme="minorHAnsi" w:eastAsia="Cardo" w:hAnsiTheme="minorHAnsi" w:cs="Cardo"/>
                 <w:b/>
                 <w:bCs/>
                 <w:sz w:val="24"/>
                 <w:szCs w:val="24"/>
-              </w:rPr>
-              <w:t>Đầu ra cần báo cáo</w:t>
+                <w:lang w:val="en-US"/>
+              </w:rPr>
+              <w:t>Đầu ra/kết quả cần diễn giải</w:t>
             </w:r>
           </w:p>
         </w:tc>
@@ -7468,34 +5810,38 @@
           <w:tcPr>
             <w:tcW w:w="3013" w:type="dxa"/>
             <w:tcBorders>
-              <w:top w:val="nil"/>
-              <w:left w:val="nil"/>
-              <w:bottom w:val="nil"/>
-              <w:right w:val="nil"/>
+              <w:top w:val="single" w:sz="4" w:space="0" w:color="auto"/>
+              <w:left w:val="single" w:sz="4" w:space="0" w:color="auto"/>
+              <w:bottom w:val="single" w:sz="4" w:space="0" w:color="auto"/>
+              <w:right w:val="single" w:sz="4" w:space="0" w:color="auto"/>
             </w:tcBorders>
+            <w:shd w:val="clear" w:color="auto" w:fill="FFFFFF"/>
             <w:tcMar>
               <w:top w:w="100" w:type="dxa"/>
               <w:left w:w="100" w:type="dxa"/>
               <w:bottom w:w="100" w:type="dxa"/>
               <w:right w:w="100" w:type="dxa"/>
             </w:tcMar>
+            <w:hideMark/>
           </w:tcPr>
           <w:p>
             <w:pPr>
               <w:spacing w:before="240" w:after="240"/>
               <w:rPr>
-                <w:rFonts w:ascii="Times New Roman" w:eastAsia="Times New Roman" w:hAnsi="Times New Roman" w:cs="Times New Roman"/>
-                <w:sz w:val="24"/>
-                <w:szCs w:val="24"/>
+                <w:rFonts w:asciiTheme="minorHAnsi" w:eastAsia="Cardo" w:hAnsiTheme="minorHAnsi" w:cs="Cardo"/>
+                <w:sz w:val="24"/>
+                <w:szCs w:val="24"/>
+                <w:lang w:val="en-US"/>
               </w:rPr>
             </w:pPr>
             <w:r>
               <w:rPr>
-                <w:rFonts w:ascii="Times New Roman" w:eastAsia="Times New Roman" w:hAnsi="Times New Roman" w:cs="Times New Roman"/>
-                <w:sz w:val="24"/>
-                <w:szCs w:val="24"/>
-              </w:rPr>
-              <w:t>RQ1. Fed/interest-rate shocks có tác động đến BTC/ETH không?</w:t>
+                <w:rFonts w:asciiTheme="minorHAnsi" w:eastAsia="Cardo" w:hAnsiTheme="minorHAnsi" w:cs="Cardo"/>
+                <w:sz w:val="24"/>
+                <w:szCs w:val="24"/>
+                <w:lang w:val="en-US"/>
+              </w:rPr>
+              <w:t>RQ1. Thay đổi US2Y có liên hệ với lợi suất BTC/ETH không?</w:t>
             </w:r>
           </w:p>
         </w:tc>
@@ -7503,34 +5849,38 @@
           <w:tcPr>
             <w:tcW w:w="3157" w:type="dxa"/>
             <w:tcBorders>
-              <w:top w:val="nil"/>
-              <w:left w:val="nil"/>
-              <w:bottom w:val="nil"/>
-              <w:right w:val="nil"/>
+              <w:top w:val="single" w:sz="4" w:space="0" w:color="auto"/>
+              <w:left w:val="single" w:sz="4" w:space="0" w:color="auto"/>
+              <w:bottom w:val="single" w:sz="4" w:space="0" w:color="auto"/>
+              <w:right w:val="single" w:sz="4" w:space="0" w:color="auto"/>
             </w:tcBorders>
+            <w:shd w:val="clear" w:color="auto" w:fill="FFFFFF"/>
             <w:tcMar>
               <w:top w:w="100" w:type="dxa"/>
               <w:left w:w="100" w:type="dxa"/>
               <w:bottom w:w="100" w:type="dxa"/>
               <w:right w:w="100" w:type="dxa"/>
             </w:tcMar>
+            <w:hideMark/>
           </w:tcPr>
           <w:p>
             <w:pPr>
               <w:spacing w:before="240" w:after="240"/>
               <w:rPr>
-                <w:rFonts w:ascii="Times New Roman" w:eastAsia="Times New Roman" w:hAnsi="Times New Roman" w:cs="Times New Roman"/>
-                <w:sz w:val="24"/>
-                <w:szCs w:val="24"/>
+                <w:rFonts w:asciiTheme="minorHAnsi" w:eastAsia="Cardo" w:hAnsiTheme="minorHAnsi" w:cs="Cardo"/>
+                <w:sz w:val="24"/>
+                <w:szCs w:val="24"/>
+                <w:lang w:val="en-US"/>
               </w:rPr>
             </w:pPr>
             <w:r>
               <w:rPr>
-                <w:rFonts w:ascii="Times New Roman" w:eastAsia="Times New Roman" w:hAnsi="Times New Roman" w:cs="Times New Roman"/>
-                <w:sz w:val="24"/>
-                <w:szCs w:val="24"/>
-              </w:rPr>
-              <w:t>Event study với monetary policy surprises; có thể bổ sung LP</w:t>
+                <w:rFonts w:asciiTheme="minorHAnsi" w:eastAsia="Cardo" w:hAnsiTheme="minorHAnsi" w:cs="Cardo"/>
+                <w:sz w:val="24"/>
+                <w:szCs w:val="24"/>
+                <w:lang w:val="en-US"/>
+              </w:rPr>
+              <w:t>VAR/Granger, IRF Cholesky và Local Projections (HAC); US2Y là biến đại diện cho thay đổi điều kiện lãi suất</w:t>
             </w:r>
           </w:p>
         </w:tc>
@@ -7538,34 +5888,37 @@
           <w:tcPr>
             <w:tcW w:w="2854" w:type="dxa"/>
             <w:tcBorders>
-              <w:top w:val="nil"/>
-              <w:left w:val="nil"/>
-              <w:bottom w:val="nil"/>
-              <w:right w:val="nil"/>
+              <w:top w:val="single" w:sz="4" w:space="0" w:color="auto"/>
+              <w:left w:val="single" w:sz="4" w:space="0" w:color="auto"/>
+              <w:bottom w:val="single" w:sz="4" w:space="0" w:color="auto"/>
+              <w:right w:val="single" w:sz="4" w:space="0" w:color="auto"/>
             </w:tcBorders>
+            <w:shd w:val="clear" w:color="auto" w:fill="FFFFFF"/>
             <w:tcMar>
               <w:top w:w="100" w:type="dxa"/>
               <w:left w:w="100" w:type="dxa"/>
               <w:bottom w:w="100" w:type="dxa"/>
               <w:right w:w="100" w:type="dxa"/>
             </w:tcMar>
+            <w:hideMark/>
           </w:tcPr>
           <w:p>
             <w:pPr>
               <w:spacing w:before="240" w:after="240"/>
               <w:rPr>
-                <w:rFonts w:ascii="Times New Roman" w:eastAsia="Times New Roman" w:hAnsi="Times New Roman" w:cs="Times New Roman"/>
-                <w:sz w:val="24"/>
-                <w:szCs w:val="24"/>
+                <w:rFonts w:asciiTheme="minorHAnsi" w:eastAsia="Cardo" w:hAnsiTheme="minorHAnsi" w:cs="Cardo"/>
+                <w:sz w:val="24"/>
+                <w:szCs w:val="24"/>
+                <w:lang w:val="en-US"/>
               </w:rPr>
             </w:pPr>
             <w:r>
               <w:rPr>
-                <w:rFonts w:ascii="Times New Roman" w:eastAsia="Times New Roman" w:hAnsi="Times New Roman" w:cs="Times New Roman"/>
-                <w:sz w:val="24"/>
-                <w:szCs w:val="24"/>
-              </w:rPr>
-              <w:t>Phản ứng lợi suất hoặc biến động BTC/ETH quanh cú sốc chính sách tiền tệ</w:t>
+                <w:rFonts w:asciiTheme="minorHAnsi" w:eastAsia="Cardo" w:hAnsiTheme="minorHAnsi" w:cs="Cardo"/>
+                <w:sz w:val="24"/>
+                <w:szCs w:val="24"/>
+              </w:rPr>
+              <w:t>Dấu, độ lớn hệ số, khoảng tin cậy và giá trị p của mối liên hệ giữa thay đổi US2Y và lợi suất BTC/ETH; không diễn giải thành tác động nhân quả của cú sốc Fed.</w:t>
             </w:r>
           </w:p>
         </w:tc>
@@ -7578,34 +5931,38 @@
           <w:tcPr>
             <w:tcW w:w="3013" w:type="dxa"/>
             <w:tcBorders>
-              <w:top w:val="nil"/>
-              <w:left w:val="nil"/>
-              <w:bottom w:val="nil"/>
-              <w:right w:val="nil"/>
+              <w:top w:val="single" w:sz="4" w:space="0" w:color="auto"/>
+              <w:left w:val="single" w:sz="4" w:space="0" w:color="auto"/>
+              <w:bottom w:val="single" w:sz="4" w:space="0" w:color="auto"/>
+              <w:right w:val="single" w:sz="4" w:space="0" w:color="auto"/>
             </w:tcBorders>
+            <w:shd w:val="clear" w:color="auto" w:fill="FFFFFF"/>
             <w:tcMar>
               <w:top w:w="100" w:type="dxa"/>
               <w:left w:w="100" w:type="dxa"/>
               <w:bottom w:w="100" w:type="dxa"/>
               <w:right w:w="100" w:type="dxa"/>
             </w:tcMar>
+            <w:hideMark/>
           </w:tcPr>
           <w:p>
             <w:pPr>
               <w:spacing w:before="240" w:after="240"/>
               <w:rPr>
-                <w:rFonts w:ascii="Times New Roman" w:eastAsia="Times New Roman" w:hAnsi="Times New Roman" w:cs="Times New Roman"/>
-                <w:sz w:val="24"/>
-                <w:szCs w:val="24"/>
+                <w:rFonts w:asciiTheme="minorHAnsi" w:eastAsia="Cardo" w:hAnsiTheme="minorHAnsi" w:cs="Cardo"/>
+                <w:sz w:val="24"/>
+                <w:szCs w:val="24"/>
+                <w:lang w:val="en-US"/>
               </w:rPr>
             </w:pPr>
             <w:r>
               <w:rPr>
-                <w:rFonts w:ascii="Times New Roman" w:eastAsia="Times New Roman" w:hAnsi="Times New Roman" w:cs="Times New Roman"/>
-                <w:sz w:val="24"/>
-                <w:szCs w:val="24"/>
-              </w:rPr>
-              <w:t>RQ2. DXY và VIX shocks truyền sang crypto trong bao lâu?</w:t>
+                <w:rFonts w:asciiTheme="minorHAnsi" w:eastAsia="Cardo" w:hAnsiTheme="minorHAnsi" w:cs="Cardo"/>
+                <w:sz w:val="24"/>
+                <w:szCs w:val="24"/>
+                <w:lang w:val="en-US"/>
+              </w:rPr>
+              <w:t>RQ2. DXY và VIX liên hệ với lợi suất crypto trong những chân trời nào?</w:t>
             </w:r>
           </w:p>
         </w:tc>
@@ -7613,34 +5970,38 @@
           <w:tcPr>
             <w:tcW w:w="3157" w:type="dxa"/>
             <w:tcBorders>
-              <w:top w:val="nil"/>
-              <w:left w:val="nil"/>
-              <w:bottom w:val="nil"/>
-              <w:right w:val="nil"/>
+              <w:top w:val="single" w:sz="4" w:space="0" w:color="auto"/>
+              <w:left w:val="single" w:sz="4" w:space="0" w:color="auto"/>
+              <w:bottom w:val="single" w:sz="4" w:space="0" w:color="auto"/>
+              <w:right w:val="single" w:sz="4" w:space="0" w:color="auto"/>
             </w:tcBorders>
+            <w:shd w:val="clear" w:color="auto" w:fill="FFFFFF"/>
             <w:tcMar>
               <w:top w:w="100" w:type="dxa"/>
               <w:left w:w="100" w:type="dxa"/>
               <w:bottom w:w="100" w:type="dxa"/>
               <w:right w:w="100" w:type="dxa"/>
             </w:tcMar>
+            <w:hideMark/>
           </w:tcPr>
           <w:p>
             <w:pPr>
               <w:spacing w:before="240" w:after="240"/>
               <w:rPr>
-                <w:rFonts w:ascii="Times New Roman" w:eastAsia="Times New Roman" w:hAnsi="Times New Roman" w:cs="Times New Roman"/>
-                <w:sz w:val="24"/>
-                <w:szCs w:val="24"/>
+                <w:rFonts w:asciiTheme="minorHAnsi" w:eastAsia="Cardo" w:hAnsiTheme="minorHAnsi" w:cs="Cardo"/>
+                <w:sz w:val="24"/>
+                <w:szCs w:val="24"/>
+                <w:lang w:val="en-US"/>
               </w:rPr>
             </w:pPr>
             <w:r>
               <w:rPr>
-                <w:rFonts w:ascii="Times New Roman" w:eastAsia="Times New Roman" w:hAnsi="Times New Roman" w:cs="Times New Roman"/>
-                <w:sz w:val="24"/>
-                <w:szCs w:val="24"/>
-              </w:rPr>
-              <w:t>VAR và impulse response functions (IRF)</w:t>
+                <w:rFonts w:asciiTheme="minorHAnsi" w:eastAsia="Cardo" w:hAnsiTheme="minorHAnsi" w:cs="Cardo"/>
+                <w:sz w:val="24"/>
+                <w:szCs w:val="24"/>
+                <w:lang w:val="en-US"/>
+              </w:rPr>
+              <w:t>VAR, kiểm định độ trễ/Granger, IRF Cholesky và LP-HAC từ h=0 đến 30 ngày lịch</w:t>
             </w:r>
           </w:p>
         </w:tc>
@@ -7648,34 +6009,38 @@
           <w:tcPr>
             <w:tcW w:w="2854" w:type="dxa"/>
             <w:tcBorders>
-              <w:top w:val="nil"/>
-              <w:left w:val="nil"/>
-              <w:bottom w:val="nil"/>
-              <w:right w:val="nil"/>
+              <w:top w:val="single" w:sz="4" w:space="0" w:color="auto"/>
+              <w:left w:val="single" w:sz="4" w:space="0" w:color="auto"/>
+              <w:bottom w:val="single" w:sz="4" w:space="0" w:color="auto"/>
+              <w:right w:val="single" w:sz="4" w:space="0" w:color="auto"/>
             </w:tcBorders>
+            <w:shd w:val="clear" w:color="auto" w:fill="FFFFFF"/>
             <w:tcMar>
               <w:top w:w="100" w:type="dxa"/>
               <w:left w:w="100" w:type="dxa"/>
               <w:bottom w:w="100" w:type="dxa"/>
               <w:right w:w="100" w:type="dxa"/>
             </w:tcMar>
+            <w:hideMark/>
           </w:tcPr>
           <w:p>
             <w:pPr>
               <w:spacing w:before="240" w:after="240"/>
               <w:rPr>
-                <w:rFonts w:ascii="Times New Roman" w:eastAsia="Times New Roman" w:hAnsi="Times New Roman" w:cs="Times New Roman"/>
-                <w:sz w:val="24"/>
-                <w:szCs w:val="24"/>
+                <w:rFonts w:asciiTheme="minorHAnsi" w:eastAsia="Cardo" w:hAnsiTheme="minorHAnsi" w:cs="Cardo"/>
+                <w:sz w:val="24"/>
+                <w:szCs w:val="24"/>
+                <w:lang w:val="en-US"/>
               </w:rPr>
             </w:pPr>
             <w:r>
               <w:rPr>
-                <w:rFonts w:ascii="Times New Roman" w:eastAsia="Times New Roman" w:hAnsi="Times New Roman" w:cs="Times New Roman"/>
-                <w:sz w:val="24"/>
-                <w:szCs w:val="24"/>
-              </w:rPr>
-              <w:t>Chiều hướng, quy mô và thời gian kéo dài của phản ứng</w:t>
+                <w:rFonts w:asciiTheme="minorHAnsi" w:eastAsia="Cardo" w:hAnsiTheme="minorHAnsi" w:cs="Cardo"/>
+                <w:sz w:val="24"/>
+                <w:szCs w:val="24"/>
+                <w:lang w:val="en-US"/>
+              </w:rPr>
+              <w:t>Dấu, độ lớn và độ bất định của hệ số/IRF; các hệ số LP theo chân trời không phải tác động tích lũy</w:t>
             </w:r>
           </w:p>
         </w:tc>
@@ -7688,34 +6053,38 @@
           <w:tcPr>
             <w:tcW w:w="3013" w:type="dxa"/>
             <w:tcBorders>
-              <w:top w:val="nil"/>
-              <w:left w:val="nil"/>
-              <w:bottom w:val="nil"/>
-              <w:right w:val="nil"/>
+              <w:top w:val="single" w:sz="4" w:space="0" w:color="auto"/>
+              <w:left w:val="single" w:sz="4" w:space="0" w:color="auto"/>
+              <w:bottom w:val="single" w:sz="4" w:space="0" w:color="auto"/>
+              <w:right w:val="single" w:sz="4" w:space="0" w:color="auto"/>
             </w:tcBorders>
+            <w:shd w:val="clear" w:color="auto" w:fill="FFFFFF"/>
             <w:tcMar>
               <w:top w:w="100" w:type="dxa"/>
               <w:left w:w="100" w:type="dxa"/>
               <w:bottom w:w="100" w:type="dxa"/>
               <w:right w:w="100" w:type="dxa"/>
             </w:tcMar>
+            <w:hideMark/>
           </w:tcPr>
           <w:p>
             <w:pPr>
               <w:spacing w:before="240" w:after="240"/>
               <w:rPr>
-                <w:rFonts w:ascii="Times New Roman" w:eastAsia="Times New Roman" w:hAnsi="Times New Roman" w:cs="Times New Roman"/>
-                <w:sz w:val="24"/>
-                <w:szCs w:val="24"/>
+                <w:rFonts w:asciiTheme="minorHAnsi" w:eastAsia="Cardo" w:hAnsiTheme="minorHAnsi" w:cs="Cardo"/>
+                <w:sz w:val="24"/>
+                <w:szCs w:val="24"/>
+                <w:lang w:val="en-US"/>
               </w:rPr>
             </w:pPr>
             <w:r>
               <w:rPr>
-                <w:rFonts w:ascii="Times New Roman" w:eastAsia="Times New Roman" w:hAnsi="Times New Roman" w:cs="Times New Roman"/>
-                <w:sz w:val="24"/>
-                <w:szCs w:val="24"/>
-              </w:rPr>
-              <w:t>RQ3. Sensitivity có tăng sau năm 2020 hoặc sau institutional adoption không?</w:t>
+                <w:rFonts w:asciiTheme="minorHAnsi" w:eastAsia="Cardo" w:hAnsiTheme="minorHAnsi" w:cs="Cardo"/>
+                <w:sz w:val="24"/>
+                <w:szCs w:val="24"/>
+                <w:lang w:val="en-US"/>
+              </w:rPr>
+              <w:t>RQ3. Các hệ số có khác giữa 2018–2019 và 2020–2025 không?</w:t>
             </w:r>
           </w:p>
         </w:tc>
@@ -7723,34 +6092,38 @@
           <w:tcPr>
             <w:tcW w:w="3157" w:type="dxa"/>
             <w:tcBorders>
-              <w:top w:val="nil"/>
-              <w:left w:val="nil"/>
-              <w:bottom w:val="nil"/>
-              <w:right w:val="nil"/>
+              <w:top w:val="single" w:sz="4" w:space="0" w:color="auto"/>
+              <w:left w:val="single" w:sz="4" w:space="0" w:color="auto"/>
+              <w:bottom w:val="single" w:sz="4" w:space="0" w:color="auto"/>
+              <w:right w:val="single" w:sz="4" w:space="0" w:color="auto"/>
             </w:tcBorders>
+            <w:shd w:val="clear" w:color="auto" w:fill="FFFFFF"/>
             <w:tcMar>
               <w:top w:w="100" w:type="dxa"/>
               <w:left w:w="100" w:type="dxa"/>
               <w:bottom w:w="100" w:type="dxa"/>
               <w:right w:w="100" w:type="dxa"/>
             </w:tcMar>
+            <w:hideMark/>
           </w:tcPr>
           <w:p>
             <w:pPr>
               <w:spacing w:before="240" w:after="240"/>
               <w:rPr>
-                <w:rFonts w:ascii="Times New Roman" w:eastAsia="Times New Roman" w:hAnsi="Times New Roman" w:cs="Times New Roman"/>
-                <w:sz w:val="24"/>
-                <w:szCs w:val="24"/>
+                <w:rFonts w:asciiTheme="minorHAnsi" w:eastAsia="Cardo" w:hAnsiTheme="minorHAnsi" w:cs="Cardo"/>
+                <w:sz w:val="24"/>
+                <w:szCs w:val="24"/>
+                <w:lang w:val="en-US"/>
               </w:rPr>
             </w:pPr>
             <w:r>
               <w:rPr>
-                <w:rFonts w:ascii="Times New Roman" w:eastAsia="Times New Roman" w:hAnsi="Times New Roman" w:cs="Times New Roman"/>
-                <w:sz w:val="24"/>
-                <w:szCs w:val="24"/>
-              </w:rPr>
-              <w:t>So sánh các giai đoạn bằng VAR/LP hoặc kiểm định điểm gãy</w:t>
+                <w:rFonts w:asciiTheme="minorHAnsi" w:eastAsia="Cardo" w:hAnsiTheme="minorHAnsi" w:cs="Cardo"/>
+                <w:sz w:val="24"/>
+                <w:szCs w:val="24"/>
+                <w:lang w:val="en-US"/>
+              </w:rPr>
+              <w:t>Hồi quy tách mẫu, LP có tương tác Post2020, hệ số rolling 252 phiên và hiệu chỉnh Benjamini–Hochberg</w:t>
             </w:r>
           </w:p>
         </w:tc>
@@ -7758,34 +6131,46 @@
           <w:tcPr>
             <w:tcW w:w="2854" w:type="dxa"/>
             <w:tcBorders>
-              <w:top w:val="nil"/>
-              <w:left w:val="nil"/>
-              <w:bottom w:val="nil"/>
-              <w:right w:val="nil"/>
+              <w:top w:val="single" w:sz="4" w:space="0" w:color="auto"/>
+              <w:left w:val="single" w:sz="4" w:space="0" w:color="auto"/>
+              <w:bottom w:val="single" w:sz="4" w:space="0" w:color="auto"/>
+              <w:right w:val="single" w:sz="4" w:space="0" w:color="auto"/>
             </w:tcBorders>
+            <w:shd w:val="clear" w:color="auto" w:fill="FFFFFF"/>
             <w:tcMar>
               <w:top w:w="100" w:type="dxa"/>
               <w:left w:w="100" w:type="dxa"/>
               <w:bottom w:w="100" w:type="dxa"/>
               <w:right w:w="100" w:type="dxa"/>
             </w:tcMar>
+            <w:hideMark/>
           </w:tcPr>
           <w:p>
             <w:pPr>
               <w:spacing w:before="240" w:after="240"/>
               <w:rPr>
-                <w:rFonts w:ascii="Times New Roman" w:eastAsia="Times New Roman" w:hAnsi="Times New Roman" w:cs="Times New Roman"/>
-                <w:sz w:val="24"/>
-                <w:szCs w:val="24"/>
+                <w:rFonts w:asciiTheme="minorHAnsi" w:eastAsia="Cardo" w:hAnsiTheme="minorHAnsi" w:cs="Cardo"/>
+                <w:sz w:val="24"/>
+                <w:szCs w:val="24"/>
+                <w:lang w:val="en-US"/>
               </w:rPr>
             </w:pPr>
             <w:r>
               <w:rPr>
-                <w:rFonts w:ascii="Times New Roman" w:eastAsia="Times New Roman" w:hAnsi="Times New Roman" w:cs="Times New Roman"/>
-                <w:sz w:val="24"/>
-                <w:szCs w:val="24"/>
-              </w:rPr>
-              <w:t>Sự thay đổi của phản ứng giữa các giai đoạn</w:t>
+                <w:rFonts w:asciiTheme="minorHAnsi" w:eastAsia="Cardo" w:hAnsiTheme="minorHAnsi" w:cs="Cardo"/>
+                <w:sz w:val="24"/>
+                <w:szCs w:val="24"/>
+              </w:rPr>
+              <w:t xml:space="preserve">Kiểm định trực tiếp chênh lệch hệ số giữa hai giai đoạn; báo cáo hệ số ước lượng, khoảng tin cậy, p-value gốc và q-value sau hiệu chỉnh </w:t>
+            </w:r>
+            <w:r>
+              <w:rPr>
+                <w:rFonts w:asciiTheme="minorHAnsi" w:eastAsia="Cardo" w:hAnsiTheme="minorHAnsi" w:cs="Cardo"/>
+                <w:sz w:val="24"/>
+                <w:szCs w:val="24"/>
+              </w:rPr>
+              <w:lastRenderedPageBreak/>
+              <w:t>Benjamini–Hochberg. Phân biệt kết quả hồi quy tách mẫu, hồi quy tương tác và phân tích rolling nếu sử dụng nhiều đặc tả.</w:t>
             </w:r>
           </w:p>
         </w:tc>
@@ -7798,34 +6183,39 @@
           <w:tcPr>
             <w:tcW w:w="3013" w:type="dxa"/>
             <w:tcBorders>
-              <w:top w:val="nil"/>
-              <w:left w:val="nil"/>
-              <w:bottom w:val="nil"/>
-              <w:right w:val="nil"/>
+              <w:top w:val="single" w:sz="4" w:space="0" w:color="auto"/>
+              <w:left w:val="single" w:sz="4" w:space="0" w:color="auto"/>
+              <w:bottom w:val="single" w:sz="4" w:space="0" w:color="auto"/>
+              <w:right w:val="single" w:sz="4" w:space="0" w:color="auto"/>
             </w:tcBorders>
+            <w:shd w:val="clear" w:color="auto" w:fill="FFFFFF"/>
             <w:tcMar>
               <w:top w:w="100" w:type="dxa"/>
               <w:left w:w="100" w:type="dxa"/>
               <w:bottom w:w="100" w:type="dxa"/>
               <w:right w:w="100" w:type="dxa"/>
             </w:tcMar>
+            <w:hideMark/>
           </w:tcPr>
           <w:p>
             <w:pPr>
               <w:spacing w:before="240" w:after="240"/>
               <w:rPr>
-                <w:rFonts w:ascii="Times New Roman" w:eastAsia="Times New Roman" w:hAnsi="Times New Roman" w:cs="Times New Roman"/>
-                <w:sz w:val="24"/>
-                <w:szCs w:val="24"/>
+                <w:rFonts w:asciiTheme="minorHAnsi" w:eastAsia="Cardo" w:hAnsiTheme="minorHAnsi" w:cs="Cardo"/>
+                <w:sz w:val="24"/>
+                <w:szCs w:val="24"/>
+                <w:lang w:val="en-US"/>
               </w:rPr>
             </w:pPr>
             <w:r>
               <w:rPr>
-                <w:rFonts w:ascii="Times New Roman" w:eastAsia="Times New Roman" w:hAnsi="Times New Roman" w:cs="Times New Roman"/>
-                <w:sz w:val="24"/>
-                <w:szCs w:val="24"/>
-              </w:rPr>
-              <w:t>RQ4. Transmission có mạnh hơn trong stress/high-volatility regimes không?</w:t>
+                <w:rFonts w:asciiTheme="minorHAnsi" w:eastAsia="Cardo" w:hAnsiTheme="minorHAnsi" w:cs="Cardo"/>
+                <w:sz w:val="24"/>
+                <w:szCs w:val="24"/>
+                <w:lang w:val="en-US"/>
+              </w:rPr>
+              <w:lastRenderedPageBreak/>
+              <w:t>RQ4. Các hệ số có khác giữa Calm và Stress không?</w:t>
             </w:r>
           </w:p>
         </w:tc>
@@ -7833,122 +6223,38 @@
           <w:tcPr>
             <w:tcW w:w="3157" w:type="dxa"/>
             <w:tcBorders>
-              <w:top w:val="nil"/>
-              <w:left w:val="nil"/>
-              <w:bottom w:val="nil"/>
-              <w:right w:val="nil"/>
+              <w:top w:val="single" w:sz="4" w:space="0" w:color="auto"/>
+              <w:left w:val="single" w:sz="4" w:space="0" w:color="auto"/>
+              <w:bottom w:val="single" w:sz="4" w:space="0" w:color="auto"/>
+              <w:right w:val="single" w:sz="4" w:space="0" w:color="auto"/>
             </w:tcBorders>
+            <w:shd w:val="clear" w:color="auto" w:fill="FFFFFF"/>
             <w:tcMar>
               <w:top w:w="100" w:type="dxa"/>
               <w:left w:w="100" w:type="dxa"/>
               <w:bottom w:w="100" w:type="dxa"/>
               <w:right w:w="100" w:type="dxa"/>
             </w:tcMar>
+            <w:hideMark/>
           </w:tcPr>
           <w:p>
             <w:pPr>
               <w:spacing w:before="240" w:after="240"/>
               <w:rPr>
-                <w:rFonts w:ascii="Times New Roman" w:eastAsia="Times New Roman" w:hAnsi="Times New Roman" w:cs="Times New Roman"/>
-                <w:sz w:val="24"/>
-                <w:szCs w:val="24"/>
+                <w:rFonts w:asciiTheme="minorHAnsi" w:eastAsia="Cardo" w:hAnsiTheme="minorHAnsi" w:cs="Cardo"/>
+                <w:sz w:val="24"/>
+                <w:szCs w:val="24"/>
+                <w:lang w:val="en-US"/>
               </w:rPr>
             </w:pPr>
             <w:r>
               <w:rPr>
-                <w:rFonts w:ascii="Times New Roman" w:eastAsia="Times New Roman" w:hAnsi="Times New Roman" w:cs="Times New Roman"/>
-                <w:sz w:val="24"/>
-                <w:szCs w:val="24"/>
-              </w:rPr>
-              <w:t xml:space="preserve">LP có biến tương tác </w:t>
-            </w:r>
-            <m:oMath>
-              <m:r>
-                <w:rPr>
-                  <w:rFonts w:ascii="Times New Roman" w:eastAsia="Times New Roman" w:hAnsi="Times New Roman" w:cs="Times New Roman"/>
-                  <w:sz w:val="24"/>
-                  <w:szCs w:val="24"/>
-                </w:rPr>
-                <m:t>Shoc</m:t>
-              </m:r>
-              <m:sSub>
-                <m:sSubPr>
-                  <m:ctrlPr>
-                    <w:rPr>
-                      <w:rFonts w:ascii="Times New Roman" w:eastAsia="Times New Roman" w:hAnsi="Times New Roman" w:cs="Times New Roman"/>
-                      <w:sz w:val="24"/>
-                      <w:szCs w:val="24"/>
-                    </w:rPr>
-                  </m:ctrlPr>
-                </m:sSubPr>
-                <m:e>
-                  <m:r>
-                    <w:rPr>
-                      <w:rFonts w:ascii="Times New Roman" w:eastAsia="Times New Roman" w:hAnsi="Times New Roman" w:cs="Times New Roman"/>
-                      <w:sz w:val="24"/>
-                      <w:szCs w:val="24"/>
-                    </w:rPr>
-                    <m:t>k</m:t>
-                  </m:r>
-                </m:e>
-                <m:sub>
-                  <m:r>
-                    <w:rPr>
-                      <w:rFonts w:ascii="Times New Roman" w:eastAsia="Times New Roman" w:hAnsi="Times New Roman" w:cs="Times New Roman"/>
-                      <w:sz w:val="24"/>
-                      <w:szCs w:val="24"/>
-                    </w:rPr>
-                    <m:t>t</m:t>
-                  </m:r>
-                </m:sub>
-              </m:sSub>
-              <m:r>
-                <w:rPr>
-                  <w:rFonts w:ascii="Times New Roman" w:eastAsia="Times New Roman" w:hAnsi="Times New Roman" w:cs="Times New Roman"/>
-                  <w:sz w:val="24"/>
-                  <w:szCs w:val="24"/>
-                </w:rPr>
-                <m:t>×Stres</m:t>
-              </m:r>
-              <m:sSub>
-                <m:sSubPr>
-                  <m:ctrlPr>
-                    <w:rPr>
-                      <w:rFonts w:ascii="Times New Roman" w:eastAsia="Times New Roman" w:hAnsi="Times New Roman" w:cs="Times New Roman"/>
-                      <w:sz w:val="24"/>
-                      <w:szCs w:val="24"/>
-                    </w:rPr>
-                  </m:ctrlPr>
-                </m:sSubPr>
-                <m:e>
-                  <m:r>
-                    <w:rPr>
-                      <w:rFonts w:ascii="Times New Roman" w:eastAsia="Times New Roman" w:hAnsi="Times New Roman" w:cs="Times New Roman"/>
-                      <w:sz w:val="24"/>
-                      <w:szCs w:val="24"/>
-                    </w:rPr>
-                    <m:t>s</m:t>
-                  </m:r>
-                </m:e>
-                <m:sub>
-                  <m:r>
-                    <w:rPr>
-                      <w:rFonts w:ascii="Times New Roman" w:eastAsia="Times New Roman" w:hAnsi="Times New Roman" w:cs="Times New Roman"/>
-                      <w:sz w:val="24"/>
-                      <w:szCs w:val="24"/>
-                    </w:rPr>
-                    <m:t>t</m:t>
-                  </m:r>
-                </m:sub>
-              </m:sSub>
-            </m:oMath>
-            <w:r>
-              <w:rPr>
-                <w:rFonts w:ascii="Times New Roman" w:eastAsia="Times New Roman" w:hAnsi="Times New Roman" w:cs="Times New Roman"/>
-                <w:sz w:val="24"/>
-                <w:szCs w:val="24"/>
-              </w:rPr>
-              <w:t>; có thể mở rộng bằng mô hình theo chế độ</w:t>
+                <w:rFonts w:asciiTheme="minorHAnsi" w:eastAsia="Cardo" w:hAnsiTheme="minorHAnsi" w:cs="Cardo"/>
+                <w:sz w:val="24"/>
+                <w:szCs w:val="24"/>
+                <w:lang w:val="en-US"/>
+              </w:rPr>
+              <w:t>LP có tương tác trạng thái; Stress cơ sở dùng VIX phiên vĩ mô trước ≥30; kiểm tra độ nhạy ngưỡng 25 và 35</w:t>
             </w:r>
           </w:p>
         </w:tc>
@@ -7956,34 +6262,38 @@
           <w:tcPr>
             <w:tcW w:w="2854" w:type="dxa"/>
             <w:tcBorders>
-              <w:top w:val="nil"/>
-              <w:left w:val="nil"/>
-              <w:bottom w:val="nil"/>
-              <w:right w:val="nil"/>
+              <w:top w:val="single" w:sz="4" w:space="0" w:color="auto"/>
+              <w:left w:val="single" w:sz="4" w:space="0" w:color="auto"/>
+              <w:bottom w:val="single" w:sz="4" w:space="0" w:color="auto"/>
+              <w:right w:val="single" w:sz="4" w:space="0" w:color="auto"/>
             </w:tcBorders>
+            <w:shd w:val="clear" w:color="auto" w:fill="FFFFFF"/>
             <w:tcMar>
               <w:top w:w="100" w:type="dxa"/>
               <w:left w:w="100" w:type="dxa"/>
               <w:bottom w:w="100" w:type="dxa"/>
               <w:right w:w="100" w:type="dxa"/>
             </w:tcMar>
+            <w:hideMark/>
           </w:tcPr>
           <w:p>
             <w:pPr>
               <w:spacing w:before="240" w:after="240"/>
               <w:rPr>
-                <w:rFonts w:ascii="Times New Roman" w:eastAsia="Times New Roman" w:hAnsi="Times New Roman" w:cs="Times New Roman"/>
-                <w:sz w:val="24"/>
-                <w:szCs w:val="24"/>
+                <w:rFonts w:asciiTheme="minorHAnsi" w:eastAsia="Cardo" w:hAnsiTheme="minorHAnsi" w:cs="Cardo"/>
+                <w:sz w:val="24"/>
+                <w:szCs w:val="24"/>
+                <w:lang w:val="en-US"/>
               </w:rPr>
             </w:pPr>
             <w:r>
               <w:rPr>
-                <w:rFonts w:ascii="Times New Roman" w:eastAsia="Times New Roman" w:hAnsi="Times New Roman" w:cs="Times New Roman"/>
-                <w:sz w:val="24"/>
-                <w:szCs w:val="24"/>
-              </w:rPr>
-              <w:t>Sự khác biệt trong phản ứng giữa trạng thái bình thường và căng thẳng</w:t>
+                <w:rFonts w:asciiTheme="minorHAnsi" w:eastAsia="Cardo" w:hAnsiTheme="minorHAnsi" w:cs="Cardo"/>
+                <w:sz w:val="24"/>
+                <w:szCs w:val="24"/>
+                <w:lang w:val="en-US"/>
+              </w:rPr>
+              <w:t>Chênh lệch hệ số, khoảng tin cậy và kết quả sau hiệu chỉnh FDR</w:t>
             </w:r>
           </w:p>
         </w:tc>
@@ -7996,35 +6306,38 @@
           <w:tcPr>
             <w:tcW w:w="3013" w:type="dxa"/>
             <w:tcBorders>
-              <w:top w:val="nil"/>
-              <w:left w:val="nil"/>
-              <w:bottom w:val="nil"/>
-              <w:right w:val="nil"/>
+              <w:top w:val="single" w:sz="4" w:space="0" w:color="auto"/>
+              <w:left w:val="single" w:sz="4" w:space="0" w:color="auto"/>
+              <w:bottom w:val="single" w:sz="4" w:space="0" w:color="auto"/>
+              <w:right w:val="single" w:sz="4" w:space="0" w:color="auto"/>
             </w:tcBorders>
+            <w:shd w:val="clear" w:color="auto" w:fill="FFFFFF"/>
             <w:tcMar>
               <w:top w:w="100" w:type="dxa"/>
               <w:left w:w="100" w:type="dxa"/>
               <w:bottom w:w="100" w:type="dxa"/>
               <w:right w:w="100" w:type="dxa"/>
             </w:tcMar>
+            <w:hideMark/>
           </w:tcPr>
           <w:p>
             <w:pPr>
               <w:spacing w:before="240" w:after="240"/>
               <w:rPr>
-                <w:rFonts w:ascii="Times New Roman" w:eastAsia="Times New Roman" w:hAnsi="Times New Roman" w:cs="Times New Roman"/>
-                <w:sz w:val="24"/>
-                <w:szCs w:val="24"/>
+                <w:rFonts w:asciiTheme="minorHAnsi" w:eastAsia="Cardo" w:hAnsiTheme="minorHAnsi" w:cs="Cardo"/>
+                <w:sz w:val="24"/>
+                <w:szCs w:val="24"/>
+                <w:lang w:val="en-US"/>
               </w:rPr>
             </w:pPr>
             <w:r>
               <w:rPr>
-                <w:rFonts w:ascii="Times New Roman" w:eastAsia="Times New Roman" w:hAnsi="Times New Roman" w:cs="Times New Roman"/>
-                <w:sz w:val="24"/>
-                <w:szCs w:val="24"/>
-              </w:rPr>
-              <w:lastRenderedPageBreak/>
-              <w:t>RQ5. Global variables có cải thiện dự báo rủi ro crypto ngoài mẫu không?</w:t>
+                <w:rFonts w:asciiTheme="minorHAnsi" w:eastAsia="Cardo" w:hAnsiTheme="minorHAnsi" w:cs="Cardo"/>
+                <w:sz w:val="24"/>
+                <w:szCs w:val="24"/>
+                <w:lang w:val="en-US"/>
+              </w:rPr>
+              <w:t>RQ5. Biến vĩ mô có cải thiện dự báo độ lớn lợi suất ngày kế tiếp không?</w:t>
             </w:r>
           </w:p>
         </w:tc>
@@ -8032,34 +6345,38 @@
           <w:tcPr>
             <w:tcW w:w="3157" w:type="dxa"/>
             <w:tcBorders>
-              <w:top w:val="nil"/>
-              <w:left w:val="nil"/>
-              <w:bottom w:val="nil"/>
-              <w:right w:val="nil"/>
+              <w:top w:val="single" w:sz="4" w:space="0" w:color="auto"/>
+              <w:left w:val="single" w:sz="4" w:space="0" w:color="auto"/>
+              <w:bottom w:val="single" w:sz="4" w:space="0" w:color="auto"/>
+              <w:right w:val="single" w:sz="4" w:space="0" w:color="auto"/>
             </w:tcBorders>
+            <w:shd w:val="clear" w:color="auto" w:fill="FFFFFF"/>
             <w:tcMar>
               <w:top w:w="100" w:type="dxa"/>
               <w:left w:w="100" w:type="dxa"/>
               <w:bottom w:w="100" w:type="dxa"/>
               <w:right w:w="100" w:type="dxa"/>
             </w:tcMar>
+            <w:hideMark/>
           </w:tcPr>
           <w:p>
             <w:pPr>
               <w:spacing w:before="240" w:after="240"/>
               <w:rPr>
-                <w:rFonts w:ascii="Times New Roman" w:eastAsia="Times New Roman" w:hAnsi="Times New Roman" w:cs="Times New Roman"/>
-                <w:sz w:val="24"/>
-                <w:szCs w:val="24"/>
+                <w:rFonts w:asciiTheme="minorHAnsi" w:eastAsia="Cardo" w:hAnsiTheme="minorHAnsi" w:cs="Cardo"/>
+                <w:sz w:val="24"/>
+                <w:szCs w:val="24"/>
+                <w:lang w:val="en-US"/>
               </w:rPr>
             </w:pPr>
             <w:r>
               <w:rPr>
-                <w:rFonts w:ascii="Times New Roman" w:eastAsia="Times New Roman" w:hAnsi="Times New Roman" w:cs="Times New Roman"/>
-                <w:sz w:val="24"/>
-                <w:szCs w:val="24"/>
-              </w:rPr>
-              <w:t>Elastic Net, XGBoost, LightGBM và benchmark</w:t>
+                <w:rFonts w:asciiTheme="minorHAnsi" w:eastAsia="Cardo" w:hAnsiTheme="minorHAnsi" w:cs="Cardo"/>
+                <w:sz w:val="24"/>
+                <w:szCs w:val="24"/>
+                <w:lang w:val="en-US"/>
+              </w:rPr>
+              <w:t>Benchmark trung bình lịch sử 30 ngày; Elastic Net và XGBoost; so sánh Crypto-only (40 đặc trưng) với Crypto + Macro (52 đặc trưng)</w:t>
             </w:r>
           </w:p>
         </w:tc>
@@ -8067,34 +6384,38 @@
           <w:tcPr>
             <w:tcW w:w="2854" w:type="dxa"/>
             <w:tcBorders>
-              <w:top w:val="nil"/>
-              <w:left w:val="nil"/>
-              <w:bottom w:val="nil"/>
-              <w:right w:val="nil"/>
+              <w:top w:val="single" w:sz="4" w:space="0" w:color="auto"/>
+              <w:left w:val="single" w:sz="4" w:space="0" w:color="auto"/>
+              <w:bottom w:val="single" w:sz="4" w:space="0" w:color="auto"/>
+              <w:right w:val="single" w:sz="4" w:space="0" w:color="auto"/>
             </w:tcBorders>
+            <w:shd w:val="clear" w:color="auto" w:fill="FFFFFF"/>
             <w:tcMar>
               <w:top w:w="100" w:type="dxa"/>
               <w:left w:w="100" w:type="dxa"/>
               <w:bottom w:w="100" w:type="dxa"/>
               <w:right w:w="100" w:type="dxa"/>
             </w:tcMar>
+            <w:hideMark/>
           </w:tcPr>
           <w:p>
             <w:pPr>
               <w:spacing w:before="240" w:after="240"/>
               <w:rPr>
-                <w:rFonts w:ascii="Times New Roman" w:eastAsia="Times New Roman" w:hAnsi="Times New Roman" w:cs="Times New Roman"/>
-                <w:sz w:val="24"/>
-                <w:szCs w:val="24"/>
+                <w:rFonts w:asciiTheme="minorHAnsi" w:eastAsia="Cardo" w:hAnsiTheme="minorHAnsi" w:cs="Cardo"/>
+                <w:sz w:val="24"/>
+                <w:szCs w:val="24"/>
+                <w:lang w:val="en-US"/>
               </w:rPr>
             </w:pPr>
             <w:r>
               <w:rPr>
-                <w:rFonts w:ascii="Times New Roman" w:eastAsia="Times New Roman" w:hAnsi="Times New Roman" w:cs="Times New Roman"/>
-                <w:sz w:val="24"/>
-                <w:szCs w:val="24"/>
-              </w:rPr>
-              <w:t>So sánh chất lượng dự báo ngoài mẫu giữa mô hình cơ sở và mô hình có biến to</w:t>
+                <w:rFonts w:asciiTheme="minorHAnsi" w:eastAsia="Cardo" w:hAnsiTheme="minorHAnsi" w:cs="Cardo"/>
+                <w:sz w:val="24"/>
+                <w:szCs w:val="24"/>
+                <w:lang w:val="en-US"/>
+              </w:rPr>
+              <w:t>MAE, RMSE và bootstrap theo khối thời gian cho chênh lệch MAE trên tập kiểm tra năm 2025</w:t>
             </w:r>
           </w:p>
         </w:tc>
@@ -8104,29 +6425,14 @@
       <w:pPr>
         <w:spacing w:before="240" w:after="240"/>
         <w:rPr>
-          <w:rFonts w:ascii="Times New Roman" w:eastAsia="Times New Roman" w:hAnsi="Times New Roman" w:cs="Times New Roman"/>
-          <w:sz w:val="24"/>
-          <w:szCs w:val="24"/>
-        </w:rPr>
-      </w:pPr>
-      <w:r>
-        <w:rPr>
-          <w:rFonts w:ascii="Cardo" w:eastAsia="Cardo" w:hAnsi="Cardo" w:cs="Cardo"/>
+          <w:rFonts w:asciiTheme="minorHAnsi" w:eastAsia="Cardo" w:hAnsiTheme="minorHAnsi" w:cs="Cardo"/>
           <w:b/>
           <w:bCs/>
           <w:sz w:val="24"/>
           <w:szCs w:val="24"/>
-        </w:rPr>
-        <w:t xml:space="preserve">→ </w:t>
-      </w:r>
-      <w:r>
-        <w:rPr>
-          <w:rFonts w:ascii="Times New Roman" w:eastAsia="Times New Roman" w:hAnsi="Times New Roman" w:cs="Times New Roman"/>
-          <w:sz w:val="24"/>
-          <w:szCs w:val="24"/>
-        </w:rPr>
-        <w:t>Các phương pháp trên là cấu hình dự kiến dựa theo ĐỀ, không phải năm mô hình bắt buộc độc lập. Một mô hình có thể phục vụ nhiều giả thuyết.</w:t>
-      </w:r>
+          <w:lang w:val="en-US"/>
+        </w:rPr>
+      </w:pPr>
     </w:p>
     <w:p>
       <w:pPr>
@@ -8324,7 +6630,16 @@
           <w:sz w:val="24"/>
           <w:szCs w:val="24"/>
         </w:rPr>
-        <w:t>5. Kyriazis, N., và cộng sự (2023). Monetary Policy, Digital Assets, and DeFi Activity. arX</w:t>
+        <w:t>5. Kyriazis, N., và cộng sự (2023). Monetary Policy, Digital Assets, and DeFi Activity</w:t>
+      </w:r>
+      <w:r>
+        <w:rPr>
+          <w:rFonts w:ascii="Times New Roman" w:eastAsia="Times New Roman" w:hAnsi="Times New Roman" w:cs="Times New Roman"/>
+          <w:sz w:val="24"/>
+          <w:szCs w:val="24"/>
+          <w:lang w:val="en-US"/>
+        </w:rPr>
+        <w:t>.</w:t>
       </w:r>
       <w:r>
         <w:rPr>
@@ -8343,25 +6658,7 @@
             <w:sz w:val="24"/>
             <w:szCs w:val="24"/>
           </w:rPr>
-          <w:t>https://arxi</w:t>
-        </w:r>
-        <w:r>
-          <w:rPr>
-            <w:rStyle w:val="Hyperlink"/>
-            <w:rFonts w:ascii="Times New Roman" w:eastAsia="Times New Roman" w:hAnsi="Times New Roman" w:cs="Times New Roman"/>
-            <w:sz w:val="24"/>
-            <w:szCs w:val="24"/>
-          </w:rPr>
-          <w:t>v</w:t>
-        </w:r>
-        <w:r>
-          <w:rPr>
-            <w:rStyle w:val="Hyperlink"/>
-            <w:rFonts w:ascii="Times New Roman" w:eastAsia="Times New Roman" w:hAnsi="Times New Roman" w:cs="Times New Roman"/>
-            <w:sz w:val="24"/>
-            <w:szCs w:val="24"/>
-          </w:rPr>
-          <w:t>.org/pdf/2302.10252</w:t>
+          <w:t>https://arxiv.org/pdf/2302.10252</w:t>
         </w:r>
         <w:r>
           <w:rPr>
@@ -8419,7 +6716,16 @@
           <w:sz w:val="24"/>
           <w:szCs w:val="24"/>
         </w:rPr>
-        <w:t>7. Yae, J., &amp; Tian, Y. (2022). Out-of-sample forecasting of cryptocurrency returns: A comprehensive comparison of predictors and algorithms. Physica A: Statistical Mechanics and its Applications, 598, 127379.</w:t>
+        <w:t xml:space="preserve">7. Yae, J., &amp; Tian, Y. (2022). Out-of-sample forecasting of cryptocurrency returns: A comprehensive comparison of predictors and algorithms. Physica A: Statistical Mechanics </w:t>
+      </w:r>
+      <w:r>
+        <w:rPr>
+          <w:rFonts w:ascii="Times New Roman" w:eastAsia="Times New Roman" w:hAnsi="Times New Roman" w:cs="Times New Roman"/>
+          <w:sz w:val="24"/>
+          <w:szCs w:val="24"/>
+        </w:rPr>
+        <w:lastRenderedPageBreak/>
+        <w:t>and its Applications, 598, 127379.</w:t>
       </w:r>
       <w:hyperlink r:id="rId16">
         <w:r>
@@ -8453,14 +6759,6 @@
           <w:br/>
         </w:r>
       </w:hyperlink>
-      <w:r>
-        <w:rPr>
-          <w:rFonts w:ascii="Times New Roman" w:eastAsia="Times New Roman" w:hAnsi="Times New Roman" w:cs="Times New Roman"/>
-          <w:sz w:val="24"/>
-          <w:szCs w:val="24"/>
-        </w:rPr>
-        <w:t xml:space="preserve"> làm cho bộ tài liệu này đi</w:t>
-      </w:r>
     </w:p>
     <w:p>
       <w:pPr>
@@ -8935,6 +7233,155 @@
       </w:rPr>
     </w:lvl>
   </w:abstractNum>
+  <w:abstractNum w:abstractNumId="4" w15:restartNumberingAfterBreak="0">
+    <w:nsid w:val="47097A1A"/>
+    <w:multiLevelType w:val="multilevel"/>
+    <w:tmpl w:val="FFA85FF2"/>
+    <w:lvl w:ilvl="0">
+      <w:start w:val="1"/>
+      <w:numFmt w:val="bullet"/>
+      <w:lvlText w:val=""/>
+      <w:lvlJc w:val="left"/>
+      <w:pPr>
+        <w:tabs>
+          <w:tab w:val="num" w:pos="720"/>
+        </w:tabs>
+        <w:ind w:left="720" w:hanging="360"/>
+      </w:pPr>
+      <w:rPr>
+        <w:rFonts w:ascii="Symbol" w:hAnsi="Symbol" w:hint="default"/>
+        <w:sz w:val="20"/>
+      </w:rPr>
+    </w:lvl>
+    <w:lvl w:ilvl="1" w:tentative="1">
+      <w:start w:val="1"/>
+      <w:numFmt w:val="bullet"/>
+      <w:lvlText w:val="o"/>
+      <w:lvlJc w:val="left"/>
+      <w:pPr>
+        <w:tabs>
+          <w:tab w:val="num" w:pos="1440"/>
+        </w:tabs>
+        <w:ind w:left="1440" w:hanging="360"/>
+      </w:pPr>
+      <w:rPr>
+        <w:rFonts w:ascii="Courier New" w:hAnsi="Courier New" w:hint="default"/>
+        <w:sz w:val="20"/>
+      </w:rPr>
+    </w:lvl>
+    <w:lvl w:ilvl="2" w:tentative="1">
+      <w:start w:val="1"/>
+      <w:numFmt w:val="bullet"/>
+      <w:lvlText w:val=""/>
+      <w:lvlJc w:val="left"/>
+      <w:pPr>
+        <w:tabs>
+          <w:tab w:val="num" w:pos="2160"/>
+        </w:tabs>
+        <w:ind w:left="2160" w:hanging="360"/>
+      </w:pPr>
+      <w:rPr>
+        <w:rFonts w:ascii="Wingdings" w:hAnsi="Wingdings" w:hint="default"/>
+        <w:sz w:val="20"/>
+      </w:rPr>
+    </w:lvl>
+    <w:lvl w:ilvl="3" w:tentative="1">
+      <w:start w:val="1"/>
+      <w:numFmt w:val="bullet"/>
+      <w:lvlText w:val=""/>
+      <w:lvlJc w:val="left"/>
+      <w:pPr>
+        <w:tabs>
+          <w:tab w:val="num" w:pos="2880"/>
+        </w:tabs>
+        <w:ind w:left="2880" w:hanging="360"/>
+      </w:pPr>
+      <w:rPr>
+        <w:rFonts w:ascii="Wingdings" w:hAnsi="Wingdings" w:hint="default"/>
+        <w:sz w:val="20"/>
+      </w:rPr>
+    </w:lvl>
+    <w:lvl w:ilvl="4" w:tentative="1">
+      <w:start w:val="1"/>
+      <w:numFmt w:val="bullet"/>
+      <w:lvlText w:val=""/>
+      <w:lvlJc w:val="left"/>
+      <w:pPr>
+        <w:tabs>
+          <w:tab w:val="num" w:pos="3600"/>
+        </w:tabs>
+        <w:ind w:left="3600" w:hanging="360"/>
+      </w:pPr>
+      <w:rPr>
+        <w:rFonts w:ascii="Wingdings" w:hAnsi="Wingdings" w:hint="default"/>
+        <w:sz w:val="20"/>
+      </w:rPr>
+    </w:lvl>
+    <w:lvl w:ilvl="5" w:tentative="1">
+      <w:start w:val="1"/>
+      <w:numFmt w:val="bullet"/>
+      <w:lvlText w:val=""/>
+      <w:lvlJc w:val="left"/>
+      <w:pPr>
+        <w:tabs>
+          <w:tab w:val="num" w:pos="4320"/>
+        </w:tabs>
+        <w:ind w:left="4320" w:hanging="360"/>
+      </w:pPr>
+      <w:rPr>
+        <w:rFonts w:ascii="Wingdings" w:hAnsi="Wingdings" w:hint="default"/>
+        <w:sz w:val="20"/>
+      </w:rPr>
+    </w:lvl>
+    <w:lvl w:ilvl="6" w:tentative="1">
+      <w:start w:val="1"/>
+      <w:numFmt w:val="bullet"/>
+      <w:lvlText w:val=""/>
+      <w:lvlJc w:val="left"/>
+      <w:pPr>
+        <w:tabs>
+          <w:tab w:val="num" w:pos="5040"/>
+        </w:tabs>
+        <w:ind w:left="5040" w:hanging="360"/>
+      </w:pPr>
+      <w:rPr>
+        <w:rFonts w:ascii="Wingdings" w:hAnsi="Wingdings" w:hint="default"/>
+        <w:sz w:val="20"/>
+      </w:rPr>
+    </w:lvl>
+    <w:lvl w:ilvl="7" w:tentative="1">
+      <w:start w:val="1"/>
+      <w:numFmt w:val="bullet"/>
+      <w:lvlText w:val=""/>
+      <w:lvlJc w:val="left"/>
+      <w:pPr>
+        <w:tabs>
+          <w:tab w:val="num" w:pos="5760"/>
+        </w:tabs>
+        <w:ind w:left="5760" w:hanging="360"/>
+      </w:pPr>
+      <w:rPr>
+        <w:rFonts w:ascii="Wingdings" w:hAnsi="Wingdings" w:hint="default"/>
+        <w:sz w:val="20"/>
+      </w:rPr>
+    </w:lvl>
+    <w:lvl w:ilvl="8" w:tentative="1">
+      <w:start w:val="1"/>
+      <w:numFmt w:val="bullet"/>
+      <w:lvlText w:val=""/>
+      <w:lvlJc w:val="left"/>
+      <w:pPr>
+        <w:tabs>
+          <w:tab w:val="num" w:pos="6480"/>
+        </w:tabs>
+        <w:ind w:left="6480" w:hanging="360"/>
+      </w:pPr>
+      <w:rPr>
+        <w:rFonts w:ascii="Wingdings" w:hAnsi="Wingdings" w:hint="default"/>
+        <w:sz w:val="20"/>
+      </w:rPr>
+    </w:lvl>
+  </w:abstractNum>
   <w:num w:numId="1" w16cid:durableId="1786263791">
     <w:abstractNumId w:val="2"/>
   </w:num>
@@ -8946,6 +7393,9 @@
   </w:num>
   <w:num w:numId="4" w16cid:durableId="222252204">
     <w:abstractNumId w:val="3"/>
+  </w:num>
+  <w:num w:numId="5" w16cid:durableId="565147528">
+    <w:abstractNumId w:val="4"/>
   </w:num>
 </w:numbering>
 </file>
@@ -9465,7 +7915,6 @@
   <w:style w:type="character" w:default="1" w:styleId="DefaultParagraphFont">
     <w:name w:val="Default Paragraph Font"/>
     <w:uiPriority w:val="1"/>
-    <w:semiHidden/>
     <w:unhideWhenUsed/>
   </w:style>
   <w:style w:type="table" w:default="1" w:styleId="TableNormal">
@@ -9596,6 +8045,29 @@
     <w:rPr>
       <w:color w:val="605E5C"/>
       <w:shd w:val="clear" w:color="auto" w:fill="E1DFDD"/>
+    </w:rPr>
+  </w:style>
+  <w:style w:type="paragraph" w:styleId="NormalWeb">
+    <w:name w:val="Normal (Web)"/>
+    <w:basedOn w:val="Normal"/>
+    <w:uiPriority w:val="99"/>
+    <w:semiHidden/>
+    <w:unhideWhenUsed/>
+    <w:rsid w:val="00BD4DA3"/>
+    <w:rPr>
+      <w:rFonts w:ascii="Times New Roman" w:hAnsi="Times New Roman" w:cs="Times New Roman"/>
+      <w:sz w:val="24"/>
+      <w:szCs w:val="24"/>
+    </w:rPr>
+  </w:style>
+  <w:style w:type="character" w:styleId="PlaceholderText">
+    <w:name w:val="Placeholder Text"/>
+    <w:basedOn w:val="DefaultParagraphFont"/>
+    <w:uiPriority w:val="99"/>
+    <w:semiHidden/>
+    <w:rsid w:val="00621EE5"/>
+    <w:rPr>
+      <w:color w:val="666666"/>
     </w:rPr>
   </w:style>
 </w:styles>
